--- a/Документы/Задание_Кравцов_М.В.docx
+++ b/Документы/Задание_Кравцов_М.В.docx
@@ -245,7 +245,6 @@
           <w:b w:val="0"/>
           <w:sz w:val="20"/>
           <w:szCs w:val="20"/>
-          <w:lang w:val="en-US"/>
         </w:rPr>
       </w:pPr>
     </w:p>
@@ -1452,22 +1451,6 @@
         </w:rPr>
         <w:tab/>
       </w:r>
-      <w:r>
-        <w:rPr>
-          <w:sz w:val="24"/>
-          <w:u w:val="single"/>
-          <w:lang w:val="ru-RU"/>
-        </w:rPr>
-        <w:t xml:space="preserve">       </w:t>
-      </w:r>
-      <w:r>
-        <w:rPr>
-          <w:sz w:val="24"/>
-          <w:u w:val="single"/>
-          <w:lang w:val="ru-RU"/>
-        </w:rPr>
-        <w:tab/>
-      </w:r>
     </w:p>
     <w:p>
       <w:pPr>
@@ -1702,6 +1685,7 @@
     <w:p>
       <w:pPr>
         <w:ind w:right="-1"/>
+        <w:jc w:val="both"/>
         <w:rPr>
           <w:rFonts w:ascii="Times New Roman" w:hAnsi="Times New Roman"/>
           <w:sz w:val="24"/>
@@ -1738,31 +1722,7 @@
           <w:sz w:val="24"/>
           <w:u w:val="single"/>
         </w:rPr>
-        <w:t>Разработать систему</w:t>
-      </w:r>
-      <w:r>
-        <w:rPr>
-          <w:rFonts w:ascii="Times New Roman" w:hAnsi="Times New Roman"/>
-          <w:sz w:val="24"/>
-          <w:u w:val="single"/>
-        </w:rPr>
-        <w:tab/>
-      </w:r>
-      <w:r>
-        <w:rPr>
-          <w:rFonts w:ascii="Times New Roman" w:hAnsi="Times New Roman"/>
-          <w:sz w:val="24"/>
-          <w:u w:val="single"/>
-        </w:rPr>
-        <w:tab/>
-      </w:r>
-      <w:r>
-        <w:rPr>
-          <w:rFonts w:ascii="Times New Roman" w:hAnsi="Times New Roman"/>
-          <w:sz w:val="24"/>
-          <w:u w:val="single"/>
-        </w:rPr>
-        <w:t xml:space="preserve"> детекции препятствий с использованием алгоритмов машинного обучения</w:t>
+        <w:t>Разработать систему детекции препятствий с использованием алгоритмов машинного обучения</w:t>
       </w:r>
       <w:r>
         <w:rPr>
@@ -1786,31 +1746,7 @@
           <w:sz w:val="24"/>
           <w:u w:val="single"/>
         </w:rPr>
-        <w:t>Провести тестирование системы и</w:t>
-      </w:r>
-      <w:r>
-        <w:rPr>
-          <w:rFonts w:ascii="Times New Roman" w:hAnsi="Times New Roman"/>
-          <w:sz w:val="24"/>
-          <w:u w:val="single"/>
-        </w:rPr>
-        <w:tab/>
-      </w:r>
-      <w:r>
-        <w:rPr>
-          <w:rFonts w:ascii="Times New Roman" w:hAnsi="Times New Roman"/>
-          <w:sz w:val="24"/>
-          <w:u w:val="single"/>
-        </w:rPr>
-        <w:tab/>
-      </w:r>
-      <w:r>
-        <w:rPr>
-          <w:rFonts w:ascii="Times New Roman" w:hAnsi="Times New Roman"/>
-          <w:sz w:val="24"/>
-          <w:u w:val="single"/>
-        </w:rPr>
-        <w:t xml:space="preserve"> оценить её точность и надёжность в условиях симуляции</w:t>
+        <w:t>Провести тестирование системы и оценить её точность и надёжность в условиях симуляции</w:t>
       </w:r>
       <w:r>
         <w:rPr>
@@ -2321,7 +2257,6 @@
                 <w:sz w:val="24"/>
                 <w:szCs w:val="24"/>
               </w:rPr>
-              <w:lastRenderedPageBreak/>
               <w:t>2</w:t>
             </w:r>
           </w:p>
@@ -2454,6 +2389,7 @@
                 <w:sz w:val="24"/>
                 <w:szCs w:val="24"/>
               </w:rPr>
+              <w:lastRenderedPageBreak/>
               <w:t>2.1</w:t>
             </w:r>
           </w:p>
@@ -3711,16 +3647,7 @@
           <w:u w:val="single"/>
           <w:lang w:val="ru-RU"/>
         </w:rPr>
-        <w:tab/>
-      </w:r>
-      <w:r>
-        <w:rPr>
-          <w:sz w:val="22"/>
-          <w:szCs w:val="22"/>
-          <w:u w:val="single"/>
-          <w:lang w:val="ru-RU"/>
-        </w:rPr>
-        <w:tab/>
+        <w:t>+ наименования</w:t>
       </w:r>
       <w:r>
         <w:rPr>
@@ -4338,8 +4265,6 @@
               </w:rPr>
               <w:t>фио</w:t>
             </w:r>
-            <w:bookmarkStart w:id="0" w:name="_GoBack"/>
-            <w:bookmarkEnd w:id="0"/>
             <w:proofErr w:type="spellEnd"/>
           </w:p>
         </w:tc>
@@ -4776,7 +4701,6 @@
           <w:rFonts w:ascii="Times New Roman" w:hAnsi="Times New Roman"/>
           <w:sz w:val="24"/>
         </w:rPr>
-        <w:lastRenderedPageBreak/>
         <w:tab/>
       </w:r>
       <w:r>
@@ -4817,8 +4741,9 @@
         </w:rPr>
         <w:t>(подпись)</w:t>
       </w:r>
+      <w:bookmarkStart w:id="0" w:name="_GoBack"/>
+      <w:bookmarkEnd w:id="0"/>
     </w:p>
-    <w:p/>
     <w:sectPr>
       <w:pgSz w:w="11906" w:h="16838"/>
       <w:pgMar w:top="1134" w:right="850" w:bottom="1134" w:left="1134" w:header="708" w:footer="708" w:gutter="0"/>

--- a/Документы/Задание_Кравцов_М.В.docx
+++ b/Документы/Задание_Кравцов_М.В.docx
@@ -1,6 +1,6 @@
 
 <file path=word/document.xml><?xml version="1.0" encoding="utf-8"?>
-<w:document xmlns:wpc="http://schemas.microsoft.com/office/word/2010/wordprocessingCanvas" xmlns:mc="http://schemas.openxmlformats.org/markup-compatibility/2006" xmlns:o="urn:schemas-microsoft-com:office:office" xmlns:r="http://schemas.openxmlformats.org/officeDocument/2006/relationships" xmlns:m="http://schemas.openxmlformats.org/officeDocument/2006/math" xmlns:v="urn:schemas-microsoft-com:vml" xmlns:wp14="http://schemas.microsoft.com/office/word/2010/wordprocessingDrawing" xmlns:wp="http://schemas.openxmlformats.org/drawingml/2006/wordprocessingDrawing" xmlns:w10="urn:schemas-microsoft-com:office:word" xmlns:w="http://schemas.openxmlformats.org/wordprocessingml/2006/main" xmlns:w14="http://schemas.microsoft.com/office/word/2010/wordml" xmlns:wpg="http://schemas.microsoft.com/office/word/2010/wordprocessingGroup" xmlns:wpi="http://schemas.microsoft.com/office/word/2010/wordprocessingInk" xmlns:wne="http://schemas.microsoft.com/office/word/2006/wordml" xmlns:wps="http://schemas.microsoft.com/office/word/2010/wordprocessingShape" mc:Ignorable="w14 wp14">
+<w:document xmlns:wpc="http://schemas.microsoft.com/office/word/2010/wordprocessingCanvas" xmlns:cx="http://schemas.microsoft.com/office/drawing/2014/chartex" xmlns:cx1="http://schemas.microsoft.com/office/drawing/2015/9/8/chartex" xmlns:cx2="http://schemas.microsoft.com/office/drawing/2015/10/21/chartex" xmlns:cx3="http://schemas.microsoft.com/office/drawing/2016/5/9/chartex" xmlns:cx4="http://schemas.microsoft.com/office/drawing/2016/5/10/chartex" xmlns:cx5="http://schemas.microsoft.com/office/drawing/2016/5/11/chartex" xmlns:cx6="http://schemas.microsoft.com/office/drawing/2016/5/12/chartex" xmlns:cx7="http://schemas.microsoft.com/office/drawing/2016/5/13/chartex" xmlns:cx8="http://schemas.microsoft.com/office/drawing/2016/5/14/chartex" xmlns:mc="http://schemas.openxmlformats.org/markup-compatibility/2006" xmlns:aink="http://schemas.microsoft.com/office/drawing/2016/ink" xmlns:am3d="http://schemas.microsoft.com/office/drawing/2017/model3d" xmlns:o="urn:schemas-microsoft-com:office:office" xmlns:r="http://schemas.openxmlformats.org/officeDocument/2006/relationships" xmlns:m="http://schemas.openxmlformats.org/officeDocument/2006/math" xmlns:v="urn:schemas-microsoft-com:vml" xmlns:wp14="http://schemas.microsoft.com/office/word/2010/wordprocessingDrawing" xmlns:wp="http://schemas.openxmlformats.org/drawingml/2006/wordprocessingDrawing" xmlns:w10="urn:schemas-microsoft-com:office:word" xmlns:w="http://schemas.openxmlformats.org/wordprocessingml/2006/main" xmlns:w14="http://schemas.microsoft.com/office/word/2010/wordml" xmlns:w15="http://schemas.microsoft.com/office/word/2012/wordml" xmlns:w16cex="http://schemas.microsoft.com/office/word/2018/wordml/cex" xmlns:w16cid="http://schemas.microsoft.com/office/word/2016/wordml/cid" xmlns:w16="http://schemas.microsoft.com/office/word/2018/wordml" xmlns:w16sdtdh="http://schemas.microsoft.com/office/word/2020/wordml/sdtdatahash" xmlns:w16se="http://schemas.microsoft.com/office/word/2015/wordml/symex" xmlns:wpg="http://schemas.microsoft.com/office/word/2010/wordprocessingGroup" xmlns:wpi="http://schemas.microsoft.com/office/word/2010/wordprocessingInk" xmlns:wne="http://schemas.microsoft.com/office/word/2006/wordml" xmlns:wps="http://schemas.microsoft.com/office/word/2010/wordprocessingShape" mc:Ignorable="w14 w15 w16se w16cid w16 w16cex w16sdtdh wp14">
   <w:body>
     <w:p>
       <w:pPr>
@@ -50,7 +50,7 @@
                     </pic:cNvPicPr>
                   </pic:nvPicPr>
                   <pic:blipFill>
-                    <a:blip r:embed="rId5" cstate="print"/>
+                    <a:blip r:embed="rId4" cstate="print"/>
                     <a:srcRect/>
                     <a:stretch>
                       <a:fillRect/>
@@ -1081,7 +1081,6 @@
           <w:szCs w:val="36"/>
         </w:rPr>
       </w:pPr>
-      <w:proofErr w:type="gramStart"/>
       <w:r>
         <w:rPr>
           <w:rFonts w:ascii="Times New Roman" w:hAnsi="Times New Roman"/>
@@ -1090,18 +1089,7 @@
           <w:sz w:val="36"/>
           <w:szCs w:val="36"/>
         </w:rPr>
-        <w:t>З</w:t>
-      </w:r>
-      <w:proofErr w:type="gramEnd"/>
-      <w:r>
-        <w:rPr>
-          <w:rFonts w:ascii="Times New Roman" w:hAnsi="Times New Roman"/>
-          <w:b/>
-          <w:i/>
-          <w:sz w:val="36"/>
-          <w:szCs w:val="36"/>
-        </w:rPr>
-        <w:t xml:space="preserve"> А Д А Н И Е</w:t>
+        <w:t>З А Д А Н И Е</w:t>
       </w:r>
     </w:p>
     <w:p>
@@ -1362,7 +1350,6 @@
           <w:szCs w:val="12"/>
         </w:rPr>
       </w:pPr>
-      <w:proofErr w:type="gramStart"/>
       <w:r>
         <w:rPr>
           <w:rFonts w:ascii="Times New Roman" w:hAnsi="Times New Roman"/>
@@ -1371,7 +1358,6 @@
         </w:rPr>
         <w:t>(фамилия, имя, отчество полностью</w:t>
       </w:r>
-      <w:proofErr w:type="gramEnd"/>
     </w:p>
     <w:p>
       <w:pPr>
@@ -1561,7 +1547,6 @@
         </w:rPr>
         <w:t xml:space="preserve">2. Срок сдачи </w:t>
       </w:r>
-      <w:proofErr w:type="gramStart"/>
       <w:r>
         <w:rPr>
           <w:rFonts w:ascii="Times New Roman" w:hAnsi="Times New Roman"/>
@@ -1570,7 +1555,6 @@
         </w:rPr>
         <w:t>обучающимся</w:t>
       </w:r>
-      <w:proofErr w:type="gramEnd"/>
       <w:r>
         <w:rPr>
           <w:rFonts w:ascii="Times New Roman" w:hAnsi="Times New Roman"/>
@@ -1895,99 +1879,71 @@
                 <w:szCs w:val="20"/>
               </w:rPr>
             </w:pPr>
-            <w:proofErr w:type="gramStart"/>
             <w:r>
               <w:rPr>
                 <w:rFonts w:ascii="Times New Roman" w:hAnsi="Times New Roman"/>
                 <w:sz w:val="20"/>
                 <w:szCs w:val="20"/>
               </w:rPr>
-              <w:t>п</w:t>
-            </w:r>
-            <w:proofErr w:type="gramEnd"/>
-            <w:r>
+              <w:t>п/п</w:t>
+            </w:r>
+          </w:p>
+        </w:tc>
+        <w:tc>
+          <w:tcPr>
+            <w:tcW w:w="3828" w:type="dxa"/>
+            <w:vAlign w:val="center"/>
+          </w:tcPr>
+          <w:p>
+            <w:pPr>
+              <w:tabs>
+                <w:tab w:val="right" w:pos="10348"/>
+              </w:tabs>
+              <w:spacing w:after="0" w:line="240" w:lineRule="auto"/>
+              <w:ind w:hanging="1"/>
+              <w:jc w:val="center"/>
               <w:rPr>
                 <w:rFonts w:ascii="Times New Roman" w:hAnsi="Times New Roman"/>
                 <w:sz w:val="20"/>
                 <w:szCs w:val="20"/>
               </w:rPr>
-              <w:t>/п</w:t>
-            </w:r>
-          </w:p>
-        </w:tc>
-        <w:tc>
-          <w:tcPr>
-            <w:tcW w:w="3828" w:type="dxa"/>
-            <w:vAlign w:val="center"/>
-          </w:tcPr>
-          <w:p>
-            <w:pPr>
-              <w:tabs>
-                <w:tab w:val="right" w:pos="10348"/>
-              </w:tabs>
-              <w:spacing w:after="0" w:line="240" w:lineRule="auto"/>
-              <w:ind w:hanging="1"/>
-              <w:jc w:val="center"/>
+            </w:pPr>
+            <w:r>
               <w:rPr>
                 <w:rFonts w:ascii="Times New Roman" w:hAnsi="Times New Roman"/>
                 <w:sz w:val="20"/>
                 <w:szCs w:val="20"/>
               </w:rPr>
-            </w:pPr>
-            <w:r>
+              <w:t>Наименование раздела или этапа</w:t>
+            </w:r>
+          </w:p>
+        </w:tc>
+        <w:tc>
+          <w:tcPr>
+            <w:tcW w:w="2552" w:type="dxa"/>
+            <w:vAlign w:val="center"/>
+          </w:tcPr>
+          <w:p>
+            <w:pPr>
+              <w:tabs>
+                <w:tab w:val="right" w:pos="10348"/>
+              </w:tabs>
+              <w:spacing w:after="0" w:line="240" w:lineRule="auto"/>
+              <w:ind w:left="34"/>
+              <w:jc w:val="center"/>
               <w:rPr>
                 <w:rFonts w:ascii="Times New Roman" w:hAnsi="Times New Roman"/>
                 <w:sz w:val="20"/>
                 <w:szCs w:val="20"/>
               </w:rPr>
-              <w:t>Наименование раздела или этапа</w:t>
-            </w:r>
-          </w:p>
-        </w:tc>
-        <w:tc>
-          <w:tcPr>
-            <w:tcW w:w="2552" w:type="dxa"/>
-            <w:vAlign w:val="center"/>
-          </w:tcPr>
-          <w:p>
-            <w:pPr>
-              <w:tabs>
-                <w:tab w:val="right" w:pos="10348"/>
-              </w:tabs>
-              <w:spacing w:after="0" w:line="240" w:lineRule="auto"/>
-              <w:ind w:left="34"/>
-              <w:jc w:val="center"/>
+            </w:pPr>
+            <w:r>
               <w:rPr>
                 <w:rFonts w:ascii="Times New Roman" w:hAnsi="Times New Roman"/>
                 <w:sz w:val="20"/>
                 <w:szCs w:val="20"/>
               </w:rPr>
-            </w:pPr>
-            <w:r>
-              <w:rPr>
-                <w:rFonts w:ascii="Times New Roman" w:hAnsi="Times New Roman"/>
-                <w:sz w:val="20"/>
-                <w:szCs w:val="20"/>
-              </w:rPr>
-              <w:t xml:space="preserve">Трудоёмкость </w:t>
-            </w:r>
-            <w:proofErr w:type="gramStart"/>
-            <w:r>
-              <w:rPr>
-                <w:rFonts w:ascii="Times New Roman" w:hAnsi="Times New Roman"/>
-                <w:sz w:val="20"/>
-                <w:szCs w:val="20"/>
-              </w:rPr>
-              <w:t>в</w:t>
-            </w:r>
-            <w:proofErr w:type="gramEnd"/>
-            <w:r>
-              <w:rPr>
-                <w:rFonts w:ascii="Times New Roman" w:hAnsi="Times New Roman"/>
-                <w:sz w:val="20"/>
-                <w:szCs w:val="20"/>
-              </w:rPr>
-              <w:t xml:space="preserve"> % от</w:t>
+              <w:t>Трудоёмкость в % от</w:t>
             </w:r>
           </w:p>
           <w:p>
@@ -2667,23 +2623,7 @@
               <w:pStyle w:val="a5"/>
             </w:pPr>
             <w:r>
-              <w:t xml:space="preserve">Разработка </w:t>
-            </w:r>
-            <w:proofErr w:type="gramStart"/>
-            <w:r>
-              <w:t>ПО</w:t>
-            </w:r>
-            <w:proofErr w:type="gramEnd"/>
-            <w:r>
-              <w:t xml:space="preserve"> </w:t>
-            </w:r>
-            <w:proofErr w:type="gramStart"/>
-            <w:r>
-              <w:t>для</w:t>
-            </w:r>
-            <w:proofErr w:type="gramEnd"/>
-            <w:r>
-              <w:t xml:space="preserve"> моделирования и интеграция со стендом полунатурного моделирования</w:t>
+              <w:t>Разработка ПО для моделирования и интеграция со стендом полунатурного моделирования</w:t>
             </w:r>
           </w:p>
           <w:p>
@@ -4143,12 +4083,21 @@
           </w:tcPr>
           <w:p>
             <w:pPr>
-              <w:rPr>
-                <w:rFonts w:ascii="Times New Roman" w:hAnsi="Times New Roman"/>
-                <w:sz w:val="24"/>
-                <w:szCs w:val="24"/>
-              </w:rPr>
-            </w:pPr>
+              <w:jc w:val="center"/>
+              <w:rPr>
+                <w:rFonts w:ascii="Times New Roman" w:hAnsi="Times New Roman"/>
+                <w:sz w:val="24"/>
+                <w:szCs w:val="24"/>
+              </w:rPr>
+            </w:pPr>
+            <w:r>
+              <w:rPr>
+                <w:rFonts w:ascii="Times New Roman" w:hAnsi="Times New Roman"/>
+                <w:sz w:val="24"/>
+                <w:szCs w:val="24"/>
+              </w:rPr>
+              <w:t xml:space="preserve">Нгуен </w:t>
+            </w:r>
             <w:proofErr w:type="spellStart"/>
             <w:r>
               <w:rPr>
@@ -4156,7 +4105,7 @@
                 <w:sz w:val="24"/>
                 <w:szCs w:val="24"/>
               </w:rPr>
-              <w:t>Нгуен</w:t>
+              <w:t>Ныы</w:t>
             </w:r>
             <w:proofErr w:type="spellEnd"/>
             <w:r>
@@ -4165,36 +4114,8 @@
                 <w:sz w:val="24"/>
                 <w:szCs w:val="24"/>
               </w:rPr>
-              <w:t xml:space="preserve"> </w:t>
-            </w:r>
-            <w:proofErr w:type="spellStart"/>
-            <w:r>
-              <w:rPr>
-                <w:rFonts w:ascii="Times New Roman" w:hAnsi="Times New Roman"/>
-                <w:sz w:val="24"/>
-                <w:szCs w:val="24"/>
-              </w:rPr>
-              <w:t>Ныы</w:t>
-            </w:r>
-            <w:proofErr w:type="spellEnd"/>
-            <w:r>
-              <w:rPr>
-                <w:rFonts w:ascii="Times New Roman" w:hAnsi="Times New Roman"/>
-                <w:sz w:val="24"/>
-                <w:szCs w:val="24"/>
-              </w:rPr>
-              <w:t xml:space="preserve"> </w:t>
-            </w:r>
-            <w:proofErr w:type="spellStart"/>
-            <w:r>
-              <w:rPr>
-                <w:rFonts w:ascii="Times New Roman" w:hAnsi="Times New Roman"/>
-                <w:sz w:val="24"/>
-                <w:szCs w:val="24"/>
-              </w:rPr>
-              <w:t>Ман</w:t>
-            </w:r>
-            <w:proofErr w:type="spellEnd"/>
+              <w:t xml:space="preserve"> Ман</w:t>
+            </w:r>
           </w:p>
         </w:tc>
         <w:tc>
@@ -4242,6 +4163,7 @@
           </w:tcPr>
           <w:p>
             <w:pPr>
+              <w:jc w:val="center"/>
               <w:rPr>
                 <w:rFonts w:ascii="Times New Roman" w:hAnsi="Times New Roman"/>
                 <w:sz w:val="24"/>
@@ -4313,6 +4235,7 @@
           </w:tcPr>
           <w:p>
             <w:pPr>
+              <w:jc w:val="center"/>
               <w:rPr>
                 <w:rFonts w:ascii="Times New Roman" w:hAnsi="Times New Roman"/>
                 <w:sz w:val="24"/>
@@ -4374,6 +4297,7 @@
           </w:tcPr>
           <w:p>
             <w:pPr>
+              <w:jc w:val="center"/>
               <w:rPr>
                 <w:rFonts w:ascii="Times New Roman" w:hAnsi="Times New Roman"/>
                 <w:sz w:val="24"/>
@@ -4396,25 +4320,7 @@
                 <w:sz w:val="24"/>
                 <w:szCs w:val="24"/>
               </w:rPr>
-              <w:t xml:space="preserve"> </w:t>
-            </w:r>
-            <w:proofErr w:type="spellStart"/>
-            <w:r>
-              <w:rPr>
-                <w:rFonts w:ascii="Times New Roman" w:hAnsi="Times New Roman"/>
-                <w:sz w:val="24"/>
-                <w:szCs w:val="24"/>
-              </w:rPr>
-              <w:t>Камиль</w:t>
-            </w:r>
-            <w:proofErr w:type="spellEnd"/>
-            <w:r>
-              <w:rPr>
-                <w:rFonts w:ascii="Times New Roman" w:hAnsi="Times New Roman"/>
-                <w:sz w:val="24"/>
-                <w:szCs w:val="24"/>
-              </w:rPr>
-              <w:t xml:space="preserve"> </w:t>
+              <w:t xml:space="preserve"> Камиль </w:t>
             </w:r>
             <w:proofErr w:type="spellStart"/>
             <w:r>
@@ -4741,8 +4647,6 @@
         </w:rPr>
         <w:t>(подпись)</w:t>
       </w:r>
-      <w:bookmarkStart w:id="0" w:name="_GoBack"/>
-      <w:bookmarkEnd w:id="0"/>
     </w:p>
     <w:sectPr>
       <w:pgSz w:w="11906" w:h="16838"/>
@@ -4755,7 +4659,7 @@
 </file>
 
 <file path=word/styles.xml><?xml version="1.0" encoding="utf-8"?>
-<w:styles xmlns:mc="http://schemas.openxmlformats.org/markup-compatibility/2006" xmlns:r="http://schemas.openxmlformats.org/officeDocument/2006/relationships" xmlns:w="http://schemas.openxmlformats.org/wordprocessingml/2006/main" xmlns:w14="http://schemas.microsoft.com/office/word/2010/wordml" mc:Ignorable="w14">
+<w:styles xmlns:mc="http://schemas.openxmlformats.org/markup-compatibility/2006" xmlns:r="http://schemas.openxmlformats.org/officeDocument/2006/relationships" xmlns:w="http://schemas.openxmlformats.org/wordprocessingml/2006/main" xmlns:w14="http://schemas.microsoft.com/office/word/2010/wordml" xmlns:w15="http://schemas.microsoft.com/office/word/2012/wordml" xmlns:w16cex="http://schemas.microsoft.com/office/word/2018/wordml/cex" xmlns:w16cid="http://schemas.microsoft.com/office/word/2016/wordml/cid" xmlns:w16="http://schemas.microsoft.com/office/word/2018/wordml" xmlns:w16sdtdh="http://schemas.microsoft.com/office/word/2020/wordml/sdtdatahash" xmlns:w16se="http://schemas.microsoft.com/office/word/2015/wordml/symex" mc:Ignorable="w14 w15 w16se w16cid w16 w16cex w16sdtdh">
   <w:docDefaults>
     <w:rPrDefault>
       <w:rPr>
@@ -4771,144 +4675,383 @@
       </w:pPr>
     </w:pPrDefault>
   </w:docDefaults>
-  <w:latentStyles w:defLockedState="0" w:defUIPriority="99" w:defSemiHidden="1" w:defUnhideWhenUsed="1" w:defQFormat="0" w:count="267">
-    <w:lsdException w:name="Normal" w:semiHidden="0" w:uiPriority="0" w:unhideWhenUsed="0" w:qFormat="1"/>
-    <w:lsdException w:name="heading 1" w:semiHidden="0" w:uiPriority="9" w:unhideWhenUsed="0" w:qFormat="1"/>
-    <w:lsdException w:name="heading 2" w:uiPriority="9" w:qFormat="1"/>
-    <w:lsdException w:name="heading 3" w:uiPriority="9" w:qFormat="1"/>
-    <w:lsdException w:name="heading 4" w:uiPriority="9" w:qFormat="1"/>
-    <w:lsdException w:name="heading 5" w:uiPriority="9" w:qFormat="1"/>
-    <w:lsdException w:name="heading 6" w:uiPriority="9" w:qFormat="1"/>
-    <w:lsdException w:name="heading 7" w:uiPriority="9" w:qFormat="1"/>
-    <w:lsdException w:name="heading 8" w:uiPriority="9" w:qFormat="1"/>
-    <w:lsdException w:name="heading 9" w:uiPriority="9" w:qFormat="1"/>
-    <w:lsdException w:name="toc 1" w:uiPriority="39"/>
-    <w:lsdException w:name="toc 2" w:uiPriority="39"/>
-    <w:lsdException w:name="toc 3" w:uiPriority="39"/>
-    <w:lsdException w:name="toc 4" w:uiPriority="39"/>
-    <w:lsdException w:name="toc 5" w:uiPriority="39"/>
-    <w:lsdException w:name="toc 6" w:uiPriority="39"/>
-    <w:lsdException w:name="toc 7" w:uiPriority="39"/>
-    <w:lsdException w:name="toc 8" w:uiPriority="39"/>
-    <w:lsdException w:name="toc 9" w:uiPriority="39"/>
-    <w:lsdException w:name="caption" w:uiPriority="35" w:qFormat="1"/>
-    <w:lsdException w:name="Title" w:semiHidden="0" w:uiPriority="10" w:unhideWhenUsed="0" w:qFormat="1"/>
-    <w:lsdException w:name="Default Paragraph Font" w:uiPriority="1"/>
-    <w:lsdException w:name="Subtitle" w:semiHidden="0" w:uiPriority="11" w:unhideWhenUsed="0" w:qFormat="1"/>
-    <w:lsdException w:name="Strong" w:semiHidden="0" w:uiPriority="22" w:unhideWhenUsed="0" w:qFormat="1"/>
-    <w:lsdException w:name="Emphasis" w:semiHidden="0" w:uiPriority="20" w:unhideWhenUsed="0" w:qFormat="1"/>
-    <w:lsdException w:name="Table Grid" w:semiHidden="0" w:uiPriority="59" w:unhideWhenUsed="0"/>
-    <w:lsdException w:name="Placeholder Text" w:unhideWhenUsed="0"/>
-    <w:lsdException w:name="No Spacing" w:semiHidden="0" w:uiPriority="1" w:unhideWhenUsed="0" w:qFormat="1"/>
-    <w:lsdException w:name="Light Shading" w:semiHidden="0" w:uiPriority="60" w:unhideWhenUsed="0"/>
-    <w:lsdException w:name="Light List" w:semiHidden="0" w:uiPriority="61" w:unhideWhenUsed="0"/>
-    <w:lsdException w:name="Light Grid" w:semiHidden="0" w:uiPriority="62" w:unhideWhenUsed="0"/>
-    <w:lsdException w:name="Medium Shading 1" w:semiHidden="0" w:uiPriority="63" w:unhideWhenUsed="0"/>
-    <w:lsdException w:name="Medium Shading 2" w:semiHidden="0" w:uiPriority="64" w:unhideWhenUsed="0"/>
-    <w:lsdException w:name="Medium List 1" w:semiHidden="0" w:uiPriority="65" w:unhideWhenUsed="0"/>
-    <w:lsdException w:name="Medium List 2" w:semiHidden="0" w:uiPriority="66" w:unhideWhenUsed="0"/>
-    <w:lsdException w:name="Medium Grid 1" w:semiHidden="0" w:uiPriority="67" w:unhideWhenUsed="0"/>
-    <w:lsdException w:name="Medium Grid 2" w:semiHidden="0" w:uiPriority="68" w:unhideWhenUsed="0"/>
-    <w:lsdException w:name="Medium Grid 3" w:semiHidden="0" w:uiPriority="69" w:unhideWhenUsed="0"/>
-    <w:lsdException w:name="Dark List" w:semiHidden="0" w:uiPriority="70" w:unhideWhenUsed="0"/>
-    <w:lsdException w:name="Colorful Shading" w:semiHidden="0" w:uiPriority="71" w:unhideWhenUsed="0"/>
-    <w:lsdException w:name="Colorful List" w:semiHidden="0" w:uiPriority="72" w:unhideWhenUsed="0"/>
-    <w:lsdException w:name="Colorful Grid" w:semiHidden="0" w:uiPriority="73" w:unhideWhenUsed="0"/>
-    <w:lsdException w:name="Light Shading Accent 1" w:semiHidden="0" w:uiPriority="60" w:unhideWhenUsed="0"/>
-    <w:lsdException w:name="Light List Accent 1" w:semiHidden="0" w:uiPriority="61" w:unhideWhenUsed="0"/>
-    <w:lsdException w:name="Light Grid Accent 1" w:semiHidden="0" w:uiPriority="62" w:unhideWhenUsed="0"/>
-    <w:lsdException w:name="Medium Shading 1 Accent 1" w:semiHidden="0" w:uiPriority="63" w:unhideWhenUsed="0"/>
-    <w:lsdException w:name="Medium Shading 2 Accent 1" w:semiHidden="0" w:uiPriority="64" w:unhideWhenUsed="0"/>
-    <w:lsdException w:name="Medium List 1 Accent 1" w:semiHidden="0" w:uiPriority="65" w:unhideWhenUsed="0"/>
-    <w:lsdException w:name="Revision" w:unhideWhenUsed="0"/>
-    <w:lsdException w:name="List Paragraph" w:semiHidden="0" w:uiPriority="34" w:unhideWhenUsed="0" w:qFormat="1"/>
-    <w:lsdException w:name="Quote" w:semiHidden="0" w:uiPriority="29" w:unhideWhenUsed="0" w:qFormat="1"/>
-    <w:lsdException w:name="Intense Quote" w:semiHidden="0" w:uiPriority="30" w:unhideWhenUsed="0" w:qFormat="1"/>
-    <w:lsdException w:name="Medium List 2 Accent 1" w:semiHidden="0" w:uiPriority="66" w:unhideWhenUsed="0"/>
-    <w:lsdException w:name="Medium Grid 1 Accent 1" w:semiHidden="0" w:uiPriority="67" w:unhideWhenUsed="0"/>
-    <w:lsdException w:name="Medium Grid 2 Accent 1" w:semiHidden="0" w:uiPriority="68" w:unhideWhenUsed="0"/>
-    <w:lsdException w:name="Medium Grid 3 Accent 1" w:semiHidden="0" w:uiPriority="69" w:unhideWhenUsed="0"/>
-    <w:lsdException w:name="Dark List Accent 1" w:semiHidden="0" w:uiPriority="70" w:unhideWhenUsed="0"/>
-    <w:lsdException w:name="Colorful Shading Accent 1" w:semiHidden="0" w:uiPriority="71" w:unhideWhenUsed="0"/>
-    <w:lsdException w:name="Colorful List Accent 1" w:semiHidden="0" w:uiPriority="72" w:unhideWhenUsed="0"/>
-    <w:lsdException w:name="Colorful Grid Accent 1" w:semiHidden="0" w:uiPriority="73" w:unhideWhenUsed="0"/>
-    <w:lsdException w:name="Light Shading Accent 2" w:semiHidden="0" w:uiPriority="60" w:unhideWhenUsed="0"/>
-    <w:lsdException w:name="Light List Accent 2" w:semiHidden="0" w:uiPriority="61" w:unhideWhenUsed="0"/>
-    <w:lsdException w:name="Light Grid Accent 2" w:semiHidden="0" w:uiPriority="62" w:unhideWhenUsed="0"/>
-    <w:lsdException w:name="Medium Shading 1 Accent 2" w:semiHidden="0" w:uiPriority="63" w:unhideWhenUsed="0"/>
-    <w:lsdException w:name="Medium Shading 2 Accent 2" w:semiHidden="0" w:uiPriority="64" w:unhideWhenUsed="0"/>
-    <w:lsdException w:name="Medium List 1 Accent 2" w:semiHidden="0" w:uiPriority="65" w:unhideWhenUsed="0"/>
-    <w:lsdException w:name="Medium List 2 Accent 2" w:semiHidden="0" w:uiPriority="66" w:unhideWhenUsed="0"/>
-    <w:lsdException w:name="Medium Grid 1 Accent 2" w:semiHidden="0" w:uiPriority="67" w:unhideWhenUsed="0"/>
-    <w:lsdException w:name="Medium Grid 2 Accent 2" w:semiHidden="0" w:uiPriority="68" w:unhideWhenUsed="0"/>
-    <w:lsdException w:name="Medium Grid 3 Accent 2" w:semiHidden="0" w:uiPriority="69" w:unhideWhenUsed="0"/>
-    <w:lsdException w:name="Dark List Accent 2" w:semiHidden="0" w:uiPriority="70" w:unhideWhenUsed="0"/>
-    <w:lsdException w:name="Colorful Shading Accent 2" w:semiHidden="0" w:uiPriority="71" w:unhideWhenUsed="0"/>
-    <w:lsdException w:name="Colorful List Accent 2" w:semiHidden="0" w:uiPriority="72" w:unhideWhenUsed="0"/>
-    <w:lsdException w:name="Colorful Grid Accent 2" w:semiHidden="0" w:uiPriority="73" w:unhideWhenUsed="0"/>
-    <w:lsdException w:name="Light Shading Accent 3" w:semiHidden="0" w:uiPriority="60" w:unhideWhenUsed="0"/>
-    <w:lsdException w:name="Light List Accent 3" w:semiHidden="0" w:uiPriority="61" w:unhideWhenUsed="0"/>
-    <w:lsdException w:name="Light Grid Accent 3" w:semiHidden="0" w:uiPriority="62" w:unhideWhenUsed="0"/>
-    <w:lsdException w:name="Medium Shading 1 Accent 3" w:semiHidden="0" w:uiPriority="63" w:unhideWhenUsed="0"/>
-    <w:lsdException w:name="Medium Shading 2 Accent 3" w:semiHidden="0" w:uiPriority="64" w:unhideWhenUsed="0"/>
-    <w:lsdException w:name="Medium List 1 Accent 3" w:semiHidden="0" w:uiPriority="65" w:unhideWhenUsed="0"/>
-    <w:lsdException w:name="Medium List 2 Accent 3" w:semiHidden="0" w:uiPriority="66" w:unhideWhenUsed="0"/>
-    <w:lsdException w:name="Medium Grid 1 Accent 3" w:semiHidden="0" w:uiPriority="67" w:unhideWhenUsed="0"/>
-    <w:lsdException w:name="Medium Grid 2 Accent 3" w:semiHidden="0" w:uiPriority="68" w:unhideWhenUsed="0"/>
-    <w:lsdException w:name="Medium Grid 3 Accent 3" w:semiHidden="0" w:uiPriority="69" w:unhideWhenUsed="0"/>
-    <w:lsdException w:name="Dark List Accent 3" w:semiHidden="0" w:uiPriority="70" w:unhideWhenUsed="0"/>
-    <w:lsdException w:name="Colorful Shading Accent 3" w:semiHidden="0" w:uiPriority="71" w:unhideWhenUsed="0"/>
-    <w:lsdException w:name="Colorful List Accent 3" w:semiHidden="0" w:uiPriority="72" w:unhideWhenUsed="0"/>
-    <w:lsdException w:name="Colorful Grid Accent 3" w:semiHidden="0" w:uiPriority="73" w:unhideWhenUsed="0"/>
-    <w:lsdException w:name="Light Shading Accent 4" w:semiHidden="0" w:uiPriority="60" w:unhideWhenUsed="0"/>
-    <w:lsdException w:name="Light List Accent 4" w:semiHidden="0" w:uiPriority="61" w:unhideWhenUsed="0"/>
-    <w:lsdException w:name="Light Grid Accent 4" w:semiHidden="0" w:uiPriority="62" w:unhideWhenUsed="0"/>
-    <w:lsdException w:name="Medium Shading 1 Accent 4" w:semiHidden="0" w:uiPriority="63" w:unhideWhenUsed="0"/>
-    <w:lsdException w:name="Medium Shading 2 Accent 4" w:semiHidden="0" w:uiPriority="64" w:unhideWhenUsed="0"/>
-    <w:lsdException w:name="Medium List 1 Accent 4" w:semiHidden="0" w:uiPriority="65" w:unhideWhenUsed="0"/>
-    <w:lsdException w:name="Medium List 2 Accent 4" w:semiHidden="0" w:uiPriority="66" w:unhideWhenUsed="0"/>
-    <w:lsdException w:name="Medium Grid 1 Accent 4" w:semiHidden="0" w:uiPriority="67" w:unhideWhenUsed="0"/>
-    <w:lsdException w:name="Medium Grid 2 Accent 4" w:semiHidden="0" w:uiPriority="68" w:unhideWhenUsed="0"/>
-    <w:lsdException w:name="Medium Grid 3 Accent 4" w:semiHidden="0" w:uiPriority="69" w:unhideWhenUsed="0"/>
-    <w:lsdException w:name="Dark List Accent 4" w:semiHidden="0" w:uiPriority="70" w:unhideWhenUsed="0"/>
-    <w:lsdException w:name="Colorful Shading Accent 4" w:semiHidden="0" w:uiPriority="71" w:unhideWhenUsed="0"/>
-    <w:lsdException w:name="Colorful List Accent 4" w:semiHidden="0" w:uiPriority="72" w:unhideWhenUsed="0"/>
-    <w:lsdException w:name="Colorful Grid Accent 4" w:semiHidden="0" w:uiPriority="73" w:unhideWhenUsed="0"/>
-    <w:lsdException w:name="Light Shading Accent 5" w:semiHidden="0" w:uiPriority="60" w:unhideWhenUsed="0"/>
-    <w:lsdException w:name="Light List Accent 5" w:semiHidden="0" w:uiPriority="61" w:unhideWhenUsed="0"/>
-    <w:lsdException w:name="Light Grid Accent 5" w:semiHidden="0" w:uiPriority="62" w:unhideWhenUsed="0"/>
-    <w:lsdException w:name="Medium Shading 1 Accent 5" w:semiHidden="0" w:uiPriority="63" w:unhideWhenUsed="0"/>
-    <w:lsdException w:name="Medium Shading 2 Accent 5" w:semiHidden="0" w:uiPriority="64" w:unhideWhenUsed="0"/>
-    <w:lsdException w:name="Medium List 1 Accent 5" w:semiHidden="0" w:uiPriority="65" w:unhideWhenUsed="0"/>
-    <w:lsdException w:name="Medium List 2 Accent 5" w:semiHidden="0" w:uiPriority="66" w:unhideWhenUsed="0"/>
-    <w:lsdException w:name="Medium Grid 1 Accent 5" w:semiHidden="0" w:uiPriority="67" w:unhideWhenUsed="0"/>
-    <w:lsdException w:name="Medium Grid 2 Accent 5" w:semiHidden="0" w:uiPriority="68" w:unhideWhenUsed="0"/>
-    <w:lsdException w:name="Medium Grid 3 Accent 5" w:semiHidden="0" w:uiPriority="69" w:unhideWhenUsed="0"/>
-    <w:lsdException w:name="Dark List Accent 5" w:semiHidden="0" w:uiPriority="70" w:unhideWhenUsed="0"/>
-    <w:lsdException w:name="Colorful Shading Accent 5" w:semiHidden="0" w:uiPriority="71" w:unhideWhenUsed="0"/>
-    <w:lsdException w:name="Colorful List Accent 5" w:semiHidden="0" w:uiPriority="72" w:unhideWhenUsed="0"/>
-    <w:lsdException w:name="Colorful Grid Accent 5" w:semiHidden="0" w:uiPriority="73" w:unhideWhenUsed="0"/>
-    <w:lsdException w:name="Light Shading Accent 6" w:semiHidden="0" w:uiPriority="60" w:unhideWhenUsed="0"/>
-    <w:lsdException w:name="Light List Accent 6" w:semiHidden="0" w:uiPriority="61" w:unhideWhenUsed="0"/>
-    <w:lsdException w:name="Light Grid Accent 6" w:semiHidden="0" w:uiPriority="62" w:unhideWhenUsed="0"/>
-    <w:lsdException w:name="Medium Shading 1 Accent 6" w:semiHidden="0" w:uiPriority="63" w:unhideWhenUsed="0"/>
-    <w:lsdException w:name="Medium Shading 2 Accent 6" w:semiHidden="0" w:uiPriority="64" w:unhideWhenUsed="0"/>
-    <w:lsdException w:name="Medium List 1 Accent 6" w:semiHidden="0" w:uiPriority="65" w:unhideWhenUsed="0"/>
-    <w:lsdException w:name="Medium List 2 Accent 6" w:semiHidden="0" w:uiPriority="66" w:unhideWhenUsed="0"/>
-    <w:lsdException w:name="Medium Grid 1 Accent 6" w:semiHidden="0" w:uiPriority="67" w:unhideWhenUsed="0"/>
-    <w:lsdException w:name="Medium Grid 2 Accent 6" w:semiHidden="0" w:uiPriority="68" w:unhideWhenUsed="0"/>
-    <w:lsdException w:name="Medium Grid 3 Accent 6" w:semiHidden="0" w:uiPriority="69" w:unhideWhenUsed="0"/>
-    <w:lsdException w:name="Dark List Accent 6" w:semiHidden="0" w:uiPriority="70" w:unhideWhenUsed="0"/>
-    <w:lsdException w:name="Colorful Shading Accent 6" w:semiHidden="0" w:uiPriority="71" w:unhideWhenUsed="0"/>
-    <w:lsdException w:name="Colorful List Accent 6" w:semiHidden="0" w:uiPriority="72" w:unhideWhenUsed="0"/>
-    <w:lsdException w:name="Colorful Grid Accent 6" w:semiHidden="0" w:uiPriority="73" w:unhideWhenUsed="0"/>
-    <w:lsdException w:name="Subtle Emphasis" w:semiHidden="0" w:uiPriority="19" w:unhideWhenUsed="0" w:qFormat="1"/>
-    <w:lsdException w:name="Intense Emphasis" w:semiHidden="0" w:uiPriority="21" w:unhideWhenUsed="0" w:qFormat="1"/>
-    <w:lsdException w:name="Subtle Reference" w:semiHidden="0" w:uiPriority="31" w:unhideWhenUsed="0" w:qFormat="1"/>
-    <w:lsdException w:name="Intense Reference" w:semiHidden="0" w:uiPriority="32" w:unhideWhenUsed="0" w:qFormat="1"/>
-    <w:lsdException w:name="Book Title" w:semiHidden="0" w:uiPriority="33" w:unhideWhenUsed="0" w:qFormat="1"/>
-    <w:lsdException w:name="Bibliography" w:uiPriority="37"/>
-    <w:lsdException w:name="TOC Heading" w:uiPriority="39" w:qFormat="1"/>
+  <w:latentStyles w:defLockedState="0" w:defUIPriority="99" w:defSemiHidden="0" w:defUnhideWhenUsed="0" w:defQFormat="0" w:count="376">
+    <w:lsdException w:name="Normal" w:uiPriority="0" w:qFormat="1"/>
+    <w:lsdException w:name="heading 1" w:uiPriority="9" w:qFormat="1"/>
+    <w:lsdException w:name="heading 2" w:semiHidden="1" w:uiPriority="9" w:unhideWhenUsed="1" w:qFormat="1"/>
+    <w:lsdException w:name="heading 3" w:semiHidden="1" w:uiPriority="9" w:unhideWhenUsed="1" w:qFormat="1"/>
+    <w:lsdException w:name="heading 4" w:semiHidden="1" w:uiPriority="9" w:unhideWhenUsed="1" w:qFormat="1"/>
+    <w:lsdException w:name="heading 5" w:semiHidden="1" w:uiPriority="9" w:unhideWhenUsed="1" w:qFormat="1"/>
+    <w:lsdException w:name="heading 6" w:semiHidden="1" w:uiPriority="9" w:unhideWhenUsed="1" w:qFormat="1"/>
+    <w:lsdException w:name="heading 7" w:semiHidden="1" w:uiPriority="9" w:unhideWhenUsed="1" w:qFormat="1"/>
+    <w:lsdException w:name="heading 8" w:semiHidden="1" w:uiPriority="9" w:unhideWhenUsed="1" w:qFormat="1"/>
+    <w:lsdException w:name="heading 9" w:semiHidden="1" w:uiPriority="9" w:unhideWhenUsed="1" w:qFormat="1"/>
+    <w:lsdException w:name="index 1" w:semiHidden="1" w:unhideWhenUsed="1"/>
+    <w:lsdException w:name="index 2" w:semiHidden="1" w:unhideWhenUsed="1"/>
+    <w:lsdException w:name="index 3" w:semiHidden="1" w:unhideWhenUsed="1"/>
+    <w:lsdException w:name="index 4" w:semiHidden="1" w:unhideWhenUsed="1"/>
+    <w:lsdException w:name="index 5" w:semiHidden="1" w:unhideWhenUsed="1"/>
+    <w:lsdException w:name="index 6" w:semiHidden="1" w:unhideWhenUsed="1"/>
+    <w:lsdException w:name="index 7" w:semiHidden="1" w:unhideWhenUsed="1"/>
+    <w:lsdException w:name="index 8" w:semiHidden="1" w:unhideWhenUsed="1"/>
+    <w:lsdException w:name="index 9" w:semiHidden="1" w:unhideWhenUsed="1"/>
+    <w:lsdException w:name="toc 1" w:semiHidden="1" w:uiPriority="39" w:unhideWhenUsed="1"/>
+    <w:lsdException w:name="toc 2" w:semiHidden="1" w:uiPriority="39" w:unhideWhenUsed="1"/>
+    <w:lsdException w:name="toc 3" w:semiHidden="1" w:uiPriority="39" w:unhideWhenUsed="1"/>
+    <w:lsdException w:name="toc 4" w:semiHidden="1" w:uiPriority="39" w:unhideWhenUsed="1"/>
+    <w:lsdException w:name="toc 5" w:semiHidden="1" w:uiPriority="39" w:unhideWhenUsed="1"/>
+    <w:lsdException w:name="toc 6" w:semiHidden="1" w:uiPriority="39" w:unhideWhenUsed="1"/>
+    <w:lsdException w:name="toc 7" w:semiHidden="1" w:uiPriority="39" w:unhideWhenUsed="1"/>
+    <w:lsdException w:name="toc 8" w:semiHidden="1" w:uiPriority="39" w:unhideWhenUsed="1"/>
+    <w:lsdException w:name="toc 9" w:semiHidden="1" w:uiPriority="39" w:unhideWhenUsed="1"/>
+    <w:lsdException w:name="Normal Indent" w:semiHidden="1" w:unhideWhenUsed="1"/>
+    <w:lsdException w:name="footnote text" w:semiHidden="1" w:unhideWhenUsed="1"/>
+    <w:lsdException w:name="annotation text" w:semiHidden="1" w:unhideWhenUsed="1"/>
+    <w:lsdException w:name="header" w:semiHidden="1" w:unhideWhenUsed="1"/>
+    <w:lsdException w:name="footer" w:semiHidden="1" w:unhideWhenUsed="1"/>
+    <w:lsdException w:name="index heading" w:semiHidden="1" w:unhideWhenUsed="1"/>
+    <w:lsdException w:name="caption" w:semiHidden="1" w:uiPriority="35" w:unhideWhenUsed="1" w:qFormat="1"/>
+    <w:lsdException w:name="table of figures" w:semiHidden="1" w:unhideWhenUsed="1"/>
+    <w:lsdException w:name="envelope address" w:semiHidden="1" w:unhideWhenUsed="1"/>
+    <w:lsdException w:name="envelope return" w:semiHidden="1" w:unhideWhenUsed="1"/>
+    <w:lsdException w:name="footnote reference" w:semiHidden="1" w:unhideWhenUsed="1"/>
+    <w:lsdException w:name="annotation reference" w:semiHidden="1" w:unhideWhenUsed="1"/>
+    <w:lsdException w:name="line number" w:semiHidden="1" w:unhideWhenUsed="1"/>
+    <w:lsdException w:name="page number" w:semiHidden="1" w:unhideWhenUsed="1"/>
+    <w:lsdException w:name="endnote reference" w:semiHidden="1" w:unhideWhenUsed="1"/>
+    <w:lsdException w:name="endnote text" w:semiHidden="1" w:unhideWhenUsed="1"/>
+    <w:lsdException w:name="table of authorities" w:semiHidden="1" w:unhideWhenUsed="1"/>
+    <w:lsdException w:name="macro" w:semiHidden="1" w:unhideWhenUsed="1"/>
+    <w:lsdException w:name="toa heading" w:semiHidden="1" w:unhideWhenUsed="1"/>
+    <w:lsdException w:name="List" w:semiHidden="1" w:unhideWhenUsed="1"/>
+    <w:lsdException w:name="List Bullet" w:semiHidden="1" w:unhideWhenUsed="1"/>
+    <w:lsdException w:name="List Number" w:semiHidden="1" w:unhideWhenUsed="1"/>
+    <w:lsdException w:name="List 2" w:semiHidden="1" w:unhideWhenUsed="1"/>
+    <w:lsdException w:name="List 3" w:semiHidden="1" w:unhideWhenUsed="1"/>
+    <w:lsdException w:name="List 4" w:semiHidden="1" w:unhideWhenUsed="1"/>
+    <w:lsdException w:name="List 5" w:semiHidden="1" w:unhideWhenUsed="1"/>
+    <w:lsdException w:name="List Bullet 2" w:semiHidden="1" w:unhideWhenUsed="1"/>
+    <w:lsdException w:name="List Bullet 3" w:semiHidden="1" w:unhideWhenUsed="1"/>
+    <w:lsdException w:name="List Bullet 4" w:semiHidden="1" w:unhideWhenUsed="1"/>
+    <w:lsdException w:name="List Bullet 5" w:semiHidden="1" w:unhideWhenUsed="1"/>
+    <w:lsdException w:name="List Number 2" w:semiHidden="1" w:unhideWhenUsed="1"/>
+    <w:lsdException w:name="List Number 3" w:semiHidden="1" w:unhideWhenUsed="1"/>
+    <w:lsdException w:name="List Number 4" w:semiHidden="1" w:unhideWhenUsed="1"/>
+    <w:lsdException w:name="List Number 5" w:semiHidden="1" w:unhideWhenUsed="1"/>
+    <w:lsdException w:name="Title" w:uiPriority="10" w:qFormat="1"/>
+    <w:lsdException w:name="Closing" w:semiHidden="1" w:unhideWhenUsed="1"/>
+    <w:lsdException w:name="Signature" w:semiHidden="1" w:unhideWhenUsed="1"/>
+    <w:lsdException w:name="Default Paragraph Font" w:semiHidden="1" w:uiPriority="1" w:unhideWhenUsed="1"/>
+    <w:lsdException w:name="Body Text" w:semiHidden="1" w:unhideWhenUsed="1"/>
+    <w:lsdException w:name="Body Text Indent" w:semiHidden="1" w:unhideWhenUsed="1"/>
+    <w:lsdException w:name="List Continue" w:semiHidden="1" w:unhideWhenUsed="1"/>
+    <w:lsdException w:name="List Continue 2" w:semiHidden="1" w:unhideWhenUsed="1"/>
+    <w:lsdException w:name="List Continue 3" w:semiHidden="1" w:unhideWhenUsed="1"/>
+    <w:lsdException w:name="List Continue 4" w:semiHidden="1" w:unhideWhenUsed="1"/>
+    <w:lsdException w:name="List Continue 5" w:semiHidden="1" w:unhideWhenUsed="1"/>
+    <w:lsdException w:name="Message Header" w:semiHidden="1" w:unhideWhenUsed="1"/>
+    <w:lsdException w:name="Subtitle" w:uiPriority="11" w:qFormat="1"/>
+    <w:lsdException w:name="Salutation" w:semiHidden="1" w:unhideWhenUsed="1"/>
+    <w:lsdException w:name="Date" w:semiHidden="1" w:unhideWhenUsed="1"/>
+    <w:lsdException w:name="Body Text First Indent" w:semiHidden="1" w:unhideWhenUsed="1"/>
+    <w:lsdException w:name="Body Text First Indent 2" w:semiHidden="1" w:unhideWhenUsed="1"/>
+    <w:lsdException w:name="Note Heading" w:semiHidden="1" w:unhideWhenUsed="1"/>
+    <w:lsdException w:name="Body Text 2" w:semiHidden="1" w:unhideWhenUsed="1"/>
+    <w:lsdException w:name="Body Text 3" w:semiHidden="1" w:unhideWhenUsed="1"/>
+    <w:lsdException w:name="Body Text Indent 2" w:semiHidden="1" w:unhideWhenUsed="1"/>
+    <w:lsdException w:name="Body Text Indent 3" w:semiHidden="1" w:unhideWhenUsed="1"/>
+    <w:lsdException w:name="Block Text" w:semiHidden="1" w:unhideWhenUsed="1"/>
+    <w:lsdException w:name="Hyperlink" w:semiHidden="1" w:unhideWhenUsed="1"/>
+    <w:lsdException w:name="FollowedHyperlink" w:semiHidden="1" w:unhideWhenUsed="1"/>
+    <w:lsdException w:name="Strong" w:uiPriority="22" w:qFormat="1"/>
+    <w:lsdException w:name="Emphasis" w:uiPriority="20" w:qFormat="1"/>
+    <w:lsdException w:name="Document Map" w:semiHidden="1" w:unhideWhenUsed="1"/>
+    <w:lsdException w:name="Plain Text" w:semiHidden="1" w:unhideWhenUsed="1"/>
+    <w:lsdException w:name="E-mail Signature" w:semiHidden="1" w:unhideWhenUsed="1"/>
+    <w:lsdException w:name="HTML Top of Form" w:semiHidden="1" w:unhideWhenUsed="1"/>
+    <w:lsdException w:name="HTML Bottom of Form" w:semiHidden="1" w:unhideWhenUsed="1"/>
+    <w:lsdException w:name="Normal (Web)" w:semiHidden="1" w:unhideWhenUsed="1"/>
+    <w:lsdException w:name="HTML Acronym" w:semiHidden="1" w:unhideWhenUsed="1"/>
+    <w:lsdException w:name="HTML Address" w:semiHidden="1" w:unhideWhenUsed="1"/>
+    <w:lsdException w:name="HTML Cite" w:semiHidden="1" w:unhideWhenUsed="1"/>
+    <w:lsdException w:name="HTML Code" w:semiHidden="1" w:unhideWhenUsed="1"/>
+    <w:lsdException w:name="HTML Definition" w:semiHidden="1" w:unhideWhenUsed="1"/>
+    <w:lsdException w:name="HTML Keyboard" w:semiHidden="1" w:unhideWhenUsed="1"/>
+    <w:lsdException w:name="HTML Preformatted" w:semiHidden="1" w:unhideWhenUsed="1"/>
+    <w:lsdException w:name="HTML Sample" w:semiHidden="1" w:unhideWhenUsed="1"/>
+    <w:lsdException w:name="HTML Typewriter" w:semiHidden="1" w:unhideWhenUsed="1"/>
+    <w:lsdException w:name="HTML Variable" w:semiHidden="1" w:unhideWhenUsed="1"/>
+    <w:lsdException w:name="Normal Table" w:semiHidden="1" w:unhideWhenUsed="1"/>
+    <w:lsdException w:name="annotation subject" w:semiHidden="1" w:unhideWhenUsed="1"/>
+    <w:lsdException w:name="No List" w:semiHidden="1" w:unhideWhenUsed="1"/>
+    <w:lsdException w:name="Outline List 1" w:semiHidden="1" w:unhideWhenUsed="1"/>
+    <w:lsdException w:name="Outline List 2" w:semiHidden="1" w:unhideWhenUsed="1"/>
+    <w:lsdException w:name="Outline List 3" w:semiHidden="1" w:unhideWhenUsed="1"/>
+    <w:lsdException w:name="Table Simple 1" w:semiHidden="1" w:unhideWhenUsed="1"/>
+    <w:lsdException w:name="Table Simple 2" w:semiHidden="1" w:unhideWhenUsed="1"/>
+    <w:lsdException w:name="Table Simple 3" w:semiHidden="1" w:unhideWhenUsed="1"/>
+    <w:lsdException w:name="Table Classic 1" w:semiHidden="1" w:unhideWhenUsed="1"/>
+    <w:lsdException w:name="Table Classic 2" w:semiHidden="1" w:unhideWhenUsed="1"/>
+    <w:lsdException w:name="Table Classic 3" w:semiHidden="1" w:unhideWhenUsed="1"/>
+    <w:lsdException w:name="Table Classic 4" w:semiHidden="1" w:unhideWhenUsed="1"/>
+    <w:lsdException w:name="Table Colorful 1" w:semiHidden="1" w:unhideWhenUsed="1"/>
+    <w:lsdException w:name="Table Colorful 2" w:semiHidden="1" w:unhideWhenUsed="1"/>
+    <w:lsdException w:name="Table Colorful 3" w:semiHidden="1" w:unhideWhenUsed="1"/>
+    <w:lsdException w:name="Table Columns 1" w:semiHidden="1" w:unhideWhenUsed="1"/>
+    <w:lsdException w:name="Table Columns 2" w:semiHidden="1" w:unhideWhenUsed="1"/>
+    <w:lsdException w:name="Table Columns 3" w:semiHidden="1" w:unhideWhenUsed="1"/>
+    <w:lsdException w:name="Table Columns 4" w:semiHidden="1" w:unhideWhenUsed="1"/>
+    <w:lsdException w:name="Table Columns 5" w:semiHidden="1" w:unhideWhenUsed="1"/>
+    <w:lsdException w:name="Table Grid 1" w:semiHidden="1" w:unhideWhenUsed="1"/>
+    <w:lsdException w:name="Table Grid 2" w:semiHidden="1" w:unhideWhenUsed="1"/>
+    <w:lsdException w:name="Table Grid 3" w:semiHidden="1" w:unhideWhenUsed="1"/>
+    <w:lsdException w:name="Table Grid 4" w:semiHidden="1" w:unhideWhenUsed="1"/>
+    <w:lsdException w:name="Table Grid 5" w:semiHidden="1" w:unhideWhenUsed="1"/>
+    <w:lsdException w:name="Table Grid 6" w:semiHidden="1" w:unhideWhenUsed="1"/>
+    <w:lsdException w:name="Table Grid 7" w:semiHidden="1" w:unhideWhenUsed="1"/>
+    <w:lsdException w:name="Table Grid 8" w:semiHidden="1" w:unhideWhenUsed="1"/>
+    <w:lsdException w:name="Table List 1" w:semiHidden="1" w:unhideWhenUsed="1"/>
+    <w:lsdException w:name="Table List 2" w:semiHidden="1" w:unhideWhenUsed="1"/>
+    <w:lsdException w:name="Table List 3" w:semiHidden="1" w:unhideWhenUsed="1"/>
+    <w:lsdException w:name="Table List 4" w:semiHidden="1" w:unhideWhenUsed="1"/>
+    <w:lsdException w:name="Table List 5" w:semiHidden="1" w:unhideWhenUsed="1"/>
+    <w:lsdException w:name="Table List 6" w:semiHidden="1" w:unhideWhenUsed="1"/>
+    <w:lsdException w:name="Table List 7" w:semiHidden="1" w:unhideWhenUsed="1"/>
+    <w:lsdException w:name="Table List 8" w:semiHidden="1" w:unhideWhenUsed="1"/>
+    <w:lsdException w:name="Table 3D effects 1" w:semiHidden="1" w:unhideWhenUsed="1"/>
+    <w:lsdException w:name="Table 3D effects 2" w:semiHidden="1" w:unhideWhenUsed="1"/>
+    <w:lsdException w:name="Table 3D effects 3" w:semiHidden="1" w:unhideWhenUsed="1"/>
+    <w:lsdException w:name="Table Contemporary" w:semiHidden="1" w:unhideWhenUsed="1"/>
+    <w:lsdException w:name="Table Elegant" w:semiHidden="1" w:unhideWhenUsed="1"/>
+    <w:lsdException w:name="Table Professional" w:semiHidden="1" w:unhideWhenUsed="1"/>
+    <w:lsdException w:name="Table Subtle 1" w:semiHidden="1" w:unhideWhenUsed="1"/>
+    <w:lsdException w:name="Table Subtle 2" w:semiHidden="1" w:unhideWhenUsed="1"/>
+    <w:lsdException w:name="Table Web 1" w:semiHidden="1" w:unhideWhenUsed="1"/>
+    <w:lsdException w:name="Table Web 2" w:semiHidden="1" w:unhideWhenUsed="1"/>
+    <w:lsdException w:name="Table Web 3" w:semiHidden="1" w:unhideWhenUsed="1"/>
+    <w:lsdException w:name="Balloon Text" w:semiHidden="1" w:unhideWhenUsed="1"/>
+    <w:lsdException w:name="Table Grid" w:semiHidden="1" w:uiPriority="59" w:unhideWhenUsed="1"/>
+    <w:lsdException w:name="Table Theme" w:semiHidden="1" w:unhideWhenUsed="1"/>
+    <w:lsdException w:name="Placeholder Text" w:semiHidden="1"/>
+    <w:lsdException w:name="No Spacing" w:uiPriority="1" w:qFormat="1"/>
+    <w:lsdException w:name="Light Shading" w:uiPriority="60"/>
+    <w:lsdException w:name="Light List" w:uiPriority="61"/>
+    <w:lsdException w:name="Light Grid" w:uiPriority="62"/>
+    <w:lsdException w:name="Medium Shading 1" w:uiPriority="63"/>
+    <w:lsdException w:name="Medium Shading 2" w:uiPriority="64"/>
+    <w:lsdException w:name="Medium List 1" w:uiPriority="65"/>
+    <w:lsdException w:name="Medium List 2" w:uiPriority="66"/>
+    <w:lsdException w:name="Medium Grid 1" w:uiPriority="67"/>
+    <w:lsdException w:name="Medium Grid 2" w:uiPriority="68"/>
+    <w:lsdException w:name="Medium Grid 3" w:uiPriority="69"/>
+    <w:lsdException w:name="Dark List" w:uiPriority="70"/>
+    <w:lsdException w:name="Colorful Shading" w:uiPriority="71"/>
+    <w:lsdException w:name="Colorful List" w:uiPriority="72"/>
+    <w:lsdException w:name="Colorful Grid" w:uiPriority="73"/>
+    <w:lsdException w:name="Light Shading Accent 1" w:uiPriority="60"/>
+    <w:lsdException w:name="Light List Accent 1" w:uiPriority="61"/>
+    <w:lsdException w:name="Light Grid Accent 1" w:uiPriority="62"/>
+    <w:lsdException w:name="Medium Shading 1 Accent 1" w:uiPriority="63"/>
+    <w:lsdException w:name="Medium Shading 2 Accent 1" w:uiPriority="64"/>
+    <w:lsdException w:name="Medium List 1 Accent 1" w:uiPriority="65"/>
+    <w:lsdException w:name="Revision" w:semiHidden="1"/>
+    <w:lsdException w:name="List Paragraph" w:uiPriority="34" w:qFormat="1"/>
+    <w:lsdException w:name="Quote" w:uiPriority="29" w:qFormat="1"/>
+    <w:lsdException w:name="Intense Quote" w:uiPriority="30" w:qFormat="1"/>
+    <w:lsdException w:name="Medium List 2 Accent 1" w:uiPriority="66"/>
+    <w:lsdException w:name="Medium Grid 1 Accent 1" w:uiPriority="67"/>
+    <w:lsdException w:name="Medium Grid 2 Accent 1" w:uiPriority="68"/>
+    <w:lsdException w:name="Medium Grid 3 Accent 1" w:uiPriority="69"/>
+    <w:lsdException w:name="Dark List Accent 1" w:uiPriority="70"/>
+    <w:lsdException w:name="Colorful Shading Accent 1" w:uiPriority="71"/>
+    <w:lsdException w:name="Colorful List Accent 1" w:uiPriority="72"/>
+    <w:lsdException w:name="Colorful Grid Accent 1" w:uiPriority="73"/>
+    <w:lsdException w:name="Light Shading Accent 2" w:uiPriority="60"/>
+    <w:lsdException w:name="Light List Accent 2" w:uiPriority="61"/>
+    <w:lsdException w:name="Light Grid Accent 2" w:uiPriority="62"/>
+    <w:lsdException w:name="Medium Shading 1 Accent 2" w:uiPriority="63"/>
+    <w:lsdException w:name="Medium Shading 2 Accent 2" w:uiPriority="64"/>
+    <w:lsdException w:name="Medium List 1 Accent 2" w:uiPriority="65"/>
+    <w:lsdException w:name="Medium List 2 Accent 2" w:uiPriority="66"/>
+    <w:lsdException w:name="Medium Grid 1 Accent 2" w:uiPriority="67"/>
+    <w:lsdException w:name="Medium Grid 2 Accent 2" w:uiPriority="68"/>
+    <w:lsdException w:name="Medium Grid 3 Accent 2" w:uiPriority="69"/>
+    <w:lsdException w:name="Dark List Accent 2" w:uiPriority="70"/>
+    <w:lsdException w:name="Colorful Shading Accent 2" w:uiPriority="71"/>
+    <w:lsdException w:name="Colorful List Accent 2" w:uiPriority="72"/>
+    <w:lsdException w:name="Colorful Grid Accent 2" w:uiPriority="73"/>
+    <w:lsdException w:name="Light Shading Accent 3" w:uiPriority="60"/>
+    <w:lsdException w:name="Light List Accent 3" w:uiPriority="61"/>
+    <w:lsdException w:name="Light Grid Accent 3" w:uiPriority="62"/>
+    <w:lsdException w:name="Medium Shading 1 Accent 3" w:uiPriority="63"/>
+    <w:lsdException w:name="Medium Shading 2 Accent 3" w:uiPriority="64"/>
+    <w:lsdException w:name="Medium List 1 Accent 3" w:uiPriority="65"/>
+    <w:lsdException w:name="Medium List 2 Accent 3" w:uiPriority="66"/>
+    <w:lsdException w:name="Medium Grid 1 Accent 3" w:uiPriority="67"/>
+    <w:lsdException w:name="Medium Grid 2 Accent 3" w:uiPriority="68"/>
+    <w:lsdException w:name="Medium Grid 3 Accent 3" w:uiPriority="69"/>
+    <w:lsdException w:name="Dark List Accent 3" w:uiPriority="70"/>
+    <w:lsdException w:name="Colorful Shading Accent 3" w:uiPriority="71"/>
+    <w:lsdException w:name="Colorful List Accent 3" w:uiPriority="72"/>
+    <w:lsdException w:name="Colorful Grid Accent 3" w:uiPriority="73"/>
+    <w:lsdException w:name="Light Shading Accent 4" w:uiPriority="60"/>
+    <w:lsdException w:name="Light List Accent 4" w:uiPriority="61"/>
+    <w:lsdException w:name="Light Grid Accent 4" w:uiPriority="62"/>
+    <w:lsdException w:name="Medium Shading 1 Accent 4" w:uiPriority="63"/>
+    <w:lsdException w:name="Medium Shading 2 Accent 4" w:uiPriority="64"/>
+    <w:lsdException w:name="Medium List 1 Accent 4" w:uiPriority="65"/>
+    <w:lsdException w:name="Medium List 2 Accent 4" w:uiPriority="66"/>
+    <w:lsdException w:name="Medium Grid 1 Accent 4" w:uiPriority="67"/>
+    <w:lsdException w:name="Medium Grid 2 Accent 4" w:uiPriority="68"/>
+    <w:lsdException w:name="Medium Grid 3 Accent 4" w:uiPriority="69"/>
+    <w:lsdException w:name="Dark List Accent 4" w:uiPriority="70"/>
+    <w:lsdException w:name="Colorful Shading Accent 4" w:uiPriority="71"/>
+    <w:lsdException w:name="Colorful List Accent 4" w:uiPriority="72"/>
+    <w:lsdException w:name="Colorful Grid Accent 4" w:uiPriority="73"/>
+    <w:lsdException w:name="Light Shading Accent 5" w:uiPriority="60"/>
+    <w:lsdException w:name="Light List Accent 5" w:uiPriority="61"/>
+    <w:lsdException w:name="Light Grid Accent 5" w:uiPriority="62"/>
+    <w:lsdException w:name="Medium Shading 1 Accent 5" w:uiPriority="63"/>
+    <w:lsdException w:name="Medium Shading 2 Accent 5" w:uiPriority="64"/>
+    <w:lsdException w:name="Medium List 1 Accent 5" w:uiPriority="65"/>
+    <w:lsdException w:name="Medium List 2 Accent 5" w:uiPriority="66"/>
+    <w:lsdException w:name="Medium Grid 1 Accent 5" w:uiPriority="67"/>
+    <w:lsdException w:name="Medium Grid 2 Accent 5" w:uiPriority="68"/>
+    <w:lsdException w:name="Medium Grid 3 Accent 5" w:uiPriority="69"/>
+    <w:lsdException w:name="Dark List Accent 5" w:uiPriority="70"/>
+    <w:lsdException w:name="Colorful Shading Accent 5" w:uiPriority="71"/>
+    <w:lsdException w:name="Colorful List Accent 5" w:uiPriority="72"/>
+    <w:lsdException w:name="Colorful Grid Accent 5" w:uiPriority="73"/>
+    <w:lsdException w:name="Light Shading Accent 6" w:uiPriority="60"/>
+    <w:lsdException w:name="Light List Accent 6" w:uiPriority="61"/>
+    <w:lsdException w:name="Light Grid Accent 6" w:uiPriority="62"/>
+    <w:lsdException w:name="Medium Shading 1 Accent 6" w:uiPriority="63"/>
+    <w:lsdException w:name="Medium Shading 2 Accent 6" w:uiPriority="64"/>
+    <w:lsdException w:name="Medium List 1 Accent 6" w:uiPriority="65"/>
+    <w:lsdException w:name="Medium List 2 Accent 6" w:uiPriority="66"/>
+    <w:lsdException w:name="Medium Grid 1 Accent 6" w:uiPriority="67"/>
+    <w:lsdException w:name="Medium Grid 2 Accent 6" w:uiPriority="68"/>
+    <w:lsdException w:name="Medium Grid 3 Accent 6" w:uiPriority="69"/>
+    <w:lsdException w:name="Dark List Accent 6" w:uiPriority="70"/>
+    <w:lsdException w:name="Colorful Shading Accent 6" w:uiPriority="71"/>
+    <w:lsdException w:name="Colorful List Accent 6" w:uiPriority="72"/>
+    <w:lsdException w:name="Colorful Grid Accent 6" w:uiPriority="73"/>
+    <w:lsdException w:name="Subtle Emphasis" w:uiPriority="19" w:qFormat="1"/>
+    <w:lsdException w:name="Intense Emphasis" w:uiPriority="21" w:qFormat="1"/>
+    <w:lsdException w:name="Subtle Reference" w:uiPriority="31" w:qFormat="1"/>
+    <w:lsdException w:name="Intense Reference" w:uiPriority="32" w:qFormat="1"/>
+    <w:lsdException w:name="Book Title" w:uiPriority="33" w:qFormat="1"/>
+    <w:lsdException w:name="Bibliography" w:semiHidden="1" w:uiPriority="37" w:unhideWhenUsed="1"/>
+    <w:lsdException w:name="TOC Heading" w:semiHidden="1" w:uiPriority="39" w:unhideWhenUsed="1" w:qFormat="1"/>
+    <w:lsdException w:name="Plain Table 1" w:uiPriority="41"/>
+    <w:lsdException w:name="Plain Table 2" w:uiPriority="42"/>
+    <w:lsdException w:name="Plain Table 3" w:uiPriority="43"/>
+    <w:lsdException w:name="Plain Table 4" w:uiPriority="44"/>
+    <w:lsdException w:name="Plain Table 5" w:uiPriority="45"/>
+    <w:lsdException w:name="Grid Table Light" w:uiPriority="40"/>
+    <w:lsdException w:name="Grid Table 1 Light" w:uiPriority="46"/>
+    <w:lsdException w:name="Grid Table 2" w:uiPriority="47"/>
+    <w:lsdException w:name="Grid Table 3" w:uiPriority="48"/>
+    <w:lsdException w:name="Grid Table 4" w:uiPriority="49"/>
+    <w:lsdException w:name="Grid Table 5 Dark" w:uiPriority="50"/>
+    <w:lsdException w:name="Grid Table 6 Colorful" w:uiPriority="51"/>
+    <w:lsdException w:name="Grid Table 7 Colorful" w:uiPriority="52"/>
+    <w:lsdException w:name="Grid Table 1 Light Accent 1" w:uiPriority="46"/>
+    <w:lsdException w:name="Grid Table 2 Accent 1" w:uiPriority="47"/>
+    <w:lsdException w:name="Grid Table 3 Accent 1" w:uiPriority="48"/>
+    <w:lsdException w:name="Grid Table 4 Accent 1" w:uiPriority="49"/>
+    <w:lsdException w:name="Grid Table 5 Dark Accent 1" w:uiPriority="50"/>
+    <w:lsdException w:name="Grid Table 6 Colorful Accent 1" w:uiPriority="51"/>
+    <w:lsdException w:name="Grid Table 7 Colorful Accent 1" w:uiPriority="52"/>
+    <w:lsdException w:name="Grid Table 1 Light Accent 2" w:uiPriority="46"/>
+    <w:lsdException w:name="Grid Table 2 Accent 2" w:uiPriority="47"/>
+    <w:lsdException w:name="Grid Table 3 Accent 2" w:uiPriority="48"/>
+    <w:lsdException w:name="Grid Table 4 Accent 2" w:uiPriority="49"/>
+    <w:lsdException w:name="Grid Table 5 Dark Accent 2" w:uiPriority="50"/>
+    <w:lsdException w:name="Grid Table 6 Colorful Accent 2" w:uiPriority="51"/>
+    <w:lsdException w:name="Grid Table 7 Colorful Accent 2" w:uiPriority="52"/>
+    <w:lsdException w:name="Grid Table 1 Light Accent 3" w:uiPriority="46"/>
+    <w:lsdException w:name="Grid Table 2 Accent 3" w:uiPriority="47"/>
+    <w:lsdException w:name="Grid Table 3 Accent 3" w:uiPriority="48"/>
+    <w:lsdException w:name="Grid Table 4 Accent 3" w:uiPriority="49"/>
+    <w:lsdException w:name="Grid Table 5 Dark Accent 3" w:uiPriority="50"/>
+    <w:lsdException w:name="Grid Table 6 Colorful Accent 3" w:uiPriority="51"/>
+    <w:lsdException w:name="Grid Table 7 Colorful Accent 3" w:uiPriority="52"/>
+    <w:lsdException w:name="Grid Table 1 Light Accent 4" w:uiPriority="46"/>
+    <w:lsdException w:name="Grid Table 2 Accent 4" w:uiPriority="47"/>
+    <w:lsdException w:name="Grid Table 3 Accent 4" w:uiPriority="48"/>
+    <w:lsdException w:name="Grid Table 4 Accent 4" w:uiPriority="49"/>
+    <w:lsdException w:name="Grid Table 5 Dark Accent 4" w:uiPriority="50"/>
+    <w:lsdException w:name="Grid Table 6 Colorful Accent 4" w:uiPriority="51"/>
+    <w:lsdException w:name="Grid Table 7 Colorful Accent 4" w:uiPriority="52"/>
+    <w:lsdException w:name="Grid Table 1 Light Accent 5" w:uiPriority="46"/>
+    <w:lsdException w:name="Grid Table 2 Accent 5" w:uiPriority="47"/>
+    <w:lsdException w:name="Grid Table 3 Accent 5" w:uiPriority="48"/>
+    <w:lsdException w:name="Grid Table 4 Accent 5" w:uiPriority="49"/>
+    <w:lsdException w:name="Grid Table 5 Dark Accent 5" w:uiPriority="50"/>
+    <w:lsdException w:name="Grid Table 6 Colorful Accent 5" w:uiPriority="51"/>
+    <w:lsdException w:name="Grid Table 7 Colorful Accent 5" w:uiPriority="52"/>
+    <w:lsdException w:name="Grid Table 1 Light Accent 6" w:uiPriority="46"/>
+    <w:lsdException w:name="Grid Table 2 Accent 6" w:uiPriority="47"/>
+    <w:lsdException w:name="Grid Table 3 Accent 6" w:uiPriority="48"/>
+    <w:lsdException w:name="Grid Table 4 Accent 6" w:uiPriority="49"/>
+    <w:lsdException w:name="Grid Table 5 Dark Accent 6" w:uiPriority="50"/>
+    <w:lsdException w:name="Grid Table 6 Colorful Accent 6" w:uiPriority="51"/>
+    <w:lsdException w:name="Grid Table 7 Colorful Accent 6" w:uiPriority="52"/>
+    <w:lsdException w:name="List Table 1 Light" w:uiPriority="46"/>
+    <w:lsdException w:name="List Table 2" w:uiPriority="47"/>
+    <w:lsdException w:name="List Table 3" w:uiPriority="48"/>
+    <w:lsdException w:name="List Table 4" w:uiPriority="49"/>
+    <w:lsdException w:name="List Table 5 Dark" w:uiPriority="50"/>
+    <w:lsdException w:name="List Table 6 Colorful" w:uiPriority="51"/>
+    <w:lsdException w:name="List Table 7 Colorful" w:uiPriority="52"/>
+    <w:lsdException w:name="List Table 1 Light Accent 1" w:uiPriority="46"/>
+    <w:lsdException w:name="List Table 2 Accent 1" w:uiPriority="47"/>
+    <w:lsdException w:name="List Table 3 Accent 1" w:uiPriority="48"/>
+    <w:lsdException w:name="List Table 4 Accent 1" w:uiPriority="49"/>
+    <w:lsdException w:name="List Table 5 Dark Accent 1" w:uiPriority="50"/>
+    <w:lsdException w:name="List Table 6 Colorful Accent 1" w:uiPriority="51"/>
+    <w:lsdException w:name="List Table 7 Colorful Accent 1" w:uiPriority="52"/>
+    <w:lsdException w:name="List Table 1 Light Accent 2" w:uiPriority="46"/>
+    <w:lsdException w:name="List Table 2 Accent 2" w:uiPriority="47"/>
+    <w:lsdException w:name="List Table 3 Accent 2" w:uiPriority="48"/>
+    <w:lsdException w:name="List Table 4 Accent 2" w:uiPriority="49"/>
+    <w:lsdException w:name="List Table 5 Dark Accent 2" w:uiPriority="50"/>
+    <w:lsdException w:name="List Table 6 Colorful Accent 2" w:uiPriority="51"/>
+    <w:lsdException w:name="List Table 7 Colorful Accent 2" w:uiPriority="52"/>
+    <w:lsdException w:name="List Table 1 Light Accent 3" w:uiPriority="46"/>
+    <w:lsdException w:name="List Table 2 Accent 3" w:uiPriority="47"/>
+    <w:lsdException w:name="List Table 3 Accent 3" w:uiPriority="48"/>
+    <w:lsdException w:name="List Table 4 Accent 3" w:uiPriority="49"/>
+    <w:lsdException w:name="List Table 5 Dark Accent 3" w:uiPriority="50"/>
+    <w:lsdException w:name="List Table 6 Colorful Accent 3" w:uiPriority="51"/>
+    <w:lsdException w:name="List Table 7 Colorful Accent 3" w:uiPriority="52"/>
+    <w:lsdException w:name="List Table 1 Light Accent 4" w:uiPriority="46"/>
+    <w:lsdException w:name="List Table 2 Accent 4" w:uiPriority="47"/>
+    <w:lsdException w:name="List Table 3 Accent 4" w:uiPriority="48"/>
+    <w:lsdException w:name="List Table 4 Accent 4" w:uiPriority="49"/>
+    <w:lsdException w:name="List Table 5 Dark Accent 4" w:uiPriority="50"/>
+    <w:lsdException w:name="List Table 6 Colorful Accent 4" w:uiPriority="51"/>
+    <w:lsdException w:name="List Table 7 Colorful Accent 4" w:uiPriority="52"/>
+    <w:lsdException w:name="List Table 1 Light Accent 5" w:uiPriority="46"/>
+    <w:lsdException w:name="List Table 2 Accent 5" w:uiPriority="47"/>
+    <w:lsdException w:name="List Table 3 Accent 5" w:uiPriority="48"/>
+    <w:lsdException w:name="List Table 4 Accent 5" w:uiPriority="49"/>
+    <w:lsdException w:name="List Table 5 Dark Accent 5" w:uiPriority="50"/>
+    <w:lsdException w:name="List Table 6 Colorful Accent 5" w:uiPriority="51"/>
+    <w:lsdException w:name="List Table 7 Colorful Accent 5" w:uiPriority="52"/>
+    <w:lsdException w:name="List Table 1 Light Accent 6" w:uiPriority="46"/>
+    <w:lsdException w:name="List Table 2 Accent 6" w:uiPriority="47"/>
+    <w:lsdException w:name="List Table 3 Accent 6" w:uiPriority="48"/>
+    <w:lsdException w:name="List Table 4 Accent 6" w:uiPriority="49"/>
+    <w:lsdException w:name="List Table 5 Dark Accent 6" w:uiPriority="50"/>
+    <w:lsdException w:name="List Table 6 Colorful Accent 6" w:uiPriority="51"/>
+    <w:lsdException w:name="List Table 7 Colorful Accent 6" w:uiPriority="52"/>
+    <w:lsdException w:name="Mention" w:semiHidden="1" w:unhideWhenUsed="1"/>
+    <w:lsdException w:name="Smart Hyperlink" w:semiHidden="1" w:unhideWhenUsed="1"/>
+    <w:lsdException w:name="Hashtag" w:semiHidden="1" w:unhideWhenUsed="1"/>
+    <w:lsdException w:name="Unresolved Mention" w:semiHidden="1" w:unhideWhenUsed="1"/>
+    <w:lsdException w:name="Smart Link" w:semiHidden="1" w:unhideWhenUsed="1"/>
   </w:latentStyles>
   <w:style w:type="paragraph" w:default="1" w:styleId="a">
     <w:name w:val="Normal"/>
@@ -5055,196 +5198,6 @@
       <w:sz w:val="24"/>
       <w:szCs w:val="24"/>
     </w:rPr>
-  </w:style>
-</w:styles>
-</file>
-
-<file path=word/stylesWithEffects.xml><?xml version="1.0" encoding="utf-8"?>
-<w:styles xmlns:wpc="http://schemas.microsoft.com/office/word/2010/wordprocessingCanvas" xmlns:mc="http://schemas.openxmlformats.org/markup-compatibility/2006" xmlns:o="urn:schemas-microsoft-com:office:office" xmlns:r="http://schemas.openxmlformats.org/officeDocument/2006/relationships" xmlns:m="http://schemas.openxmlformats.org/officeDocument/2006/math" xmlns:v="urn:schemas-microsoft-com:vml" xmlns:wp14="http://schemas.microsoft.com/office/word/2010/wordprocessingDrawing" xmlns:wp="http://schemas.openxmlformats.org/drawingml/2006/wordprocessingDrawing" xmlns:w10="urn:schemas-microsoft-com:office:word" xmlns:w="http://schemas.openxmlformats.org/wordprocessingml/2006/main" xmlns:w14="http://schemas.microsoft.com/office/word/2010/wordml" xmlns:wpg="http://schemas.microsoft.com/office/word/2010/wordprocessingGroup" xmlns:wpi="http://schemas.microsoft.com/office/word/2010/wordprocessingInk" xmlns:wne="http://schemas.microsoft.com/office/word/2006/wordml" xmlns:wps="http://schemas.microsoft.com/office/word/2010/wordprocessingShape" mc:Ignorable="w14 wp14">
-  <w:docDefaults>
-    <w:rPrDefault>
-      <w:rPr>
-        <w:rFonts w:asciiTheme="minorHAnsi" w:eastAsiaTheme="minorEastAsia" w:hAnsiTheme="minorHAnsi" w:cstheme="minorBidi"/>
-        <w:sz w:val="22"/>
-        <w:szCs w:val="22"/>
-        <w:lang w:val="ru-RU" w:eastAsia="ru-RU" w:bidi="ar-SA"/>
-      </w:rPr>
-    </w:rPrDefault>
-    <w:pPrDefault>
-      <w:pPr>
-        <w:spacing w:after="200" w:line="276" w:lineRule="auto"/>
-      </w:pPr>
-    </w:pPrDefault>
-  </w:docDefaults>
-  <w:latentStyles w:defLockedState="0" w:defUIPriority="99" w:defSemiHidden="1" w:defUnhideWhenUsed="1" w:defQFormat="0" w:count="267">
-    <w:lsdException w:name="Normal" w:semiHidden="0" w:uiPriority="0" w:unhideWhenUsed="0" w:qFormat="1"/>
-    <w:lsdException w:name="heading 1" w:semiHidden="0" w:uiPriority="9" w:unhideWhenUsed="0" w:qFormat="1"/>
-    <w:lsdException w:name="heading 2" w:uiPriority="9" w:qFormat="1"/>
-    <w:lsdException w:name="heading 3" w:uiPriority="9" w:qFormat="1"/>
-    <w:lsdException w:name="heading 4" w:uiPriority="9" w:qFormat="1"/>
-    <w:lsdException w:name="heading 5" w:uiPriority="9" w:qFormat="1"/>
-    <w:lsdException w:name="heading 6" w:uiPriority="9" w:qFormat="1"/>
-    <w:lsdException w:name="heading 7" w:uiPriority="9" w:qFormat="1"/>
-    <w:lsdException w:name="heading 8" w:uiPriority="9" w:qFormat="1"/>
-    <w:lsdException w:name="heading 9" w:uiPriority="9" w:qFormat="1"/>
-    <w:lsdException w:name="toc 1" w:uiPriority="39"/>
-    <w:lsdException w:name="toc 2" w:uiPriority="39"/>
-    <w:lsdException w:name="toc 3" w:uiPriority="39"/>
-    <w:lsdException w:name="toc 4" w:uiPriority="39"/>
-    <w:lsdException w:name="toc 5" w:uiPriority="39"/>
-    <w:lsdException w:name="toc 6" w:uiPriority="39"/>
-    <w:lsdException w:name="toc 7" w:uiPriority="39"/>
-    <w:lsdException w:name="toc 8" w:uiPriority="39"/>
-    <w:lsdException w:name="toc 9" w:uiPriority="39"/>
-    <w:lsdException w:name="caption" w:uiPriority="35" w:qFormat="1"/>
-    <w:lsdException w:name="Title" w:semiHidden="0" w:uiPriority="10" w:unhideWhenUsed="0" w:qFormat="1"/>
-    <w:lsdException w:name="Default Paragraph Font" w:uiPriority="1"/>
-    <w:lsdException w:name="Subtitle" w:semiHidden="0" w:uiPriority="11" w:unhideWhenUsed="0" w:qFormat="1"/>
-    <w:lsdException w:name="Strong" w:semiHidden="0" w:uiPriority="22" w:unhideWhenUsed="0" w:qFormat="1"/>
-    <w:lsdException w:name="Emphasis" w:semiHidden="0" w:uiPriority="20" w:unhideWhenUsed="0" w:qFormat="1"/>
-    <w:lsdException w:name="Table Grid" w:semiHidden="0" w:uiPriority="59" w:unhideWhenUsed="0"/>
-    <w:lsdException w:name="Placeholder Text" w:unhideWhenUsed="0"/>
-    <w:lsdException w:name="No Spacing" w:semiHidden="0" w:uiPriority="1" w:unhideWhenUsed="0" w:qFormat="1"/>
-    <w:lsdException w:name="Light Shading" w:semiHidden="0" w:uiPriority="60" w:unhideWhenUsed="0"/>
-    <w:lsdException w:name="Light List" w:semiHidden="0" w:uiPriority="61" w:unhideWhenUsed="0"/>
-    <w:lsdException w:name="Light Grid" w:semiHidden="0" w:uiPriority="62" w:unhideWhenUsed="0"/>
-    <w:lsdException w:name="Medium Shading 1" w:semiHidden="0" w:uiPriority="63" w:unhideWhenUsed="0"/>
-    <w:lsdException w:name="Medium Shading 2" w:semiHidden="0" w:uiPriority="64" w:unhideWhenUsed="0"/>
-    <w:lsdException w:name="Medium List 1" w:semiHidden="0" w:uiPriority="65" w:unhideWhenUsed="0"/>
-    <w:lsdException w:name="Medium List 2" w:semiHidden="0" w:uiPriority="66" w:unhideWhenUsed="0"/>
-    <w:lsdException w:name="Medium Grid 1" w:semiHidden="0" w:uiPriority="67" w:unhideWhenUsed="0"/>
-    <w:lsdException w:name="Medium Grid 2" w:semiHidden="0" w:uiPriority="68" w:unhideWhenUsed="0"/>
-    <w:lsdException w:name="Medium Grid 3" w:semiHidden="0" w:uiPriority="69" w:unhideWhenUsed="0"/>
-    <w:lsdException w:name="Dark List" w:semiHidden="0" w:uiPriority="70" w:unhideWhenUsed="0"/>
-    <w:lsdException w:name="Colorful Shading" w:semiHidden="0" w:uiPriority="71" w:unhideWhenUsed="0"/>
-    <w:lsdException w:name="Colorful List" w:semiHidden="0" w:uiPriority="72" w:unhideWhenUsed="0"/>
-    <w:lsdException w:name="Colorful Grid" w:semiHidden="0" w:uiPriority="73" w:unhideWhenUsed="0"/>
-    <w:lsdException w:name="Light Shading Accent 1" w:semiHidden="0" w:uiPriority="60" w:unhideWhenUsed="0"/>
-    <w:lsdException w:name="Light List Accent 1" w:semiHidden="0" w:uiPriority="61" w:unhideWhenUsed="0"/>
-    <w:lsdException w:name="Light Grid Accent 1" w:semiHidden="0" w:uiPriority="62" w:unhideWhenUsed="0"/>
-    <w:lsdException w:name="Medium Shading 1 Accent 1" w:semiHidden="0" w:uiPriority="63" w:unhideWhenUsed="0"/>
-    <w:lsdException w:name="Medium Shading 2 Accent 1" w:semiHidden="0" w:uiPriority="64" w:unhideWhenUsed="0"/>
-    <w:lsdException w:name="Medium List 1 Accent 1" w:semiHidden="0" w:uiPriority="65" w:unhideWhenUsed="0"/>
-    <w:lsdException w:name="Revision" w:unhideWhenUsed="0"/>
-    <w:lsdException w:name="List Paragraph" w:semiHidden="0" w:uiPriority="34" w:unhideWhenUsed="0" w:qFormat="1"/>
-    <w:lsdException w:name="Quote" w:semiHidden="0" w:uiPriority="29" w:unhideWhenUsed="0" w:qFormat="1"/>
-    <w:lsdException w:name="Intense Quote" w:semiHidden="0" w:uiPriority="30" w:unhideWhenUsed="0" w:qFormat="1"/>
-    <w:lsdException w:name="Medium List 2 Accent 1" w:semiHidden="0" w:uiPriority="66" w:unhideWhenUsed="0"/>
-    <w:lsdException w:name="Medium Grid 1 Accent 1" w:semiHidden="0" w:uiPriority="67" w:unhideWhenUsed="0"/>
-    <w:lsdException w:name="Medium Grid 2 Accent 1" w:semiHidden="0" w:uiPriority="68" w:unhideWhenUsed="0"/>
-    <w:lsdException w:name="Medium Grid 3 Accent 1" w:semiHidden="0" w:uiPriority="69" w:unhideWhenUsed="0"/>
-    <w:lsdException w:name="Dark List Accent 1" w:semiHidden="0" w:uiPriority="70" w:unhideWhenUsed="0"/>
-    <w:lsdException w:name="Colorful Shading Accent 1" w:semiHidden="0" w:uiPriority="71" w:unhideWhenUsed="0"/>
-    <w:lsdException w:name="Colorful List Accent 1" w:semiHidden="0" w:uiPriority="72" w:unhideWhenUsed="0"/>
-    <w:lsdException w:name="Colorful Grid Accent 1" w:semiHidden="0" w:uiPriority="73" w:unhideWhenUsed="0"/>
-    <w:lsdException w:name="Light Shading Accent 2" w:semiHidden="0" w:uiPriority="60" w:unhideWhenUsed="0"/>
-    <w:lsdException w:name="Light List Accent 2" w:semiHidden="0" w:uiPriority="61" w:unhideWhenUsed="0"/>
-    <w:lsdException w:name="Light Grid Accent 2" w:semiHidden="0" w:uiPriority="62" w:unhideWhenUsed="0"/>
-    <w:lsdException w:name="Medium Shading 1 Accent 2" w:semiHidden="0" w:uiPriority="63" w:unhideWhenUsed="0"/>
-    <w:lsdException w:name="Medium Shading 2 Accent 2" w:semiHidden="0" w:uiPriority="64" w:unhideWhenUsed="0"/>
-    <w:lsdException w:name="Medium List 1 Accent 2" w:semiHidden="0" w:uiPriority="65" w:unhideWhenUsed="0"/>
-    <w:lsdException w:name="Medium List 2 Accent 2" w:semiHidden="0" w:uiPriority="66" w:unhideWhenUsed="0"/>
-    <w:lsdException w:name="Medium Grid 1 Accent 2" w:semiHidden="0" w:uiPriority="67" w:unhideWhenUsed="0"/>
-    <w:lsdException w:name="Medium Grid 2 Accent 2" w:semiHidden="0" w:uiPriority="68" w:unhideWhenUsed="0"/>
-    <w:lsdException w:name="Medium Grid 3 Accent 2" w:semiHidden="0" w:uiPriority="69" w:unhideWhenUsed="0"/>
-    <w:lsdException w:name="Dark List Accent 2" w:semiHidden="0" w:uiPriority="70" w:unhideWhenUsed="0"/>
-    <w:lsdException w:name="Colorful Shading Accent 2" w:semiHidden="0" w:uiPriority="71" w:unhideWhenUsed="0"/>
-    <w:lsdException w:name="Colorful List Accent 2" w:semiHidden="0" w:uiPriority="72" w:unhideWhenUsed="0"/>
-    <w:lsdException w:name="Colorful Grid Accent 2" w:semiHidden="0" w:uiPriority="73" w:unhideWhenUsed="0"/>
-    <w:lsdException w:name="Light Shading Accent 3" w:semiHidden="0" w:uiPriority="60" w:unhideWhenUsed="0"/>
-    <w:lsdException w:name="Light List Accent 3" w:semiHidden="0" w:uiPriority="61" w:unhideWhenUsed="0"/>
-    <w:lsdException w:name="Light Grid Accent 3" w:semiHidden="0" w:uiPriority="62" w:unhideWhenUsed="0"/>
-    <w:lsdException w:name="Medium Shading 1 Accent 3" w:semiHidden="0" w:uiPriority="63" w:unhideWhenUsed="0"/>
-    <w:lsdException w:name="Medium Shading 2 Accent 3" w:semiHidden="0" w:uiPriority="64" w:unhideWhenUsed="0"/>
-    <w:lsdException w:name="Medium List 1 Accent 3" w:semiHidden="0" w:uiPriority="65" w:unhideWhenUsed="0"/>
-    <w:lsdException w:name="Medium List 2 Accent 3" w:semiHidden="0" w:uiPriority="66" w:unhideWhenUsed="0"/>
-    <w:lsdException w:name="Medium Grid 1 Accent 3" w:semiHidden="0" w:uiPriority="67" w:unhideWhenUsed="0"/>
-    <w:lsdException w:name="Medium Grid 2 Accent 3" w:semiHidden="0" w:uiPriority="68" w:unhideWhenUsed="0"/>
-    <w:lsdException w:name="Medium Grid 3 Accent 3" w:semiHidden="0" w:uiPriority="69" w:unhideWhenUsed="0"/>
-    <w:lsdException w:name="Dark List Accent 3" w:semiHidden="0" w:uiPriority="70" w:unhideWhenUsed="0"/>
-    <w:lsdException w:name="Colorful Shading Accent 3" w:semiHidden="0" w:uiPriority="71" w:unhideWhenUsed="0"/>
-    <w:lsdException w:name="Colorful List Accent 3" w:semiHidden="0" w:uiPriority="72" w:unhideWhenUsed="0"/>
-    <w:lsdException w:name="Colorful Grid Accent 3" w:semiHidden="0" w:uiPriority="73" w:unhideWhenUsed="0"/>
-    <w:lsdException w:name="Light Shading Accent 4" w:semiHidden="0" w:uiPriority="60" w:unhideWhenUsed="0"/>
-    <w:lsdException w:name="Light List Accent 4" w:semiHidden="0" w:uiPriority="61" w:unhideWhenUsed="0"/>
-    <w:lsdException w:name="Light Grid Accent 4" w:semiHidden="0" w:uiPriority="62" w:unhideWhenUsed="0"/>
-    <w:lsdException w:name="Medium Shading 1 Accent 4" w:semiHidden="0" w:uiPriority="63" w:unhideWhenUsed="0"/>
-    <w:lsdException w:name="Medium Shading 2 Accent 4" w:semiHidden="0" w:uiPriority="64" w:unhideWhenUsed="0"/>
-    <w:lsdException w:name="Medium List 1 Accent 4" w:semiHidden="0" w:uiPriority="65" w:unhideWhenUsed="0"/>
-    <w:lsdException w:name="Medium List 2 Accent 4" w:semiHidden="0" w:uiPriority="66" w:unhideWhenUsed="0"/>
-    <w:lsdException w:name="Medium Grid 1 Accent 4" w:semiHidden="0" w:uiPriority="67" w:unhideWhenUsed="0"/>
-    <w:lsdException w:name="Medium Grid 2 Accent 4" w:semiHidden="0" w:uiPriority="68" w:unhideWhenUsed="0"/>
-    <w:lsdException w:name="Medium Grid 3 Accent 4" w:semiHidden="0" w:uiPriority="69" w:unhideWhenUsed="0"/>
-    <w:lsdException w:name="Dark List Accent 4" w:semiHidden="0" w:uiPriority="70" w:unhideWhenUsed="0"/>
-    <w:lsdException w:name="Colorful Shading Accent 4" w:semiHidden="0" w:uiPriority="71" w:unhideWhenUsed="0"/>
-    <w:lsdException w:name="Colorful List Accent 4" w:semiHidden="0" w:uiPriority="72" w:unhideWhenUsed="0"/>
-    <w:lsdException w:name="Colorful Grid Accent 4" w:semiHidden="0" w:uiPriority="73" w:unhideWhenUsed="0"/>
-    <w:lsdException w:name="Light Shading Accent 5" w:semiHidden="0" w:uiPriority="60" w:unhideWhenUsed="0"/>
-    <w:lsdException w:name="Light List Accent 5" w:semiHidden="0" w:uiPriority="61" w:unhideWhenUsed="0"/>
-    <w:lsdException w:name="Light Grid Accent 5" w:semiHidden="0" w:uiPriority="62" w:unhideWhenUsed="0"/>
-    <w:lsdException w:name="Medium Shading 1 Accent 5" w:semiHidden="0" w:uiPriority="63" w:unhideWhenUsed="0"/>
-    <w:lsdException w:name="Medium Shading 2 Accent 5" w:semiHidden="0" w:uiPriority="64" w:unhideWhenUsed="0"/>
-    <w:lsdException w:name="Medium List 1 Accent 5" w:semiHidden="0" w:uiPriority="65" w:unhideWhenUsed="0"/>
-    <w:lsdException w:name="Medium List 2 Accent 5" w:semiHidden="0" w:uiPriority="66" w:unhideWhenUsed="0"/>
-    <w:lsdException w:name="Medium Grid 1 Accent 5" w:semiHidden="0" w:uiPriority="67" w:unhideWhenUsed="0"/>
-    <w:lsdException w:name="Medium Grid 2 Accent 5" w:semiHidden="0" w:uiPriority="68" w:unhideWhenUsed="0"/>
-    <w:lsdException w:name="Medium Grid 3 Accent 5" w:semiHidden="0" w:uiPriority="69" w:unhideWhenUsed="0"/>
-    <w:lsdException w:name="Dark List Accent 5" w:semiHidden="0" w:uiPriority="70" w:unhideWhenUsed="0"/>
-    <w:lsdException w:name="Colorful Shading Accent 5" w:semiHidden="0" w:uiPriority="71" w:unhideWhenUsed="0"/>
-    <w:lsdException w:name="Colorful List Accent 5" w:semiHidden="0" w:uiPriority="72" w:unhideWhenUsed="0"/>
-    <w:lsdException w:name="Colorful Grid Accent 5" w:semiHidden="0" w:uiPriority="73" w:unhideWhenUsed="0"/>
-    <w:lsdException w:name="Light Shading Accent 6" w:semiHidden="0" w:uiPriority="60" w:unhideWhenUsed="0"/>
-    <w:lsdException w:name="Light List Accent 6" w:semiHidden="0" w:uiPriority="61" w:unhideWhenUsed="0"/>
-    <w:lsdException w:name="Light Grid Accent 6" w:semiHidden="0" w:uiPriority="62" w:unhideWhenUsed="0"/>
-    <w:lsdException w:name="Medium Shading 1 Accent 6" w:semiHidden="0" w:uiPriority="63" w:unhideWhenUsed="0"/>
-    <w:lsdException w:name="Medium Shading 2 Accent 6" w:semiHidden="0" w:uiPriority="64" w:unhideWhenUsed="0"/>
-    <w:lsdException w:name="Medium List 1 Accent 6" w:semiHidden="0" w:uiPriority="65" w:unhideWhenUsed="0"/>
-    <w:lsdException w:name="Medium List 2 Accent 6" w:semiHidden="0" w:uiPriority="66" w:unhideWhenUsed="0"/>
-    <w:lsdException w:name="Medium Grid 1 Accent 6" w:semiHidden="0" w:uiPriority="67" w:unhideWhenUsed="0"/>
-    <w:lsdException w:name="Medium Grid 2 Accent 6" w:semiHidden="0" w:uiPriority="68" w:unhideWhenUsed="0"/>
-    <w:lsdException w:name="Medium Grid 3 Accent 6" w:semiHidden="0" w:uiPriority="69" w:unhideWhenUsed="0"/>
-    <w:lsdException w:name="Dark List Accent 6" w:semiHidden="0" w:uiPriority="70" w:unhideWhenUsed="0"/>
-    <w:lsdException w:name="Colorful Shading Accent 6" w:semiHidden="0" w:uiPriority="71" w:unhideWhenUsed="0"/>
-    <w:lsdException w:name="Colorful List Accent 6" w:semiHidden="0" w:uiPriority="72" w:unhideWhenUsed="0"/>
-    <w:lsdException w:name="Colorful Grid Accent 6" w:semiHidden="0" w:uiPriority="73" w:unhideWhenUsed="0"/>
-    <w:lsdException w:name="Subtle Emphasis" w:semiHidden="0" w:uiPriority="19" w:unhideWhenUsed="0" w:qFormat="1"/>
-    <w:lsdException w:name="Intense Emphasis" w:semiHidden="0" w:uiPriority="21" w:unhideWhenUsed="0" w:qFormat="1"/>
-    <w:lsdException w:name="Subtle Reference" w:semiHidden="0" w:uiPriority="31" w:unhideWhenUsed="0" w:qFormat="1"/>
-    <w:lsdException w:name="Intense Reference" w:semiHidden="0" w:uiPriority="32" w:unhideWhenUsed="0" w:qFormat="1"/>
-    <w:lsdException w:name="Book Title" w:semiHidden="0" w:uiPriority="33" w:unhideWhenUsed="0" w:qFormat="1"/>
-    <w:lsdException w:name="Bibliography" w:uiPriority="37"/>
-    <w:lsdException w:name="TOC Heading" w:uiPriority="39" w:qFormat="1"/>
-  </w:latentStyles>
-  <w:style w:type="paragraph" w:default="1" w:styleId="a">
-    <w:name w:val="Normal"/>
-    <w:qFormat/>
-  </w:style>
-  <w:style w:type="character" w:default="1" w:styleId="a0">
-    <w:name w:val="Default Paragraph Font"/>
-    <w:uiPriority w:val="1"/>
-    <w:semiHidden/>
-    <w:unhideWhenUsed/>
-  </w:style>
-  <w:style w:type="table" w:default="1" w:styleId="a1">
-    <w:name w:val="Normal Table"/>
-    <w:uiPriority w:val="99"/>
-    <w:semiHidden/>
-    <w:unhideWhenUsed/>
-    <w:tblPr>
-      <w:tblInd w:w="0" w:type="dxa"/>
-      <w:tblCellMar>
-        <w:top w:w="0" w:type="dxa"/>
-        <w:left w:w="108" w:type="dxa"/>
-        <w:bottom w:w="0" w:type="dxa"/>
-        <w:right w:w="108" w:type="dxa"/>
-      </w:tblCellMar>
-    </w:tblPr>
-  </w:style>
-  <w:style w:type="numbering" w:default="1" w:styleId="a2">
-    <w:name w:val="No List"/>
-    <w:uiPriority w:val="99"/>
-    <w:semiHidden/>
-    <w:unhideWhenUsed/>
   </w:style>
 </w:styles>
 </file>

--- a/Документы/Задание_Кравцов_М.В.docx
+++ b/Документы/Задание_Кравцов_М.В.docx
@@ -4096,25 +4096,7 @@
                 <w:sz w:val="24"/>
                 <w:szCs w:val="24"/>
               </w:rPr>
-              <w:t xml:space="preserve">Нгуен </w:t>
-            </w:r>
-            <w:proofErr w:type="spellStart"/>
-            <w:r>
-              <w:rPr>
-                <w:rFonts w:ascii="Times New Roman" w:hAnsi="Times New Roman"/>
-                <w:sz w:val="24"/>
-                <w:szCs w:val="24"/>
-              </w:rPr>
-              <w:t>Ныы</w:t>
-            </w:r>
-            <w:proofErr w:type="spellEnd"/>
-            <w:r>
-              <w:rPr>
-                <w:rFonts w:ascii="Times New Roman" w:hAnsi="Times New Roman"/>
-                <w:sz w:val="24"/>
-                <w:szCs w:val="24"/>
-              </w:rPr>
-              <w:t xml:space="preserve"> Ман</w:t>
+              <w:t>Нгуен Ныы Ман</w:t>
             </w:r>
           </w:p>
         </w:tc>
@@ -4176,18 +4158,8 @@
                 <w:sz w:val="24"/>
                 <w:szCs w:val="24"/>
               </w:rPr>
-              <w:t xml:space="preserve">Тут добавить </w:t>
+              <w:t>Ермолаева Елена Николаевна</w:t>
             </w:r>
-            <w:proofErr w:type="spellStart"/>
-            <w:r>
-              <w:rPr>
-                <w:rFonts w:ascii="Times New Roman" w:hAnsi="Times New Roman"/>
-                <w:sz w:val="24"/>
-                <w:szCs w:val="24"/>
-              </w:rPr>
-              <w:t>фио</w:t>
-            </w:r>
-            <w:proofErr w:type="spellEnd"/>
           </w:p>
         </w:tc>
         <w:tc>
@@ -4304,34 +4276,14 @@
                 <w:szCs w:val="24"/>
               </w:rPr>
             </w:pPr>
-            <w:proofErr w:type="spellStart"/>
             <w:r>
               <w:rPr>
                 <w:rFonts w:ascii="Times New Roman" w:hAnsi="Times New Roman"/>
                 <w:sz w:val="24"/>
                 <w:szCs w:val="24"/>
               </w:rPr>
-              <w:t>Хайрнасов</w:t>
+              <w:t>Хайрнасов Камиль Зайнутдинович</w:t>
             </w:r>
-            <w:proofErr w:type="spellEnd"/>
-            <w:r>
-              <w:rPr>
-                <w:rFonts w:ascii="Times New Roman" w:hAnsi="Times New Roman"/>
-                <w:sz w:val="24"/>
-                <w:szCs w:val="24"/>
-              </w:rPr>
-              <w:t xml:space="preserve"> Камиль </w:t>
-            </w:r>
-            <w:proofErr w:type="spellStart"/>
-            <w:r>
-              <w:rPr>
-                <w:rFonts w:ascii="Times New Roman" w:hAnsi="Times New Roman"/>
-                <w:sz w:val="24"/>
-                <w:szCs w:val="24"/>
-              </w:rPr>
-              <w:t>Зайнутдинович</w:t>
-            </w:r>
-            <w:proofErr w:type="spellEnd"/>
           </w:p>
         </w:tc>
         <w:tc>
@@ -4830,7 +4782,7 @@
     <w:lsdException w:name="Table Web 2" w:semiHidden="1" w:unhideWhenUsed="1"/>
     <w:lsdException w:name="Table Web 3" w:semiHidden="1" w:unhideWhenUsed="1"/>
     <w:lsdException w:name="Balloon Text" w:semiHidden="1" w:unhideWhenUsed="1"/>
-    <w:lsdException w:name="Table Grid" w:semiHidden="1" w:uiPriority="59" w:unhideWhenUsed="1"/>
+    <w:lsdException w:name="Table Grid" w:uiPriority="59"/>
     <w:lsdException w:name="Table Theme" w:semiHidden="1" w:unhideWhenUsed="1"/>
     <w:lsdException w:name="Placeholder Text" w:semiHidden="1"/>
     <w:lsdException w:name="No Spacing" w:uiPriority="1" w:qFormat="1"/>

--- a/Документы/Задание_Кравцов_М.В.docx
+++ b/Документы/Задание_Кравцов_М.В.docx
@@ -1,6 +1,6 @@
 
 <file path=word/document.xml><?xml version="1.0" encoding="utf-8"?>
-<w:document xmlns:wpc="http://schemas.microsoft.com/office/word/2010/wordprocessingCanvas" xmlns:cx="http://schemas.microsoft.com/office/drawing/2014/chartex" xmlns:cx1="http://schemas.microsoft.com/office/drawing/2015/9/8/chartex" xmlns:cx2="http://schemas.microsoft.com/office/drawing/2015/10/21/chartex" xmlns:cx3="http://schemas.microsoft.com/office/drawing/2016/5/9/chartex" xmlns:cx4="http://schemas.microsoft.com/office/drawing/2016/5/10/chartex" xmlns:cx5="http://schemas.microsoft.com/office/drawing/2016/5/11/chartex" xmlns:cx6="http://schemas.microsoft.com/office/drawing/2016/5/12/chartex" xmlns:cx7="http://schemas.microsoft.com/office/drawing/2016/5/13/chartex" xmlns:cx8="http://schemas.microsoft.com/office/drawing/2016/5/14/chartex" xmlns:mc="http://schemas.openxmlformats.org/markup-compatibility/2006" xmlns:aink="http://schemas.microsoft.com/office/drawing/2016/ink" xmlns:am3d="http://schemas.microsoft.com/office/drawing/2017/model3d" xmlns:o="urn:schemas-microsoft-com:office:office" xmlns:r="http://schemas.openxmlformats.org/officeDocument/2006/relationships" xmlns:m="http://schemas.openxmlformats.org/officeDocument/2006/math" xmlns:v="urn:schemas-microsoft-com:vml" xmlns:wp14="http://schemas.microsoft.com/office/word/2010/wordprocessingDrawing" xmlns:wp="http://schemas.openxmlformats.org/drawingml/2006/wordprocessingDrawing" xmlns:w10="urn:schemas-microsoft-com:office:word" xmlns:w="http://schemas.openxmlformats.org/wordprocessingml/2006/main" xmlns:w14="http://schemas.microsoft.com/office/word/2010/wordml" xmlns:w15="http://schemas.microsoft.com/office/word/2012/wordml" xmlns:w16cex="http://schemas.microsoft.com/office/word/2018/wordml/cex" xmlns:w16cid="http://schemas.microsoft.com/office/word/2016/wordml/cid" xmlns:w16="http://schemas.microsoft.com/office/word/2018/wordml" xmlns:w16sdtdh="http://schemas.microsoft.com/office/word/2020/wordml/sdtdatahash" xmlns:w16se="http://schemas.microsoft.com/office/word/2015/wordml/symex" xmlns:wpg="http://schemas.microsoft.com/office/word/2010/wordprocessingGroup" xmlns:wpi="http://schemas.microsoft.com/office/word/2010/wordprocessingInk" xmlns:wne="http://schemas.microsoft.com/office/word/2006/wordml" xmlns:wps="http://schemas.microsoft.com/office/word/2010/wordprocessingShape" mc:Ignorable="w14 w15 w16se w16cid w16 w16cex w16sdtdh wp14">
+<w:document xmlns:wpc="http://schemas.microsoft.com/office/word/2010/wordprocessingCanvas" xmlns:mc="http://schemas.openxmlformats.org/markup-compatibility/2006" xmlns:o="urn:schemas-microsoft-com:office:office" xmlns:r="http://schemas.openxmlformats.org/officeDocument/2006/relationships" xmlns:m="http://schemas.openxmlformats.org/officeDocument/2006/math" xmlns:v="urn:schemas-microsoft-com:vml" xmlns:wp14="http://schemas.microsoft.com/office/word/2010/wordprocessingDrawing" xmlns:wp="http://schemas.openxmlformats.org/drawingml/2006/wordprocessingDrawing" xmlns:w10="urn:schemas-microsoft-com:office:word" xmlns:w="http://schemas.openxmlformats.org/wordprocessingml/2006/main" xmlns:w14="http://schemas.microsoft.com/office/word/2010/wordml" xmlns:wpg="http://schemas.microsoft.com/office/word/2010/wordprocessingGroup" xmlns:wpi="http://schemas.microsoft.com/office/word/2010/wordprocessingInk" xmlns:wne="http://schemas.microsoft.com/office/word/2006/wordml" xmlns:wps="http://schemas.microsoft.com/office/word/2010/wordprocessingShape" mc:Ignorable="w14 wp14">
   <w:body>
     <w:p>
       <w:pPr>
@@ -50,7 +50,7 @@
                     </pic:cNvPicPr>
                   </pic:nvPicPr>
                   <pic:blipFill>
-                    <a:blip r:embed="rId4" cstate="print"/>
+                    <a:blip r:embed="rId5" cstate="print"/>
                     <a:srcRect/>
                     <a:stretch>
                       <a:fillRect/>
@@ -267,11 +267,18 @@
           <w:lang w:val="ru-RU"/>
         </w:rPr>
         <w:pict w14:anchorId="55B0FF42">
-          <v:shapetype id="_x0000_t32" coordsize="21600,21600" o:spt="32" o:oned="t" path="m,l21600,21600e" filled="f">
+          <v:shapetype id="_x0000_t34" coordsize="21600,21600" o:spt="34" o:oned="t" adj="10800" path="m,l@0,0@0,21600,21600,21600e" filled="f">
+            <v:stroke joinstyle="miter"/>
+            <v:formulas>
+              <v:f eqn="val #0"/>
+            </v:formulas>
             <v:path arrowok="t" fillok="f" o:connecttype="none"/>
+            <v:handles>
+              <v:h position="#0,center"/>
+            </v:handles>
             <o:lock v:ext="edit" shapetype="t"/>
           </v:shapetype>
-          <v:shape id="Прямая со стрелкой 3" o:spid="_x0000_s1026" type="#_x0000_t32" style="position:absolute;left:0;text-align:left;margin-left:.3pt;margin-top:7.35pt;width:493.25pt;height:0;z-index:251659264;visibility:visible;mso-wrap-distance-top:-3e-5mm;mso-wrap-distance-bottom:-3e-5mm" o:gfxdata="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" strokeweight="1.75pt">
+          <v:shape id="Прямая со стрелкой 3" o:spid="_x0000_s1026" type="#_x0000_t34" style="position:absolute;left:0;text-align:left;margin-left:.3pt;margin-top:7.35pt;width:498.5pt;height:.05pt;z-index:251659264;visibility:visible;mso-wrap-distance-top:-3e-5mm;mso-wrap-distance-bottom:-3e-5mm" o:gfxdata="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" adj=",-66484800,-2470" strokeweight="1.75pt">
             <o:lock v:ext="edit" shapetype="f"/>
           </v:shape>
         </w:pict>
@@ -1081,6 +1088,7 @@
           <w:szCs w:val="36"/>
         </w:rPr>
       </w:pPr>
+      <w:proofErr w:type="gramStart"/>
       <w:r>
         <w:rPr>
           <w:rFonts w:ascii="Times New Roman" w:hAnsi="Times New Roman"/>
@@ -1089,7 +1097,18 @@
           <w:sz w:val="36"/>
           <w:szCs w:val="36"/>
         </w:rPr>
-        <w:t>З А Д А Н И Е</w:t>
+        <w:t>З</w:t>
+      </w:r>
+      <w:proofErr w:type="gramEnd"/>
+      <w:r>
+        <w:rPr>
+          <w:rFonts w:ascii="Times New Roman" w:hAnsi="Times New Roman"/>
+          <w:b/>
+          <w:i/>
+          <w:sz w:val="36"/>
+          <w:szCs w:val="36"/>
+        </w:rPr>
+        <w:t xml:space="preserve"> А Д А Н И Е</w:t>
       </w:r>
     </w:p>
     <w:p>
@@ -1288,8 +1307,59 @@
           <w:u w:val="single"/>
           <w:lang w:val="ru-RU"/>
         </w:rPr>
-        <w:t xml:space="preserve">                                 Нгуен Ныы Ман</w:t>
-      </w:r>
+        <w:t xml:space="preserve">                                 </w:t>
+      </w:r>
+      <w:proofErr w:type="spellStart"/>
+      <w:r>
+        <w:rPr>
+          <w:sz w:val="24"/>
+          <w:szCs w:val="24"/>
+          <w:u w:val="single"/>
+          <w:lang w:val="ru-RU"/>
+        </w:rPr>
+        <w:t>Нгуен</w:t>
+      </w:r>
+      <w:proofErr w:type="spellEnd"/>
+      <w:r>
+        <w:rPr>
+          <w:sz w:val="24"/>
+          <w:szCs w:val="24"/>
+          <w:u w:val="single"/>
+          <w:lang w:val="ru-RU"/>
+        </w:rPr>
+        <w:t xml:space="preserve"> </w:t>
+      </w:r>
+      <w:proofErr w:type="spellStart"/>
+      <w:r>
+        <w:rPr>
+          <w:sz w:val="24"/>
+          <w:szCs w:val="24"/>
+          <w:u w:val="single"/>
+          <w:lang w:val="ru-RU"/>
+        </w:rPr>
+        <w:t>Ныы</w:t>
+      </w:r>
+      <w:proofErr w:type="spellEnd"/>
+      <w:r>
+        <w:rPr>
+          <w:sz w:val="24"/>
+          <w:szCs w:val="24"/>
+          <w:u w:val="single"/>
+          <w:lang w:val="ru-RU"/>
+        </w:rPr>
+        <w:t xml:space="preserve"> </w:t>
+      </w:r>
+      <w:proofErr w:type="spellStart"/>
+      <w:r>
+        <w:rPr>
+          <w:sz w:val="24"/>
+          <w:szCs w:val="24"/>
+          <w:u w:val="single"/>
+          <w:lang w:val="ru-RU"/>
+        </w:rPr>
+        <w:t>Ман</w:t>
+      </w:r>
+      <w:proofErr w:type="spellEnd"/>
       <w:r>
         <w:rPr>
           <w:sz w:val="24"/>
@@ -1350,6 +1420,7 @@
           <w:szCs w:val="12"/>
         </w:rPr>
       </w:pPr>
+      <w:proofErr w:type="gramStart"/>
       <w:r>
         <w:rPr>
           <w:rFonts w:ascii="Times New Roman" w:hAnsi="Times New Roman"/>
@@ -1358,6 +1429,7 @@
         </w:rPr>
         <w:t>(фамилия, имя, отчество полностью</w:t>
       </w:r>
+      <w:proofErr w:type="gramEnd"/>
     </w:p>
     <w:p>
       <w:pPr>
@@ -1527,7 +1599,18 @@
           <w:u w:val="single"/>
           <w:shd w:val="clear" w:color="auto" w:fill="FFFFFF"/>
         </w:rPr>
-        <w:t>полунатурного моделирования системы управления обходом препятствий с помощью технического зрения</w:t>
+        <w:t xml:space="preserve">полунатурного моделирования системы управления </w:t>
+      </w:r>
+      <w:r>
+        <w:rPr>
+          <w:rFonts w:ascii="Times New Roman" w:hAnsi="Times New Roman"/>
+          <w:color w:val="000000"/>
+          <w:sz w:val="24"/>
+          <w:szCs w:val="24"/>
+          <w:u w:val="single"/>
+          <w:shd w:val="clear" w:color="auto" w:fill="FFFFFF"/>
+        </w:rPr>
+        <w:t>движением квадрокоптера</w:t>
       </w:r>
     </w:p>
     <w:p>
@@ -1547,6 +1630,7 @@
         </w:rPr>
         <w:t xml:space="preserve">2. Срок сдачи </w:t>
       </w:r>
+      <w:proofErr w:type="gramStart"/>
       <w:r>
         <w:rPr>
           <w:rFonts w:ascii="Times New Roman" w:hAnsi="Times New Roman"/>
@@ -1555,6 +1639,7 @@
         </w:rPr>
         <w:t>обучающимся</w:t>
       </w:r>
+      <w:proofErr w:type="gramEnd"/>
       <w:r>
         <w:rPr>
           <w:rFonts w:ascii="Times New Roman" w:hAnsi="Times New Roman"/>
@@ -1682,7 +1767,82 @@
           <w:sz w:val="24"/>
           <w:u w:val="single"/>
         </w:rPr>
-        <w:t>Проанализировать современные подходы к детекции препятствий</w:t>
+        <w:t>Разработать систему управления угловым движением квадрокоптера на базе инерциальной системы измерения</w:t>
+      </w:r>
+      <w:r>
+        <w:rPr>
+          <w:rFonts w:ascii="Times New Roman" w:hAnsi="Times New Roman"/>
+          <w:sz w:val="24"/>
+          <w:u w:val="single"/>
+        </w:rPr>
+        <w:t xml:space="preserve"> </w:t>
+      </w:r>
+      <w:r>
+        <w:rPr>
+          <w:rFonts w:ascii="Times New Roman" w:hAnsi="Times New Roman"/>
+          <w:sz w:val="24"/>
+          <w:u w:val="single"/>
+          <w:lang w:val="en-US"/>
+        </w:rPr>
+        <w:t>MPU</w:t>
+      </w:r>
+      <w:r>
+        <w:rPr>
+          <w:rFonts w:ascii="Times New Roman" w:hAnsi="Times New Roman"/>
+          <w:sz w:val="24"/>
+          <w:u w:val="single"/>
+        </w:rPr>
+        <w:t>-6050</w:t>
+      </w:r>
+      <w:r>
+        <w:rPr>
+          <w:rFonts w:ascii="Times New Roman" w:hAnsi="Times New Roman"/>
+          <w:sz w:val="24"/>
+          <w:u w:val="single"/>
+        </w:rPr>
+        <w:t xml:space="preserve">. Разработать программу визуального моделирования движения квадрокоптера в среде </w:t>
+      </w:r>
+      <w:r>
+        <w:rPr>
+          <w:rFonts w:ascii="Times New Roman" w:hAnsi="Times New Roman"/>
+          <w:sz w:val="24"/>
+          <w:u w:val="single"/>
+          <w:lang w:val="en-US"/>
+        </w:rPr>
+        <w:t>Unreal</w:t>
+      </w:r>
+      <w:r>
+        <w:rPr>
+          <w:rFonts w:ascii="Times New Roman" w:hAnsi="Times New Roman"/>
+          <w:sz w:val="24"/>
+          <w:u w:val="single"/>
+        </w:rPr>
+        <w:t xml:space="preserve"> </w:t>
+      </w:r>
+      <w:r>
+        <w:rPr>
+          <w:rFonts w:ascii="Times New Roman" w:hAnsi="Times New Roman"/>
+          <w:sz w:val="24"/>
+          <w:u w:val="single"/>
+          <w:lang w:val="en-US"/>
+        </w:rPr>
+        <w:t>Engine</w:t>
+      </w:r>
+      <w:r>
+        <w:rPr>
+          <w:rFonts w:ascii="Times New Roman" w:hAnsi="Times New Roman"/>
+          <w:sz w:val="24"/>
+          <w:u w:val="single"/>
+        </w:rPr>
+        <w:t xml:space="preserve">. </w:t>
+      </w:r>
+      <w:r>
+        <w:rPr>
+          <w:rFonts w:ascii="Times New Roman" w:hAnsi="Times New Roman"/>
+          <w:sz w:val="24"/>
+          <w:u w:val="single"/>
+        </w:rPr>
+        <w:t>Разработать стенд полунатурного моделирования работы системы управления движением</w:t>
       </w:r>
       <w:r>
         <w:rPr>
@@ -1698,47 +1858,31 @@
           <w:sz w:val="24"/>
           <w:u w:val="single"/>
         </w:rPr>
-        <w:t xml:space="preserve"> </w:t>
-      </w:r>
-      <w:r>
-        <w:rPr>
-          <w:rFonts w:ascii="Times New Roman" w:hAnsi="Times New Roman"/>
-          <w:sz w:val="24"/>
-          <w:u w:val="single"/>
-        </w:rPr>
-        <w:t>Разработать систему детекции препятствий с использованием алгоритмов машинного обучения</w:t>
-      </w:r>
-      <w:r>
-        <w:rPr>
-          <w:rFonts w:ascii="Times New Roman" w:hAnsi="Times New Roman"/>
-          <w:sz w:val="24"/>
-          <w:u w:val="single"/>
-        </w:rPr>
-        <w:t xml:space="preserve">. </w:t>
-      </w:r>
-      <w:r>
-        <w:rPr>
-          <w:rFonts w:ascii="Times New Roman" w:hAnsi="Times New Roman"/>
-          <w:sz w:val="24"/>
-          <w:u w:val="single"/>
-        </w:rPr>
-        <w:t xml:space="preserve">Разработать систему управления обходом препятствий для квадрокоптера. </w:t>
-      </w:r>
-      <w:r>
-        <w:rPr>
-          <w:rFonts w:ascii="Times New Roman" w:hAnsi="Times New Roman"/>
-          <w:sz w:val="24"/>
-          <w:u w:val="single"/>
-        </w:rPr>
-        <w:t>Провести тестирование системы и оценить её точность и надёжность в условиях симуляции</w:t>
-      </w:r>
-      <w:r>
-        <w:rPr>
-          <w:rFonts w:ascii="Times New Roman" w:hAnsi="Times New Roman"/>
-          <w:sz w:val="24"/>
-          <w:u w:val="single"/>
-        </w:rPr>
-        <w:t>.</w:t>
+        <w:tab/>
+      </w:r>
+      <w:r>
+        <w:rPr>
+          <w:rFonts w:ascii="Times New Roman" w:hAnsi="Times New Roman"/>
+          <w:sz w:val="24"/>
+          <w:u w:val="single"/>
+        </w:rPr>
+        <w:tab/>
+      </w:r>
+      <w:r>
+        <w:rPr>
+          <w:rFonts w:ascii="Times New Roman" w:hAnsi="Times New Roman"/>
+          <w:sz w:val="24"/>
+          <w:u w:val="single"/>
+        </w:rPr>
+        <w:tab/>
+      </w:r>
+      <w:r>
+        <w:rPr>
+          <w:rFonts w:ascii="Times New Roman" w:hAnsi="Times New Roman"/>
+          <w:sz w:val="24"/>
+          <w:u w:val="single"/>
+        </w:rPr>
+        <w:tab/>
       </w:r>
       <w:r>
         <w:rPr>
@@ -1879,13 +2023,23 @@
                 <w:szCs w:val="20"/>
               </w:rPr>
             </w:pPr>
+            <w:proofErr w:type="gramStart"/>
             <w:r>
               <w:rPr>
                 <w:rFonts w:ascii="Times New Roman" w:hAnsi="Times New Roman"/>
                 <w:sz w:val="20"/>
                 <w:szCs w:val="20"/>
               </w:rPr>
-              <w:t>п/п</w:t>
+              <w:t>п</w:t>
+            </w:r>
+            <w:proofErr w:type="gramEnd"/>
+            <w:r>
+              <w:rPr>
+                <w:rFonts w:ascii="Times New Roman" w:hAnsi="Times New Roman"/>
+                <w:sz w:val="20"/>
+                <w:szCs w:val="20"/>
+              </w:rPr>
+              <w:t>/п</w:t>
             </w:r>
           </w:p>
         </w:tc>
@@ -1943,7 +2097,25 @@
                 <w:sz w:val="20"/>
                 <w:szCs w:val="20"/>
               </w:rPr>
-              <w:t>Трудоёмкость в % от</w:t>
+              <w:t xml:space="preserve">Трудоёмкость </w:t>
+            </w:r>
+            <w:proofErr w:type="gramStart"/>
+            <w:r>
+              <w:rPr>
+                <w:rFonts w:ascii="Times New Roman" w:hAnsi="Times New Roman"/>
+                <w:sz w:val="20"/>
+                <w:szCs w:val="20"/>
+              </w:rPr>
+              <w:t>в</w:t>
+            </w:r>
+            <w:proofErr w:type="gramEnd"/>
+            <w:r>
+              <w:rPr>
+                <w:rFonts w:ascii="Times New Roman" w:hAnsi="Times New Roman"/>
+                <w:sz w:val="20"/>
+                <w:szCs w:val="20"/>
+              </w:rPr>
+              <w:t xml:space="preserve"> % от</w:t>
             </w:r>
           </w:p>
           <w:p>
@@ -2318,7 +2490,7 @@
       </w:tr>
       <w:tr>
         <w:trPr>
-          <w:trHeight w:hRule="exact" w:val="1569"/>
+          <w:trHeight w:hRule="exact" w:val="1285"/>
         </w:trPr>
         <w:tc>
           <w:tcPr>
@@ -2382,23 +2554,7 @@
                 <w:sz w:val="24"/>
                 <w:szCs w:val="24"/>
               </w:rPr>
-              <w:t>современных подходов к детекции препятствий</w:t>
-            </w:r>
-            <w:r>
-              <w:rPr>
-                <w:rFonts w:ascii="Times New Roman" w:hAnsi="Times New Roman"/>
-                <w:sz w:val="24"/>
-                <w:szCs w:val="24"/>
-              </w:rPr>
-              <w:t xml:space="preserve"> и управления беспилотными летательными аппаратами</w:t>
-            </w:r>
-            <w:r>
-              <w:rPr>
-                <w:rFonts w:ascii="Times New Roman" w:hAnsi="Times New Roman"/>
-                <w:sz w:val="24"/>
-                <w:szCs w:val="24"/>
-              </w:rPr>
-              <w:t xml:space="preserve"> </w:t>
+              <w:t>современных подходов к тестированию алгоритмов оптической навигации для квадрокоптера</w:t>
             </w:r>
           </w:p>
         </w:tc>
@@ -2421,6 +2577,14 @@
                 <w:szCs w:val="24"/>
               </w:rPr>
             </w:pPr>
+            <w:r>
+              <w:rPr>
+                <w:rFonts w:ascii="Times New Roman" w:hAnsi="Times New Roman"/>
+                <w:sz w:val="24"/>
+                <w:szCs w:val="24"/>
+              </w:rPr>
+              <w:t xml:space="preserve">10 </w:t>
+            </w:r>
           </w:p>
         </w:tc>
         <w:tc>
@@ -2467,7 +2631,7 @@
       </w:tr>
       <w:tr>
         <w:trPr>
-          <w:trHeight w:hRule="exact" w:val="838"/>
+          <w:trHeight w:hRule="exact" w:val="977"/>
         </w:trPr>
         <w:tc>
           <w:tcPr>
@@ -2508,8 +2672,22 @@
               <w:pStyle w:val="a5"/>
             </w:pPr>
             <w:r>
-              <w:t>Разработка математической модели системы детекции препятствий</w:t>
-            </w:r>
+              <w:t xml:space="preserve">Разработка системы управления угловым движением квадрокоптера на базе </w:t>
+            </w:r>
+            <w:r>
+              <w:rPr>
+                <w:lang w:val="en-US"/>
+              </w:rPr>
+              <w:t>MPU</w:t>
+            </w:r>
+            <w:r>
+              <w:t>-6050</w:t>
+            </w:r>
+          </w:p>
+          <w:p>
+            <w:pPr>
+              <w:pStyle w:val="a5"/>
+            </w:pPr>
           </w:p>
           <w:p>
             <w:pPr>
@@ -2536,6 +2714,14 @@
                 <w:szCs w:val="24"/>
               </w:rPr>
             </w:pPr>
+            <w:r>
+              <w:rPr>
+                <w:rFonts w:ascii="Times New Roman" w:hAnsi="Times New Roman"/>
+                <w:sz w:val="24"/>
+                <w:szCs w:val="24"/>
+              </w:rPr>
+              <w:t>20</w:t>
+            </w:r>
           </w:p>
         </w:tc>
         <w:tc>
@@ -2582,7 +2768,7 @@
       </w:tr>
       <w:tr>
         <w:trPr>
-          <w:trHeight w:hRule="exact" w:val="993"/>
+          <w:trHeight w:hRule="exact" w:val="1146"/>
         </w:trPr>
         <w:tc>
           <w:tcPr>
@@ -2623,7 +2809,34 @@
               <w:pStyle w:val="a5"/>
             </w:pPr>
             <w:r>
-              <w:t>Разработка ПО для моделирования и интеграция со стендом полунатурного моделирования</w:t>
+              <w:t xml:space="preserve">Разработка программы </w:t>
+            </w:r>
+            <w:r>
+              <w:t>визуального</w:t>
+            </w:r>
+            <w:r>
+              <w:t xml:space="preserve"> моделирования движения квадрокоптера в среде</w:t>
+            </w:r>
+            <w:r>
+              <w:t xml:space="preserve"> </w:t>
+            </w:r>
+            <w:r>
+              <w:rPr>
+                <w:lang w:val="en-US"/>
+              </w:rPr>
+              <w:t>Unreal</w:t>
+            </w:r>
+            <w:r>
+              <w:t xml:space="preserve"> </w:t>
+            </w:r>
+            <w:r>
+              <w:rPr>
+                <w:lang w:val="en-US"/>
+              </w:rPr>
+              <w:t>Engine</w:t>
+            </w:r>
+            <w:r>
+              <w:t xml:space="preserve"> </w:t>
             </w:r>
           </w:p>
           <w:p>
@@ -2665,6 +2878,14 @@
                 <w:szCs w:val="24"/>
               </w:rPr>
             </w:pPr>
+            <w:r>
+              <w:rPr>
+                <w:rFonts w:ascii="Times New Roman" w:hAnsi="Times New Roman"/>
+                <w:sz w:val="24"/>
+                <w:szCs w:val="24"/>
+              </w:rPr>
+              <w:t>20</w:t>
+            </w:r>
           </w:p>
         </w:tc>
         <w:tc>
@@ -2752,19 +2973,13 @@
               <w:pStyle w:val="a5"/>
             </w:pPr>
             <w:r>
-              <w:t>Разработка алгоритмов проведения э</w:t>
-            </w:r>
-            <w:r>
-              <w:t>кспериментальны</w:t>
-            </w:r>
-            <w:r>
-              <w:t>х</w:t>
-            </w:r>
-            <w:r>
-              <w:t xml:space="preserve"> исследовани</w:t>
-            </w:r>
-            <w:r>
-              <w:t>й</w:t>
+              <w:t>Разработка стенд</w:t>
+            </w:r>
+            <w:r>
+              <w:t>а</w:t>
+            </w:r>
+            <w:r>
+              <w:t xml:space="preserve"> полунатурного моделирования системы управления движением квадрокоптера</w:t>
             </w:r>
           </w:p>
         </w:tc>
@@ -2787,6 +3002,16 @@
                 <w:szCs w:val="24"/>
               </w:rPr>
             </w:pPr>
+            <w:r>
+              <w:rPr>
+                <w:rFonts w:ascii="Times New Roman" w:hAnsi="Times New Roman"/>
+                <w:sz w:val="24"/>
+                <w:szCs w:val="24"/>
+              </w:rPr>
+              <w:t>15</w:t>
+            </w:r>
+            <w:bookmarkStart w:id="0" w:name="_GoBack"/>
+            <w:bookmarkEnd w:id="0"/>
           </w:p>
         </w:tc>
         <w:tc>
@@ -2911,6 +3136,14 @@
                 <w:szCs w:val="24"/>
               </w:rPr>
             </w:pPr>
+            <w:r>
+              <w:rPr>
+                <w:rFonts w:ascii="Times New Roman" w:hAnsi="Times New Roman"/>
+                <w:sz w:val="24"/>
+                <w:szCs w:val="24"/>
+              </w:rPr>
+              <w:t>5</w:t>
+            </w:r>
           </w:p>
         </w:tc>
         <w:tc>
@@ -4090,14 +4323,52 @@
                 <w:szCs w:val="24"/>
               </w:rPr>
             </w:pPr>
-            <w:r>
-              <w:rPr>
-                <w:rFonts w:ascii="Times New Roman" w:hAnsi="Times New Roman"/>
-                <w:sz w:val="24"/>
-                <w:szCs w:val="24"/>
-              </w:rPr>
-              <w:t>Нгуен Ныы Ман</w:t>
-            </w:r>
+            <w:proofErr w:type="spellStart"/>
+            <w:r>
+              <w:rPr>
+                <w:rFonts w:ascii="Times New Roman" w:hAnsi="Times New Roman"/>
+                <w:sz w:val="24"/>
+                <w:szCs w:val="24"/>
+              </w:rPr>
+              <w:t>Нгуен</w:t>
+            </w:r>
+            <w:proofErr w:type="spellEnd"/>
+            <w:r>
+              <w:rPr>
+                <w:rFonts w:ascii="Times New Roman" w:hAnsi="Times New Roman"/>
+                <w:sz w:val="24"/>
+                <w:szCs w:val="24"/>
+              </w:rPr>
+              <w:t xml:space="preserve"> </w:t>
+            </w:r>
+            <w:proofErr w:type="spellStart"/>
+            <w:r>
+              <w:rPr>
+                <w:rFonts w:ascii="Times New Roman" w:hAnsi="Times New Roman"/>
+                <w:sz w:val="24"/>
+                <w:szCs w:val="24"/>
+              </w:rPr>
+              <w:t>Ныы</w:t>
+            </w:r>
+            <w:proofErr w:type="spellEnd"/>
+            <w:r>
+              <w:rPr>
+                <w:rFonts w:ascii="Times New Roman" w:hAnsi="Times New Roman"/>
+                <w:sz w:val="24"/>
+                <w:szCs w:val="24"/>
+              </w:rPr>
+              <w:t xml:space="preserve"> </w:t>
+            </w:r>
+            <w:proofErr w:type="spellStart"/>
+            <w:r>
+              <w:rPr>
+                <w:rFonts w:ascii="Times New Roman" w:hAnsi="Times New Roman"/>
+                <w:sz w:val="24"/>
+                <w:szCs w:val="24"/>
+              </w:rPr>
+              <w:t>Ман</w:t>
+            </w:r>
+            <w:proofErr w:type="spellEnd"/>
           </w:p>
         </w:tc>
         <w:tc>
@@ -4276,14 +4547,52 @@
                 <w:szCs w:val="24"/>
               </w:rPr>
             </w:pPr>
-            <w:r>
-              <w:rPr>
-                <w:rFonts w:ascii="Times New Roman" w:hAnsi="Times New Roman"/>
-                <w:sz w:val="24"/>
-                <w:szCs w:val="24"/>
-              </w:rPr>
-              <w:t>Хайрнасов Камиль Зайнутдинович</w:t>
-            </w:r>
+            <w:proofErr w:type="spellStart"/>
+            <w:r>
+              <w:rPr>
+                <w:rFonts w:ascii="Times New Roman" w:hAnsi="Times New Roman"/>
+                <w:sz w:val="24"/>
+                <w:szCs w:val="24"/>
+              </w:rPr>
+              <w:t>Хайрнасов</w:t>
+            </w:r>
+            <w:proofErr w:type="spellEnd"/>
+            <w:r>
+              <w:rPr>
+                <w:rFonts w:ascii="Times New Roman" w:hAnsi="Times New Roman"/>
+                <w:sz w:val="24"/>
+                <w:szCs w:val="24"/>
+              </w:rPr>
+              <w:t xml:space="preserve"> </w:t>
+            </w:r>
+            <w:proofErr w:type="spellStart"/>
+            <w:r>
+              <w:rPr>
+                <w:rFonts w:ascii="Times New Roman" w:hAnsi="Times New Roman"/>
+                <w:sz w:val="24"/>
+                <w:szCs w:val="24"/>
+              </w:rPr>
+              <w:t>Камиль</w:t>
+            </w:r>
+            <w:proofErr w:type="spellEnd"/>
+            <w:r>
+              <w:rPr>
+                <w:rFonts w:ascii="Times New Roman" w:hAnsi="Times New Roman"/>
+                <w:sz w:val="24"/>
+                <w:szCs w:val="24"/>
+              </w:rPr>
+              <w:t xml:space="preserve"> </w:t>
+            </w:r>
+            <w:proofErr w:type="spellStart"/>
+            <w:r>
+              <w:rPr>
+                <w:rFonts w:ascii="Times New Roman" w:hAnsi="Times New Roman"/>
+                <w:sz w:val="24"/>
+                <w:szCs w:val="24"/>
+              </w:rPr>
+              <w:t>Зайнутдинович</w:t>
+            </w:r>
+            <w:proofErr w:type="spellEnd"/>
           </w:p>
         </w:tc>
         <w:tc>
@@ -4611,7 +4920,7 @@
 </file>
 
 <file path=word/styles.xml><?xml version="1.0" encoding="utf-8"?>
-<w:styles xmlns:mc="http://schemas.openxmlformats.org/markup-compatibility/2006" xmlns:r="http://schemas.openxmlformats.org/officeDocument/2006/relationships" xmlns:w="http://schemas.openxmlformats.org/wordprocessingml/2006/main" xmlns:w14="http://schemas.microsoft.com/office/word/2010/wordml" xmlns:w15="http://schemas.microsoft.com/office/word/2012/wordml" xmlns:w16cex="http://schemas.microsoft.com/office/word/2018/wordml/cex" xmlns:w16cid="http://schemas.microsoft.com/office/word/2016/wordml/cid" xmlns:w16="http://schemas.microsoft.com/office/word/2018/wordml" xmlns:w16sdtdh="http://schemas.microsoft.com/office/word/2020/wordml/sdtdatahash" xmlns:w16se="http://schemas.microsoft.com/office/word/2015/wordml/symex" mc:Ignorable="w14 w15 w16se w16cid w16 w16cex w16sdtdh">
+<w:styles xmlns:mc="http://schemas.openxmlformats.org/markup-compatibility/2006" xmlns:r="http://schemas.openxmlformats.org/officeDocument/2006/relationships" xmlns:w="http://schemas.openxmlformats.org/wordprocessingml/2006/main" xmlns:w14="http://schemas.microsoft.com/office/word/2010/wordml" mc:Ignorable="w14">
   <w:docDefaults>
     <w:rPrDefault>
       <w:rPr>
@@ -4627,383 +4936,144 @@
       </w:pPr>
     </w:pPrDefault>
   </w:docDefaults>
-  <w:latentStyles w:defLockedState="0" w:defUIPriority="99" w:defSemiHidden="0" w:defUnhideWhenUsed="0" w:defQFormat="0" w:count="376">
-    <w:lsdException w:name="Normal" w:uiPriority="0" w:qFormat="1"/>
-    <w:lsdException w:name="heading 1" w:uiPriority="9" w:qFormat="1"/>
-    <w:lsdException w:name="heading 2" w:semiHidden="1" w:uiPriority="9" w:unhideWhenUsed="1" w:qFormat="1"/>
-    <w:lsdException w:name="heading 3" w:semiHidden="1" w:uiPriority="9" w:unhideWhenUsed="1" w:qFormat="1"/>
-    <w:lsdException w:name="heading 4" w:semiHidden="1" w:uiPriority="9" w:unhideWhenUsed="1" w:qFormat="1"/>
-    <w:lsdException w:name="heading 5" w:semiHidden="1" w:uiPriority="9" w:unhideWhenUsed="1" w:qFormat="1"/>
-    <w:lsdException w:name="heading 6" w:semiHidden="1" w:uiPriority="9" w:unhideWhenUsed="1" w:qFormat="1"/>
-    <w:lsdException w:name="heading 7" w:semiHidden="1" w:uiPriority="9" w:unhideWhenUsed="1" w:qFormat="1"/>
-    <w:lsdException w:name="heading 8" w:semiHidden="1" w:uiPriority="9" w:unhideWhenUsed="1" w:qFormat="1"/>
-    <w:lsdException w:name="heading 9" w:semiHidden="1" w:uiPriority="9" w:unhideWhenUsed="1" w:qFormat="1"/>
-    <w:lsdException w:name="index 1" w:semiHidden="1" w:unhideWhenUsed="1"/>
-    <w:lsdException w:name="index 2" w:semiHidden="1" w:unhideWhenUsed="1"/>
-    <w:lsdException w:name="index 3" w:semiHidden="1" w:unhideWhenUsed="1"/>
-    <w:lsdException w:name="index 4" w:semiHidden="1" w:unhideWhenUsed="1"/>
-    <w:lsdException w:name="index 5" w:semiHidden="1" w:unhideWhenUsed="1"/>
-    <w:lsdException w:name="index 6" w:semiHidden="1" w:unhideWhenUsed="1"/>
-    <w:lsdException w:name="index 7" w:semiHidden="1" w:unhideWhenUsed="1"/>
-    <w:lsdException w:name="index 8" w:semiHidden="1" w:unhideWhenUsed="1"/>
-    <w:lsdException w:name="index 9" w:semiHidden="1" w:unhideWhenUsed="1"/>
-    <w:lsdException w:name="toc 1" w:semiHidden="1" w:uiPriority="39" w:unhideWhenUsed="1"/>
-    <w:lsdException w:name="toc 2" w:semiHidden="1" w:uiPriority="39" w:unhideWhenUsed="1"/>
-    <w:lsdException w:name="toc 3" w:semiHidden="1" w:uiPriority="39" w:unhideWhenUsed="1"/>
-    <w:lsdException w:name="toc 4" w:semiHidden="1" w:uiPriority="39" w:unhideWhenUsed="1"/>
-    <w:lsdException w:name="toc 5" w:semiHidden="1" w:uiPriority="39" w:unhideWhenUsed="1"/>
-    <w:lsdException w:name="toc 6" w:semiHidden="1" w:uiPriority="39" w:unhideWhenUsed="1"/>
-    <w:lsdException w:name="toc 7" w:semiHidden="1" w:uiPriority="39" w:unhideWhenUsed="1"/>
-    <w:lsdException w:name="toc 8" w:semiHidden="1" w:uiPriority="39" w:unhideWhenUsed="1"/>
-    <w:lsdException w:name="toc 9" w:semiHidden="1" w:uiPriority="39" w:unhideWhenUsed="1"/>
-    <w:lsdException w:name="Normal Indent" w:semiHidden="1" w:unhideWhenUsed="1"/>
-    <w:lsdException w:name="footnote text" w:semiHidden="1" w:unhideWhenUsed="1"/>
-    <w:lsdException w:name="annotation text" w:semiHidden="1" w:unhideWhenUsed="1"/>
-    <w:lsdException w:name="header" w:semiHidden="1" w:unhideWhenUsed="1"/>
-    <w:lsdException w:name="footer" w:semiHidden="1" w:unhideWhenUsed="1"/>
-    <w:lsdException w:name="index heading" w:semiHidden="1" w:unhideWhenUsed="1"/>
-    <w:lsdException w:name="caption" w:semiHidden="1" w:uiPriority="35" w:unhideWhenUsed="1" w:qFormat="1"/>
-    <w:lsdException w:name="table of figures" w:semiHidden="1" w:unhideWhenUsed="1"/>
-    <w:lsdException w:name="envelope address" w:semiHidden="1" w:unhideWhenUsed="1"/>
-    <w:lsdException w:name="envelope return" w:semiHidden="1" w:unhideWhenUsed="1"/>
-    <w:lsdException w:name="footnote reference" w:semiHidden="1" w:unhideWhenUsed="1"/>
-    <w:lsdException w:name="annotation reference" w:semiHidden="1" w:unhideWhenUsed="1"/>
-    <w:lsdException w:name="line number" w:semiHidden="1" w:unhideWhenUsed="1"/>
-    <w:lsdException w:name="page number" w:semiHidden="1" w:unhideWhenUsed="1"/>
-    <w:lsdException w:name="endnote reference" w:semiHidden="1" w:unhideWhenUsed="1"/>
-    <w:lsdException w:name="endnote text" w:semiHidden="1" w:unhideWhenUsed="1"/>
-    <w:lsdException w:name="table of authorities" w:semiHidden="1" w:unhideWhenUsed="1"/>
-    <w:lsdException w:name="macro" w:semiHidden="1" w:unhideWhenUsed="1"/>
-    <w:lsdException w:name="toa heading" w:semiHidden="1" w:unhideWhenUsed="1"/>
-    <w:lsdException w:name="List" w:semiHidden="1" w:unhideWhenUsed="1"/>
-    <w:lsdException w:name="List Bullet" w:semiHidden="1" w:unhideWhenUsed="1"/>
-    <w:lsdException w:name="List Number" w:semiHidden="1" w:unhideWhenUsed="1"/>
-    <w:lsdException w:name="List 2" w:semiHidden="1" w:unhideWhenUsed="1"/>
-    <w:lsdException w:name="List 3" w:semiHidden="1" w:unhideWhenUsed="1"/>
-    <w:lsdException w:name="List 4" w:semiHidden="1" w:unhideWhenUsed="1"/>
-    <w:lsdException w:name="List 5" w:semiHidden="1" w:unhideWhenUsed="1"/>
-    <w:lsdException w:name="List Bullet 2" w:semiHidden="1" w:unhideWhenUsed="1"/>
-    <w:lsdException w:name="List Bullet 3" w:semiHidden="1" w:unhideWhenUsed="1"/>
-    <w:lsdException w:name="List Bullet 4" w:semiHidden="1" w:unhideWhenUsed="1"/>
-    <w:lsdException w:name="List Bullet 5" w:semiHidden="1" w:unhideWhenUsed="1"/>
-    <w:lsdException w:name="List Number 2" w:semiHidden="1" w:unhideWhenUsed="1"/>
-    <w:lsdException w:name="List Number 3" w:semiHidden="1" w:unhideWhenUsed="1"/>
-    <w:lsdException w:name="List Number 4" w:semiHidden="1" w:unhideWhenUsed="1"/>
-    <w:lsdException w:name="List Number 5" w:semiHidden="1" w:unhideWhenUsed="1"/>
-    <w:lsdException w:name="Title" w:uiPriority="10" w:qFormat="1"/>
-    <w:lsdException w:name="Closing" w:semiHidden="1" w:unhideWhenUsed="1"/>
-    <w:lsdException w:name="Signature" w:semiHidden="1" w:unhideWhenUsed="1"/>
-    <w:lsdException w:name="Default Paragraph Font" w:semiHidden="1" w:uiPriority="1" w:unhideWhenUsed="1"/>
-    <w:lsdException w:name="Body Text" w:semiHidden="1" w:unhideWhenUsed="1"/>
-    <w:lsdException w:name="Body Text Indent" w:semiHidden="1" w:unhideWhenUsed="1"/>
-    <w:lsdException w:name="List Continue" w:semiHidden="1" w:unhideWhenUsed="1"/>
-    <w:lsdException w:name="List Continue 2" w:semiHidden="1" w:unhideWhenUsed="1"/>
-    <w:lsdException w:name="List Continue 3" w:semiHidden="1" w:unhideWhenUsed="1"/>
-    <w:lsdException w:name="List Continue 4" w:semiHidden="1" w:unhideWhenUsed="1"/>
-    <w:lsdException w:name="List Continue 5" w:semiHidden="1" w:unhideWhenUsed="1"/>
-    <w:lsdException w:name="Message Header" w:semiHidden="1" w:unhideWhenUsed="1"/>
-    <w:lsdException w:name="Subtitle" w:uiPriority="11" w:qFormat="1"/>
-    <w:lsdException w:name="Salutation" w:semiHidden="1" w:unhideWhenUsed="1"/>
-    <w:lsdException w:name="Date" w:semiHidden="1" w:unhideWhenUsed="1"/>
-    <w:lsdException w:name="Body Text First Indent" w:semiHidden="1" w:unhideWhenUsed="1"/>
-    <w:lsdException w:name="Body Text First Indent 2" w:semiHidden="1" w:unhideWhenUsed="1"/>
-    <w:lsdException w:name="Note Heading" w:semiHidden="1" w:unhideWhenUsed="1"/>
-    <w:lsdException w:name="Body Text 2" w:semiHidden="1" w:unhideWhenUsed="1"/>
-    <w:lsdException w:name="Body Text 3" w:semiHidden="1" w:unhideWhenUsed="1"/>
-    <w:lsdException w:name="Body Text Indent 2" w:semiHidden="1" w:unhideWhenUsed="1"/>
-    <w:lsdException w:name="Body Text Indent 3" w:semiHidden="1" w:unhideWhenUsed="1"/>
-    <w:lsdException w:name="Block Text" w:semiHidden="1" w:unhideWhenUsed="1"/>
-    <w:lsdException w:name="Hyperlink" w:semiHidden="1" w:unhideWhenUsed="1"/>
-    <w:lsdException w:name="FollowedHyperlink" w:semiHidden="1" w:unhideWhenUsed="1"/>
-    <w:lsdException w:name="Strong" w:uiPriority="22" w:qFormat="1"/>
-    <w:lsdException w:name="Emphasis" w:uiPriority="20" w:qFormat="1"/>
-    <w:lsdException w:name="Document Map" w:semiHidden="1" w:unhideWhenUsed="1"/>
-    <w:lsdException w:name="Plain Text" w:semiHidden="1" w:unhideWhenUsed="1"/>
-    <w:lsdException w:name="E-mail Signature" w:semiHidden="1" w:unhideWhenUsed="1"/>
-    <w:lsdException w:name="HTML Top of Form" w:semiHidden="1" w:unhideWhenUsed="1"/>
-    <w:lsdException w:name="HTML Bottom of Form" w:semiHidden="1" w:unhideWhenUsed="1"/>
-    <w:lsdException w:name="Normal (Web)" w:semiHidden="1" w:unhideWhenUsed="1"/>
-    <w:lsdException w:name="HTML Acronym" w:semiHidden="1" w:unhideWhenUsed="1"/>
-    <w:lsdException w:name="HTML Address" w:semiHidden="1" w:unhideWhenUsed="1"/>
-    <w:lsdException w:name="HTML Cite" w:semiHidden="1" w:unhideWhenUsed="1"/>
-    <w:lsdException w:name="HTML Code" w:semiHidden="1" w:unhideWhenUsed="1"/>
-    <w:lsdException w:name="HTML Definition" w:semiHidden="1" w:unhideWhenUsed="1"/>
-    <w:lsdException w:name="HTML Keyboard" w:semiHidden="1" w:unhideWhenUsed="1"/>
-    <w:lsdException w:name="HTML Preformatted" w:semiHidden="1" w:unhideWhenUsed="1"/>
-    <w:lsdException w:name="HTML Sample" w:semiHidden="1" w:unhideWhenUsed="1"/>
-    <w:lsdException w:name="HTML Typewriter" w:semiHidden="1" w:unhideWhenUsed="1"/>
-    <w:lsdException w:name="HTML Variable" w:semiHidden="1" w:unhideWhenUsed="1"/>
-    <w:lsdException w:name="Normal Table" w:semiHidden="1" w:unhideWhenUsed="1"/>
-    <w:lsdException w:name="annotation subject" w:semiHidden="1" w:unhideWhenUsed="1"/>
-    <w:lsdException w:name="No List" w:semiHidden="1" w:unhideWhenUsed="1"/>
-    <w:lsdException w:name="Outline List 1" w:semiHidden="1" w:unhideWhenUsed="1"/>
-    <w:lsdException w:name="Outline List 2" w:semiHidden="1" w:unhideWhenUsed="1"/>
-    <w:lsdException w:name="Outline List 3" w:semiHidden="1" w:unhideWhenUsed="1"/>
-    <w:lsdException w:name="Table Simple 1" w:semiHidden="1" w:unhideWhenUsed="1"/>
-    <w:lsdException w:name="Table Simple 2" w:semiHidden="1" w:unhideWhenUsed="1"/>
-    <w:lsdException w:name="Table Simple 3" w:semiHidden="1" w:unhideWhenUsed="1"/>
-    <w:lsdException w:name="Table Classic 1" w:semiHidden="1" w:unhideWhenUsed="1"/>
-    <w:lsdException w:name="Table Classic 2" w:semiHidden="1" w:unhideWhenUsed="1"/>
-    <w:lsdException w:name="Table Classic 3" w:semiHidden="1" w:unhideWhenUsed="1"/>
-    <w:lsdException w:name="Table Classic 4" w:semiHidden="1" w:unhideWhenUsed="1"/>
-    <w:lsdException w:name="Table Colorful 1" w:semiHidden="1" w:unhideWhenUsed="1"/>
-    <w:lsdException w:name="Table Colorful 2" w:semiHidden="1" w:unhideWhenUsed="1"/>
-    <w:lsdException w:name="Table Colorful 3" w:semiHidden="1" w:unhideWhenUsed="1"/>
-    <w:lsdException w:name="Table Columns 1" w:semiHidden="1" w:unhideWhenUsed="1"/>
-    <w:lsdException w:name="Table Columns 2" w:semiHidden="1" w:unhideWhenUsed="1"/>
-    <w:lsdException w:name="Table Columns 3" w:semiHidden="1" w:unhideWhenUsed="1"/>
-    <w:lsdException w:name="Table Columns 4" w:semiHidden="1" w:unhideWhenUsed="1"/>
-    <w:lsdException w:name="Table Columns 5" w:semiHidden="1" w:unhideWhenUsed="1"/>
-    <w:lsdException w:name="Table Grid 1" w:semiHidden="1" w:unhideWhenUsed="1"/>
-    <w:lsdException w:name="Table Grid 2" w:semiHidden="1" w:unhideWhenUsed="1"/>
-    <w:lsdException w:name="Table Grid 3" w:semiHidden="1" w:unhideWhenUsed="1"/>
-    <w:lsdException w:name="Table Grid 4" w:semiHidden="1" w:unhideWhenUsed="1"/>
-    <w:lsdException w:name="Table Grid 5" w:semiHidden="1" w:unhideWhenUsed="1"/>
-    <w:lsdException w:name="Table Grid 6" w:semiHidden="1" w:unhideWhenUsed="1"/>
-    <w:lsdException w:name="Table Grid 7" w:semiHidden="1" w:unhideWhenUsed="1"/>
-    <w:lsdException w:name="Table Grid 8" w:semiHidden="1" w:unhideWhenUsed="1"/>
-    <w:lsdException w:name="Table List 1" w:semiHidden="1" w:unhideWhenUsed="1"/>
-    <w:lsdException w:name="Table List 2" w:semiHidden="1" w:unhideWhenUsed="1"/>
-    <w:lsdException w:name="Table List 3" w:semiHidden="1" w:unhideWhenUsed="1"/>
-    <w:lsdException w:name="Table List 4" w:semiHidden="1" w:unhideWhenUsed="1"/>
-    <w:lsdException w:name="Table List 5" w:semiHidden="1" w:unhideWhenUsed="1"/>
-    <w:lsdException w:name="Table List 6" w:semiHidden="1" w:unhideWhenUsed="1"/>
-    <w:lsdException w:name="Table List 7" w:semiHidden="1" w:unhideWhenUsed="1"/>
-    <w:lsdException w:name="Table List 8" w:semiHidden="1" w:unhideWhenUsed="1"/>
-    <w:lsdException w:name="Table 3D effects 1" w:semiHidden="1" w:unhideWhenUsed="1"/>
-    <w:lsdException w:name="Table 3D effects 2" w:semiHidden="1" w:unhideWhenUsed="1"/>
-    <w:lsdException w:name="Table 3D effects 3" w:semiHidden="1" w:unhideWhenUsed="1"/>
-    <w:lsdException w:name="Table Contemporary" w:semiHidden="1" w:unhideWhenUsed="1"/>
-    <w:lsdException w:name="Table Elegant" w:semiHidden="1" w:unhideWhenUsed="1"/>
-    <w:lsdException w:name="Table Professional" w:semiHidden="1" w:unhideWhenUsed="1"/>
-    <w:lsdException w:name="Table Subtle 1" w:semiHidden="1" w:unhideWhenUsed="1"/>
-    <w:lsdException w:name="Table Subtle 2" w:semiHidden="1" w:unhideWhenUsed="1"/>
-    <w:lsdException w:name="Table Web 1" w:semiHidden="1" w:unhideWhenUsed="1"/>
-    <w:lsdException w:name="Table Web 2" w:semiHidden="1" w:unhideWhenUsed="1"/>
-    <w:lsdException w:name="Table Web 3" w:semiHidden="1" w:unhideWhenUsed="1"/>
-    <w:lsdException w:name="Balloon Text" w:semiHidden="1" w:unhideWhenUsed="1"/>
-    <w:lsdException w:name="Table Grid" w:uiPriority="59"/>
-    <w:lsdException w:name="Table Theme" w:semiHidden="1" w:unhideWhenUsed="1"/>
-    <w:lsdException w:name="Placeholder Text" w:semiHidden="1"/>
-    <w:lsdException w:name="No Spacing" w:uiPriority="1" w:qFormat="1"/>
-    <w:lsdException w:name="Light Shading" w:uiPriority="60"/>
-    <w:lsdException w:name="Light List" w:uiPriority="61"/>
-    <w:lsdException w:name="Light Grid" w:uiPriority="62"/>
-    <w:lsdException w:name="Medium Shading 1" w:uiPriority="63"/>
-    <w:lsdException w:name="Medium Shading 2" w:uiPriority="64"/>
-    <w:lsdException w:name="Medium List 1" w:uiPriority="65"/>
-    <w:lsdException w:name="Medium List 2" w:uiPriority="66"/>
-    <w:lsdException w:name="Medium Grid 1" w:uiPriority="67"/>
-    <w:lsdException w:name="Medium Grid 2" w:uiPriority="68"/>
-    <w:lsdException w:name="Medium Grid 3" w:uiPriority="69"/>
-    <w:lsdException w:name="Dark List" w:uiPriority="70"/>
-    <w:lsdException w:name="Colorful Shading" w:uiPriority="71"/>
-    <w:lsdException w:name="Colorful List" w:uiPriority="72"/>
-    <w:lsdException w:name="Colorful Grid" w:uiPriority="73"/>
-    <w:lsdException w:name="Light Shading Accent 1" w:uiPriority="60"/>
-    <w:lsdException w:name="Light List Accent 1" w:uiPriority="61"/>
-    <w:lsdException w:name="Light Grid Accent 1" w:uiPriority="62"/>
-    <w:lsdException w:name="Medium Shading 1 Accent 1" w:uiPriority="63"/>
-    <w:lsdException w:name="Medium Shading 2 Accent 1" w:uiPriority="64"/>
-    <w:lsdException w:name="Medium List 1 Accent 1" w:uiPriority="65"/>
-    <w:lsdException w:name="Revision" w:semiHidden="1"/>
-    <w:lsdException w:name="List Paragraph" w:uiPriority="34" w:qFormat="1"/>
-    <w:lsdException w:name="Quote" w:uiPriority="29" w:qFormat="1"/>
-    <w:lsdException w:name="Intense Quote" w:uiPriority="30" w:qFormat="1"/>
-    <w:lsdException w:name="Medium List 2 Accent 1" w:uiPriority="66"/>
-    <w:lsdException w:name="Medium Grid 1 Accent 1" w:uiPriority="67"/>
-    <w:lsdException w:name="Medium Grid 2 Accent 1" w:uiPriority="68"/>
-    <w:lsdException w:name="Medium Grid 3 Accent 1" w:uiPriority="69"/>
-    <w:lsdException w:name="Dark List Accent 1" w:uiPriority="70"/>
-    <w:lsdException w:name="Colorful Shading Accent 1" w:uiPriority="71"/>
-    <w:lsdException w:name="Colorful List Accent 1" w:uiPriority="72"/>
-    <w:lsdException w:name="Colorful Grid Accent 1" w:uiPriority="73"/>
-    <w:lsdException w:name="Light Shading Accent 2" w:uiPriority="60"/>
-    <w:lsdException w:name="Light List Accent 2" w:uiPriority="61"/>
-    <w:lsdException w:name="Light Grid Accent 2" w:uiPriority="62"/>
-    <w:lsdException w:name="Medium Shading 1 Accent 2" w:uiPriority="63"/>
-    <w:lsdException w:name="Medium Shading 2 Accent 2" w:uiPriority="64"/>
-    <w:lsdException w:name="Medium List 1 Accent 2" w:uiPriority="65"/>
-    <w:lsdException w:name="Medium List 2 Accent 2" w:uiPriority="66"/>
-    <w:lsdException w:name="Medium Grid 1 Accent 2" w:uiPriority="67"/>
-    <w:lsdException w:name="Medium Grid 2 Accent 2" w:uiPriority="68"/>
-    <w:lsdException w:name="Medium Grid 3 Accent 2" w:uiPriority="69"/>
-    <w:lsdException w:name="Dark List Accent 2" w:uiPriority="70"/>
-    <w:lsdException w:name="Colorful Shading Accent 2" w:uiPriority="71"/>
-    <w:lsdException w:name="Colorful List Accent 2" w:uiPriority="72"/>
-    <w:lsdException w:name="Colorful Grid Accent 2" w:uiPriority="73"/>
-    <w:lsdException w:name="Light Shading Accent 3" w:uiPriority="60"/>
-    <w:lsdException w:name="Light List Accent 3" w:uiPriority="61"/>
-    <w:lsdException w:name="Light Grid Accent 3" w:uiPriority="62"/>
-    <w:lsdException w:name="Medium Shading 1 Accent 3" w:uiPriority="63"/>
-    <w:lsdException w:name="Medium Shading 2 Accent 3" w:uiPriority="64"/>
-    <w:lsdException w:name="Medium List 1 Accent 3" w:uiPriority="65"/>
-    <w:lsdException w:name="Medium List 2 Accent 3" w:uiPriority="66"/>
-    <w:lsdException w:name="Medium Grid 1 Accent 3" w:uiPriority="67"/>
-    <w:lsdException w:name="Medium Grid 2 Accent 3" w:uiPriority="68"/>
-    <w:lsdException w:name="Medium Grid 3 Accent 3" w:uiPriority="69"/>
-    <w:lsdException w:name="Dark List Accent 3" w:uiPriority="70"/>
-    <w:lsdException w:name="Colorful Shading Accent 3" w:uiPriority="71"/>
-    <w:lsdException w:name="Colorful List Accent 3" w:uiPriority="72"/>
-    <w:lsdException w:name="Colorful Grid Accent 3" w:uiPriority="73"/>
-    <w:lsdException w:name="Light Shading Accent 4" w:uiPriority="60"/>
-    <w:lsdException w:name="Light List Accent 4" w:uiPriority="61"/>
-    <w:lsdException w:name="Light Grid Accent 4" w:uiPriority="62"/>
-    <w:lsdException w:name="Medium Shading 1 Accent 4" w:uiPriority="63"/>
-    <w:lsdException w:name="Medium Shading 2 Accent 4" w:uiPriority="64"/>
-    <w:lsdException w:name="Medium List 1 Accent 4" w:uiPriority="65"/>
-    <w:lsdException w:name="Medium List 2 Accent 4" w:uiPriority="66"/>
-    <w:lsdException w:name="Medium Grid 1 Accent 4" w:uiPriority="67"/>
-    <w:lsdException w:name="Medium Grid 2 Accent 4" w:uiPriority="68"/>
-    <w:lsdException w:name="Medium Grid 3 Accent 4" w:uiPriority="69"/>
-    <w:lsdException w:name="Dark List Accent 4" w:uiPriority="70"/>
-    <w:lsdException w:name="Colorful Shading Accent 4" w:uiPriority="71"/>
-    <w:lsdException w:name="Colorful List Accent 4" w:uiPriority="72"/>
-    <w:lsdException w:name="Colorful Grid Accent 4" w:uiPriority="73"/>
-    <w:lsdException w:name="Light Shading Accent 5" w:uiPriority="60"/>
-    <w:lsdException w:name="Light List Accent 5" w:uiPriority="61"/>
-    <w:lsdException w:name="Light Grid Accent 5" w:uiPriority="62"/>
-    <w:lsdException w:name="Medium Shading 1 Accent 5" w:uiPriority="63"/>
-    <w:lsdException w:name="Medium Shading 2 Accent 5" w:uiPriority="64"/>
-    <w:lsdException w:name="Medium List 1 Accent 5" w:uiPriority="65"/>
-    <w:lsdException w:name="Medium List 2 Accent 5" w:uiPriority="66"/>
-    <w:lsdException w:name="Medium Grid 1 Accent 5" w:uiPriority="67"/>
-    <w:lsdException w:name="Medium Grid 2 Accent 5" w:uiPriority="68"/>
-    <w:lsdException w:name="Medium Grid 3 Accent 5" w:uiPriority="69"/>
-    <w:lsdException w:name="Dark List Accent 5" w:uiPriority="70"/>
-    <w:lsdException w:name="Colorful Shading Accent 5" w:uiPriority="71"/>
-    <w:lsdException w:name="Colorful List Accent 5" w:uiPriority="72"/>
-    <w:lsdException w:name="Colorful Grid Accent 5" w:uiPriority="73"/>
-    <w:lsdException w:name="Light Shading Accent 6" w:uiPriority="60"/>
-    <w:lsdException w:name="Light List Accent 6" w:uiPriority="61"/>
-    <w:lsdException w:name="Light Grid Accent 6" w:uiPriority="62"/>
-    <w:lsdException w:name="Medium Shading 1 Accent 6" w:uiPriority="63"/>
-    <w:lsdException w:name="Medium Shading 2 Accent 6" w:uiPriority="64"/>
-    <w:lsdException w:name="Medium List 1 Accent 6" w:uiPriority="65"/>
-    <w:lsdException w:name="Medium List 2 Accent 6" w:uiPriority="66"/>
-    <w:lsdException w:name="Medium Grid 1 Accent 6" w:uiPriority="67"/>
-    <w:lsdException w:name="Medium Grid 2 Accent 6" w:uiPriority="68"/>
-    <w:lsdException w:name="Medium Grid 3 Accent 6" w:uiPriority="69"/>
-    <w:lsdException w:name="Dark List Accent 6" w:uiPriority="70"/>
-    <w:lsdException w:name="Colorful Shading Accent 6" w:uiPriority="71"/>
-    <w:lsdException w:name="Colorful List Accent 6" w:uiPriority="72"/>
-    <w:lsdException w:name="Colorful Grid Accent 6" w:uiPriority="73"/>
-    <w:lsdException w:name="Subtle Emphasis" w:uiPriority="19" w:qFormat="1"/>
-    <w:lsdException w:name="Intense Emphasis" w:uiPriority="21" w:qFormat="1"/>
-    <w:lsdException w:name="Subtle Reference" w:uiPriority="31" w:qFormat="1"/>
-    <w:lsdException w:name="Intense Reference" w:uiPriority="32" w:qFormat="1"/>
-    <w:lsdException w:name="Book Title" w:uiPriority="33" w:qFormat="1"/>
-    <w:lsdException w:name="Bibliography" w:semiHidden="1" w:uiPriority="37" w:unhideWhenUsed="1"/>
-    <w:lsdException w:name="TOC Heading" w:semiHidden="1" w:uiPriority="39" w:unhideWhenUsed="1" w:qFormat="1"/>
-    <w:lsdException w:name="Plain Table 1" w:uiPriority="41"/>
-    <w:lsdException w:name="Plain Table 2" w:uiPriority="42"/>
-    <w:lsdException w:name="Plain Table 3" w:uiPriority="43"/>
-    <w:lsdException w:name="Plain Table 4" w:uiPriority="44"/>
-    <w:lsdException w:name="Plain Table 5" w:uiPriority="45"/>
-    <w:lsdException w:name="Grid Table Light" w:uiPriority="40"/>
-    <w:lsdException w:name="Grid Table 1 Light" w:uiPriority="46"/>
-    <w:lsdException w:name="Grid Table 2" w:uiPriority="47"/>
-    <w:lsdException w:name="Grid Table 3" w:uiPriority="48"/>
-    <w:lsdException w:name="Grid Table 4" w:uiPriority="49"/>
-    <w:lsdException w:name="Grid Table 5 Dark" w:uiPriority="50"/>
-    <w:lsdException w:name="Grid Table 6 Colorful" w:uiPriority="51"/>
-    <w:lsdException w:name="Grid Table 7 Colorful" w:uiPriority="52"/>
-    <w:lsdException w:name="Grid Table 1 Light Accent 1" w:uiPriority="46"/>
-    <w:lsdException w:name="Grid Table 2 Accent 1" w:uiPriority="47"/>
-    <w:lsdException w:name="Grid Table 3 Accent 1" w:uiPriority="48"/>
-    <w:lsdException w:name="Grid Table 4 Accent 1" w:uiPriority="49"/>
-    <w:lsdException w:name="Grid Table 5 Dark Accent 1" w:uiPriority="50"/>
-    <w:lsdException w:name="Grid Table 6 Colorful Accent 1" w:uiPriority="51"/>
-    <w:lsdException w:name="Grid Table 7 Colorful Accent 1" w:uiPriority="52"/>
-    <w:lsdException w:name="Grid Table 1 Light Accent 2" w:uiPriority="46"/>
-    <w:lsdException w:name="Grid Table 2 Accent 2" w:uiPriority="47"/>
-    <w:lsdException w:name="Grid Table 3 Accent 2" w:uiPriority="48"/>
-    <w:lsdException w:name="Grid Table 4 Accent 2" w:uiPriority="49"/>
-    <w:lsdException w:name="Grid Table 5 Dark Accent 2" w:uiPriority="50"/>
-    <w:lsdException w:name="Grid Table 6 Colorful Accent 2" w:uiPriority="51"/>
-    <w:lsdException w:name="Grid Table 7 Colorful Accent 2" w:uiPriority="52"/>
-    <w:lsdException w:name="Grid Table 1 Light Accent 3" w:uiPriority="46"/>
-    <w:lsdException w:name="Grid Table 2 Accent 3" w:uiPriority="47"/>
-    <w:lsdException w:name="Grid Table 3 Accent 3" w:uiPriority="48"/>
-    <w:lsdException w:name="Grid Table 4 Accent 3" w:uiPriority="49"/>
-    <w:lsdException w:name="Grid Table 5 Dark Accent 3" w:uiPriority="50"/>
-    <w:lsdException w:name="Grid Table 6 Colorful Accent 3" w:uiPriority="51"/>
-    <w:lsdException w:name="Grid Table 7 Colorful Accent 3" w:uiPriority="52"/>
-    <w:lsdException w:name="Grid Table 1 Light Accent 4" w:uiPriority="46"/>
-    <w:lsdException w:name="Grid Table 2 Accent 4" w:uiPriority="47"/>
-    <w:lsdException w:name="Grid Table 3 Accent 4" w:uiPriority="48"/>
-    <w:lsdException w:name="Grid Table 4 Accent 4" w:uiPriority="49"/>
-    <w:lsdException w:name="Grid Table 5 Dark Accent 4" w:uiPriority="50"/>
-    <w:lsdException w:name="Grid Table 6 Colorful Accent 4" w:uiPriority="51"/>
-    <w:lsdException w:name="Grid Table 7 Colorful Accent 4" w:uiPriority="52"/>
-    <w:lsdException w:name="Grid Table 1 Light Accent 5" w:uiPriority="46"/>
-    <w:lsdException w:name="Grid Table 2 Accent 5" w:uiPriority="47"/>
-    <w:lsdException w:name="Grid Table 3 Accent 5" w:uiPriority="48"/>
-    <w:lsdException w:name="Grid Table 4 Accent 5" w:uiPriority="49"/>
-    <w:lsdException w:name="Grid Table 5 Dark Accent 5" w:uiPriority="50"/>
-    <w:lsdException w:name="Grid Table 6 Colorful Accent 5" w:uiPriority="51"/>
-    <w:lsdException w:name="Grid Table 7 Colorful Accent 5" w:uiPriority="52"/>
-    <w:lsdException w:name="Grid Table 1 Light Accent 6" w:uiPriority="46"/>
-    <w:lsdException w:name="Grid Table 2 Accent 6" w:uiPriority="47"/>
-    <w:lsdException w:name="Grid Table 3 Accent 6" w:uiPriority="48"/>
-    <w:lsdException w:name="Grid Table 4 Accent 6" w:uiPriority="49"/>
-    <w:lsdException w:name="Grid Table 5 Dark Accent 6" w:uiPriority="50"/>
-    <w:lsdException w:name="Grid Table 6 Colorful Accent 6" w:uiPriority="51"/>
-    <w:lsdException w:name="Grid Table 7 Colorful Accent 6" w:uiPriority="52"/>
-    <w:lsdException w:name="List Table 1 Light" w:uiPriority="46"/>
-    <w:lsdException w:name="List Table 2" w:uiPriority="47"/>
-    <w:lsdException w:name="List Table 3" w:uiPriority="48"/>
-    <w:lsdException w:name="List Table 4" w:uiPriority="49"/>
-    <w:lsdException w:name="List Table 5 Dark" w:uiPriority="50"/>
-    <w:lsdException w:name="List Table 6 Colorful" w:uiPriority="51"/>
-    <w:lsdException w:name="List Table 7 Colorful" w:uiPriority="52"/>
-    <w:lsdException w:name="List Table 1 Light Accent 1" w:uiPriority="46"/>
-    <w:lsdException w:name="List Table 2 Accent 1" w:uiPriority="47"/>
-    <w:lsdException w:name="List Table 3 Accent 1" w:uiPriority="48"/>
-    <w:lsdException w:name="List Table 4 Accent 1" w:uiPriority="49"/>
-    <w:lsdException w:name="List Table 5 Dark Accent 1" w:uiPriority="50"/>
-    <w:lsdException w:name="List Table 6 Colorful Accent 1" w:uiPriority="51"/>
-    <w:lsdException w:name="List Table 7 Colorful Accent 1" w:uiPriority="52"/>
-    <w:lsdException w:name="List Table 1 Light Accent 2" w:uiPriority="46"/>
-    <w:lsdException w:name="List Table 2 Accent 2" w:uiPriority="47"/>
-    <w:lsdException w:name="List Table 3 Accent 2" w:uiPriority="48"/>
-    <w:lsdException w:name="List Table 4 Accent 2" w:uiPriority="49"/>
-    <w:lsdException w:name="List Table 5 Dark Accent 2" w:uiPriority="50"/>
-    <w:lsdException w:name="List Table 6 Colorful Accent 2" w:uiPriority="51"/>
-    <w:lsdException w:name="List Table 7 Colorful Accent 2" w:uiPriority="52"/>
-    <w:lsdException w:name="List Table 1 Light Accent 3" w:uiPriority="46"/>
-    <w:lsdException w:name="List Table 2 Accent 3" w:uiPriority="47"/>
-    <w:lsdException w:name="List Table 3 Accent 3" w:uiPriority="48"/>
-    <w:lsdException w:name="List Table 4 Accent 3" w:uiPriority="49"/>
-    <w:lsdException w:name="List Table 5 Dark Accent 3" w:uiPriority="50"/>
-    <w:lsdException w:name="List Table 6 Colorful Accent 3" w:uiPriority="51"/>
-    <w:lsdException w:name="List Table 7 Colorful Accent 3" w:uiPriority="52"/>
-    <w:lsdException w:name="List Table 1 Light Accent 4" w:uiPriority="46"/>
-    <w:lsdException w:name="List Table 2 Accent 4" w:uiPriority="47"/>
-    <w:lsdException w:name="List Table 3 Accent 4" w:uiPriority="48"/>
-    <w:lsdException w:name="List Table 4 Accent 4" w:uiPriority="49"/>
-    <w:lsdException w:name="List Table 5 Dark Accent 4" w:uiPriority="50"/>
-    <w:lsdException w:name="List Table 6 Colorful Accent 4" w:uiPriority="51"/>
-    <w:lsdException w:name="List Table 7 Colorful Accent 4" w:uiPriority="52"/>
-    <w:lsdException w:name="List Table 1 Light Accent 5" w:uiPriority="46"/>
-    <w:lsdException w:name="List Table 2 Accent 5" w:uiPriority="47"/>
-    <w:lsdException w:name="List Table 3 Accent 5" w:uiPriority="48"/>
-    <w:lsdException w:name="List Table 4 Accent 5" w:uiPriority="49"/>
-    <w:lsdException w:name="List Table 5 Dark Accent 5" w:uiPriority="50"/>
-    <w:lsdException w:name="List Table 6 Colorful Accent 5" w:uiPriority="51"/>
-    <w:lsdException w:name="List Table 7 Colorful Accent 5" w:uiPriority="52"/>
-    <w:lsdException w:name="List Table 1 Light Accent 6" w:uiPriority="46"/>
-    <w:lsdException w:name="List Table 2 Accent 6" w:uiPriority="47"/>
-    <w:lsdException w:name="List Table 3 Accent 6" w:uiPriority="48"/>
-    <w:lsdException w:name="List Table 4 Accent 6" w:uiPriority="49"/>
-    <w:lsdException w:name="List Table 5 Dark Accent 6" w:uiPriority="50"/>
-    <w:lsdException w:name="List Table 6 Colorful Accent 6" w:uiPriority="51"/>
-    <w:lsdException w:name="List Table 7 Colorful Accent 6" w:uiPriority="52"/>
-    <w:lsdException w:name="Mention" w:semiHidden="1" w:unhideWhenUsed="1"/>
-    <w:lsdException w:name="Smart Hyperlink" w:semiHidden="1" w:unhideWhenUsed="1"/>
-    <w:lsdException w:name="Hashtag" w:semiHidden="1" w:unhideWhenUsed="1"/>
-    <w:lsdException w:name="Unresolved Mention" w:semiHidden="1" w:unhideWhenUsed="1"/>
-    <w:lsdException w:name="Smart Link" w:semiHidden="1" w:unhideWhenUsed="1"/>
+  <w:latentStyles w:defLockedState="0" w:defUIPriority="99" w:defSemiHidden="1" w:defUnhideWhenUsed="1" w:defQFormat="0" w:count="267">
+    <w:lsdException w:name="Normal" w:semiHidden="0" w:uiPriority="0" w:unhideWhenUsed="0" w:qFormat="1"/>
+    <w:lsdException w:name="heading 1" w:semiHidden="0" w:uiPriority="9" w:unhideWhenUsed="0" w:qFormat="1"/>
+    <w:lsdException w:name="heading 2" w:uiPriority="9" w:qFormat="1"/>
+    <w:lsdException w:name="heading 3" w:uiPriority="9" w:qFormat="1"/>
+    <w:lsdException w:name="heading 4" w:uiPriority="9" w:qFormat="1"/>
+    <w:lsdException w:name="heading 5" w:uiPriority="9" w:qFormat="1"/>
+    <w:lsdException w:name="heading 6" w:uiPriority="9" w:qFormat="1"/>
+    <w:lsdException w:name="heading 7" w:uiPriority="9" w:qFormat="1"/>
+    <w:lsdException w:name="heading 8" w:uiPriority="9" w:qFormat="1"/>
+    <w:lsdException w:name="heading 9" w:uiPriority="9" w:qFormat="1"/>
+    <w:lsdException w:name="toc 1" w:uiPriority="39"/>
+    <w:lsdException w:name="toc 2" w:uiPriority="39"/>
+    <w:lsdException w:name="toc 3" w:uiPriority="39"/>
+    <w:lsdException w:name="toc 4" w:uiPriority="39"/>
+    <w:lsdException w:name="toc 5" w:uiPriority="39"/>
+    <w:lsdException w:name="toc 6" w:uiPriority="39"/>
+    <w:lsdException w:name="toc 7" w:uiPriority="39"/>
+    <w:lsdException w:name="toc 8" w:uiPriority="39"/>
+    <w:lsdException w:name="toc 9" w:uiPriority="39"/>
+    <w:lsdException w:name="caption" w:uiPriority="35" w:qFormat="1"/>
+    <w:lsdException w:name="Title" w:semiHidden="0" w:uiPriority="10" w:unhideWhenUsed="0" w:qFormat="1"/>
+    <w:lsdException w:name="Default Paragraph Font" w:uiPriority="1"/>
+    <w:lsdException w:name="Subtitle" w:semiHidden="0" w:uiPriority="11" w:unhideWhenUsed="0" w:qFormat="1"/>
+    <w:lsdException w:name="Strong" w:semiHidden="0" w:uiPriority="22" w:unhideWhenUsed="0" w:qFormat="1"/>
+    <w:lsdException w:name="Emphasis" w:semiHidden="0" w:uiPriority="20" w:unhideWhenUsed="0" w:qFormat="1"/>
+    <w:lsdException w:name="Table Grid" w:semiHidden="0" w:uiPriority="59" w:unhideWhenUsed="0"/>
+    <w:lsdException w:name="Placeholder Text" w:unhideWhenUsed="0"/>
+    <w:lsdException w:name="No Spacing" w:semiHidden="0" w:uiPriority="1" w:unhideWhenUsed="0" w:qFormat="1"/>
+    <w:lsdException w:name="Light Shading" w:semiHidden="0" w:uiPriority="60" w:unhideWhenUsed="0"/>
+    <w:lsdException w:name="Light List" w:semiHidden="0" w:uiPriority="61" w:unhideWhenUsed="0"/>
+    <w:lsdException w:name="Light Grid" w:semiHidden="0" w:uiPriority="62" w:unhideWhenUsed="0"/>
+    <w:lsdException w:name="Medium Shading 1" w:semiHidden="0" w:uiPriority="63" w:unhideWhenUsed="0"/>
+    <w:lsdException w:name="Medium Shading 2" w:semiHidden="0" w:uiPriority="64" w:unhideWhenUsed="0"/>
+    <w:lsdException w:name="Medium List 1" w:semiHidden="0" w:uiPriority="65" w:unhideWhenUsed="0"/>
+    <w:lsdException w:name="Medium List 2" w:semiHidden="0" w:uiPriority="66" w:unhideWhenUsed="0"/>
+    <w:lsdException w:name="Medium Grid 1" w:semiHidden="0" w:uiPriority="67" w:unhideWhenUsed="0"/>
+    <w:lsdException w:name="Medium Grid 2" w:semiHidden="0" w:uiPriority="68" w:unhideWhenUsed="0"/>
+    <w:lsdException w:name="Medium Grid 3" w:semiHidden="0" w:uiPriority="69" w:unhideWhenUsed="0"/>
+    <w:lsdException w:name="Dark List" w:semiHidden="0" w:uiPriority="70" w:unhideWhenUsed="0"/>
+    <w:lsdException w:name="Colorful Shading" w:semiHidden="0" w:uiPriority="71" w:unhideWhenUsed="0"/>
+    <w:lsdException w:name="Colorful List" w:semiHidden="0" w:uiPriority="72" w:unhideWhenUsed="0"/>
+    <w:lsdException w:name="Colorful Grid" w:semiHidden="0" w:uiPriority="73" w:unhideWhenUsed="0"/>
+    <w:lsdException w:name="Light Shading Accent 1" w:semiHidden="0" w:uiPriority="60" w:unhideWhenUsed="0"/>
+    <w:lsdException w:name="Light List Accent 1" w:semiHidden="0" w:uiPriority="61" w:unhideWhenUsed="0"/>
+    <w:lsdException w:name="Light Grid Accent 1" w:semiHidden="0" w:uiPriority="62" w:unhideWhenUsed="0"/>
+    <w:lsdException w:name="Medium Shading 1 Accent 1" w:semiHidden="0" w:uiPriority="63" w:unhideWhenUsed="0"/>
+    <w:lsdException w:name="Medium Shading 2 Accent 1" w:semiHidden="0" w:uiPriority="64" w:unhideWhenUsed="0"/>
+    <w:lsdException w:name="Medium List 1 Accent 1" w:semiHidden="0" w:uiPriority="65" w:unhideWhenUsed="0"/>
+    <w:lsdException w:name="Revision" w:unhideWhenUsed="0"/>
+    <w:lsdException w:name="List Paragraph" w:semiHidden="0" w:uiPriority="34" w:unhideWhenUsed="0" w:qFormat="1"/>
+    <w:lsdException w:name="Quote" w:semiHidden="0" w:uiPriority="29" w:unhideWhenUsed="0" w:qFormat="1"/>
+    <w:lsdException w:name="Intense Quote" w:semiHidden="0" w:uiPriority="30" w:unhideWhenUsed="0" w:qFormat="1"/>
+    <w:lsdException w:name="Medium List 2 Accent 1" w:semiHidden="0" w:uiPriority="66" w:unhideWhenUsed="0"/>
+    <w:lsdException w:name="Medium Grid 1 Accent 1" w:semiHidden="0" w:uiPriority="67" w:unhideWhenUsed="0"/>
+    <w:lsdException w:name="Medium Grid 2 Accent 1" w:semiHidden="0" w:uiPriority="68" w:unhideWhenUsed="0"/>
+    <w:lsdException w:name="Medium Grid 3 Accent 1" w:semiHidden="0" w:uiPriority="69" w:unhideWhenUsed="0"/>
+    <w:lsdException w:name="Dark List Accent 1" w:semiHidden="0" w:uiPriority="70" w:unhideWhenUsed="0"/>
+    <w:lsdException w:name="Colorful Shading Accent 1" w:semiHidden="0" w:uiPriority="71" w:unhideWhenUsed="0"/>
+    <w:lsdException w:name="Colorful List Accent 1" w:semiHidden="0" w:uiPriority="72" w:unhideWhenUsed="0"/>
+    <w:lsdException w:name="Colorful Grid Accent 1" w:semiHidden="0" w:uiPriority="73" w:unhideWhenUsed="0"/>
+    <w:lsdException w:name="Light Shading Accent 2" w:semiHidden="0" w:uiPriority="60" w:unhideWhenUsed="0"/>
+    <w:lsdException w:name="Light List Accent 2" w:semiHidden="0" w:uiPriority="61" w:unhideWhenUsed="0"/>
+    <w:lsdException w:name="Light Grid Accent 2" w:semiHidden="0" w:uiPriority="62" w:unhideWhenUsed="0"/>
+    <w:lsdException w:name="Medium Shading 1 Accent 2" w:semiHidden="0" w:uiPriority="63" w:unhideWhenUsed="0"/>
+    <w:lsdException w:name="Medium Shading 2 Accent 2" w:semiHidden="0" w:uiPriority="64" w:unhideWhenUsed="0"/>
+    <w:lsdException w:name="Medium List 1 Accent 2" w:semiHidden="0" w:uiPriority="65" w:unhideWhenUsed="0"/>
+    <w:lsdException w:name="Medium List 2 Accent 2" w:semiHidden="0" w:uiPriority="66" w:unhideWhenUsed="0"/>
+    <w:lsdException w:name="Medium Grid 1 Accent 2" w:semiHidden="0" w:uiPriority="67" w:unhideWhenUsed="0"/>
+    <w:lsdException w:name="Medium Grid 2 Accent 2" w:semiHidden="0" w:uiPriority="68" w:unhideWhenUsed="0"/>
+    <w:lsdException w:name="Medium Grid 3 Accent 2" w:semiHidden="0" w:uiPriority="69" w:unhideWhenUsed="0"/>
+    <w:lsdException w:name="Dark List Accent 2" w:semiHidden="0" w:uiPriority="70" w:unhideWhenUsed="0"/>
+    <w:lsdException w:name="Colorful Shading Accent 2" w:semiHidden="0" w:uiPriority="71" w:unhideWhenUsed="0"/>
+    <w:lsdException w:name="Colorful List Accent 2" w:semiHidden="0" w:uiPriority="72" w:unhideWhenUsed="0"/>
+    <w:lsdException w:name="Colorful Grid Accent 2" w:semiHidden="0" w:uiPriority="73" w:unhideWhenUsed="0"/>
+    <w:lsdException w:name="Light Shading Accent 3" w:semiHidden="0" w:uiPriority="60" w:unhideWhenUsed="0"/>
+    <w:lsdException w:name="Light List Accent 3" w:semiHidden="0" w:uiPriority="61" w:unhideWhenUsed="0"/>
+    <w:lsdException w:name="Light Grid Accent 3" w:semiHidden="0" w:uiPriority="62" w:unhideWhenUsed="0"/>
+    <w:lsdException w:name="Medium Shading 1 Accent 3" w:semiHidden="0" w:uiPriority="63" w:unhideWhenUsed="0"/>
+    <w:lsdException w:name="Medium Shading 2 Accent 3" w:semiHidden="0" w:uiPriority="64" w:unhideWhenUsed="0"/>
+    <w:lsdException w:name="Medium List 1 Accent 3" w:semiHidden="0" w:uiPriority="65" w:unhideWhenUsed="0"/>
+    <w:lsdException w:name="Medium List 2 Accent 3" w:semiHidden="0" w:uiPriority="66" w:unhideWhenUsed="0"/>
+    <w:lsdException w:name="Medium Grid 1 Accent 3" w:semiHidden="0" w:uiPriority="67" w:unhideWhenUsed="0"/>
+    <w:lsdException w:name="Medium Grid 2 Accent 3" w:semiHidden="0" w:uiPriority="68" w:unhideWhenUsed="0"/>
+    <w:lsdException w:name="Medium Grid 3 Accent 3" w:semiHidden="0" w:uiPriority="69" w:unhideWhenUsed="0"/>
+    <w:lsdException w:name="Dark List Accent 3" w:semiHidden="0" w:uiPriority="70" w:unhideWhenUsed="0"/>
+    <w:lsdException w:name="Colorful Shading Accent 3" w:semiHidden="0" w:uiPriority="71" w:unhideWhenUsed="0"/>
+    <w:lsdException w:name="Colorful List Accent 3" w:semiHidden="0" w:uiPriority="72" w:unhideWhenUsed="0"/>
+    <w:lsdException w:name="Colorful Grid Accent 3" w:semiHidden="0" w:uiPriority="73" w:unhideWhenUsed="0"/>
+    <w:lsdException w:name="Light Shading Accent 4" w:semiHidden="0" w:uiPriority="60" w:unhideWhenUsed="0"/>
+    <w:lsdException w:name="Light List Accent 4" w:semiHidden="0" w:uiPriority="61" w:unhideWhenUsed="0"/>
+    <w:lsdException w:name="Light Grid Accent 4" w:semiHidden="0" w:uiPriority="62" w:unhideWhenUsed="0"/>
+    <w:lsdException w:name="Medium Shading 1 Accent 4" w:semiHidden="0" w:uiPriority="63" w:unhideWhenUsed="0"/>
+    <w:lsdException w:name="Medium Shading 2 Accent 4" w:semiHidden="0" w:uiPriority="64" w:unhideWhenUsed="0"/>
+    <w:lsdException w:name="Medium List 1 Accent 4" w:semiHidden="0" w:uiPriority="65" w:unhideWhenUsed="0"/>
+    <w:lsdException w:name="Medium List 2 Accent 4" w:semiHidden="0" w:uiPriority="66" w:unhideWhenUsed="0"/>
+    <w:lsdException w:name="Medium Grid 1 Accent 4" w:semiHidden="0" w:uiPriority="67" w:unhideWhenUsed="0"/>
+    <w:lsdException w:name="Medium Grid 2 Accent 4" w:semiHidden="0" w:uiPriority="68" w:unhideWhenUsed="0"/>
+    <w:lsdException w:name="Medium Grid 3 Accent 4" w:semiHidden="0" w:uiPriority="69" w:unhideWhenUsed="0"/>
+    <w:lsdException w:name="Dark List Accent 4" w:semiHidden="0" w:uiPriority="70" w:unhideWhenUsed="0"/>
+    <w:lsdException w:name="Colorful Shading Accent 4" w:semiHidden="0" w:uiPriority="71" w:unhideWhenUsed="0"/>
+    <w:lsdException w:name="Colorful List Accent 4" w:semiHidden="0" w:uiPriority="72" w:unhideWhenUsed="0"/>
+    <w:lsdException w:name="Colorful Grid Accent 4" w:semiHidden="0" w:uiPriority="73" w:unhideWhenUsed="0"/>
+    <w:lsdException w:name="Light Shading Accent 5" w:semiHidden="0" w:uiPriority="60" w:unhideWhenUsed="0"/>
+    <w:lsdException w:name="Light List Accent 5" w:semiHidden="0" w:uiPriority="61" w:unhideWhenUsed="0"/>
+    <w:lsdException w:name="Light Grid Accent 5" w:semiHidden="0" w:uiPriority="62" w:unhideWhenUsed="0"/>
+    <w:lsdException w:name="Medium Shading 1 Accent 5" w:semiHidden="0" w:uiPriority="63" w:unhideWhenUsed="0"/>
+    <w:lsdException w:name="Medium Shading 2 Accent 5" w:semiHidden="0" w:uiPriority="64" w:unhideWhenUsed="0"/>
+    <w:lsdException w:name="Medium List 1 Accent 5" w:semiHidden="0" w:uiPriority="65" w:unhideWhenUsed="0"/>
+    <w:lsdException w:name="Medium List 2 Accent 5" w:semiHidden="0" w:uiPriority="66" w:unhideWhenUsed="0"/>
+    <w:lsdException w:name="Medium Grid 1 Accent 5" w:semiHidden="0" w:uiPriority="67" w:unhideWhenUsed="0"/>
+    <w:lsdException w:name="Medium Grid 2 Accent 5" w:semiHidden="0" w:uiPriority="68" w:unhideWhenUsed="0"/>
+    <w:lsdException w:name="Medium Grid 3 Accent 5" w:semiHidden="0" w:uiPriority="69" w:unhideWhenUsed="0"/>
+    <w:lsdException w:name="Dark List Accent 5" w:semiHidden="0" w:uiPriority="70" w:unhideWhenUsed="0"/>
+    <w:lsdException w:name="Colorful Shading Accent 5" w:semiHidden="0" w:uiPriority="71" w:unhideWhenUsed="0"/>
+    <w:lsdException w:name="Colorful List Accent 5" w:semiHidden="0" w:uiPriority="72" w:unhideWhenUsed="0"/>
+    <w:lsdException w:name="Colorful Grid Accent 5" w:semiHidden="0" w:uiPriority="73" w:unhideWhenUsed="0"/>
+    <w:lsdException w:name="Light Shading Accent 6" w:semiHidden="0" w:uiPriority="60" w:unhideWhenUsed="0"/>
+    <w:lsdException w:name="Light List Accent 6" w:semiHidden="0" w:uiPriority="61" w:unhideWhenUsed="0"/>
+    <w:lsdException w:name="Light Grid Accent 6" w:semiHidden="0" w:uiPriority="62" w:unhideWhenUsed="0"/>
+    <w:lsdException w:name="Medium Shading 1 Accent 6" w:semiHidden="0" w:uiPriority="63" w:unhideWhenUsed="0"/>
+    <w:lsdException w:name="Medium Shading 2 Accent 6" w:semiHidden="0" w:uiPriority="64" w:unhideWhenUsed="0"/>
+    <w:lsdException w:name="Medium List 1 Accent 6" w:semiHidden="0" w:uiPriority="65" w:unhideWhenUsed="0"/>
+    <w:lsdException w:name="Medium List 2 Accent 6" w:semiHidden="0" w:uiPriority="66" w:unhideWhenUsed="0"/>
+    <w:lsdException w:name="Medium Grid 1 Accent 6" w:semiHidden="0" w:uiPriority="67" w:unhideWhenUsed="0"/>
+    <w:lsdException w:name="Medium Grid 2 Accent 6" w:semiHidden="0" w:uiPriority="68" w:unhideWhenUsed="0"/>
+    <w:lsdException w:name="Medium Grid 3 Accent 6" w:semiHidden="0" w:uiPriority="69" w:unhideWhenUsed="0"/>
+    <w:lsdException w:name="Dark List Accent 6" w:semiHidden="0" w:uiPriority="70" w:unhideWhenUsed="0"/>
+    <w:lsdException w:name="Colorful Shading Accent 6" w:semiHidden="0" w:uiPriority="71" w:unhideWhenUsed="0"/>
+    <w:lsdException w:name="Colorful List Accent 6" w:semiHidden="0" w:uiPriority="72" w:unhideWhenUsed="0"/>
+    <w:lsdException w:name="Colorful Grid Accent 6" w:semiHidden="0" w:uiPriority="73" w:unhideWhenUsed="0"/>
+    <w:lsdException w:name="Subtle Emphasis" w:semiHidden="0" w:uiPriority="19" w:unhideWhenUsed="0" w:qFormat="1"/>
+    <w:lsdException w:name="Intense Emphasis" w:semiHidden="0" w:uiPriority="21" w:unhideWhenUsed="0" w:qFormat="1"/>
+    <w:lsdException w:name="Subtle Reference" w:semiHidden="0" w:uiPriority="31" w:unhideWhenUsed="0" w:qFormat="1"/>
+    <w:lsdException w:name="Intense Reference" w:semiHidden="0" w:uiPriority="32" w:unhideWhenUsed="0" w:qFormat="1"/>
+    <w:lsdException w:name="Book Title" w:semiHidden="0" w:uiPriority="33" w:unhideWhenUsed="0" w:qFormat="1"/>
+    <w:lsdException w:name="Bibliography" w:uiPriority="37"/>
+    <w:lsdException w:name="TOC Heading" w:uiPriority="39" w:qFormat="1"/>
   </w:latentStyles>
   <w:style w:type="paragraph" w:default="1" w:styleId="a">
     <w:name w:val="Normal"/>
@@ -5150,6 +5220,196 @@
       <w:sz w:val="24"/>
       <w:szCs w:val="24"/>
     </w:rPr>
+  </w:style>
+</w:styles>
+</file>
+
+<file path=word/stylesWithEffects.xml><?xml version="1.0" encoding="utf-8"?>
+<w:styles xmlns:wpc="http://schemas.microsoft.com/office/word/2010/wordprocessingCanvas" xmlns:mc="http://schemas.openxmlformats.org/markup-compatibility/2006" xmlns:o="urn:schemas-microsoft-com:office:office" xmlns:r="http://schemas.openxmlformats.org/officeDocument/2006/relationships" xmlns:m="http://schemas.openxmlformats.org/officeDocument/2006/math" xmlns:v="urn:schemas-microsoft-com:vml" xmlns:wp14="http://schemas.microsoft.com/office/word/2010/wordprocessingDrawing" xmlns:wp="http://schemas.openxmlformats.org/drawingml/2006/wordprocessingDrawing" xmlns:w10="urn:schemas-microsoft-com:office:word" xmlns:w="http://schemas.openxmlformats.org/wordprocessingml/2006/main" xmlns:w14="http://schemas.microsoft.com/office/word/2010/wordml" xmlns:wpg="http://schemas.microsoft.com/office/word/2010/wordprocessingGroup" xmlns:wpi="http://schemas.microsoft.com/office/word/2010/wordprocessingInk" xmlns:wne="http://schemas.microsoft.com/office/word/2006/wordml" xmlns:wps="http://schemas.microsoft.com/office/word/2010/wordprocessingShape" mc:Ignorable="w14 wp14">
+  <w:docDefaults>
+    <w:rPrDefault>
+      <w:rPr>
+        <w:rFonts w:asciiTheme="minorHAnsi" w:eastAsiaTheme="minorEastAsia" w:hAnsiTheme="minorHAnsi" w:cstheme="minorBidi"/>
+        <w:sz w:val="22"/>
+        <w:szCs w:val="22"/>
+        <w:lang w:val="ru-RU" w:eastAsia="ru-RU" w:bidi="ar-SA"/>
+      </w:rPr>
+    </w:rPrDefault>
+    <w:pPrDefault>
+      <w:pPr>
+        <w:spacing w:after="200" w:line="276" w:lineRule="auto"/>
+      </w:pPr>
+    </w:pPrDefault>
+  </w:docDefaults>
+  <w:latentStyles w:defLockedState="0" w:defUIPriority="99" w:defSemiHidden="1" w:defUnhideWhenUsed="1" w:defQFormat="0" w:count="267">
+    <w:lsdException w:name="Normal" w:semiHidden="0" w:uiPriority="0" w:unhideWhenUsed="0" w:qFormat="1"/>
+    <w:lsdException w:name="heading 1" w:semiHidden="0" w:uiPriority="9" w:unhideWhenUsed="0" w:qFormat="1"/>
+    <w:lsdException w:name="heading 2" w:uiPriority="9" w:qFormat="1"/>
+    <w:lsdException w:name="heading 3" w:uiPriority="9" w:qFormat="1"/>
+    <w:lsdException w:name="heading 4" w:uiPriority="9" w:qFormat="1"/>
+    <w:lsdException w:name="heading 5" w:uiPriority="9" w:qFormat="1"/>
+    <w:lsdException w:name="heading 6" w:uiPriority="9" w:qFormat="1"/>
+    <w:lsdException w:name="heading 7" w:uiPriority="9" w:qFormat="1"/>
+    <w:lsdException w:name="heading 8" w:uiPriority="9" w:qFormat="1"/>
+    <w:lsdException w:name="heading 9" w:uiPriority="9" w:qFormat="1"/>
+    <w:lsdException w:name="toc 1" w:uiPriority="39"/>
+    <w:lsdException w:name="toc 2" w:uiPriority="39"/>
+    <w:lsdException w:name="toc 3" w:uiPriority="39"/>
+    <w:lsdException w:name="toc 4" w:uiPriority="39"/>
+    <w:lsdException w:name="toc 5" w:uiPriority="39"/>
+    <w:lsdException w:name="toc 6" w:uiPriority="39"/>
+    <w:lsdException w:name="toc 7" w:uiPriority="39"/>
+    <w:lsdException w:name="toc 8" w:uiPriority="39"/>
+    <w:lsdException w:name="toc 9" w:uiPriority="39"/>
+    <w:lsdException w:name="caption" w:uiPriority="35" w:qFormat="1"/>
+    <w:lsdException w:name="Title" w:semiHidden="0" w:uiPriority="10" w:unhideWhenUsed="0" w:qFormat="1"/>
+    <w:lsdException w:name="Default Paragraph Font" w:uiPriority="1"/>
+    <w:lsdException w:name="Subtitle" w:semiHidden="0" w:uiPriority="11" w:unhideWhenUsed="0" w:qFormat="1"/>
+    <w:lsdException w:name="Strong" w:semiHidden="0" w:uiPriority="22" w:unhideWhenUsed="0" w:qFormat="1"/>
+    <w:lsdException w:name="Emphasis" w:semiHidden="0" w:uiPriority="20" w:unhideWhenUsed="0" w:qFormat="1"/>
+    <w:lsdException w:name="Table Grid" w:semiHidden="0" w:uiPriority="59" w:unhideWhenUsed="0"/>
+    <w:lsdException w:name="Placeholder Text" w:unhideWhenUsed="0"/>
+    <w:lsdException w:name="No Spacing" w:semiHidden="0" w:uiPriority="1" w:unhideWhenUsed="0" w:qFormat="1"/>
+    <w:lsdException w:name="Light Shading" w:semiHidden="0" w:uiPriority="60" w:unhideWhenUsed="0"/>
+    <w:lsdException w:name="Light List" w:semiHidden="0" w:uiPriority="61" w:unhideWhenUsed="0"/>
+    <w:lsdException w:name="Light Grid" w:semiHidden="0" w:uiPriority="62" w:unhideWhenUsed="0"/>
+    <w:lsdException w:name="Medium Shading 1" w:semiHidden="0" w:uiPriority="63" w:unhideWhenUsed="0"/>
+    <w:lsdException w:name="Medium Shading 2" w:semiHidden="0" w:uiPriority="64" w:unhideWhenUsed="0"/>
+    <w:lsdException w:name="Medium List 1" w:semiHidden="0" w:uiPriority="65" w:unhideWhenUsed="0"/>
+    <w:lsdException w:name="Medium List 2" w:semiHidden="0" w:uiPriority="66" w:unhideWhenUsed="0"/>
+    <w:lsdException w:name="Medium Grid 1" w:semiHidden="0" w:uiPriority="67" w:unhideWhenUsed="0"/>
+    <w:lsdException w:name="Medium Grid 2" w:semiHidden="0" w:uiPriority="68" w:unhideWhenUsed="0"/>
+    <w:lsdException w:name="Medium Grid 3" w:semiHidden="0" w:uiPriority="69" w:unhideWhenUsed="0"/>
+    <w:lsdException w:name="Dark List" w:semiHidden="0" w:uiPriority="70" w:unhideWhenUsed="0"/>
+    <w:lsdException w:name="Colorful Shading" w:semiHidden="0" w:uiPriority="71" w:unhideWhenUsed="0"/>
+    <w:lsdException w:name="Colorful List" w:semiHidden="0" w:uiPriority="72" w:unhideWhenUsed="0"/>
+    <w:lsdException w:name="Colorful Grid" w:semiHidden="0" w:uiPriority="73" w:unhideWhenUsed="0"/>
+    <w:lsdException w:name="Light Shading Accent 1" w:semiHidden="0" w:uiPriority="60" w:unhideWhenUsed="0"/>
+    <w:lsdException w:name="Light List Accent 1" w:semiHidden="0" w:uiPriority="61" w:unhideWhenUsed="0"/>
+    <w:lsdException w:name="Light Grid Accent 1" w:semiHidden="0" w:uiPriority="62" w:unhideWhenUsed="0"/>
+    <w:lsdException w:name="Medium Shading 1 Accent 1" w:semiHidden="0" w:uiPriority="63" w:unhideWhenUsed="0"/>
+    <w:lsdException w:name="Medium Shading 2 Accent 1" w:semiHidden="0" w:uiPriority="64" w:unhideWhenUsed="0"/>
+    <w:lsdException w:name="Medium List 1 Accent 1" w:semiHidden="0" w:uiPriority="65" w:unhideWhenUsed="0"/>
+    <w:lsdException w:name="Revision" w:unhideWhenUsed="0"/>
+    <w:lsdException w:name="List Paragraph" w:semiHidden="0" w:uiPriority="34" w:unhideWhenUsed="0" w:qFormat="1"/>
+    <w:lsdException w:name="Quote" w:semiHidden="0" w:uiPriority="29" w:unhideWhenUsed="0" w:qFormat="1"/>
+    <w:lsdException w:name="Intense Quote" w:semiHidden="0" w:uiPriority="30" w:unhideWhenUsed="0" w:qFormat="1"/>
+    <w:lsdException w:name="Medium List 2 Accent 1" w:semiHidden="0" w:uiPriority="66" w:unhideWhenUsed="0"/>
+    <w:lsdException w:name="Medium Grid 1 Accent 1" w:semiHidden="0" w:uiPriority="67" w:unhideWhenUsed="0"/>
+    <w:lsdException w:name="Medium Grid 2 Accent 1" w:semiHidden="0" w:uiPriority="68" w:unhideWhenUsed="0"/>
+    <w:lsdException w:name="Medium Grid 3 Accent 1" w:semiHidden="0" w:uiPriority="69" w:unhideWhenUsed="0"/>
+    <w:lsdException w:name="Dark List Accent 1" w:semiHidden="0" w:uiPriority="70" w:unhideWhenUsed="0"/>
+    <w:lsdException w:name="Colorful Shading Accent 1" w:semiHidden="0" w:uiPriority="71" w:unhideWhenUsed="0"/>
+    <w:lsdException w:name="Colorful List Accent 1" w:semiHidden="0" w:uiPriority="72" w:unhideWhenUsed="0"/>
+    <w:lsdException w:name="Colorful Grid Accent 1" w:semiHidden="0" w:uiPriority="73" w:unhideWhenUsed="0"/>
+    <w:lsdException w:name="Light Shading Accent 2" w:semiHidden="0" w:uiPriority="60" w:unhideWhenUsed="0"/>
+    <w:lsdException w:name="Light List Accent 2" w:semiHidden="0" w:uiPriority="61" w:unhideWhenUsed="0"/>
+    <w:lsdException w:name="Light Grid Accent 2" w:semiHidden="0" w:uiPriority="62" w:unhideWhenUsed="0"/>
+    <w:lsdException w:name="Medium Shading 1 Accent 2" w:semiHidden="0" w:uiPriority="63" w:unhideWhenUsed="0"/>
+    <w:lsdException w:name="Medium Shading 2 Accent 2" w:semiHidden="0" w:uiPriority="64" w:unhideWhenUsed="0"/>
+    <w:lsdException w:name="Medium List 1 Accent 2" w:semiHidden="0" w:uiPriority="65" w:unhideWhenUsed="0"/>
+    <w:lsdException w:name="Medium List 2 Accent 2" w:semiHidden="0" w:uiPriority="66" w:unhideWhenUsed="0"/>
+    <w:lsdException w:name="Medium Grid 1 Accent 2" w:semiHidden="0" w:uiPriority="67" w:unhideWhenUsed="0"/>
+    <w:lsdException w:name="Medium Grid 2 Accent 2" w:semiHidden="0" w:uiPriority="68" w:unhideWhenUsed="0"/>
+    <w:lsdException w:name="Medium Grid 3 Accent 2" w:semiHidden="0" w:uiPriority="69" w:unhideWhenUsed="0"/>
+    <w:lsdException w:name="Dark List Accent 2" w:semiHidden="0" w:uiPriority="70" w:unhideWhenUsed="0"/>
+    <w:lsdException w:name="Colorful Shading Accent 2" w:semiHidden="0" w:uiPriority="71" w:unhideWhenUsed="0"/>
+    <w:lsdException w:name="Colorful List Accent 2" w:semiHidden="0" w:uiPriority="72" w:unhideWhenUsed="0"/>
+    <w:lsdException w:name="Colorful Grid Accent 2" w:semiHidden="0" w:uiPriority="73" w:unhideWhenUsed="0"/>
+    <w:lsdException w:name="Light Shading Accent 3" w:semiHidden="0" w:uiPriority="60" w:unhideWhenUsed="0"/>
+    <w:lsdException w:name="Light List Accent 3" w:semiHidden="0" w:uiPriority="61" w:unhideWhenUsed="0"/>
+    <w:lsdException w:name="Light Grid Accent 3" w:semiHidden="0" w:uiPriority="62" w:unhideWhenUsed="0"/>
+    <w:lsdException w:name="Medium Shading 1 Accent 3" w:semiHidden="0" w:uiPriority="63" w:unhideWhenUsed="0"/>
+    <w:lsdException w:name="Medium Shading 2 Accent 3" w:semiHidden="0" w:uiPriority="64" w:unhideWhenUsed="0"/>
+    <w:lsdException w:name="Medium List 1 Accent 3" w:semiHidden="0" w:uiPriority="65" w:unhideWhenUsed="0"/>
+    <w:lsdException w:name="Medium List 2 Accent 3" w:semiHidden="0" w:uiPriority="66" w:unhideWhenUsed="0"/>
+    <w:lsdException w:name="Medium Grid 1 Accent 3" w:semiHidden="0" w:uiPriority="67" w:unhideWhenUsed="0"/>
+    <w:lsdException w:name="Medium Grid 2 Accent 3" w:semiHidden="0" w:uiPriority="68" w:unhideWhenUsed="0"/>
+    <w:lsdException w:name="Medium Grid 3 Accent 3" w:semiHidden="0" w:uiPriority="69" w:unhideWhenUsed="0"/>
+    <w:lsdException w:name="Dark List Accent 3" w:semiHidden="0" w:uiPriority="70" w:unhideWhenUsed="0"/>
+    <w:lsdException w:name="Colorful Shading Accent 3" w:semiHidden="0" w:uiPriority="71" w:unhideWhenUsed="0"/>
+    <w:lsdException w:name="Colorful List Accent 3" w:semiHidden="0" w:uiPriority="72" w:unhideWhenUsed="0"/>
+    <w:lsdException w:name="Colorful Grid Accent 3" w:semiHidden="0" w:uiPriority="73" w:unhideWhenUsed="0"/>
+    <w:lsdException w:name="Light Shading Accent 4" w:semiHidden="0" w:uiPriority="60" w:unhideWhenUsed="0"/>
+    <w:lsdException w:name="Light List Accent 4" w:semiHidden="0" w:uiPriority="61" w:unhideWhenUsed="0"/>
+    <w:lsdException w:name="Light Grid Accent 4" w:semiHidden="0" w:uiPriority="62" w:unhideWhenUsed="0"/>
+    <w:lsdException w:name="Medium Shading 1 Accent 4" w:semiHidden="0" w:uiPriority="63" w:unhideWhenUsed="0"/>
+    <w:lsdException w:name="Medium Shading 2 Accent 4" w:semiHidden="0" w:uiPriority="64" w:unhideWhenUsed="0"/>
+    <w:lsdException w:name="Medium List 1 Accent 4" w:semiHidden="0" w:uiPriority="65" w:unhideWhenUsed="0"/>
+    <w:lsdException w:name="Medium List 2 Accent 4" w:semiHidden="0" w:uiPriority="66" w:unhideWhenUsed="0"/>
+    <w:lsdException w:name="Medium Grid 1 Accent 4" w:semiHidden="0" w:uiPriority="67" w:unhideWhenUsed="0"/>
+    <w:lsdException w:name="Medium Grid 2 Accent 4" w:semiHidden="0" w:uiPriority="68" w:unhideWhenUsed="0"/>
+    <w:lsdException w:name="Medium Grid 3 Accent 4" w:semiHidden="0" w:uiPriority="69" w:unhideWhenUsed="0"/>
+    <w:lsdException w:name="Dark List Accent 4" w:semiHidden="0" w:uiPriority="70" w:unhideWhenUsed="0"/>
+    <w:lsdException w:name="Colorful Shading Accent 4" w:semiHidden="0" w:uiPriority="71" w:unhideWhenUsed="0"/>
+    <w:lsdException w:name="Colorful List Accent 4" w:semiHidden="0" w:uiPriority="72" w:unhideWhenUsed="0"/>
+    <w:lsdException w:name="Colorful Grid Accent 4" w:semiHidden="0" w:uiPriority="73" w:unhideWhenUsed="0"/>
+    <w:lsdException w:name="Light Shading Accent 5" w:semiHidden="0" w:uiPriority="60" w:unhideWhenUsed="0"/>
+    <w:lsdException w:name="Light List Accent 5" w:semiHidden="0" w:uiPriority="61" w:unhideWhenUsed="0"/>
+    <w:lsdException w:name="Light Grid Accent 5" w:semiHidden="0" w:uiPriority="62" w:unhideWhenUsed="0"/>
+    <w:lsdException w:name="Medium Shading 1 Accent 5" w:semiHidden="0" w:uiPriority="63" w:unhideWhenUsed="0"/>
+    <w:lsdException w:name="Medium Shading 2 Accent 5" w:semiHidden="0" w:uiPriority="64" w:unhideWhenUsed="0"/>
+    <w:lsdException w:name="Medium List 1 Accent 5" w:semiHidden="0" w:uiPriority="65" w:unhideWhenUsed="0"/>
+    <w:lsdException w:name="Medium List 2 Accent 5" w:semiHidden="0" w:uiPriority="66" w:unhideWhenUsed="0"/>
+    <w:lsdException w:name="Medium Grid 1 Accent 5" w:semiHidden="0" w:uiPriority="67" w:unhideWhenUsed="0"/>
+    <w:lsdException w:name="Medium Grid 2 Accent 5" w:semiHidden="0" w:uiPriority="68" w:unhideWhenUsed="0"/>
+    <w:lsdException w:name="Medium Grid 3 Accent 5" w:semiHidden="0" w:uiPriority="69" w:unhideWhenUsed="0"/>
+    <w:lsdException w:name="Dark List Accent 5" w:semiHidden="0" w:uiPriority="70" w:unhideWhenUsed="0"/>
+    <w:lsdException w:name="Colorful Shading Accent 5" w:semiHidden="0" w:uiPriority="71" w:unhideWhenUsed="0"/>
+    <w:lsdException w:name="Colorful List Accent 5" w:semiHidden="0" w:uiPriority="72" w:unhideWhenUsed="0"/>
+    <w:lsdException w:name="Colorful Grid Accent 5" w:semiHidden="0" w:uiPriority="73" w:unhideWhenUsed="0"/>
+    <w:lsdException w:name="Light Shading Accent 6" w:semiHidden="0" w:uiPriority="60" w:unhideWhenUsed="0"/>
+    <w:lsdException w:name="Light List Accent 6" w:semiHidden="0" w:uiPriority="61" w:unhideWhenUsed="0"/>
+    <w:lsdException w:name="Light Grid Accent 6" w:semiHidden="0" w:uiPriority="62" w:unhideWhenUsed="0"/>
+    <w:lsdException w:name="Medium Shading 1 Accent 6" w:semiHidden="0" w:uiPriority="63" w:unhideWhenUsed="0"/>
+    <w:lsdException w:name="Medium Shading 2 Accent 6" w:semiHidden="0" w:uiPriority="64" w:unhideWhenUsed="0"/>
+    <w:lsdException w:name="Medium List 1 Accent 6" w:semiHidden="0" w:uiPriority="65" w:unhideWhenUsed="0"/>
+    <w:lsdException w:name="Medium List 2 Accent 6" w:semiHidden="0" w:uiPriority="66" w:unhideWhenUsed="0"/>
+    <w:lsdException w:name="Medium Grid 1 Accent 6" w:semiHidden="0" w:uiPriority="67" w:unhideWhenUsed="0"/>
+    <w:lsdException w:name="Medium Grid 2 Accent 6" w:semiHidden="0" w:uiPriority="68" w:unhideWhenUsed="0"/>
+    <w:lsdException w:name="Medium Grid 3 Accent 6" w:semiHidden="0" w:uiPriority="69" w:unhideWhenUsed="0"/>
+    <w:lsdException w:name="Dark List Accent 6" w:semiHidden="0" w:uiPriority="70" w:unhideWhenUsed="0"/>
+    <w:lsdException w:name="Colorful Shading Accent 6" w:semiHidden="0" w:uiPriority="71" w:unhideWhenUsed="0"/>
+    <w:lsdException w:name="Colorful List Accent 6" w:semiHidden="0" w:uiPriority="72" w:unhideWhenUsed="0"/>
+    <w:lsdException w:name="Colorful Grid Accent 6" w:semiHidden="0" w:uiPriority="73" w:unhideWhenUsed="0"/>
+    <w:lsdException w:name="Subtle Emphasis" w:semiHidden="0" w:uiPriority="19" w:unhideWhenUsed="0" w:qFormat="1"/>
+    <w:lsdException w:name="Intense Emphasis" w:semiHidden="0" w:uiPriority="21" w:unhideWhenUsed="0" w:qFormat="1"/>
+    <w:lsdException w:name="Subtle Reference" w:semiHidden="0" w:uiPriority="31" w:unhideWhenUsed="0" w:qFormat="1"/>
+    <w:lsdException w:name="Intense Reference" w:semiHidden="0" w:uiPriority="32" w:unhideWhenUsed="0" w:qFormat="1"/>
+    <w:lsdException w:name="Book Title" w:semiHidden="0" w:uiPriority="33" w:unhideWhenUsed="0" w:qFormat="1"/>
+    <w:lsdException w:name="Bibliography" w:uiPriority="37"/>
+    <w:lsdException w:name="TOC Heading" w:uiPriority="39" w:qFormat="1"/>
+  </w:latentStyles>
+  <w:style w:type="paragraph" w:default="1" w:styleId="a">
+    <w:name w:val="Normal"/>
+    <w:qFormat/>
+  </w:style>
+  <w:style w:type="character" w:default="1" w:styleId="a0">
+    <w:name w:val="Default Paragraph Font"/>
+    <w:uiPriority w:val="1"/>
+    <w:semiHidden/>
+    <w:unhideWhenUsed/>
+  </w:style>
+  <w:style w:type="table" w:default="1" w:styleId="a1">
+    <w:name w:val="Normal Table"/>
+    <w:uiPriority w:val="99"/>
+    <w:semiHidden/>
+    <w:unhideWhenUsed/>
+    <w:tblPr>
+      <w:tblInd w:w="0" w:type="dxa"/>
+      <w:tblCellMar>
+        <w:top w:w="0" w:type="dxa"/>
+        <w:left w:w="108" w:type="dxa"/>
+        <w:bottom w:w="0" w:type="dxa"/>
+        <w:right w:w="108" w:type="dxa"/>
+      </w:tblCellMar>
+    </w:tblPr>
+  </w:style>
+  <w:style w:type="numbering" w:default="1" w:styleId="a2">
+    <w:name w:val="No List"/>
+    <w:uiPriority w:val="99"/>
+    <w:semiHidden/>
+    <w:unhideWhenUsed/>
   </w:style>
 </w:styles>
 </file>

--- a/Документы/Задание_Кравцов_М.В.docx
+++ b/Документы/Задание_Кравцов_М.В.docx
@@ -1550,6 +1550,7 @@
           <w:rFonts w:ascii="Times New Roman" w:hAnsi="Times New Roman"/>
           <w:sz w:val="24"/>
           <w:u w:val="single"/>
+          <w:lang w:val="en-US"/>
         </w:rPr>
       </w:pPr>
       <w:r>
@@ -1611,6 +1612,137 @@
           <w:shd w:val="clear" w:color="auto" w:fill="FFFFFF"/>
         </w:rPr>
         <w:t>движением квадрокоптера</w:t>
+      </w:r>
+      <w:r>
+        <w:rPr>
+          <w:rFonts w:ascii="Times New Roman" w:hAnsi="Times New Roman"/>
+          <w:color w:val="000000"/>
+          <w:sz w:val="24"/>
+          <w:szCs w:val="24"/>
+          <w:u w:val="single"/>
+          <w:shd w:val="clear" w:color="auto" w:fill="FFFFFF"/>
+        </w:rPr>
+        <w:tab/>
+      </w:r>
+      <w:r>
+        <w:rPr>
+          <w:rFonts w:ascii="Times New Roman" w:hAnsi="Times New Roman"/>
+          <w:color w:val="000000"/>
+          <w:sz w:val="24"/>
+          <w:szCs w:val="24"/>
+          <w:u w:val="single"/>
+          <w:shd w:val="clear" w:color="auto" w:fill="FFFFFF"/>
+          <w:lang w:val="en-US"/>
+        </w:rPr>
+        <w:tab/>
+      </w:r>
+      <w:r>
+        <w:rPr>
+          <w:rFonts w:ascii="Times New Roman" w:hAnsi="Times New Roman"/>
+          <w:color w:val="000000"/>
+          <w:sz w:val="24"/>
+          <w:szCs w:val="24"/>
+          <w:u w:val="single"/>
+          <w:shd w:val="clear" w:color="auto" w:fill="FFFFFF"/>
+          <w:lang w:val="en-US"/>
+        </w:rPr>
+        <w:tab/>
+      </w:r>
+      <w:r>
+        <w:rPr>
+          <w:rFonts w:ascii="Times New Roman" w:hAnsi="Times New Roman"/>
+          <w:color w:val="000000"/>
+          <w:sz w:val="24"/>
+          <w:szCs w:val="24"/>
+          <w:u w:val="single"/>
+          <w:shd w:val="clear" w:color="auto" w:fill="FFFFFF"/>
+          <w:lang w:val="en-US"/>
+        </w:rPr>
+        <w:tab/>
+      </w:r>
+      <w:r>
+        <w:rPr>
+          <w:rFonts w:ascii="Times New Roman" w:hAnsi="Times New Roman"/>
+          <w:color w:val="000000"/>
+          <w:sz w:val="24"/>
+          <w:szCs w:val="24"/>
+          <w:u w:val="single"/>
+          <w:shd w:val="clear" w:color="auto" w:fill="FFFFFF"/>
+          <w:lang w:val="en-US"/>
+        </w:rPr>
+        <w:tab/>
+      </w:r>
+      <w:r>
+        <w:rPr>
+          <w:rFonts w:ascii="Times New Roman" w:hAnsi="Times New Roman"/>
+          <w:color w:val="000000"/>
+          <w:sz w:val="24"/>
+          <w:szCs w:val="24"/>
+          <w:u w:val="single"/>
+          <w:shd w:val="clear" w:color="auto" w:fill="FFFFFF"/>
+          <w:lang w:val="en-US"/>
+        </w:rPr>
+        <w:tab/>
+      </w:r>
+      <w:r>
+        <w:rPr>
+          <w:rFonts w:ascii="Times New Roman" w:hAnsi="Times New Roman"/>
+          <w:color w:val="000000"/>
+          <w:sz w:val="24"/>
+          <w:szCs w:val="24"/>
+          <w:u w:val="single"/>
+          <w:shd w:val="clear" w:color="auto" w:fill="FFFFFF"/>
+          <w:lang w:val="en-US"/>
+        </w:rPr>
+        <w:tab/>
+      </w:r>
+      <w:r>
+        <w:rPr>
+          <w:rFonts w:ascii="Times New Roman" w:hAnsi="Times New Roman"/>
+          <w:color w:val="000000"/>
+          <w:sz w:val="24"/>
+          <w:szCs w:val="24"/>
+          <w:u w:val="single"/>
+          <w:shd w:val="clear" w:color="auto" w:fill="FFFFFF"/>
+          <w:lang w:val="en-US"/>
+        </w:rPr>
+        <w:tab/>
+      </w:r>
+      <w:r>
+        <w:rPr>
+          <w:rFonts w:ascii="Times New Roman" w:hAnsi="Times New Roman"/>
+          <w:color w:val="000000"/>
+          <w:sz w:val="24"/>
+          <w:szCs w:val="24"/>
+          <w:u w:val="single"/>
+          <w:shd w:val="clear" w:color="auto" w:fill="FFFFFF"/>
+          <w:lang w:val="en-US"/>
+        </w:rPr>
+        <w:tab/>
+      </w:r>
+      <w:r>
+        <w:rPr>
+          <w:rFonts w:ascii="Times New Roman" w:hAnsi="Times New Roman"/>
+          <w:color w:val="000000"/>
+          <w:sz w:val="24"/>
+          <w:szCs w:val="24"/>
+          <w:u w:val="single"/>
+          <w:shd w:val="clear" w:color="auto" w:fill="FFFFFF"/>
+          <w:lang w:val="en-US"/>
+        </w:rPr>
+        <w:tab/>
+      </w:r>
+      <w:r>
+        <w:rPr>
+          <w:rFonts w:ascii="Times New Roman" w:hAnsi="Times New Roman"/>
+          <w:color w:val="000000"/>
+          <w:sz w:val="24"/>
+          <w:szCs w:val="24"/>
+          <w:u w:val="single"/>
+          <w:shd w:val="clear" w:color="auto" w:fill="FFFFFF"/>
+          <w:lang w:val="en-US"/>
+        </w:rPr>
+        <w:tab/>
       </w:r>
     </w:p>
     <w:p>
@@ -1868,6 +2000,8 @@
         </w:rPr>
         <w:tab/>
       </w:r>
+      <w:bookmarkStart w:id="0" w:name="_GoBack"/>
+      <w:bookmarkEnd w:id="0"/>
       <w:r>
         <w:rPr>
           <w:rFonts w:ascii="Times New Roman" w:hAnsi="Times New Roman"/>
@@ -2973,13 +3107,7 @@
               <w:pStyle w:val="a5"/>
             </w:pPr>
             <w:r>
-              <w:t>Разработка стенд</w:t>
-            </w:r>
-            <w:r>
-              <w:t>а</w:t>
-            </w:r>
-            <w:r>
-              <w:t xml:space="preserve"> полунатурного моделирования системы управления движением квадрокоптера</w:t>
+              <w:t>Разработка стенда полунатурного моделирования системы управления движением квадрокоптера</w:t>
             </w:r>
           </w:p>
         </w:tc>
@@ -3010,8 +3138,6 @@
               </w:rPr>
               <w:t>15</w:t>
             </w:r>
-            <w:bookmarkStart w:id="0" w:name="_GoBack"/>
-            <w:bookmarkEnd w:id="0"/>
           </w:p>
         </w:tc>
         <w:tc>

--- a/Документы/Задание_Кравцов_М.В.docx
+++ b/Документы/Задание_Кравцов_М.В.docx
@@ -1,13 +1,13 @@
 
 <file path=word/document.xml><?xml version="1.0" encoding="utf-8"?>
-<w:document xmlns:wpc="http://schemas.microsoft.com/office/word/2010/wordprocessingCanvas" xmlns:mc="http://schemas.openxmlformats.org/markup-compatibility/2006" xmlns:o="urn:schemas-microsoft-com:office:office" xmlns:r="http://schemas.openxmlformats.org/officeDocument/2006/relationships" xmlns:m="http://schemas.openxmlformats.org/officeDocument/2006/math" xmlns:v="urn:schemas-microsoft-com:vml" xmlns:wp14="http://schemas.microsoft.com/office/word/2010/wordprocessingDrawing" xmlns:wp="http://schemas.openxmlformats.org/drawingml/2006/wordprocessingDrawing" xmlns:w10="urn:schemas-microsoft-com:office:word" xmlns:w="http://schemas.openxmlformats.org/wordprocessingml/2006/main" xmlns:w14="http://schemas.microsoft.com/office/word/2010/wordml" xmlns:wpg="http://schemas.microsoft.com/office/word/2010/wordprocessingGroup" xmlns:wpi="http://schemas.microsoft.com/office/word/2010/wordprocessingInk" xmlns:wne="http://schemas.microsoft.com/office/word/2006/wordml" xmlns:wps="http://schemas.microsoft.com/office/word/2010/wordprocessingShape" mc:Ignorable="w14 wp14">
+<w:document xmlns:wpc="http://schemas.microsoft.com/office/word/2010/wordprocessingCanvas" xmlns:cx="http://schemas.microsoft.com/office/drawing/2014/chartex" xmlns:cx1="http://schemas.microsoft.com/office/drawing/2015/9/8/chartex" xmlns:cx2="http://schemas.microsoft.com/office/drawing/2015/10/21/chartex" xmlns:cx3="http://schemas.microsoft.com/office/drawing/2016/5/9/chartex" xmlns:cx4="http://schemas.microsoft.com/office/drawing/2016/5/10/chartex" xmlns:cx5="http://schemas.microsoft.com/office/drawing/2016/5/11/chartex" xmlns:cx6="http://schemas.microsoft.com/office/drawing/2016/5/12/chartex" xmlns:cx7="http://schemas.microsoft.com/office/drawing/2016/5/13/chartex" xmlns:cx8="http://schemas.microsoft.com/office/drawing/2016/5/14/chartex" xmlns:mc="http://schemas.openxmlformats.org/markup-compatibility/2006" xmlns:aink="http://schemas.microsoft.com/office/drawing/2016/ink" xmlns:am3d="http://schemas.microsoft.com/office/drawing/2017/model3d" xmlns:o="urn:schemas-microsoft-com:office:office" xmlns:r="http://schemas.openxmlformats.org/officeDocument/2006/relationships" xmlns:m="http://schemas.openxmlformats.org/officeDocument/2006/math" xmlns:v="urn:schemas-microsoft-com:vml" xmlns:wp14="http://schemas.microsoft.com/office/word/2010/wordprocessingDrawing" xmlns:wp="http://schemas.openxmlformats.org/drawingml/2006/wordprocessingDrawing" xmlns:w10="urn:schemas-microsoft-com:office:word" xmlns:w="http://schemas.openxmlformats.org/wordprocessingml/2006/main" xmlns:w14="http://schemas.microsoft.com/office/word/2010/wordml" xmlns:w15="http://schemas.microsoft.com/office/word/2012/wordml" xmlns:w16cex="http://schemas.microsoft.com/office/word/2018/wordml/cex" xmlns:w16cid="http://schemas.microsoft.com/office/word/2016/wordml/cid" xmlns:w16="http://schemas.microsoft.com/office/word/2018/wordml" xmlns:w16sdtdh="http://schemas.microsoft.com/office/word/2020/wordml/sdtdatahash" xmlns:w16se="http://schemas.microsoft.com/office/word/2015/wordml/symex" xmlns:wpg="http://schemas.microsoft.com/office/word/2010/wordprocessingGroup" xmlns:wpi="http://schemas.microsoft.com/office/word/2010/wordprocessingInk" xmlns:wne="http://schemas.microsoft.com/office/word/2006/wordml" xmlns:wps="http://schemas.microsoft.com/office/word/2010/wordprocessingShape" mc:Ignorable="w14 w15 w16se w16cid w16 w16cex w16sdtdh wp14">
   <w:body>
     <w:p>
       <w:pPr>
         <w:pStyle w:val="Style2"/>
         <w:widowControl/>
         <w:spacing w:line="240" w:lineRule="auto"/>
-        <w:ind w:firstLine="0"/>
+        <w:ind w:firstLine="708"/>
         <w:jc w:val="center"/>
         <w:rPr>
           <w:rStyle w:val="FontStyle35"/>
@@ -50,7 +50,7 @@
                     </pic:cNvPicPr>
                   </pic:nvPicPr>
                   <pic:blipFill>
-                    <a:blip r:embed="rId5" cstate="print"/>
+                    <a:blip r:embed="rId4" cstate="print"/>
                     <a:srcRect/>
                     <a:stretch>
                       <a:fillRect/>
@@ -313,7 +313,29 @@
           <w:u w:val="single"/>
           <w:lang w:val="ru-RU"/>
         </w:rPr>
-        <w:t xml:space="preserve">   № 3 «Системы управления, информатика и электроэнергетика»_______ __ ____ </w:t>
+        <w:t xml:space="preserve">   № 3 «Системы управления, информатика и </w:t>
+      </w:r>
+      <w:proofErr w:type="gramStart"/>
+      <w:r>
+        <w:rPr>
+          <w:b/>
+          <w:sz w:val="24"/>
+          <w:szCs w:val="24"/>
+          <w:u w:val="single"/>
+          <w:lang w:val="ru-RU"/>
+        </w:rPr>
+        <w:t>электроэнергетика»_</w:t>
+      </w:r>
+      <w:proofErr w:type="gramEnd"/>
+      <w:r>
+        <w:rPr>
+          <w:b/>
+          <w:sz w:val="24"/>
+          <w:szCs w:val="24"/>
+          <w:u w:val="single"/>
+          <w:lang w:val="ru-RU"/>
+        </w:rPr>
+        <w:t xml:space="preserve">______ __ ____ </w:t>
       </w:r>
     </w:p>
     <w:p>
@@ -640,6 +662,7 @@
         </w:rPr>
         <w:tab/>
       </w:r>
+      <w:proofErr w:type="gramStart"/>
       <w:r>
         <w:rPr>
           <w:b/>
@@ -673,6 +696,7 @@
         </w:rPr>
         <w:t>нженер</w:t>
       </w:r>
+      <w:proofErr w:type="gramEnd"/>
       <w:r>
         <w:rPr>
           <w:b/>
@@ -996,7 +1020,25 @@
           <w:szCs w:val="12"/>
           <w:lang w:val="ru-RU"/>
         </w:rPr>
-        <w:t xml:space="preserve"> (подпись)        </w:t>
+        <w:t xml:space="preserve"> (</w:t>
+      </w:r>
+      <w:proofErr w:type="gramStart"/>
+      <w:r>
+        <w:rPr>
+          <w:sz w:val="12"/>
+          <w:szCs w:val="12"/>
+          <w:lang w:val="ru-RU"/>
+        </w:rPr>
+        <w:t xml:space="preserve">подпись)   </w:t>
+      </w:r>
+      <w:proofErr w:type="gramEnd"/>
+      <w:r>
+        <w:rPr>
+          <w:sz w:val="12"/>
+          <w:szCs w:val="12"/>
+          <w:lang w:val="ru-RU"/>
+        </w:rPr>
+        <w:t xml:space="preserve">     </w:t>
       </w:r>
       <w:r>
         <w:rPr>
@@ -1052,7 +1094,25 @@
           <w:u w:val="single"/>
           <w:lang w:val="ru-RU"/>
         </w:rPr>
-        <w:t>2025 г</w:t>
+        <w:t>202</w:t>
+      </w:r>
+      <w:r>
+        <w:rPr>
+          <w:sz w:val="24"/>
+          <w:szCs w:val="24"/>
+          <w:u w:val="single"/>
+          <w:lang w:val="ru-RU"/>
+        </w:rPr>
+        <w:t>5</w:t>
+      </w:r>
+      <w:r>
+        <w:rPr>
+          <w:sz w:val="24"/>
+          <w:szCs w:val="24"/>
+          <w:u w:val="single"/>
+          <w:lang w:val="ru-RU"/>
+        </w:rPr>
+        <w:t xml:space="preserve"> г</w:t>
       </w:r>
       <w:r>
         <w:rPr>
@@ -1088,7 +1148,6 @@
           <w:szCs w:val="36"/>
         </w:rPr>
       </w:pPr>
-      <w:proofErr w:type="gramStart"/>
       <w:r>
         <w:rPr>
           <w:rFonts w:ascii="Times New Roman" w:hAnsi="Times New Roman"/>
@@ -1097,18 +1156,7 @@
           <w:sz w:val="36"/>
           <w:szCs w:val="36"/>
         </w:rPr>
-        <w:t>З</w:t>
-      </w:r>
-      <w:proofErr w:type="gramEnd"/>
-      <w:r>
-        <w:rPr>
-          <w:rFonts w:ascii="Times New Roman" w:hAnsi="Times New Roman"/>
-          <w:b/>
-          <w:i/>
-          <w:sz w:val="36"/>
-          <w:szCs w:val="36"/>
-        </w:rPr>
-        <w:t xml:space="preserve"> А Д А Н И Е</w:t>
+        <w:t>З А Д А Н И Е</w:t>
       </w:r>
     </w:p>
     <w:p>
@@ -1307,59 +1355,8 @@
           <w:u w:val="single"/>
           <w:lang w:val="ru-RU"/>
         </w:rPr>
-        <w:t xml:space="preserve">                                 </w:t>
-      </w:r>
-      <w:proofErr w:type="spellStart"/>
-      <w:r>
-        <w:rPr>
-          <w:sz w:val="24"/>
-          <w:szCs w:val="24"/>
-          <w:u w:val="single"/>
-          <w:lang w:val="ru-RU"/>
-        </w:rPr>
-        <w:t>Нгуен</w:t>
-      </w:r>
-      <w:proofErr w:type="spellEnd"/>
-      <w:r>
-        <w:rPr>
-          <w:sz w:val="24"/>
-          <w:szCs w:val="24"/>
-          <w:u w:val="single"/>
-          <w:lang w:val="ru-RU"/>
-        </w:rPr>
-        <w:t xml:space="preserve"> </w:t>
-      </w:r>
-      <w:proofErr w:type="spellStart"/>
-      <w:r>
-        <w:rPr>
-          <w:sz w:val="24"/>
-          <w:szCs w:val="24"/>
-          <w:u w:val="single"/>
-          <w:lang w:val="ru-RU"/>
-        </w:rPr>
-        <w:t>Ныы</w:t>
-      </w:r>
-      <w:proofErr w:type="spellEnd"/>
-      <w:r>
-        <w:rPr>
-          <w:sz w:val="24"/>
-          <w:szCs w:val="24"/>
-          <w:u w:val="single"/>
-          <w:lang w:val="ru-RU"/>
-        </w:rPr>
-        <w:t xml:space="preserve"> </w:t>
-      </w:r>
-      <w:proofErr w:type="spellStart"/>
-      <w:r>
-        <w:rPr>
-          <w:sz w:val="24"/>
-          <w:szCs w:val="24"/>
-          <w:u w:val="single"/>
-          <w:lang w:val="ru-RU"/>
-        </w:rPr>
-        <w:t>Ман</w:t>
-      </w:r>
-      <w:proofErr w:type="spellEnd"/>
+        <w:t xml:space="preserve">                                 Нгуен Ныы Ман</w:t>
+      </w:r>
       <w:r>
         <w:rPr>
           <w:sz w:val="24"/>
@@ -1420,7 +1417,6 @@
           <w:szCs w:val="12"/>
         </w:rPr>
       </w:pPr>
-      <w:proofErr w:type="gramStart"/>
       <w:r>
         <w:rPr>
           <w:rFonts w:ascii="Times New Roman" w:hAnsi="Times New Roman"/>
@@ -1429,7 +1425,6 @@
         </w:rPr>
         <w:t>(фамилия, имя, отчество полностью</w:t>
       </w:r>
-      <w:proofErr w:type="gramEnd"/>
     </w:p>
     <w:p>
       <w:pPr>
@@ -1550,7 +1545,6 @@
           <w:rFonts w:ascii="Times New Roman" w:hAnsi="Times New Roman"/>
           <w:sz w:val="24"/>
           <w:u w:val="single"/>
-          <w:lang w:val="en-US"/>
         </w:rPr>
       </w:pPr>
       <w:r>
@@ -1632,7 +1626,6 @@
           <w:szCs w:val="24"/>
           <w:u w:val="single"/>
           <w:shd w:val="clear" w:color="auto" w:fill="FFFFFF"/>
-          <w:lang w:val="en-US"/>
         </w:rPr>
         <w:tab/>
       </w:r>
@@ -1644,7 +1637,6 @@
           <w:szCs w:val="24"/>
           <w:u w:val="single"/>
           <w:shd w:val="clear" w:color="auto" w:fill="FFFFFF"/>
-          <w:lang w:val="en-US"/>
         </w:rPr>
         <w:tab/>
       </w:r>
@@ -1656,7 +1648,6 @@
           <w:szCs w:val="24"/>
           <w:u w:val="single"/>
           <w:shd w:val="clear" w:color="auto" w:fill="FFFFFF"/>
-          <w:lang w:val="en-US"/>
         </w:rPr>
         <w:tab/>
       </w:r>
@@ -1668,7 +1659,6 @@
           <w:szCs w:val="24"/>
           <w:u w:val="single"/>
           <w:shd w:val="clear" w:color="auto" w:fill="FFFFFF"/>
-          <w:lang w:val="en-US"/>
         </w:rPr>
         <w:tab/>
       </w:r>
@@ -1680,7 +1670,6 @@
           <w:szCs w:val="24"/>
           <w:u w:val="single"/>
           <w:shd w:val="clear" w:color="auto" w:fill="FFFFFF"/>
-          <w:lang w:val="en-US"/>
         </w:rPr>
         <w:tab/>
       </w:r>
@@ -1692,7 +1681,6 @@
           <w:szCs w:val="24"/>
           <w:u w:val="single"/>
           <w:shd w:val="clear" w:color="auto" w:fill="FFFFFF"/>
-          <w:lang w:val="en-US"/>
         </w:rPr>
         <w:tab/>
       </w:r>
@@ -1704,7 +1692,6 @@
           <w:szCs w:val="24"/>
           <w:u w:val="single"/>
           <w:shd w:val="clear" w:color="auto" w:fill="FFFFFF"/>
-          <w:lang w:val="en-US"/>
         </w:rPr>
         <w:tab/>
       </w:r>
@@ -1716,7 +1703,6 @@
           <w:szCs w:val="24"/>
           <w:u w:val="single"/>
           <w:shd w:val="clear" w:color="auto" w:fill="FFFFFF"/>
-          <w:lang w:val="en-US"/>
         </w:rPr>
         <w:tab/>
       </w:r>
@@ -1728,7 +1714,6 @@
           <w:szCs w:val="24"/>
           <w:u w:val="single"/>
           <w:shd w:val="clear" w:color="auto" w:fill="FFFFFF"/>
-          <w:lang w:val="en-US"/>
         </w:rPr>
         <w:tab/>
       </w:r>
@@ -1740,7 +1725,6 @@
           <w:szCs w:val="24"/>
           <w:u w:val="single"/>
           <w:shd w:val="clear" w:color="auto" w:fill="FFFFFF"/>
-          <w:lang w:val="en-US"/>
         </w:rPr>
         <w:tab/>
       </w:r>
@@ -1762,7 +1746,6 @@
         </w:rPr>
         <w:t xml:space="preserve">2. Срок сдачи </w:t>
       </w:r>
-      <w:proofErr w:type="gramStart"/>
       <w:r>
         <w:rPr>
           <w:rFonts w:ascii="Times New Roman" w:hAnsi="Times New Roman"/>
@@ -1771,7 +1754,6 @@
         </w:rPr>
         <w:t>обучающимся</w:t>
       </w:r>
-      <w:proofErr w:type="gramEnd"/>
       <w:r>
         <w:rPr>
           <w:rFonts w:ascii="Times New Roman" w:hAnsi="Times New Roman"/>
@@ -2000,8 +1982,6 @@
         </w:rPr>
         <w:tab/>
       </w:r>
-      <w:bookmarkStart w:id="0" w:name="_GoBack"/>
-      <w:bookmarkEnd w:id="0"/>
       <w:r>
         <w:rPr>
           <w:rFonts w:ascii="Times New Roman" w:hAnsi="Times New Roman"/>
@@ -2157,99 +2137,71 @@
                 <w:szCs w:val="20"/>
               </w:rPr>
             </w:pPr>
-            <w:proofErr w:type="gramStart"/>
             <w:r>
               <w:rPr>
                 <w:rFonts w:ascii="Times New Roman" w:hAnsi="Times New Roman"/>
                 <w:sz w:val="20"/>
                 <w:szCs w:val="20"/>
               </w:rPr>
-              <w:t>п</w:t>
-            </w:r>
-            <w:proofErr w:type="gramEnd"/>
-            <w:r>
+              <w:t>п/п</w:t>
+            </w:r>
+          </w:p>
+        </w:tc>
+        <w:tc>
+          <w:tcPr>
+            <w:tcW w:w="3828" w:type="dxa"/>
+            <w:vAlign w:val="center"/>
+          </w:tcPr>
+          <w:p>
+            <w:pPr>
+              <w:tabs>
+                <w:tab w:val="right" w:pos="10348"/>
+              </w:tabs>
+              <w:spacing w:after="0" w:line="240" w:lineRule="auto"/>
+              <w:ind w:hanging="1"/>
+              <w:jc w:val="center"/>
               <w:rPr>
                 <w:rFonts w:ascii="Times New Roman" w:hAnsi="Times New Roman"/>
                 <w:sz w:val="20"/>
                 <w:szCs w:val="20"/>
               </w:rPr>
-              <w:t>/п</w:t>
-            </w:r>
-          </w:p>
-        </w:tc>
-        <w:tc>
-          <w:tcPr>
-            <w:tcW w:w="3828" w:type="dxa"/>
-            <w:vAlign w:val="center"/>
-          </w:tcPr>
-          <w:p>
-            <w:pPr>
-              <w:tabs>
-                <w:tab w:val="right" w:pos="10348"/>
-              </w:tabs>
-              <w:spacing w:after="0" w:line="240" w:lineRule="auto"/>
-              <w:ind w:hanging="1"/>
-              <w:jc w:val="center"/>
+            </w:pPr>
+            <w:r>
               <w:rPr>
                 <w:rFonts w:ascii="Times New Roman" w:hAnsi="Times New Roman"/>
                 <w:sz w:val="20"/>
                 <w:szCs w:val="20"/>
               </w:rPr>
-            </w:pPr>
-            <w:r>
+              <w:t>Наименование раздела или этапа</w:t>
+            </w:r>
+          </w:p>
+        </w:tc>
+        <w:tc>
+          <w:tcPr>
+            <w:tcW w:w="2552" w:type="dxa"/>
+            <w:vAlign w:val="center"/>
+          </w:tcPr>
+          <w:p>
+            <w:pPr>
+              <w:tabs>
+                <w:tab w:val="right" w:pos="10348"/>
+              </w:tabs>
+              <w:spacing w:after="0" w:line="240" w:lineRule="auto"/>
+              <w:ind w:left="34"/>
+              <w:jc w:val="center"/>
               <w:rPr>
                 <w:rFonts w:ascii="Times New Roman" w:hAnsi="Times New Roman"/>
                 <w:sz w:val="20"/>
                 <w:szCs w:val="20"/>
               </w:rPr>
-              <w:t>Наименование раздела или этапа</w:t>
-            </w:r>
-          </w:p>
-        </w:tc>
-        <w:tc>
-          <w:tcPr>
-            <w:tcW w:w="2552" w:type="dxa"/>
-            <w:vAlign w:val="center"/>
-          </w:tcPr>
-          <w:p>
-            <w:pPr>
-              <w:tabs>
-                <w:tab w:val="right" w:pos="10348"/>
-              </w:tabs>
-              <w:spacing w:after="0" w:line="240" w:lineRule="auto"/>
-              <w:ind w:left="34"/>
-              <w:jc w:val="center"/>
+            </w:pPr>
+            <w:r>
               <w:rPr>
                 <w:rFonts w:ascii="Times New Roman" w:hAnsi="Times New Roman"/>
                 <w:sz w:val="20"/>
                 <w:szCs w:val="20"/>
               </w:rPr>
-            </w:pPr>
-            <w:r>
-              <w:rPr>
-                <w:rFonts w:ascii="Times New Roman" w:hAnsi="Times New Roman"/>
-                <w:sz w:val="20"/>
-                <w:szCs w:val="20"/>
-              </w:rPr>
-              <w:t xml:space="preserve">Трудоёмкость </w:t>
-            </w:r>
-            <w:proofErr w:type="gramStart"/>
-            <w:r>
-              <w:rPr>
-                <w:rFonts w:ascii="Times New Roman" w:hAnsi="Times New Roman"/>
-                <w:sz w:val="20"/>
-                <w:szCs w:val="20"/>
-              </w:rPr>
-              <w:t>в</w:t>
-            </w:r>
-            <w:proofErr w:type="gramEnd"/>
-            <w:r>
-              <w:rPr>
-                <w:rFonts w:ascii="Times New Roman" w:hAnsi="Times New Roman"/>
-                <w:sz w:val="20"/>
-                <w:szCs w:val="20"/>
-              </w:rPr>
-              <w:t xml:space="preserve"> % от</w:t>
+              <w:t>Трудоёмкость в % от</w:t>
             </w:r>
           </w:p>
           <w:p>
@@ -3107,7 +3059,16 @@
               <w:pStyle w:val="a5"/>
             </w:pPr>
             <w:r>
-              <w:t>Разработка стенда полунатурного моделирования системы управления движением квадрокоптера</w:t>
+              <w:t>Описание</w:t>
+            </w:r>
+            <w:r>
+              <w:t xml:space="preserve"> </w:t>
+            </w:r>
+            <w:r>
+              <w:t xml:space="preserve">работы </w:t>
+            </w:r>
+            <w:r>
+              <w:t>стенда полунатурного моделирования системы управления движением квадрокоптера</w:t>
             </w:r>
           </w:p>
         </w:tc>
@@ -3371,7 +3332,7 @@
                 <w:sz w:val="24"/>
                 <w:szCs w:val="24"/>
               </w:rPr>
-              <w:t>Экономическая часть</w:t>
+              <w:t>Технологическая часть</w:t>
             </w:r>
           </w:p>
         </w:tc>
@@ -3400,7 +3361,7 @@
                 <w:sz w:val="24"/>
                 <w:szCs w:val="24"/>
               </w:rPr>
-              <w:t>5</w:t>
+              <w:t>10</w:t>
             </w:r>
           </w:p>
         </w:tc>
@@ -3496,6 +3457,7 @@
                 <w:szCs w:val="24"/>
               </w:rPr>
             </w:pPr>
+            <w:bookmarkStart w:id="0" w:name="_Hlk216950054"/>
             <w:r>
               <w:rPr>
                 <w:rFonts w:ascii="Times New Roman" w:hAnsi="Times New Roman"/>
@@ -3504,6 +3466,7 @@
               </w:rPr>
               <w:t>Охрана труда и окружающей среды</w:t>
             </w:r>
+            <w:bookmarkEnd w:id="0"/>
           </w:p>
         </w:tc>
         <w:tc>
@@ -3634,7 +3597,15 @@
                 <w:sz w:val="24"/>
                 <w:szCs w:val="24"/>
               </w:rPr>
-              <w:t>Технологическая часть</w:t>
+              <w:t>Экономическая</w:t>
+            </w:r>
+            <w:r>
+              <w:rPr>
+                <w:rFonts w:ascii="Times New Roman" w:hAnsi="Times New Roman"/>
+                <w:sz w:val="24"/>
+                <w:szCs w:val="24"/>
+              </w:rPr>
+              <w:t xml:space="preserve"> часть</w:t>
             </w:r>
           </w:p>
         </w:tc>
@@ -3663,7 +3634,7 @@
                 <w:sz w:val="24"/>
                 <w:szCs w:val="24"/>
               </w:rPr>
-              <w:t>10</w:t>
+              <w:t>5</w:t>
             </w:r>
           </w:p>
         </w:tc>
@@ -3919,7 +3890,7 @@
           <w:u w:val="single"/>
           <w:lang w:val="ru-RU"/>
         </w:rPr>
-        <w:tab/>
+        <w:t xml:space="preserve">1. </w:t>
       </w:r>
       <w:r>
         <w:rPr>
@@ -3937,7 +3908,7 @@
           <w:u w:val="single"/>
           <w:lang w:val="ru-RU"/>
         </w:rPr>
-        <w:t xml:space="preserve"> добавить еще 2 источника</w:t>
+        <w:t xml:space="preserve"> </w:t>
       </w:r>
       <w:r>
         <w:rPr>
@@ -3946,7 +3917,7 @@
           <w:u w:val="single"/>
           <w:lang w:val="ru-RU"/>
         </w:rPr>
-        <w:t>+ наименования</w:t>
+        <w:t>Отчет о научно-исследовательской работе</w:t>
       </w:r>
       <w:r>
         <w:rPr>
@@ -4009,7 +3980,7 @@
           <w:u w:val="single"/>
           <w:lang w:val="ru-RU"/>
         </w:rPr>
-        <w:tab/>
+        <w:t xml:space="preserve">           2. </w:t>
       </w:r>
       <w:r>
         <w:rPr>
@@ -4018,7 +3989,7 @@
           <w:u w:val="single"/>
           <w:lang w:val="ru-RU"/>
         </w:rPr>
-        <w:tab/>
+        <w:t xml:space="preserve">ГОСТ </w:t>
       </w:r>
       <w:r>
         <w:rPr>
@@ -4027,7 +3998,7 @@
           <w:u w:val="single"/>
           <w:lang w:val="ru-RU"/>
         </w:rPr>
-        <w:tab/>
+        <w:t>19.701-90 Схемы алгоритмов, программ, данных и систем</w:t>
       </w:r>
       <w:r>
         <w:rPr>
@@ -4090,7 +4061,7 @@
           <w:u w:val="single"/>
           <w:lang w:val="ru-RU"/>
         </w:rPr>
-        <w:tab/>
+        <w:t xml:space="preserve">                 3.</w:t>
       </w:r>
       <w:r>
         <w:rPr>
@@ -4099,7 +4070,7 @@
           <w:u w:val="single"/>
           <w:lang w:val="ru-RU"/>
         </w:rPr>
-        <w:tab/>
+        <w:t xml:space="preserve"> </w:t>
       </w:r>
       <w:r>
         <w:rPr>
@@ -4108,79 +4079,7 @@
           <w:u w:val="single"/>
           <w:lang w:val="ru-RU"/>
         </w:rPr>
-        <w:tab/>
-      </w:r>
-      <w:r>
-        <w:rPr>
-          <w:sz w:val="22"/>
-          <w:szCs w:val="22"/>
-          <w:u w:val="single"/>
-          <w:lang w:val="ru-RU"/>
-        </w:rPr>
-        <w:tab/>
-      </w:r>
-      <w:r>
-        <w:rPr>
-          <w:sz w:val="22"/>
-          <w:szCs w:val="22"/>
-          <w:u w:val="single"/>
-          <w:lang w:val="ru-RU"/>
-        </w:rPr>
-        <w:tab/>
-      </w:r>
-      <w:r>
-        <w:rPr>
-          <w:sz w:val="22"/>
-          <w:szCs w:val="22"/>
-          <w:u w:val="single"/>
-          <w:lang w:val="ru-RU"/>
-        </w:rPr>
-        <w:tab/>
-      </w:r>
-      <w:r>
-        <w:rPr>
-          <w:sz w:val="22"/>
-          <w:szCs w:val="22"/>
-          <w:u w:val="single"/>
-          <w:lang w:val="ru-RU"/>
-        </w:rPr>
-        <w:tab/>
-      </w:r>
-      <w:r>
-        <w:rPr>
-          <w:sz w:val="22"/>
-          <w:szCs w:val="22"/>
-          <w:u w:val="single"/>
-          <w:lang w:val="ru-RU"/>
-        </w:rPr>
-        <w:tab/>
-      </w:r>
-      <w:r>
-        <w:rPr>
-          <w:sz w:val="22"/>
-          <w:szCs w:val="22"/>
-          <w:u w:val="single"/>
-          <w:lang w:val="ru-RU"/>
-        </w:rPr>
-        <w:tab/>
-      </w:r>
-      <w:r>
-        <w:rPr>
-          <w:sz w:val="22"/>
-          <w:szCs w:val="22"/>
-          <w:u w:val="single"/>
-          <w:lang w:val="ru-RU"/>
-        </w:rPr>
-        <w:tab/>
-      </w:r>
-      <w:r>
-        <w:rPr>
-          <w:sz w:val="22"/>
-          <w:szCs w:val="22"/>
-          <w:u w:val="single"/>
-          <w:lang w:val="ru-RU"/>
-        </w:rPr>
-        <w:tab/>
+        <w:t>ГОСТ Р 7.05-2008 Библиографическая ссылка</w:t>
       </w:r>
       <w:r>
         <w:rPr>
@@ -4449,6 +4348,14 @@
                 <w:szCs w:val="24"/>
               </w:rPr>
             </w:pPr>
+            <w:r>
+              <w:rPr>
+                <w:rFonts w:ascii="Times New Roman" w:hAnsi="Times New Roman"/>
+                <w:sz w:val="24"/>
+                <w:szCs w:val="24"/>
+              </w:rPr>
+              <w:t xml:space="preserve">Нгуен </w:t>
+            </w:r>
             <w:proofErr w:type="spellStart"/>
             <w:r>
               <w:rPr>
@@ -4456,7 +4363,7 @@
                 <w:sz w:val="24"/>
                 <w:szCs w:val="24"/>
               </w:rPr>
-              <w:t>Нгуен</w:t>
+              <w:t>Ныы</w:t>
             </w:r>
             <w:proofErr w:type="spellEnd"/>
             <w:r>
@@ -4465,36 +4372,8 @@
                 <w:sz w:val="24"/>
                 <w:szCs w:val="24"/>
               </w:rPr>
-              <w:t xml:space="preserve"> </w:t>
-            </w:r>
-            <w:proofErr w:type="spellStart"/>
-            <w:r>
-              <w:rPr>
-                <w:rFonts w:ascii="Times New Roman" w:hAnsi="Times New Roman"/>
-                <w:sz w:val="24"/>
-                <w:szCs w:val="24"/>
-              </w:rPr>
-              <w:t>Ныы</w:t>
-            </w:r>
-            <w:proofErr w:type="spellEnd"/>
-            <w:r>
-              <w:rPr>
-                <w:rFonts w:ascii="Times New Roman" w:hAnsi="Times New Roman"/>
-                <w:sz w:val="24"/>
-                <w:szCs w:val="24"/>
-              </w:rPr>
-              <w:t xml:space="preserve"> </w:t>
-            </w:r>
-            <w:proofErr w:type="spellStart"/>
-            <w:r>
-              <w:rPr>
-                <w:rFonts w:ascii="Times New Roman" w:hAnsi="Times New Roman"/>
-                <w:sz w:val="24"/>
-                <w:szCs w:val="24"/>
-              </w:rPr>
-              <w:t>Ман</w:t>
-            </w:r>
-            <w:proofErr w:type="spellEnd"/>
+              <w:t xml:space="preserve"> Ман</w:t>
+            </w:r>
           </w:p>
         </w:tc>
         <w:tc>
@@ -4689,25 +4568,7 @@
                 <w:sz w:val="24"/>
                 <w:szCs w:val="24"/>
               </w:rPr>
-              <w:t xml:space="preserve"> </w:t>
-            </w:r>
-            <w:proofErr w:type="spellStart"/>
-            <w:r>
-              <w:rPr>
-                <w:rFonts w:ascii="Times New Roman" w:hAnsi="Times New Roman"/>
-                <w:sz w:val="24"/>
-                <w:szCs w:val="24"/>
-              </w:rPr>
-              <w:t>Камиль</w:t>
-            </w:r>
-            <w:proofErr w:type="spellEnd"/>
-            <w:r>
-              <w:rPr>
-                <w:rFonts w:ascii="Times New Roman" w:hAnsi="Times New Roman"/>
-                <w:sz w:val="24"/>
-                <w:szCs w:val="24"/>
-              </w:rPr>
-              <w:t xml:space="preserve"> </w:t>
+              <w:t xml:space="preserve"> Камиль </w:t>
             </w:r>
             <w:proofErr w:type="spellStart"/>
             <w:r>
@@ -5046,7 +4907,7 @@
 </file>
 
 <file path=word/styles.xml><?xml version="1.0" encoding="utf-8"?>
-<w:styles xmlns:mc="http://schemas.openxmlformats.org/markup-compatibility/2006" xmlns:r="http://schemas.openxmlformats.org/officeDocument/2006/relationships" xmlns:w="http://schemas.openxmlformats.org/wordprocessingml/2006/main" xmlns:w14="http://schemas.microsoft.com/office/word/2010/wordml" mc:Ignorable="w14">
+<w:styles xmlns:mc="http://schemas.openxmlformats.org/markup-compatibility/2006" xmlns:r="http://schemas.openxmlformats.org/officeDocument/2006/relationships" xmlns:w="http://schemas.openxmlformats.org/wordprocessingml/2006/main" xmlns:w14="http://schemas.microsoft.com/office/word/2010/wordml" xmlns:w15="http://schemas.microsoft.com/office/word/2012/wordml" xmlns:w16cex="http://schemas.microsoft.com/office/word/2018/wordml/cex" xmlns:w16cid="http://schemas.microsoft.com/office/word/2016/wordml/cid" xmlns:w16="http://schemas.microsoft.com/office/word/2018/wordml" xmlns:w16sdtdh="http://schemas.microsoft.com/office/word/2020/wordml/sdtdatahash" xmlns:w16se="http://schemas.microsoft.com/office/word/2015/wordml/symex" mc:Ignorable="w14 w15 w16se w16cid w16 w16cex w16sdtdh">
   <w:docDefaults>
     <w:rPrDefault>
       <w:rPr>
@@ -5062,144 +4923,383 @@
       </w:pPr>
     </w:pPrDefault>
   </w:docDefaults>
-  <w:latentStyles w:defLockedState="0" w:defUIPriority="99" w:defSemiHidden="1" w:defUnhideWhenUsed="1" w:defQFormat="0" w:count="267">
-    <w:lsdException w:name="Normal" w:semiHidden="0" w:uiPriority="0" w:unhideWhenUsed="0" w:qFormat="1"/>
-    <w:lsdException w:name="heading 1" w:semiHidden="0" w:uiPriority="9" w:unhideWhenUsed="0" w:qFormat="1"/>
-    <w:lsdException w:name="heading 2" w:uiPriority="9" w:qFormat="1"/>
-    <w:lsdException w:name="heading 3" w:uiPriority="9" w:qFormat="1"/>
-    <w:lsdException w:name="heading 4" w:uiPriority="9" w:qFormat="1"/>
-    <w:lsdException w:name="heading 5" w:uiPriority="9" w:qFormat="1"/>
-    <w:lsdException w:name="heading 6" w:uiPriority="9" w:qFormat="1"/>
-    <w:lsdException w:name="heading 7" w:uiPriority="9" w:qFormat="1"/>
-    <w:lsdException w:name="heading 8" w:uiPriority="9" w:qFormat="1"/>
-    <w:lsdException w:name="heading 9" w:uiPriority="9" w:qFormat="1"/>
-    <w:lsdException w:name="toc 1" w:uiPriority="39"/>
-    <w:lsdException w:name="toc 2" w:uiPriority="39"/>
-    <w:lsdException w:name="toc 3" w:uiPriority="39"/>
-    <w:lsdException w:name="toc 4" w:uiPriority="39"/>
-    <w:lsdException w:name="toc 5" w:uiPriority="39"/>
-    <w:lsdException w:name="toc 6" w:uiPriority="39"/>
-    <w:lsdException w:name="toc 7" w:uiPriority="39"/>
-    <w:lsdException w:name="toc 8" w:uiPriority="39"/>
-    <w:lsdException w:name="toc 9" w:uiPriority="39"/>
-    <w:lsdException w:name="caption" w:uiPriority="35" w:qFormat="1"/>
-    <w:lsdException w:name="Title" w:semiHidden="0" w:uiPriority="10" w:unhideWhenUsed="0" w:qFormat="1"/>
-    <w:lsdException w:name="Default Paragraph Font" w:uiPriority="1"/>
-    <w:lsdException w:name="Subtitle" w:semiHidden="0" w:uiPriority="11" w:unhideWhenUsed="0" w:qFormat="1"/>
-    <w:lsdException w:name="Strong" w:semiHidden="0" w:uiPriority="22" w:unhideWhenUsed="0" w:qFormat="1"/>
-    <w:lsdException w:name="Emphasis" w:semiHidden="0" w:uiPriority="20" w:unhideWhenUsed="0" w:qFormat="1"/>
-    <w:lsdException w:name="Table Grid" w:semiHidden="0" w:uiPriority="59" w:unhideWhenUsed="0"/>
-    <w:lsdException w:name="Placeholder Text" w:unhideWhenUsed="0"/>
-    <w:lsdException w:name="No Spacing" w:semiHidden="0" w:uiPriority="1" w:unhideWhenUsed="0" w:qFormat="1"/>
-    <w:lsdException w:name="Light Shading" w:semiHidden="0" w:uiPriority="60" w:unhideWhenUsed="0"/>
-    <w:lsdException w:name="Light List" w:semiHidden="0" w:uiPriority="61" w:unhideWhenUsed="0"/>
-    <w:lsdException w:name="Light Grid" w:semiHidden="0" w:uiPriority="62" w:unhideWhenUsed="0"/>
-    <w:lsdException w:name="Medium Shading 1" w:semiHidden="0" w:uiPriority="63" w:unhideWhenUsed="0"/>
-    <w:lsdException w:name="Medium Shading 2" w:semiHidden="0" w:uiPriority="64" w:unhideWhenUsed="0"/>
-    <w:lsdException w:name="Medium List 1" w:semiHidden="0" w:uiPriority="65" w:unhideWhenUsed="0"/>
-    <w:lsdException w:name="Medium List 2" w:semiHidden="0" w:uiPriority="66" w:unhideWhenUsed="0"/>
-    <w:lsdException w:name="Medium Grid 1" w:semiHidden="0" w:uiPriority="67" w:unhideWhenUsed="0"/>
-    <w:lsdException w:name="Medium Grid 2" w:semiHidden="0" w:uiPriority="68" w:unhideWhenUsed="0"/>
-    <w:lsdException w:name="Medium Grid 3" w:semiHidden="0" w:uiPriority="69" w:unhideWhenUsed="0"/>
-    <w:lsdException w:name="Dark List" w:semiHidden="0" w:uiPriority="70" w:unhideWhenUsed="0"/>
-    <w:lsdException w:name="Colorful Shading" w:semiHidden="0" w:uiPriority="71" w:unhideWhenUsed="0"/>
-    <w:lsdException w:name="Colorful List" w:semiHidden="0" w:uiPriority="72" w:unhideWhenUsed="0"/>
-    <w:lsdException w:name="Colorful Grid" w:semiHidden="0" w:uiPriority="73" w:unhideWhenUsed="0"/>
-    <w:lsdException w:name="Light Shading Accent 1" w:semiHidden="0" w:uiPriority="60" w:unhideWhenUsed="0"/>
-    <w:lsdException w:name="Light List Accent 1" w:semiHidden="0" w:uiPriority="61" w:unhideWhenUsed="0"/>
-    <w:lsdException w:name="Light Grid Accent 1" w:semiHidden="0" w:uiPriority="62" w:unhideWhenUsed="0"/>
-    <w:lsdException w:name="Medium Shading 1 Accent 1" w:semiHidden="0" w:uiPriority="63" w:unhideWhenUsed="0"/>
-    <w:lsdException w:name="Medium Shading 2 Accent 1" w:semiHidden="0" w:uiPriority="64" w:unhideWhenUsed="0"/>
-    <w:lsdException w:name="Medium List 1 Accent 1" w:semiHidden="0" w:uiPriority="65" w:unhideWhenUsed="0"/>
-    <w:lsdException w:name="Revision" w:unhideWhenUsed="0"/>
-    <w:lsdException w:name="List Paragraph" w:semiHidden="0" w:uiPriority="34" w:unhideWhenUsed="0" w:qFormat="1"/>
-    <w:lsdException w:name="Quote" w:semiHidden="0" w:uiPriority="29" w:unhideWhenUsed="0" w:qFormat="1"/>
-    <w:lsdException w:name="Intense Quote" w:semiHidden="0" w:uiPriority="30" w:unhideWhenUsed="0" w:qFormat="1"/>
-    <w:lsdException w:name="Medium List 2 Accent 1" w:semiHidden="0" w:uiPriority="66" w:unhideWhenUsed="0"/>
-    <w:lsdException w:name="Medium Grid 1 Accent 1" w:semiHidden="0" w:uiPriority="67" w:unhideWhenUsed="0"/>
-    <w:lsdException w:name="Medium Grid 2 Accent 1" w:semiHidden="0" w:uiPriority="68" w:unhideWhenUsed="0"/>
-    <w:lsdException w:name="Medium Grid 3 Accent 1" w:semiHidden="0" w:uiPriority="69" w:unhideWhenUsed="0"/>
-    <w:lsdException w:name="Dark List Accent 1" w:semiHidden="0" w:uiPriority="70" w:unhideWhenUsed="0"/>
-    <w:lsdException w:name="Colorful Shading Accent 1" w:semiHidden="0" w:uiPriority="71" w:unhideWhenUsed="0"/>
-    <w:lsdException w:name="Colorful List Accent 1" w:semiHidden="0" w:uiPriority="72" w:unhideWhenUsed="0"/>
-    <w:lsdException w:name="Colorful Grid Accent 1" w:semiHidden="0" w:uiPriority="73" w:unhideWhenUsed="0"/>
-    <w:lsdException w:name="Light Shading Accent 2" w:semiHidden="0" w:uiPriority="60" w:unhideWhenUsed="0"/>
-    <w:lsdException w:name="Light List Accent 2" w:semiHidden="0" w:uiPriority="61" w:unhideWhenUsed="0"/>
-    <w:lsdException w:name="Light Grid Accent 2" w:semiHidden="0" w:uiPriority="62" w:unhideWhenUsed="0"/>
-    <w:lsdException w:name="Medium Shading 1 Accent 2" w:semiHidden="0" w:uiPriority="63" w:unhideWhenUsed="0"/>
-    <w:lsdException w:name="Medium Shading 2 Accent 2" w:semiHidden="0" w:uiPriority="64" w:unhideWhenUsed="0"/>
-    <w:lsdException w:name="Medium List 1 Accent 2" w:semiHidden="0" w:uiPriority="65" w:unhideWhenUsed="0"/>
-    <w:lsdException w:name="Medium List 2 Accent 2" w:semiHidden="0" w:uiPriority="66" w:unhideWhenUsed="0"/>
-    <w:lsdException w:name="Medium Grid 1 Accent 2" w:semiHidden="0" w:uiPriority="67" w:unhideWhenUsed="0"/>
-    <w:lsdException w:name="Medium Grid 2 Accent 2" w:semiHidden="0" w:uiPriority="68" w:unhideWhenUsed="0"/>
-    <w:lsdException w:name="Medium Grid 3 Accent 2" w:semiHidden="0" w:uiPriority="69" w:unhideWhenUsed="0"/>
-    <w:lsdException w:name="Dark List Accent 2" w:semiHidden="0" w:uiPriority="70" w:unhideWhenUsed="0"/>
-    <w:lsdException w:name="Colorful Shading Accent 2" w:semiHidden="0" w:uiPriority="71" w:unhideWhenUsed="0"/>
-    <w:lsdException w:name="Colorful List Accent 2" w:semiHidden="0" w:uiPriority="72" w:unhideWhenUsed="0"/>
-    <w:lsdException w:name="Colorful Grid Accent 2" w:semiHidden="0" w:uiPriority="73" w:unhideWhenUsed="0"/>
-    <w:lsdException w:name="Light Shading Accent 3" w:semiHidden="0" w:uiPriority="60" w:unhideWhenUsed="0"/>
-    <w:lsdException w:name="Light List Accent 3" w:semiHidden="0" w:uiPriority="61" w:unhideWhenUsed="0"/>
-    <w:lsdException w:name="Light Grid Accent 3" w:semiHidden="0" w:uiPriority="62" w:unhideWhenUsed="0"/>
-    <w:lsdException w:name="Medium Shading 1 Accent 3" w:semiHidden="0" w:uiPriority="63" w:unhideWhenUsed="0"/>
-    <w:lsdException w:name="Medium Shading 2 Accent 3" w:semiHidden="0" w:uiPriority="64" w:unhideWhenUsed="0"/>
-    <w:lsdException w:name="Medium List 1 Accent 3" w:semiHidden="0" w:uiPriority="65" w:unhideWhenUsed="0"/>
-    <w:lsdException w:name="Medium List 2 Accent 3" w:semiHidden="0" w:uiPriority="66" w:unhideWhenUsed="0"/>
-    <w:lsdException w:name="Medium Grid 1 Accent 3" w:semiHidden="0" w:uiPriority="67" w:unhideWhenUsed="0"/>
-    <w:lsdException w:name="Medium Grid 2 Accent 3" w:semiHidden="0" w:uiPriority="68" w:unhideWhenUsed="0"/>
-    <w:lsdException w:name="Medium Grid 3 Accent 3" w:semiHidden="0" w:uiPriority="69" w:unhideWhenUsed="0"/>
-    <w:lsdException w:name="Dark List Accent 3" w:semiHidden="0" w:uiPriority="70" w:unhideWhenUsed="0"/>
-    <w:lsdException w:name="Colorful Shading Accent 3" w:semiHidden="0" w:uiPriority="71" w:unhideWhenUsed="0"/>
-    <w:lsdException w:name="Colorful List Accent 3" w:semiHidden="0" w:uiPriority="72" w:unhideWhenUsed="0"/>
-    <w:lsdException w:name="Colorful Grid Accent 3" w:semiHidden="0" w:uiPriority="73" w:unhideWhenUsed="0"/>
-    <w:lsdException w:name="Light Shading Accent 4" w:semiHidden="0" w:uiPriority="60" w:unhideWhenUsed="0"/>
-    <w:lsdException w:name="Light List Accent 4" w:semiHidden="0" w:uiPriority="61" w:unhideWhenUsed="0"/>
-    <w:lsdException w:name="Light Grid Accent 4" w:semiHidden="0" w:uiPriority="62" w:unhideWhenUsed="0"/>
-    <w:lsdException w:name="Medium Shading 1 Accent 4" w:semiHidden="0" w:uiPriority="63" w:unhideWhenUsed="0"/>
-    <w:lsdException w:name="Medium Shading 2 Accent 4" w:semiHidden="0" w:uiPriority="64" w:unhideWhenUsed="0"/>
-    <w:lsdException w:name="Medium List 1 Accent 4" w:semiHidden="0" w:uiPriority="65" w:unhideWhenUsed="0"/>
-    <w:lsdException w:name="Medium List 2 Accent 4" w:semiHidden="0" w:uiPriority="66" w:unhideWhenUsed="0"/>
-    <w:lsdException w:name="Medium Grid 1 Accent 4" w:semiHidden="0" w:uiPriority="67" w:unhideWhenUsed="0"/>
-    <w:lsdException w:name="Medium Grid 2 Accent 4" w:semiHidden="0" w:uiPriority="68" w:unhideWhenUsed="0"/>
-    <w:lsdException w:name="Medium Grid 3 Accent 4" w:semiHidden="0" w:uiPriority="69" w:unhideWhenUsed="0"/>
-    <w:lsdException w:name="Dark List Accent 4" w:semiHidden="0" w:uiPriority="70" w:unhideWhenUsed="0"/>
-    <w:lsdException w:name="Colorful Shading Accent 4" w:semiHidden="0" w:uiPriority="71" w:unhideWhenUsed="0"/>
-    <w:lsdException w:name="Colorful List Accent 4" w:semiHidden="0" w:uiPriority="72" w:unhideWhenUsed="0"/>
-    <w:lsdException w:name="Colorful Grid Accent 4" w:semiHidden="0" w:uiPriority="73" w:unhideWhenUsed="0"/>
-    <w:lsdException w:name="Light Shading Accent 5" w:semiHidden="0" w:uiPriority="60" w:unhideWhenUsed="0"/>
-    <w:lsdException w:name="Light List Accent 5" w:semiHidden="0" w:uiPriority="61" w:unhideWhenUsed="0"/>
-    <w:lsdException w:name="Light Grid Accent 5" w:semiHidden="0" w:uiPriority="62" w:unhideWhenUsed="0"/>
-    <w:lsdException w:name="Medium Shading 1 Accent 5" w:semiHidden="0" w:uiPriority="63" w:unhideWhenUsed="0"/>
-    <w:lsdException w:name="Medium Shading 2 Accent 5" w:semiHidden="0" w:uiPriority="64" w:unhideWhenUsed="0"/>
-    <w:lsdException w:name="Medium List 1 Accent 5" w:semiHidden="0" w:uiPriority="65" w:unhideWhenUsed="0"/>
-    <w:lsdException w:name="Medium List 2 Accent 5" w:semiHidden="0" w:uiPriority="66" w:unhideWhenUsed="0"/>
-    <w:lsdException w:name="Medium Grid 1 Accent 5" w:semiHidden="0" w:uiPriority="67" w:unhideWhenUsed="0"/>
-    <w:lsdException w:name="Medium Grid 2 Accent 5" w:semiHidden="0" w:uiPriority="68" w:unhideWhenUsed="0"/>
-    <w:lsdException w:name="Medium Grid 3 Accent 5" w:semiHidden="0" w:uiPriority="69" w:unhideWhenUsed="0"/>
-    <w:lsdException w:name="Dark List Accent 5" w:semiHidden="0" w:uiPriority="70" w:unhideWhenUsed="0"/>
-    <w:lsdException w:name="Colorful Shading Accent 5" w:semiHidden="0" w:uiPriority="71" w:unhideWhenUsed="0"/>
-    <w:lsdException w:name="Colorful List Accent 5" w:semiHidden="0" w:uiPriority="72" w:unhideWhenUsed="0"/>
-    <w:lsdException w:name="Colorful Grid Accent 5" w:semiHidden="0" w:uiPriority="73" w:unhideWhenUsed="0"/>
-    <w:lsdException w:name="Light Shading Accent 6" w:semiHidden="0" w:uiPriority="60" w:unhideWhenUsed="0"/>
-    <w:lsdException w:name="Light List Accent 6" w:semiHidden="0" w:uiPriority="61" w:unhideWhenUsed="0"/>
-    <w:lsdException w:name="Light Grid Accent 6" w:semiHidden="0" w:uiPriority="62" w:unhideWhenUsed="0"/>
-    <w:lsdException w:name="Medium Shading 1 Accent 6" w:semiHidden="0" w:uiPriority="63" w:unhideWhenUsed="0"/>
-    <w:lsdException w:name="Medium Shading 2 Accent 6" w:semiHidden="0" w:uiPriority="64" w:unhideWhenUsed="0"/>
-    <w:lsdException w:name="Medium List 1 Accent 6" w:semiHidden="0" w:uiPriority="65" w:unhideWhenUsed="0"/>
-    <w:lsdException w:name="Medium List 2 Accent 6" w:semiHidden="0" w:uiPriority="66" w:unhideWhenUsed="0"/>
-    <w:lsdException w:name="Medium Grid 1 Accent 6" w:semiHidden="0" w:uiPriority="67" w:unhideWhenUsed="0"/>
-    <w:lsdException w:name="Medium Grid 2 Accent 6" w:semiHidden="0" w:uiPriority="68" w:unhideWhenUsed="0"/>
-    <w:lsdException w:name="Medium Grid 3 Accent 6" w:semiHidden="0" w:uiPriority="69" w:unhideWhenUsed="0"/>
-    <w:lsdException w:name="Dark List Accent 6" w:semiHidden="0" w:uiPriority="70" w:unhideWhenUsed="0"/>
-    <w:lsdException w:name="Colorful Shading Accent 6" w:semiHidden="0" w:uiPriority="71" w:unhideWhenUsed="0"/>
-    <w:lsdException w:name="Colorful List Accent 6" w:semiHidden="0" w:uiPriority="72" w:unhideWhenUsed="0"/>
-    <w:lsdException w:name="Colorful Grid Accent 6" w:semiHidden="0" w:uiPriority="73" w:unhideWhenUsed="0"/>
-    <w:lsdException w:name="Subtle Emphasis" w:semiHidden="0" w:uiPriority="19" w:unhideWhenUsed="0" w:qFormat="1"/>
-    <w:lsdException w:name="Intense Emphasis" w:semiHidden="0" w:uiPriority="21" w:unhideWhenUsed="0" w:qFormat="1"/>
-    <w:lsdException w:name="Subtle Reference" w:semiHidden="0" w:uiPriority="31" w:unhideWhenUsed="0" w:qFormat="1"/>
-    <w:lsdException w:name="Intense Reference" w:semiHidden="0" w:uiPriority="32" w:unhideWhenUsed="0" w:qFormat="1"/>
-    <w:lsdException w:name="Book Title" w:semiHidden="0" w:uiPriority="33" w:unhideWhenUsed="0" w:qFormat="1"/>
-    <w:lsdException w:name="Bibliography" w:uiPriority="37"/>
-    <w:lsdException w:name="TOC Heading" w:uiPriority="39" w:qFormat="1"/>
+  <w:latentStyles w:defLockedState="0" w:defUIPriority="99" w:defSemiHidden="0" w:defUnhideWhenUsed="0" w:defQFormat="0" w:count="376">
+    <w:lsdException w:name="Normal" w:uiPriority="0" w:qFormat="1"/>
+    <w:lsdException w:name="heading 1" w:uiPriority="9" w:qFormat="1"/>
+    <w:lsdException w:name="heading 2" w:semiHidden="1" w:uiPriority="9" w:unhideWhenUsed="1" w:qFormat="1"/>
+    <w:lsdException w:name="heading 3" w:semiHidden="1" w:uiPriority="9" w:unhideWhenUsed="1" w:qFormat="1"/>
+    <w:lsdException w:name="heading 4" w:semiHidden="1" w:uiPriority="9" w:unhideWhenUsed="1" w:qFormat="1"/>
+    <w:lsdException w:name="heading 5" w:semiHidden="1" w:uiPriority="9" w:unhideWhenUsed="1" w:qFormat="1"/>
+    <w:lsdException w:name="heading 6" w:semiHidden="1" w:uiPriority="9" w:unhideWhenUsed="1" w:qFormat="1"/>
+    <w:lsdException w:name="heading 7" w:semiHidden="1" w:uiPriority="9" w:unhideWhenUsed="1" w:qFormat="1"/>
+    <w:lsdException w:name="heading 8" w:semiHidden="1" w:uiPriority="9" w:unhideWhenUsed="1" w:qFormat="1"/>
+    <w:lsdException w:name="heading 9" w:semiHidden="1" w:uiPriority="9" w:unhideWhenUsed="1" w:qFormat="1"/>
+    <w:lsdException w:name="index 1" w:semiHidden="1" w:unhideWhenUsed="1"/>
+    <w:lsdException w:name="index 2" w:semiHidden="1" w:unhideWhenUsed="1"/>
+    <w:lsdException w:name="index 3" w:semiHidden="1" w:unhideWhenUsed="1"/>
+    <w:lsdException w:name="index 4" w:semiHidden="1" w:unhideWhenUsed="1"/>
+    <w:lsdException w:name="index 5" w:semiHidden="1" w:unhideWhenUsed="1"/>
+    <w:lsdException w:name="index 6" w:semiHidden="1" w:unhideWhenUsed="1"/>
+    <w:lsdException w:name="index 7" w:semiHidden="1" w:unhideWhenUsed="1"/>
+    <w:lsdException w:name="index 8" w:semiHidden="1" w:unhideWhenUsed="1"/>
+    <w:lsdException w:name="index 9" w:semiHidden="1" w:unhideWhenUsed="1"/>
+    <w:lsdException w:name="toc 1" w:semiHidden="1" w:uiPriority="39" w:unhideWhenUsed="1"/>
+    <w:lsdException w:name="toc 2" w:semiHidden="1" w:uiPriority="39" w:unhideWhenUsed="1"/>
+    <w:lsdException w:name="toc 3" w:semiHidden="1" w:uiPriority="39" w:unhideWhenUsed="1"/>
+    <w:lsdException w:name="toc 4" w:semiHidden="1" w:uiPriority="39" w:unhideWhenUsed="1"/>
+    <w:lsdException w:name="toc 5" w:semiHidden="1" w:uiPriority="39" w:unhideWhenUsed="1"/>
+    <w:lsdException w:name="toc 6" w:semiHidden="1" w:uiPriority="39" w:unhideWhenUsed="1"/>
+    <w:lsdException w:name="toc 7" w:semiHidden="1" w:uiPriority="39" w:unhideWhenUsed="1"/>
+    <w:lsdException w:name="toc 8" w:semiHidden="1" w:uiPriority="39" w:unhideWhenUsed="1"/>
+    <w:lsdException w:name="toc 9" w:semiHidden="1" w:uiPriority="39" w:unhideWhenUsed="1"/>
+    <w:lsdException w:name="Normal Indent" w:semiHidden="1" w:unhideWhenUsed="1"/>
+    <w:lsdException w:name="footnote text" w:semiHidden="1" w:unhideWhenUsed="1"/>
+    <w:lsdException w:name="annotation text" w:semiHidden="1" w:unhideWhenUsed="1"/>
+    <w:lsdException w:name="header" w:semiHidden="1" w:unhideWhenUsed="1"/>
+    <w:lsdException w:name="footer" w:semiHidden="1" w:unhideWhenUsed="1"/>
+    <w:lsdException w:name="index heading" w:semiHidden="1" w:unhideWhenUsed="1"/>
+    <w:lsdException w:name="caption" w:semiHidden="1" w:uiPriority="35" w:unhideWhenUsed="1" w:qFormat="1"/>
+    <w:lsdException w:name="table of figures" w:semiHidden="1" w:unhideWhenUsed="1"/>
+    <w:lsdException w:name="envelope address" w:semiHidden="1" w:unhideWhenUsed="1"/>
+    <w:lsdException w:name="envelope return" w:semiHidden="1" w:unhideWhenUsed="1"/>
+    <w:lsdException w:name="footnote reference" w:semiHidden="1" w:unhideWhenUsed="1"/>
+    <w:lsdException w:name="annotation reference" w:semiHidden="1" w:unhideWhenUsed="1"/>
+    <w:lsdException w:name="line number" w:semiHidden="1" w:unhideWhenUsed="1"/>
+    <w:lsdException w:name="page number" w:semiHidden="1" w:unhideWhenUsed="1"/>
+    <w:lsdException w:name="endnote reference" w:semiHidden="1" w:unhideWhenUsed="1"/>
+    <w:lsdException w:name="endnote text" w:semiHidden="1" w:unhideWhenUsed="1"/>
+    <w:lsdException w:name="table of authorities" w:semiHidden="1" w:unhideWhenUsed="1"/>
+    <w:lsdException w:name="macro" w:semiHidden="1" w:unhideWhenUsed="1"/>
+    <w:lsdException w:name="toa heading" w:semiHidden="1" w:unhideWhenUsed="1"/>
+    <w:lsdException w:name="List" w:semiHidden="1" w:unhideWhenUsed="1"/>
+    <w:lsdException w:name="List Bullet" w:semiHidden="1" w:unhideWhenUsed="1"/>
+    <w:lsdException w:name="List Number" w:semiHidden="1" w:unhideWhenUsed="1"/>
+    <w:lsdException w:name="List 2" w:semiHidden="1" w:unhideWhenUsed="1"/>
+    <w:lsdException w:name="List 3" w:semiHidden="1" w:unhideWhenUsed="1"/>
+    <w:lsdException w:name="List 4" w:semiHidden="1" w:unhideWhenUsed="1"/>
+    <w:lsdException w:name="List 5" w:semiHidden="1" w:unhideWhenUsed="1"/>
+    <w:lsdException w:name="List Bullet 2" w:semiHidden="1" w:unhideWhenUsed="1"/>
+    <w:lsdException w:name="List Bullet 3" w:semiHidden="1" w:unhideWhenUsed="1"/>
+    <w:lsdException w:name="List Bullet 4" w:semiHidden="1" w:unhideWhenUsed="1"/>
+    <w:lsdException w:name="List Bullet 5" w:semiHidden="1" w:unhideWhenUsed="1"/>
+    <w:lsdException w:name="List Number 2" w:semiHidden="1" w:unhideWhenUsed="1"/>
+    <w:lsdException w:name="List Number 3" w:semiHidden="1" w:unhideWhenUsed="1"/>
+    <w:lsdException w:name="List Number 4" w:semiHidden="1" w:unhideWhenUsed="1"/>
+    <w:lsdException w:name="List Number 5" w:semiHidden="1" w:unhideWhenUsed="1"/>
+    <w:lsdException w:name="Title" w:uiPriority="10" w:qFormat="1"/>
+    <w:lsdException w:name="Closing" w:semiHidden="1" w:unhideWhenUsed="1"/>
+    <w:lsdException w:name="Signature" w:semiHidden="1" w:unhideWhenUsed="1"/>
+    <w:lsdException w:name="Default Paragraph Font" w:semiHidden="1" w:uiPriority="1" w:unhideWhenUsed="1"/>
+    <w:lsdException w:name="Body Text" w:semiHidden="1" w:unhideWhenUsed="1"/>
+    <w:lsdException w:name="Body Text Indent" w:semiHidden="1" w:unhideWhenUsed="1"/>
+    <w:lsdException w:name="List Continue" w:semiHidden="1" w:unhideWhenUsed="1"/>
+    <w:lsdException w:name="List Continue 2" w:semiHidden="1" w:unhideWhenUsed="1"/>
+    <w:lsdException w:name="List Continue 3" w:semiHidden="1" w:unhideWhenUsed="1"/>
+    <w:lsdException w:name="List Continue 4" w:semiHidden="1" w:unhideWhenUsed="1"/>
+    <w:lsdException w:name="List Continue 5" w:semiHidden="1" w:unhideWhenUsed="1"/>
+    <w:lsdException w:name="Message Header" w:semiHidden="1" w:unhideWhenUsed="1"/>
+    <w:lsdException w:name="Subtitle" w:uiPriority="11" w:qFormat="1"/>
+    <w:lsdException w:name="Salutation" w:semiHidden="1" w:unhideWhenUsed="1"/>
+    <w:lsdException w:name="Date" w:semiHidden="1" w:unhideWhenUsed="1"/>
+    <w:lsdException w:name="Body Text First Indent" w:semiHidden="1" w:unhideWhenUsed="1"/>
+    <w:lsdException w:name="Body Text First Indent 2" w:semiHidden="1" w:unhideWhenUsed="1"/>
+    <w:lsdException w:name="Note Heading" w:semiHidden="1" w:unhideWhenUsed="1"/>
+    <w:lsdException w:name="Body Text 2" w:semiHidden="1" w:unhideWhenUsed="1"/>
+    <w:lsdException w:name="Body Text 3" w:semiHidden="1" w:unhideWhenUsed="1"/>
+    <w:lsdException w:name="Body Text Indent 2" w:semiHidden="1" w:unhideWhenUsed="1"/>
+    <w:lsdException w:name="Body Text Indent 3" w:semiHidden="1" w:unhideWhenUsed="1"/>
+    <w:lsdException w:name="Block Text" w:semiHidden="1" w:unhideWhenUsed="1"/>
+    <w:lsdException w:name="Hyperlink" w:semiHidden="1" w:unhideWhenUsed="1"/>
+    <w:lsdException w:name="FollowedHyperlink" w:semiHidden="1" w:unhideWhenUsed="1"/>
+    <w:lsdException w:name="Strong" w:uiPriority="22" w:qFormat="1"/>
+    <w:lsdException w:name="Emphasis" w:uiPriority="20" w:qFormat="1"/>
+    <w:lsdException w:name="Document Map" w:semiHidden="1" w:unhideWhenUsed="1"/>
+    <w:lsdException w:name="Plain Text" w:semiHidden="1" w:unhideWhenUsed="1"/>
+    <w:lsdException w:name="E-mail Signature" w:semiHidden="1" w:unhideWhenUsed="1"/>
+    <w:lsdException w:name="HTML Top of Form" w:semiHidden="1" w:unhideWhenUsed="1"/>
+    <w:lsdException w:name="HTML Bottom of Form" w:semiHidden="1" w:unhideWhenUsed="1"/>
+    <w:lsdException w:name="Normal (Web)" w:semiHidden="1" w:unhideWhenUsed="1"/>
+    <w:lsdException w:name="HTML Acronym" w:semiHidden="1" w:unhideWhenUsed="1"/>
+    <w:lsdException w:name="HTML Address" w:semiHidden="1" w:unhideWhenUsed="1"/>
+    <w:lsdException w:name="HTML Cite" w:semiHidden="1" w:unhideWhenUsed="1"/>
+    <w:lsdException w:name="HTML Code" w:semiHidden="1" w:unhideWhenUsed="1"/>
+    <w:lsdException w:name="HTML Definition" w:semiHidden="1" w:unhideWhenUsed="1"/>
+    <w:lsdException w:name="HTML Keyboard" w:semiHidden="1" w:unhideWhenUsed="1"/>
+    <w:lsdException w:name="HTML Preformatted" w:semiHidden="1" w:unhideWhenUsed="1"/>
+    <w:lsdException w:name="HTML Sample" w:semiHidden="1" w:unhideWhenUsed="1"/>
+    <w:lsdException w:name="HTML Typewriter" w:semiHidden="1" w:unhideWhenUsed="1"/>
+    <w:lsdException w:name="HTML Variable" w:semiHidden="1" w:unhideWhenUsed="1"/>
+    <w:lsdException w:name="Normal Table" w:semiHidden="1" w:unhideWhenUsed="1"/>
+    <w:lsdException w:name="annotation subject" w:semiHidden="1" w:unhideWhenUsed="1"/>
+    <w:lsdException w:name="No List" w:semiHidden="1" w:unhideWhenUsed="1"/>
+    <w:lsdException w:name="Outline List 1" w:semiHidden="1" w:unhideWhenUsed="1"/>
+    <w:lsdException w:name="Outline List 2" w:semiHidden="1" w:unhideWhenUsed="1"/>
+    <w:lsdException w:name="Outline List 3" w:semiHidden="1" w:unhideWhenUsed="1"/>
+    <w:lsdException w:name="Table Simple 1" w:semiHidden="1" w:unhideWhenUsed="1"/>
+    <w:lsdException w:name="Table Simple 2" w:semiHidden="1" w:unhideWhenUsed="1"/>
+    <w:lsdException w:name="Table Simple 3" w:semiHidden="1" w:unhideWhenUsed="1"/>
+    <w:lsdException w:name="Table Classic 1" w:semiHidden="1" w:unhideWhenUsed="1"/>
+    <w:lsdException w:name="Table Classic 2" w:semiHidden="1" w:unhideWhenUsed="1"/>
+    <w:lsdException w:name="Table Classic 3" w:semiHidden="1" w:unhideWhenUsed="1"/>
+    <w:lsdException w:name="Table Classic 4" w:semiHidden="1" w:unhideWhenUsed="1"/>
+    <w:lsdException w:name="Table Colorful 1" w:semiHidden="1" w:unhideWhenUsed="1"/>
+    <w:lsdException w:name="Table Colorful 2" w:semiHidden="1" w:unhideWhenUsed="1"/>
+    <w:lsdException w:name="Table Colorful 3" w:semiHidden="1" w:unhideWhenUsed="1"/>
+    <w:lsdException w:name="Table Columns 1" w:semiHidden="1" w:unhideWhenUsed="1"/>
+    <w:lsdException w:name="Table Columns 2" w:semiHidden="1" w:unhideWhenUsed="1"/>
+    <w:lsdException w:name="Table Columns 3" w:semiHidden="1" w:unhideWhenUsed="1"/>
+    <w:lsdException w:name="Table Columns 4" w:semiHidden="1" w:unhideWhenUsed="1"/>
+    <w:lsdException w:name="Table Columns 5" w:semiHidden="1" w:unhideWhenUsed="1"/>
+    <w:lsdException w:name="Table Grid 1" w:semiHidden="1" w:unhideWhenUsed="1"/>
+    <w:lsdException w:name="Table Grid 2" w:semiHidden="1" w:unhideWhenUsed="1"/>
+    <w:lsdException w:name="Table Grid 3" w:semiHidden="1" w:unhideWhenUsed="1"/>
+    <w:lsdException w:name="Table Grid 4" w:semiHidden="1" w:unhideWhenUsed="1"/>
+    <w:lsdException w:name="Table Grid 5" w:semiHidden="1" w:unhideWhenUsed="1"/>
+    <w:lsdException w:name="Table Grid 6" w:semiHidden="1" w:unhideWhenUsed="1"/>
+    <w:lsdException w:name="Table Grid 7" w:semiHidden="1" w:unhideWhenUsed="1"/>
+    <w:lsdException w:name="Table Grid 8" w:semiHidden="1" w:unhideWhenUsed="1"/>
+    <w:lsdException w:name="Table List 1" w:semiHidden="1" w:unhideWhenUsed="1"/>
+    <w:lsdException w:name="Table List 2" w:semiHidden="1" w:unhideWhenUsed="1"/>
+    <w:lsdException w:name="Table List 3" w:semiHidden="1" w:unhideWhenUsed="1"/>
+    <w:lsdException w:name="Table List 4" w:semiHidden="1" w:unhideWhenUsed="1"/>
+    <w:lsdException w:name="Table List 5" w:semiHidden="1" w:unhideWhenUsed="1"/>
+    <w:lsdException w:name="Table List 6" w:semiHidden="1" w:unhideWhenUsed="1"/>
+    <w:lsdException w:name="Table List 7" w:semiHidden="1" w:unhideWhenUsed="1"/>
+    <w:lsdException w:name="Table List 8" w:semiHidden="1" w:unhideWhenUsed="1"/>
+    <w:lsdException w:name="Table 3D effects 1" w:semiHidden="1" w:unhideWhenUsed="1"/>
+    <w:lsdException w:name="Table 3D effects 2" w:semiHidden="1" w:unhideWhenUsed="1"/>
+    <w:lsdException w:name="Table 3D effects 3" w:semiHidden="1" w:unhideWhenUsed="1"/>
+    <w:lsdException w:name="Table Contemporary" w:semiHidden="1" w:unhideWhenUsed="1"/>
+    <w:lsdException w:name="Table Elegant" w:semiHidden="1" w:unhideWhenUsed="1"/>
+    <w:lsdException w:name="Table Professional" w:semiHidden="1" w:unhideWhenUsed="1"/>
+    <w:lsdException w:name="Table Subtle 1" w:semiHidden="1" w:unhideWhenUsed="1"/>
+    <w:lsdException w:name="Table Subtle 2" w:semiHidden="1" w:unhideWhenUsed="1"/>
+    <w:lsdException w:name="Table Web 1" w:semiHidden="1" w:unhideWhenUsed="1"/>
+    <w:lsdException w:name="Table Web 2" w:semiHidden="1" w:unhideWhenUsed="1"/>
+    <w:lsdException w:name="Table Web 3" w:semiHidden="1" w:unhideWhenUsed="1"/>
+    <w:lsdException w:name="Balloon Text" w:semiHidden="1" w:unhideWhenUsed="1"/>
+    <w:lsdException w:name="Table Grid" w:uiPriority="59"/>
+    <w:lsdException w:name="Table Theme" w:semiHidden="1" w:unhideWhenUsed="1"/>
+    <w:lsdException w:name="Placeholder Text" w:semiHidden="1"/>
+    <w:lsdException w:name="No Spacing" w:uiPriority="1" w:qFormat="1"/>
+    <w:lsdException w:name="Light Shading" w:uiPriority="60"/>
+    <w:lsdException w:name="Light List" w:uiPriority="61"/>
+    <w:lsdException w:name="Light Grid" w:uiPriority="62"/>
+    <w:lsdException w:name="Medium Shading 1" w:uiPriority="63"/>
+    <w:lsdException w:name="Medium Shading 2" w:uiPriority="64"/>
+    <w:lsdException w:name="Medium List 1" w:uiPriority="65"/>
+    <w:lsdException w:name="Medium List 2" w:uiPriority="66"/>
+    <w:lsdException w:name="Medium Grid 1" w:uiPriority="67"/>
+    <w:lsdException w:name="Medium Grid 2" w:uiPriority="68"/>
+    <w:lsdException w:name="Medium Grid 3" w:uiPriority="69"/>
+    <w:lsdException w:name="Dark List" w:uiPriority="70"/>
+    <w:lsdException w:name="Colorful Shading" w:uiPriority="71"/>
+    <w:lsdException w:name="Colorful List" w:uiPriority="72"/>
+    <w:lsdException w:name="Colorful Grid" w:uiPriority="73"/>
+    <w:lsdException w:name="Light Shading Accent 1" w:uiPriority="60"/>
+    <w:lsdException w:name="Light List Accent 1" w:uiPriority="61"/>
+    <w:lsdException w:name="Light Grid Accent 1" w:uiPriority="62"/>
+    <w:lsdException w:name="Medium Shading 1 Accent 1" w:uiPriority="63"/>
+    <w:lsdException w:name="Medium Shading 2 Accent 1" w:uiPriority="64"/>
+    <w:lsdException w:name="Medium List 1 Accent 1" w:uiPriority="65"/>
+    <w:lsdException w:name="Revision" w:semiHidden="1"/>
+    <w:lsdException w:name="List Paragraph" w:uiPriority="34" w:qFormat="1"/>
+    <w:lsdException w:name="Quote" w:uiPriority="29" w:qFormat="1"/>
+    <w:lsdException w:name="Intense Quote" w:uiPriority="30" w:qFormat="1"/>
+    <w:lsdException w:name="Medium List 2 Accent 1" w:uiPriority="66"/>
+    <w:lsdException w:name="Medium Grid 1 Accent 1" w:uiPriority="67"/>
+    <w:lsdException w:name="Medium Grid 2 Accent 1" w:uiPriority="68"/>
+    <w:lsdException w:name="Medium Grid 3 Accent 1" w:uiPriority="69"/>
+    <w:lsdException w:name="Dark List Accent 1" w:uiPriority="70"/>
+    <w:lsdException w:name="Colorful Shading Accent 1" w:uiPriority="71"/>
+    <w:lsdException w:name="Colorful List Accent 1" w:uiPriority="72"/>
+    <w:lsdException w:name="Colorful Grid Accent 1" w:uiPriority="73"/>
+    <w:lsdException w:name="Light Shading Accent 2" w:uiPriority="60"/>
+    <w:lsdException w:name="Light List Accent 2" w:uiPriority="61"/>
+    <w:lsdException w:name="Light Grid Accent 2" w:uiPriority="62"/>
+    <w:lsdException w:name="Medium Shading 1 Accent 2" w:uiPriority="63"/>
+    <w:lsdException w:name="Medium Shading 2 Accent 2" w:uiPriority="64"/>
+    <w:lsdException w:name="Medium List 1 Accent 2" w:uiPriority="65"/>
+    <w:lsdException w:name="Medium List 2 Accent 2" w:uiPriority="66"/>
+    <w:lsdException w:name="Medium Grid 1 Accent 2" w:uiPriority="67"/>
+    <w:lsdException w:name="Medium Grid 2 Accent 2" w:uiPriority="68"/>
+    <w:lsdException w:name="Medium Grid 3 Accent 2" w:uiPriority="69"/>
+    <w:lsdException w:name="Dark List Accent 2" w:uiPriority="70"/>
+    <w:lsdException w:name="Colorful Shading Accent 2" w:uiPriority="71"/>
+    <w:lsdException w:name="Colorful List Accent 2" w:uiPriority="72"/>
+    <w:lsdException w:name="Colorful Grid Accent 2" w:uiPriority="73"/>
+    <w:lsdException w:name="Light Shading Accent 3" w:uiPriority="60"/>
+    <w:lsdException w:name="Light List Accent 3" w:uiPriority="61"/>
+    <w:lsdException w:name="Light Grid Accent 3" w:uiPriority="62"/>
+    <w:lsdException w:name="Medium Shading 1 Accent 3" w:uiPriority="63"/>
+    <w:lsdException w:name="Medium Shading 2 Accent 3" w:uiPriority="64"/>
+    <w:lsdException w:name="Medium List 1 Accent 3" w:uiPriority="65"/>
+    <w:lsdException w:name="Medium List 2 Accent 3" w:uiPriority="66"/>
+    <w:lsdException w:name="Medium Grid 1 Accent 3" w:uiPriority="67"/>
+    <w:lsdException w:name="Medium Grid 2 Accent 3" w:uiPriority="68"/>
+    <w:lsdException w:name="Medium Grid 3 Accent 3" w:uiPriority="69"/>
+    <w:lsdException w:name="Dark List Accent 3" w:uiPriority="70"/>
+    <w:lsdException w:name="Colorful Shading Accent 3" w:uiPriority="71"/>
+    <w:lsdException w:name="Colorful List Accent 3" w:uiPriority="72"/>
+    <w:lsdException w:name="Colorful Grid Accent 3" w:uiPriority="73"/>
+    <w:lsdException w:name="Light Shading Accent 4" w:uiPriority="60"/>
+    <w:lsdException w:name="Light List Accent 4" w:uiPriority="61"/>
+    <w:lsdException w:name="Light Grid Accent 4" w:uiPriority="62"/>
+    <w:lsdException w:name="Medium Shading 1 Accent 4" w:uiPriority="63"/>
+    <w:lsdException w:name="Medium Shading 2 Accent 4" w:uiPriority="64"/>
+    <w:lsdException w:name="Medium List 1 Accent 4" w:uiPriority="65"/>
+    <w:lsdException w:name="Medium List 2 Accent 4" w:uiPriority="66"/>
+    <w:lsdException w:name="Medium Grid 1 Accent 4" w:uiPriority="67"/>
+    <w:lsdException w:name="Medium Grid 2 Accent 4" w:uiPriority="68"/>
+    <w:lsdException w:name="Medium Grid 3 Accent 4" w:uiPriority="69"/>
+    <w:lsdException w:name="Dark List Accent 4" w:uiPriority="70"/>
+    <w:lsdException w:name="Colorful Shading Accent 4" w:uiPriority="71"/>
+    <w:lsdException w:name="Colorful List Accent 4" w:uiPriority="72"/>
+    <w:lsdException w:name="Colorful Grid Accent 4" w:uiPriority="73"/>
+    <w:lsdException w:name="Light Shading Accent 5" w:uiPriority="60"/>
+    <w:lsdException w:name="Light List Accent 5" w:uiPriority="61"/>
+    <w:lsdException w:name="Light Grid Accent 5" w:uiPriority="62"/>
+    <w:lsdException w:name="Medium Shading 1 Accent 5" w:uiPriority="63"/>
+    <w:lsdException w:name="Medium Shading 2 Accent 5" w:uiPriority="64"/>
+    <w:lsdException w:name="Medium List 1 Accent 5" w:uiPriority="65"/>
+    <w:lsdException w:name="Medium List 2 Accent 5" w:uiPriority="66"/>
+    <w:lsdException w:name="Medium Grid 1 Accent 5" w:uiPriority="67"/>
+    <w:lsdException w:name="Medium Grid 2 Accent 5" w:uiPriority="68"/>
+    <w:lsdException w:name="Medium Grid 3 Accent 5" w:uiPriority="69"/>
+    <w:lsdException w:name="Dark List Accent 5" w:uiPriority="70"/>
+    <w:lsdException w:name="Colorful Shading Accent 5" w:uiPriority="71"/>
+    <w:lsdException w:name="Colorful List Accent 5" w:uiPriority="72"/>
+    <w:lsdException w:name="Colorful Grid Accent 5" w:uiPriority="73"/>
+    <w:lsdException w:name="Light Shading Accent 6" w:uiPriority="60"/>
+    <w:lsdException w:name="Light List Accent 6" w:uiPriority="61"/>
+    <w:lsdException w:name="Light Grid Accent 6" w:uiPriority="62"/>
+    <w:lsdException w:name="Medium Shading 1 Accent 6" w:uiPriority="63"/>
+    <w:lsdException w:name="Medium Shading 2 Accent 6" w:uiPriority="64"/>
+    <w:lsdException w:name="Medium List 1 Accent 6" w:uiPriority="65"/>
+    <w:lsdException w:name="Medium List 2 Accent 6" w:uiPriority="66"/>
+    <w:lsdException w:name="Medium Grid 1 Accent 6" w:uiPriority="67"/>
+    <w:lsdException w:name="Medium Grid 2 Accent 6" w:uiPriority="68"/>
+    <w:lsdException w:name="Medium Grid 3 Accent 6" w:uiPriority="69"/>
+    <w:lsdException w:name="Dark List Accent 6" w:uiPriority="70"/>
+    <w:lsdException w:name="Colorful Shading Accent 6" w:uiPriority="71"/>
+    <w:lsdException w:name="Colorful List Accent 6" w:uiPriority="72"/>
+    <w:lsdException w:name="Colorful Grid Accent 6" w:uiPriority="73"/>
+    <w:lsdException w:name="Subtle Emphasis" w:uiPriority="19" w:qFormat="1"/>
+    <w:lsdException w:name="Intense Emphasis" w:uiPriority="21" w:qFormat="1"/>
+    <w:lsdException w:name="Subtle Reference" w:uiPriority="31" w:qFormat="1"/>
+    <w:lsdException w:name="Intense Reference" w:uiPriority="32" w:qFormat="1"/>
+    <w:lsdException w:name="Book Title" w:uiPriority="33" w:qFormat="1"/>
+    <w:lsdException w:name="Bibliography" w:semiHidden="1" w:uiPriority="37" w:unhideWhenUsed="1"/>
+    <w:lsdException w:name="TOC Heading" w:semiHidden="1" w:uiPriority="39" w:unhideWhenUsed="1" w:qFormat="1"/>
+    <w:lsdException w:name="Plain Table 1" w:uiPriority="41"/>
+    <w:lsdException w:name="Plain Table 2" w:uiPriority="42"/>
+    <w:lsdException w:name="Plain Table 3" w:uiPriority="43"/>
+    <w:lsdException w:name="Plain Table 4" w:uiPriority="44"/>
+    <w:lsdException w:name="Plain Table 5" w:uiPriority="45"/>
+    <w:lsdException w:name="Grid Table Light" w:uiPriority="40"/>
+    <w:lsdException w:name="Grid Table 1 Light" w:uiPriority="46"/>
+    <w:lsdException w:name="Grid Table 2" w:uiPriority="47"/>
+    <w:lsdException w:name="Grid Table 3" w:uiPriority="48"/>
+    <w:lsdException w:name="Grid Table 4" w:uiPriority="49"/>
+    <w:lsdException w:name="Grid Table 5 Dark" w:uiPriority="50"/>
+    <w:lsdException w:name="Grid Table 6 Colorful" w:uiPriority="51"/>
+    <w:lsdException w:name="Grid Table 7 Colorful" w:uiPriority="52"/>
+    <w:lsdException w:name="Grid Table 1 Light Accent 1" w:uiPriority="46"/>
+    <w:lsdException w:name="Grid Table 2 Accent 1" w:uiPriority="47"/>
+    <w:lsdException w:name="Grid Table 3 Accent 1" w:uiPriority="48"/>
+    <w:lsdException w:name="Grid Table 4 Accent 1" w:uiPriority="49"/>
+    <w:lsdException w:name="Grid Table 5 Dark Accent 1" w:uiPriority="50"/>
+    <w:lsdException w:name="Grid Table 6 Colorful Accent 1" w:uiPriority="51"/>
+    <w:lsdException w:name="Grid Table 7 Colorful Accent 1" w:uiPriority="52"/>
+    <w:lsdException w:name="Grid Table 1 Light Accent 2" w:uiPriority="46"/>
+    <w:lsdException w:name="Grid Table 2 Accent 2" w:uiPriority="47"/>
+    <w:lsdException w:name="Grid Table 3 Accent 2" w:uiPriority="48"/>
+    <w:lsdException w:name="Grid Table 4 Accent 2" w:uiPriority="49"/>
+    <w:lsdException w:name="Grid Table 5 Dark Accent 2" w:uiPriority="50"/>
+    <w:lsdException w:name="Grid Table 6 Colorful Accent 2" w:uiPriority="51"/>
+    <w:lsdException w:name="Grid Table 7 Colorful Accent 2" w:uiPriority="52"/>
+    <w:lsdException w:name="Grid Table 1 Light Accent 3" w:uiPriority="46"/>
+    <w:lsdException w:name="Grid Table 2 Accent 3" w:uiPriority="47"/>
+    <w:lsdException w:name="Grid Table 3 Accent 3" w:uiPriority="48"/>
+    <w:lsdException w:name="Grid Table 4 Accent 3" w:uiPriority="49"/>
+    <w:lsdException w:name="Grid Table 5 Dark Accent 3" w:uiPriority="50"/>
+    <w:lsdException w:name="Grid Table 6 Colorful Accent 3" w:uiPriority="51"/>
+    <w:lsdException w:name="Grid Table 7 Colorful Accent 3" w:uiPriority="52"/>
+    <w:lsdException w:name="Grid Table 1 Light Accent 4" w:uiPriority="46"/>
+    <w:lsdException w:name="Grid Table 2 Accent 4" w:uiPriority="47"/>
+    <w:lsdException w:name="Grid Table 3 Accent 4" w:uiPriority="48"/>
+    <w:lsdException w:name="Grid Table 4 Accent 4" w:uiPriority="49"/>
+    <w:lsdException w:name="Grid Table 5 Dark Accent 4" w:uiPriority="50"/>
+    <w:lsdException w:name="Grid Table 6 Colorful Accent 4" w:uiPriority="51"/>
+    <w:lsdException w:name="Grid Table 7 Colorful Accent 4" w:uiPriority="52"/>
+    <w:lsdException w:name="Grid Table 1 Light Accent 5" w:uiPriority="46"/>
+    <w:lsdException w:name="Grid Table 2 Accent 5" w:uiPriority="47"/>
+    <w:lsdException w:name="Grid Table 3 Accent 5" w:uiPriority="48"/>
+    <w:lsdException w:name="Grid Table 4 Accent 5" w:uiPriority="49"/>
+    <w:lsdException w:name="Grid Table 5 Dark Accent 5" w:uiPriority="50"/>
+    <w:lsdException w:name="Grid Table 6 Colorful Accent 5" w:uiPriority="51"/>
+    <w:lsdException w:name="Grid Table 7 Colorful Accent 5" w:uiPriority="52"/>
+    <w:lsdException w:name="Grid Table 1 Light Accent 6" w:uiPriority="46"/>
+    <w:lsdException w:name="Grid Table 2 Accent 6" w:uiPriority="47"/>
+    <w:lsdException w:name="Grid Table 3 Accent 6" w:uiPriority="48"/>
+    <w:lsdException w:name="Grid Table 4 Accent 6" w:uiPriority="49"/>
+    <w:lsdException w:name="Grid Table 5 Dark Accent 6" w:uiPriority="50"/>
+    <w:lsdException w:name="Grid Table 6 Colorful Accent 6" w:uiPriority="51"/>
+    <w:lsdException w:name="Grid Table 7 Colorful Accent 6" w:uiPriority="52"/>
+    <w:lsdException w:name="List Table 1 Light" w:uiPriority="46"/>
+    <w:lsdException w:name="List Table 2" w:uiPriority="47"/>
+    <w:lsdException w:name="List Table 3" w:uiPriority="48"/>
+    <w:lsdException w:name="List Table 4" w:uiPriority="49"/>
+    <w:lsdException w:name="List Table 5 Dark" w:uiPriority="50"/>
+    <w:lsdException w:name="List Table 6 Colorful" w:uiPriority="51"/>
+    <w:lsdException w:name="List Table 7 Colorful" w:uiPriority="52"/>
+    <w:lsdException w:name="List Table 1 Light Accent 1" w:uiPriority="46"/>
+    <w:lsdException w:name="List Table 2 Accent 1" w:uiPriority="47"/>
+    <w:lsdException w:name="List Table 3 Accent 1" w:uiPriority="48"/>
+    <w:lsdException w:name="List Table 4 Accent 1" w:uiPriority="49"/>
+    <w:lsdException w:name="List Table 5 Dark Accent 1" w:uiPriority="50"/>
+    <w:lsdException w:name="List Table 6 Colorful Accent 1" w:uiPriority="51"/>
+    <w:lsdException w:name="List Table 7 Colorful Accent 1" w:uiPriority="52"/>
+    <w:lsdException w:name="List Table 1 Light Accent 2" w:uiPriority="46"/>
+    <w:lsdException w:name="List Table 2 Accent 2" w:uiPriority="47"/>
+    <w:lsdException w:name="List Table 3 Accent 2" w:uiPriority="48"/>
+    <w:lsdException w:name="List Table 4 Accent 2" w:uiPriority="49"/>
+    <w:lsdException w:name="List Table 5 Dark Accent 2" w:uiPriority="50"/>
+    <w:lsdException w:name="List Table 6 Colorful Accent 2" w:uiPriority="51"/>
+    <w:lsdException w:name="List Table 7 Colorful Accent 2" w:uiPriority="52"/>
+    <w:lsdException w:name="List Table 1 Light Accent 3" w:uiPriority="46"/>
+    <w:lsdException w:name="List Table 2 Accent 3" w:uiPriority="47"/>
+    <w:lsdException w:name="List Table 3 Accent 3" w:uiPriority="48"/>
+    <w:lsdException w:name="List Table 4 Accent 3" w:uiPriority="49"/>
+    <w:lsdException w:name="List Table 5 Dark Accent 3" w:uiPriority="50"/>
+    <w:lsdException w:name="List Table 6 Colorful Accent 3" w:uiPriority="51"/>
+    <w:lsdException w:name="List Table 7 Colorful Accent 3" w:uiPriority="52"/>
+    <w:lsdException w:name="List Table 1 Light Accent 4" w:uiPriority="46"/>
+    <w:lsdException w:name="List Table 2 Accent 4" w:uiPriority="47"/>
+    <w:lsdException w:name="List Table 3 Accent 4" w:uiPriority="48"/>
+    <w:lsdException w:name="List Table 4 Accent 4" w:uiPriority="49"/>
+    <w:lsdException w:name="List Table 5 Dark Accent 4" w:uiPriority="50"/>
+    <w:lsdException w:name="List Table 6 Colorful Accent 4" w:uiPriority="51"/>
+    <w:lsdException w:name="List Table 7 Colorful Accent 4" w:uiPriority="52"/>
+    <w:lsdException w:name="List Table 1 Light Accent 5" w:uiPriority="46"/>
+    <w:lsdException w:name="List Table 2 Accent 5" w:uiPriority="47"/>
+    <w:lsdException w:name="List Table 3 Accent 5" w:uiPriority="48"/>
+    <w:lsdException w:name="List Table 4 Accent 5" w:uiPriority="49"/>
+    <w:lsdException w:name="List Table 5 Dark Accent 5" w:uiPriority="50"/>
+    <w:lsdException w:name="List Table 6 Colorful Accent 5" w:uiPriority="51"/>
+    <w:lsdException w:name="List Table 7 Colorful Accent 5" w:uiPriority="52"/>
+    <w:lsdException w:name="List Table 1 Light Accent 6" w:uiPriority="46"/>
+    <w:lsdException w:name="List Table 2 Accent 6" w:uiPriority="47"/>
+    <w:lsdException w:name="List Table 3 Accent 6" w:uiPriority="48"/>
+    <w:lsdException w:name="List Table 4 Accent 6" w:uiPriority="49"/>
+    <w:lsdException w:name="List Table 5 Dark Accent 6" w:uiPriority="50"/>
+    <w:lsdException w:name="List Table 6 Colorful Accent 6" w:uiPriority="51"/>
+    <w:lsdException w:name="List Table 7 Colorful Accent 6" w:uiPriority="52"/>
+    <w:lsdException w:name="Mention" w:semiHidden="1" w:unhideWhenUsed="1"/>
+    <w:lsdException w:name="Smart Hyperlink" w:semiHidden="1" w:unhideWhenUsed="1"/>
+    <w:lsdException w:name="Hashtag" w:semiHidden="1" w:unhideWhenUsed="1"/>
+    <w:lsdException w:name="Unresolved Mention" w:semiHidden="1" w:unhideWhenUsed="1"/>
+    <w:lsdException w:name="Smart Link" w:semiHidden="1" w:unhideWhenUsed="1"/>
   </w:latentStyles>
   <w:style w:type="paragraph" w:default="1" w:styleId="a">
     <w:name w:val="Normal"/>
@@ -5346,196 +5446,6 @@
       <w:sz w:val="24"/>
       <w:szCs w:val="24"/>
     </w:rPr>
-  </w:style>
-</w:styles>
-</file>
-
-<file path=word/stylesWithEffects.xml><?xml version="1.0" encoding="utf-8"?>
-<w:styles xmlns:wpc="http://schemas.microsoft.com/office/word/2010/wordprocessingCanvas" xmlns:mc="http://schemas.openxmlformats.org/markup-compatibility/2006" xmlns:o="urn:schemas-microsoft-com:office:office" xmlns:r="http://schemas.openxmlformats.org/officeDocument/2006/relationships" xmlns:m="http://schemas.openxmlformats.org/officeDocument/2006/math" xmlns:v="urn:schemas-microsoft-com:vml" xmlns:wp14="http://schemas.microsoft.com/office/word/2010/wordprocessingDrawing" xmlns:wp="http://schemas.openxmlformats.org/drawingml/2006/wordprocessingDrawing" xmlns:w10="urn:schemas-microsoft-com:office:word" xmlns:w="http://schemas.openxmlformats.org/wordprocessingml/2006/main" xmlns:w14="http://schemas.microsoft.com/office/word/2010/wordml" xmlns:wpg="http://schemas.microsoft.com/office/word/2010/wordprocessingGroup" xmlns:wpi="http://schemas.microsoft.com/office/word/2010/wordprocessingInk" xmlns:wne="http://schemas.microsoft.com/office/word/2006/wordml" xmlns:wps="http://schemas.microsoft.com/office/word/2010/wordprocessingShape" mc:Ignorable="w14 wp14">
-  <w:docDefaults>
-    <w:rPrDefault>
-      <w:rPr>
-        <w:rFonts w:asciiTheme="minorHAnsi" w:eastAsiaTheme="minorEastAsia" w:hAnsiTheme="minorHAnsi" w:cstheme="minorBidi"/>
-        <w:sz w:val="22"/>
-        <w:szCs w:val="22"/>
-        <w:lang w:val="ru-RU" w:eastAsia="ru-RU" w:bidi="ar-SA"/>
-      </w:rPr>
-    </w:rPrDefault>
-    <w:pPrDefault>
-      <w:pPr>
-        <w:spacing w:after="200" w:line="276" w:lineRule="auto"/>
-      </w:pPr>
-    </w:pPrDefault>
-  </w:docDefaults>
-  <w:latentStyles w:defLockedState="0" w:defUIPriority="99" w:defSemiHidden="1" w:defUnhideWhenUsed="1" w:defQFormat="0" w:count="267">
-    <w:lsdException w:name="Normal" w:semiHidden="0" w:uiPriority="0" w:unhideWhenUsed="0" w:qFormat="1"/>
-    <w:lsdException w:name="heading 1" w:semiHidden="0" w:uiPriority="9" w:unhideWhenUsed="0" w:qFormat="1"/>
-    <w:lsdException w:name="heading 2" w:uiPriority="9" w:qFormat="1"/>
-    <w:lsdException w:name="heading 3" w:uiPriority="9" w:qFormat="1"/>
-    <w:lsdException w:name="heading 4" w:uiPriority="9" w:qFormat="1"/>
-    <w:lsdException w:name="heading 5" w:uiPriority="9" w:qFormat="1"/>
-    <w:lsdException w:name="heading 6" w:uiPriority="9" w:qFormat="1"/>
-    <w:lsdException w:name="heading 7" w:uiPriority="9" w:qFormat="1"/>
-    <w:lsdException w:name="heading 8" w:uiPriority="9" w:qFormat="1"/>
-    <w:lsdException w:name="heading 9" w:uiPriority="9" w:qFormat="1"/>
-    <w:lsdException w:name="toc 1" w:uiPriority="39"/>
-    <w:lsdException w:name="toc 2" w:uiPriority="39"/>
-    <w:lsdException w:name="toc 3" w:uiPriority="39"/>
-    <w:lsdException w:name="toc 4" w:uiPriority="39"/>
-    <w:lsdException w:name="toc 5" w:uiPriority="39"/>
-    <w:lsdException w:name="toc 6" w:uiPriority="39"/>
-    <w:lsdException w:name="toc 7" w:uiPriority="39"/>
-    <w:lsdException w:name="toc 8" w:uiPriority="39"/>
-    <w:lsdException w:name="toc 9" w:uiPriority="39"/>
-    <w:lsdException w:name="caption" w:uiPriority="35" w:qFormat="1"/>
-    <w:lsdException w:name="Title" w:semiHidden="0" w:uiPriority="10" w:unhideWhenUsed="0" w:qFormat="1"/>
-    <w:lsdException w:name="Default Paragraph Font" w:uiPriority="1"/>
-    <w:lsdException w:name="Subtitle" w:semiHidden="0" w:uiPriority="11" w:unhideWhenUsed="0" w:qFormat="1"/>
-    <w:lsdException w:name="Strong" w:semiHidden="0" w:uiPriority="22" w:unhideWhenUsed="0" w:qFormat="1"/>
-    <w:lsdException w:name="Emphasis" w:semiHidden="0" w:uiPriority="20" w:unhideWhenUsed="0" w:qFormat="1"/>
-    <w:lsdException w:name="Table Grid" w:semiHidden="0" w:uiPriority="59" w:unhideWhenUsed="0"/>
-    <w:lsdException w:name="Placeholder Text" w:unhideWhenUsed="0"/>
-    <w:lsdException w:name="No Spacing" w:semiHidden="0" w:uiPriority="1" w:unhideWhenUsed="0" w:qFormat="1"/>
-    <w:lsdException w:name="Light Shading" w:semiHidden="0" w:uiPriority="60" w:unhideWhenUsed="0"/>
-    <w:lsdException w:name="Light List" w:semiHidden="0" w:uiPriority="61" w:unhideWhenUsed="0"/>
-    <w:lsdException w:name="Light Grid" w:semiHidden="0" w:uiPriority="62" w:unhideWhenUsed="0"/>
-    <w:lsdException w:name="Medium Shading 1" w:semiHidden="0" w:uiPriority="63" w:unhideWhenUsed="0"/>
-    <w:lsdException w:name="Medium Shading 2" w:semiHidden="0" w:uiPriority="64" w:unhideWhenUsed="0"/>
-    <w:lsdException w:name="Medium List 1" w:semiHidden="0" w:uiPriority="65" w:unhideWhenUsed="0"/>
-    <w:lsdException w:name="Medium List 2" w:semiHidden="0" w:uiPriority="66" w:unhideWhenUsed="0"/>
-    <w:lsdException w:name="Medium Grid 1" w:semiHidden="0" w:uiPriority="67" w:unhideWhenUsed="0"/>
-    <w:lsdException w:name="Medium Grid 2" w:semiHidden="0" w:uiPriority="68" w:unhideWhenUsed="0"/>
-    <w:lsdException w:name="Medium Grid 3" w:semiHidden="0" w:uiPriority="69" w:unhideWhenUsed="0"/>
-    <w:lsdException w:name="Dark List" w:semiHidden="0" w:uiPriority="70" w:unhideWhenUsed="0"/>
-    <w:lsdException w:name="Colorful Shading" w:semiHidden="0" w:uiPriority="71" w:unhideWhenUsed="0"/>
-    <w:lsdException w:name="Colorful List" w:semiHidden="0" w:uiPriority="72" w:unhideWhenUsed="0"/>
-    <w:lsdException w:name="Colorful Grid" w:semiHidden="0" w:uiPriority="73" w:unhideWhenUsed="0"/>
-    <w:lsdException w:name="Light Shading Accent 1" w:semiHidden="0" w:uiPriority="60" w:unhideWhenUsed="0"/>
-    <w:lsdException w:name="Light List Accent 1" w:semiHidden="0" w:uiPriority="61" w:unhideWhenUsed="0"/>
-    <w:lsdException w:name="Light Grid Accent 1" w:semiHidden="0" w:uiPriority="62" w:unhideWhenUsed="0"/>
-    <w:lsdException w:name="Medium Shading 1 Accent 1" w:semiHidden="0" w:uiPriority="63" w:unhideWhenUsed="0"/>
-    <w:lsdException w:name="Medium Shading 2 Accent 1" w:semiHidden="0" w:uiPriority="64" w:unhideWhenUsed="0"/>
-    <w:lsdException w:name="Medium List 1 Accent 1" w:semiHidden="0" w:uiPriority="65" w:unhideWhenUsed="0"/>
-    <w:lsdException w:name="Revision" w:unhideWhenUsed="0"/>
-    <w:lsdException w:name="List Paragraph" w:semiHidden="0" w:uiPriority="34" w:unhideWhenUsed="0" w:qFormat="1"/>
-    <w:lsdException w:name="Quote" w:semiHidden="0" w:uiPriority="29" w:unhideWhenUsed="0" w:qFormat="1"/>
-    <w:lsdException w:name="Intense Quote" w:semiHidden="0" w:uiPriority="30" w:unhideWhenUsed="0" w:qFormat="1"/>
-    <w:lsdException w:name="Medium List 2 Accent 1" w:semiHidden="0" w:uiPriority="66" w:unhideWhenUsed="0"/>
-    <w:lsdException w:name="Medium Grid 1 Accent 1" w:semiHidden="0" w:uiPriority="67" w:unhideWhenUsed="0"/>
-    <w:lsdException w:name="Medium Grid 2 Accent 1" w:semiHidden="0" w:uiPriority="68" w:unhideWhenUsed="0"/>
-    <w:lsdException w:name="Medium Grid 3 Accent 1" w:semiHidden="0" w:uiPriority="69" w:unhideWhenUsed="0"/>
-    <w:lsdException w:name="Dark List Accent 1" w:semiHidden="0" w:uiPriority="70" w:unhideWhenUsed="0"/>
-    <w:lsdException w:name="Colorful Shading Accent 1" w:semiHidden="0" w:uiPriority="71" w:unhideWhenUsed="0"/>
-    <w:lsdException w:name="Colorful List Accent 1" w:semiHidden="0" w:uiPriority="72" w:unhideWhenUsed="0"/>
-    <w:lsdException w:name="Colorful Grid Accent 1" w:semiHidden="0" w:uiPriority="73" w:unhideWhenUsed="0"/>
-    <w:lsdException w:name="Light Shading Accent 2" w:semiHidden="0" w:uiPriority="60" w:unhideWhenUsed="0"/>
-    <w:lsdException w:name="Light List Accent 2" w:semiHidden="0" w:uiPriority="61" w:unhideWhenUsed="0"/>
-    <w:lsdException w:name="Light Grid Accent 2" w:semiHidden="0" w:uiPriority="62" w:unhideWhenUsed="0"/>
-    <w:lsdException w:name="Medium Shading 1 Accent 2" w:semiHidden="0" w:uiPriority="63" w:unhideWhenUsed="0"/>
-    <w:lsdException w:name="Medium Shading 2 Accent 2" w:semiHidden="0" w:uiPriority="64" w:unhideWhenUsed="0"/>
-    <w:lsdException w:name="Medium List 1 Accent 2" w:semiHidden="0" w:uiPriority="65" w:unhideWhenUsed="0"/>
-    <w:lsdException w:name="Medium List 2 Accent 2" w:semiHidden="0" w:uiPriority="66" w:unhideWhenUsed="0"/>
-    <w:lsdException w:name="Medium Grid 1 Accent 2" w:semiHidden="0" w:uiPriority="67" w:unhideWhenUsed="0"/>
-    <w:lsdException w:name="Medium Grid 2 Accent 2" w:semiHidden="0" w:uiPriority="68" w:unhideWhenUsed="0"/>
-    <w:lsdException w:name="Medium Grid 3 Accent 2" w:semiHidden="0" w:uiPriority="69" w:unhideWhenUsed="0"/>
-    <w:lsdException w:name="Dark List Accent 2" w:semiHidden="0" w:uiPriority="70" w:unhideWhenUsed="0"/>
-    <w:lsdException w:name="Colorful Shading Accent 2" w:semiHidden="0" w:uiPriority="71" w:unhideWhenUsed="0"/>
-    <w:lsdException w:name="Colorful List Accent 2" w:semiHidden="0" w:uiPriority="72" w:unhideWhenUsed="0"/>
-    <w:lsdException w:name="Colorful Grid Accent 2" w:semiHidden="0" w:uiPriority="73" w:unhideWhenUsed="0"/>
-    <w:lsdException w:name="Light Shading Accent 3" w:semiHidden="0" w:uiPriority="60" w:unhideWhenUsed="0"/>
-    <w:lsdException w:name="Light List Accent 3" w:semiHidden="0" w:uiPriority="61" w:unhideWhenUsed="0"/>
-    <w:lsdException w:name="Light Grid Accent 3" w:semiHidden="0" w:uiPriority="62" w:unhideWhenUsed="0"/>
-    <w:lsdException w:name="Medium Shading 1 Accent 3" w:semiHidden="0" w:uiPriority="63" w:unhideWhenUsed="0"/>
-    <w:lsdException w:name="Medium Shading 2 Accent 3" w:semiHidden="0" w:uiPriority="64" w:unhideWhenUsed="0"/>
-    <w:lsdException w:name="Medium List 1 Accent 3" w:semiHidden="0" w:uiPriority="65" w:unhideWhenUsed="0"/>
-    <w:lsdException w:name="Medium List 2 Accent 3" w:semiHidden="0" w:uiPriority="66" w:unhideWhenUsed="0"/>
-    <w:lsdException w:name="Medium Grid 1 Accent 3" w:semiHidden="0" w:uiPriority="67" w:unhideWhenUsed="0"/>
-    <w:lsdException w:name="Medium Grid 2 Accent 3" w:semiHidden="0" w:uiPriority="68" w:unhideWhenUsed="0"/>
-    <w:lsdException w:name="Medium Grid 3 Accent 3" w:semiHidden="0" w:uiPriority="69" w:unhideWhenUsed="0"/>
-    <w:lsdException w:name="Dark List Accent 3" w:semiHidden="0" w:uiPriority="70" w:unhideWhenUsed="0"/>
-    <w:lsdException w:name="Colorful Shading Accent 3" w:semiHidden="0" w:uiPriority="71" w:unhideWhenUsed="0"/>
-    <w:lsdException w:name="Colorful List Accent 3" w:semiHidden="0" w:uiPriority="72" w:unhideWhenUsed="0"/>
-    <w:lsdException w:name="Colorful Grid Accent 3" w:semiHidden="0" w:uiPriority="73" w:unhideWhenUsed="0"/>
-    <w:lsdException w:name="Light Shading Accent 4" w:semiHidden="0" w:uiPriority="60" w:unhideWhenUsed="0"/>
-    <w:lsdException w:name="Light List Accent 4" w:semiHidden="0" w:uiPriority="61" w:unhideWhenUsed="0"/>
-    <w:lsdException w:name="Light Grid Accent 4" w:semiHidden="0" w:uiPriority="62" w:unhideWhenUsed="0"/>
-    <w:lsdException w:name="Medium Shading 1 Accent 4" w:semiHidden="0" w:uiPriority="63" w:unhideWhenUsed="0"/>
-    <w:lsdException w:name="Medium Shading 2 Accent 4" w:semiHidden="0" w:uiPriority="64" w:unhideWhenUsed="0"/>
-    <w:lsdException w:name="Medium List 1 Accent 4" w:semiHidden="0" w:uiPriority="65" w:unhideWhenUsed="0"/>
-    <w:lsdException w:name="Medium List 2 Accent 4" w:semiHidden="0" w:uiPriority="66" w:unhideWhenUsed="0"/>
-    <w:lsdException w:name="Medium Grid 1 Accent 4" w:semiHidden="0" w:uiPriority="67" w:unhideWhenUsed="0"/>
-    <w:lsdException w:name="Medium Grid 2 Accent 4" w:semiHidden="0" w:uiPriority="68" w:unhideWhenUsed="0"/>
-    <w:lsdException w:name="Medium Grid 3 Accent 4" w:semiHidden="0" w:uiPriority="69" w:unhideWhenUsed="0"/>
-    <w:lsdException w:name="Dark List Accent 4" w:semiHidden="0" w:uiPriority="70" w:unhideWhenUsed="0"/>
-    <w:lsdException w:name="Colorful Shading Accent 4" w:semiHidden="0" w:uiPriority="71" w:unhideWhenUsed="0"/>
-    <w:lsdException w:name="Colorful List Accent 4" w:semiHidden="0" w:uiPriority="72" w:unhideWhenUsed="0"/>
-    <w:lsdException w:name="Colorful Grid Accent 4" w:semiHidden="0" w:uiPriority="73" w:unhideWhenUsed="0"/>
-    <w:lsdException w:name="Light Shading Accent 5" w:semiHidden="0" w:uiPriority="60" w:unhideWhenUsed="0"/>
-    <w:lsdException w:name="Light List Accent 5" w:semiHidden="0" w:uiPriority="61" w:unhideWhenUsed="0"/>
-    <w:lsdException w:name="Light Grid Accent 5" w:semiHidden="0" w:uiPriority="62" w:unhideWhenUsed="0"/>
-    <w:lsdException w:name="Medium Shading 1 Accent 5" w:semiHidden="0" w:uiPriority="63" w:unhideWhenUsed="0"/>
-    <w:lsdException w:name="Medium Shading 2 Accent 5" w:semiHidden="0" w:uiPriority="64" w:unhideWhenUsed="0"/>
-    <w:lsdException w:name="Medium List 1 Accent 5" w:semiHidden="0" w:uiPriority="65" w:unhideWhenUsed="0"/>
-    <w:lsdException w:name="Medium List 2 Accent 5" w:semiHidden="0" w:uiPriority="66" w:unhideWhenUsed="0"/>
-    <w:lsdException w:name="Medium Grid 1 Accent 5" w:semiHidden="0" w:uiPriority="67" w:unhideWhenUsed="0"/>
-    <w:lsdException w:name="Medium Grid 2 Accent 5" w:semiHidden="0" w:uiPriority="68" w:unhideWhenUsed="0"/>
-    <w:lsdException w:name="Medium Grid 3 Accent 5" w:semiHidden="0" w:uiPriority="69" w:unhideWhenUsed="0"/>
-    <w:lsdException w:name="Dark List Accent 5" w:semiHidden="0" w:uiPriority="70" w:unhideWhenUsed="0"/>
-    <w:lsdException w:name="Colorful Shading Accent 5" w:semiHidden="0" w:uiPriority="71" w:unhideWhenUsed="0"/>
-    <w:lsdException w:name="Colorful List Accent 5" w:semiHidden="0" w:uiPriority="72" w:unhideWhenUsed="0"/>
-    <w:lsdException w:name="Colorful Grid Accent 5" w:semiHidden="0" w:uiPriority="73" w:unhideWhenUsed="0"/>
-    <w:lsdException w:name="Light Shading Accent 6" w:semiHidden="0" w:uiPriority="60" w:unhideWhenUsed="0"/>
-    <w:lsdException w:name="Light List Accent 6" w:semiHidden="0" w:uiPriority="61" w:unhideWhenUsed="0"/>
-    <w:lsdException w:name="Light Grid Accent 6" w:semiHidden="0" w:uiPriority="62" w:unhideWhenUsed="0"/>
-    <w:lsdException w:name="Medium Shading 1 Accent 6" w:semiHidden="0" w:uiPriority="63" w:unhideWhenUsed="0"/>
-    <w:lsdException w:name="Medium Shading 2 Accent 6" w:semiHidden="0" w:uiPriority="64" w:unhideWhenUsed="0"/>
-    <w:lsdException w:name="Medium List 1 Accent 6" w:semiHidden="0" w:uiPriority="65" w:unhideWhenUsed="0"/>
-    <w:lsdException w:name="Medium List 2 Accent 6" w:semiHidden="0" w:uiPriority="66" w:unhideWhenUsed="0"/>
-    <w:lsdException w:name="Medium Grid 1 Accent 6" w:semiHidden="0" w:uiPriority="67" w:unhideWhenUsed="0"/>
-    <w:lsdException w:name="Medium Grid 2 Accent 6" w:semiHidden="0" w:uiPriority="68" w:unhideWhenUsed="0"/>
-    <w:lsdException w:name="Medium Grid 3 Accent 6" w:semiHidden="0" w:uiPriority="69" w:unhideWhenUsed="0"/>
-    <w:lsdException w:name="Dark List Accent 6" w:semiHidden="0" w:uiPriority="70" w:unhideWhenUsed="0"/>
-    <w:lsdException w:name="Colorful Shading Accent 6" w:semiHidden="0" w:uiPriority="71" w:unhideWhenUsed="0"/>
-    <w:lsdException w:name="Colorful List Accent 6" w:semiHidden="0" w:uiPriority="72" w:unhideWhenUsed="0"/>
-    <w:lsdException w:name="Colorful Grid Accent 6" w:semiHidden="0" w:uiPriority="73" w:unhideWhenUsed="0"/>
-    <w:lsdException w:name="Subtle Emphasis" w:semiHidden="0" w:uiPriority="19" w:unhideWhenUsed="0" w:qFormat="1"/>
-    <w:lsdException w:name="Intense Emphasis" w:semiHidden="0" w:uiPriority="21" w:unhideWhenUsed="0" w:qFormat="1"/>
-    <w:lsdException w:name="Subtle Reference" w:semiHidden="0" w:uiPriority="31" w:unhideWhenUsed="0" w:qFormat="1"/>
-    <w:lsdException w:name="Intense Reference" w:semiHidden="0" w:uiPriority="32" w:unhideWhenUsed="0" w:qFormat="1"/>
-    <w:lsdException w:name="Book Title" w:semiHidden="0" w:uiPriority="33" w:unhideWhenUsed="0" w:qFormat="1"/>
-    <w:lsdException w:name="Bibliography" w:uiPriority="37"/>
-    <w:lsdException w:name="TOC Heading" w:uiPriority="39" w:qFormat="1"/>
-  </w:latentStyles>
-  <w:style w:type="paragraph" w:default="1" w:styleId="a">
-    <w:name w:val="Normal"/>
-    <w:qFormat/>
-  </w:style>
-  <w:style w:type="character" w:default="1" w:styleId="a0">
-    <w:name w:val="Default Paragraph Font"/>
-    <w:uiPriority w:val="1"/>
-    <w:semiHidden/>
-    <w:unhideWhenUsed/>
-  </w:style>
-  <w:style w:type="table" w:default="1" w:styleId="a1">
-    <w:name w:val="Normal Table"/>
-    <w:uiPriority w:val="99"/>
-    <w:semiHidden/>
-    <w:unhideWhenUsed/>
-    <w:tblPr>
-      <w:tblInd w:w="0" w:type="dxa"/>
-      <w:tblCellMar>
-        <w:top w:w="0" w:type="dxa"/>
-        <w:left w:w="108" w:type="dxa"/>
-        <w:bottom w:w="0" w:type="dxa"/>
-        <w:right w:w="108" w:type="dxa"/>
-      </w:tblCellMar>
-    </w:tblPr>
-  </w:style>
-  <w:style w:type="numbering" w:default="1" w:styleId="a2">
-    <w:name w:val="No List"/>
-    <w:uiPriority w:val="99"/>
-    <w:semiHidden/>
-    <w:unhideWhenUsed/>
   </w:style>
 </w:styles>
 </file>

--- a/Документы/Задание_Кравцов_М.В.docx
+++ b/Документы/Задание_Кравцов_М.В.docx
@@ -1,6 +1,6 @@
 
 <file path=word/document.xml><?xml version="1.0" encoding="utf-8"?>
-<w:document xmlns:wpc="http://schemas.microsoft.com/office/word/2010/wordprocessingCanvas" xmlns:cx="http://schemas.microsoft.com/office/drawing/2014/chartex" xmlns:cx1="http://schemas.microsoft.com/office/drawing/2015/9/8/chartex" xmlns:cx2="http://schemas.microsoft.com/office/drawing/2015/10/21/chartex" xmlns:cx3="http://schemas.microsoft.com/office/drawing/2016/5/9/chartex" xmlns:cx4="http://schemas.microsoft.com/office/drawing/2016/5/10/chartex" xmlns:cx5="http://schemas.microsoft.com/office/drawing/2016/5/11/chartex" xmlns:cx6="http://schemas.microsoft.com/office/drawing/2016/5/12/chartex" xmlns:cx7="http://schemas.microsoft.com/office/drawing/2016/5/13/chartex" xmlns:cx8="http://schemas.microsoft.com/office/drawing/2016/5/14/chartex" xmlns:mc="http://schemas.openxmlformats.org/markup-compatibility/2006" xmlns:aink="http://schemas.microsoft.com/office/drawing/2016/ink" xmlns:am3d="http://schemas.microsoft.com/office/drawing/2017/model3d" xmlns:o="urn:schemas-microsoft-com:office:office" xmlns:r="http://schemas.openxmlformats.org/officeDocument/2006/relationships" xmlns:m="http://schemas.openxmlformats.org/officeDocument/2006/math" xmlns:v="urn:schemas-microsoft-com:vml" xmlns:wp14="http://schemas.microsoft.com/office/word/2010/wordprocessingDrawing" xmlns:wp="http://schemas.openxmlformats.org/drawingml/2006/wordprocessingDrawing" xmlns:w10="urn:schemas-microsoft-com:office:word" xmlns:w="http://schemas.openxmlformats.org/wordprocessingml/2006/main" xmlns:w14="http://schemas.microsoft.com/office/word/2010/wordml" xmlns:w15="http://schemas.microsoft.com/office/word/2012/wordml" xmlns:w16cex="http://schemas.microsoft.com/office/word/2018/wordml/cex" xmlns:w16cid="http://schemas.microsoft.com/office/word/2016/wordml/cid" xmlns:w16="http://schemas.microsoft.com/office/word/2018/wordml" xmlns:w16sdtdh="http://schemas.microsoft.com/office/word/2020/wordml/sdtdatahash" xmlns:w16se="http://schemas.microsoft.com/office/word/2015/wordml/symex" xmlns:wpg="http://schemas.microsoft.com/office/word/2010/wordprocessingGroup" xmlns:wpi="http://schemas.microsoft.com/office/word/2010/wordprocessingInk" xmlns:wne="http://schemas.microsoft.com/office/word/2006/wordml" xmlns:wps="http://schemas.microsoft.com/office/word/2010/wordprocessingShape" mc:Ignorable="w14 w15 w16se w16cid w16 w16cex w16sdtdh wp14">
+<w:document xmlns:wpc="http://schemas.microsoft.com/office/word/2010/wordprocessingCanvas" xmlns:mc="http://schemas.openxmlformats.org/markup-compatibility/2006" xmlns:o="urn:schemas-microsoft-com:office:office" xmlns:r="http://schemas.openxmlformats.org/officeDocument/2006/relationships" xmlns:m="http://schemas.openxmlformats.org/officeDocument/2006/math" xmlns:v="urn:schemas-microsoft-com:vml" xmlns:wp14="http://schemas.microsoft.com/office/word/2010/wordprocessingDrawing" xmlns:wp="http://schemas.openxmlformats.org/drawingml/2006/wordprocessingDrawing" xmlns:w10="urn:schemas-microsoft-com:office:word" xmlns:w="http://schemas.openxmlformats.org/wordprocessingml/2006/main" xmlns:w14="http://schemas.microsoft.com/office/word/2010/wordml" xmlns:wpg="http://schemas.microsoft.com/office/word/2010/wordprocessingGroup" xmlns:wpi="http://schemas.microsoft.com/office/word/2010/wordprocessingInk" xmlns:wne="http://schemas.microsoft.com/office/word/2006/wordml" xmlns:wps="http://schemas.microsoft.com/office/word/2010/wordprocessingShape" mc:Ignorable="w14 wp14">
   <w:body>
     <w:p>
       <w:pPr>
@@ -50,7 +50,7 @@
                     </pic:cNvPicPr>
                   </pic:nvPicPr>
                   <pic:blipFill>
-                    <a:blip r:embed="rId4" cstate="print"/>
+                    <a:blip r:embed="rId5" cstate="print"/>
                     <a:srcRect/>
                     <a:stretch>
                       <a:fillRect/>
@@ -313,29 +313,7 @@
           <w:u w:val="single"/>
           <w:lang w:val="ru-RU"/>
         </w:rPr>
-        <w:t xml:space="preserve">   № 3 «Системы управления, информатика и </w:t>
-      </w:r>
-      <w:proofErr w:type="gramStart"/>
-      <w:r>
-        <w:rPr>
-          <w:b/>
-          <w:sz w:val="24"/>
-          <w:szCs w:val="24"/>
-          <w:u w:val="single"/>
-          <w:lang w:val="ru-RU"/>
-        </w:rPr>
-        <w:t>электроэнергетика»_</w:t>
-      </w:r>
-      <w:proofErr w:type="gramEnd"/>
-      <w:r>
-        <w:rPr>
-          <w:b/>
-          <w:sz w:val="24"/>
-          <w:szCs w:val="24"/>
-          <w:u w:val="single"/>
-          <w:lang w:val="ru-RU"/>
-        </w:rPr>
-        <w:t xml:space="preserve">______ __ ____ </w:t>
+        <w:t xml:space="preserve">   № 3 «Системы управления, информатика и электроэнергетика»_______ __ ____ </w:t>
       </w:r>
     </w:p>
     <w:p>
@@ -662,7 +640,6 @@
         </w:rPr>
         <w:tab/>
       </w:r>
-      <w:proofErr w:type="gramStart"/>
       <w:r>
         <w:rPr>
           <w:b/>
@@ -696,7 +673,6 @@
         </w:rPr>
         <w:t>нженер</w:t>
       </w:r>
-      <w:proofErr w:type="gramEnd"/>
       <w:r>
         <w:rPr>
           <w:b/>
@@ -1020,25 +996,7 @@
           <w:szCs w:val="12"/>
           <w:lang w:val="ru-RU"/>
         </w:rPr>
-        <w:t xml:space="preserve"> (</w:t>
-      </w:r>
-      <w:proofErr w:type="gramStart"/>
-      <w:r>
-        <w:rPr>
-          <w:sz w:val="12"/>
-          <w:szCs w:val="12"/>
-          <w:lang w:val="ru-RU"/>
-        </w:rPr>
-        <w:t xml:space="preserve">подпись)   </w:t>
-      </w:r>
-      <w:proofErr w:type="gramEnd"/>
-      <w:r>
-        <w:rPr>
-          <w:sz w:val="12"/>
-          <w:szCs w:val="12"/>
-          <w:lang w:val="ru-RU"/>
-        </w:rPr>
-        <w:t xml:space="preserve">     </w:t>
+        <w:t xml:space="preserve"> (подпись)        </w:t>
       </w:r>
       <w:r>
         <w:rPr>
@@ -2756,24 +2714,24 @@
           <w:p>
             <w:pPr>
               <w:pStyle w:val="a5"/>
-            </w:pPr>
-            <w:r>
-              <w:t xml:space="preserve">Разработка системы управления угловым движением квадрокоптера на базе </w:t>
-            </w:r>
-            <w:r>
-              <w:rPr>
-                <w:lang w:val="en-US"/>
-              </w:rPr>
-              <w:t>MPU</w:t>
-            </w:r>
-            <w:r>
-              <w:t>-6050</w:t>
-            </w:r>
-          </w:p>
-          <w:p>
-            <w:pPr>
-              <w:pStyle w:val="a5"/>
-            </w:pPr>
+              <w:rPr>
+                <w:sz w:val="22"/>
+              </w:rPr>
+            </w:pPr>
+            <w:bookmarkStart w:id="0" w:name="_Toc219749242"/>
+            <w:r>
+              <w:rPr>
+                <w:color w:val="000000" w:themeColor="text1"/>
+              </w:rPr>
+              <w:t>Описание стенда полунатурного моделирования</w:t>
+            </w:r>
+            <w:bookmarkEnd w:id="0"/>
+            <w:r>
+              <w:rPr>
+                <w:sz w:val="22"/>
+              </w:rPr>
+              <w:t xml:space="preserve"> </w:t>
+            </w:r>
           </w:p>
           <w:p>
             <w:pPr>
@@ -2806,7 +2764,15 @@
                 <w:sz w:val="24"/>
                 <w:szCs w:val="24"/>
               </w:rPr>
-              <w:t>20</w:t>
+              <w:t>3</w:t>
+            </w:r>
+            <w:r>
+              <w:rPr>
+                <w:rFonts w:ascii="Times New Roman" w:hAnsi="Times New Roman"/>
+                <w:sz w:val="24"/>
+                <w:szCs w:val="24"/>
+              </w:rPr>
+              <w:t>0</w:t>
             </w:r>
           </w:p>
         </w:tc>
@@ -2970,135 +2936,18 @@
                 <w:sz w:val="24"/>
                 <w:szCs w:val="24"/>
               </w:rPr>
-              <w:t>20</w:t>
-            </w:r>
-          </w:p>
-        </w:tc>
-        <w:tc>
-          <w:tcPr>
-            <w:tcW w:w="1559" w:type="dxa"/>
-            <w:shd w:val="clear" w:color="auto" w:fill="auto"/>
-          </w:tcPr>
-          <w:p>
-            <w:pPr>
-              <w:tabs>
-                <w:tab w:val="right" w:pos="10348"/>
-              </w:tabs>
-              <w:spacing w:after="0" w:line="240" w:lineRule="auto"/>
-              <w:ind w:left="34"/>
-              <w:jc w:val="center"/>
-              <w:rPr>
-                <w:rFonts w:ascii="Times New Roman" w:hAnsi="Times New Roman"/>
-                <w:sz w:val="24"/>
-                <w:szCs w:val="24"/>
-              </w:rPr>
-            </w:pPr>
-          </w:p>
-        </w:tc>
-        <w:tc>
-          <w:tcPr>
-            <w:tcW w:w="1559" w:type="dxa"/>
-          </w:tcPr>
-          <w:p>
-            <w:pPr>
-              <w:tabs>
-                <w:tab w:val="right" w:pos="10348"/>
-              </w:tabs>
-              <w:spacing w:after="0" w:line="240" w:lineRule="auto"/>
-              <w:ind w:left="34"/>
-              <w:jc w:val="center"/>
-              <w:rPr>
-                <w:rFonts w:ascii="Times New Roman" w:hAnsi="Times New Roman"/>
-                <w:sz w:val="24"/>
-                <w:szCs w:val="24"/>
-              </w:rPr>
-            </w:pPr>
-          </w:p>
-        </w:tc>
-      </w:tr>
-      <w:tr>
-        <w:trPr>
-          <w:trHeight w:hRule="exact" w:val="851"/>
-        </w:trPr>
-        <w:tc>
-          <w:tcPr>
-            <w:tcW w:w="709" w:type="dxa"/>
-            <w:shd w:val="clear" w:color="auto" w:fill="auto"/>
-          </w:tcPr>
-          <w:p>
-            <w:pPr>
-              <w:tabs>
-                <w:tab w:val="right" w:pos="10348"/>
-              </w:tabs>
-              <w:spacing w:after="0" w:line="240" w:lineRule="auto"/>
-              <w:ind w:left="-249" w:right="-107"/>
-              <w:jc w:val="center"/>
-              <w:rPr>
-                <w:rFonts w:ascii="Times New Roman" w:hAnsi="Times New Roman"/>
-                <w:sz w:val="24"/>
-                <w:szCs w:val="24"/>
-              </w:rPr>
-            </w:pPr>
-            <w:r>
-              <w:rPr>
-                <w:rFonts w:ascii="Times New Roman" w:hAnsi="Times New Roman"/>
-                <w:sz w:val="24"/>
-                <w:szCs w:val="24"/>
-              </w:rPr>
-              <w:t>2.4</w:t>
-            </w:r>
-          </w:p>
-        </w:tc>
-        <w:tc>
-          <w:tcPr>
-            <w:tcW w:w="3828" w:type="dxa"/>
-            <w:shd w:val="clear" w:color="auto" w:fill="auto"/>
-          </w:tcPr>
-          <w:p>
-            <w:pPr>
-              <w:pStyle w:val="a5"/>
-            </w:pPr>
-            <w:r>
-              <w:t>Описание</w:t>
-            </w:r>
-            <w:r>
-              <w:t xml:space="preserve"> </w:t>
-            </w:r>
-            <w:r>
-              <w:t xml:space="preserve">работы </w:t>
-            </w:r>
-            <w:r>
-              <w:t>стенда полунатурного моделирования системы управления движением квадрокоптера</w:t>
-            </w:r>
-          </w:p>
-        </w:tc>
-        <w:tc>
-          <w:tcPr>
-            <w:tcW w:w="2552" w:type="dxa"/>
-            <w:shd w:val="clear" w:color="auto" w:fill="auto"/>
-          </w:tcPr>
-          <w:p>
-            <w:pPr>
-              <w:tabs>
-                <w:tab w:val="right" w:pos="10348"/>
-              </w:tabs>
-              <w:spacing w:after="0" w:line="240" w:lineRule="auto"/>
-              <w:ind w:left="34"/>
-              <w:jc w:val="center"/>
-              <w:rPr>
-                <w:rFonts w:ascii="Times New Roman" w:hAnsi="Times New Roman"/>
-                <w:sz w:val="24"/>
-                <w:szCs w:val="24"/>
-              </w:rPr>
-            </w:pPr>
-            <w:r>
-              <w:rPr>
-                <w:rFonts w:ascii="Times New Roman" w:hAnsi="Times New Roman"/>
-                <w:sz w:val="24"/>
-                <w:szCs w:val="24"/>
-              </w:rPr>
-              <w:t>15</w:t>
-            </w:r>
+              <w:t>2</w:t>
+            </w:r>
+            <w:r>
+              <w:rPr>
+                <w:rFonts w:ascii="Times New Roman" w:hAnsi="Times New Roman"/>
+                <w:sz w:val="24"/>
+                <w:szCs w:val="24"/>
+              </w:rPr>
+              <w:t>5</w:t>
+            </w:r>
+            <w:bookmarkStart w:id="1" w:name="_GoBack"/>
+            <w:bookmarkEnd w:id="1"/>
           </w:p>
         </w:tc>
         <w:tc>
@@ -3172,7 +3021,15 @@
                 <w:sz w:val="24"/>
                 <w:szCs w:val="24"/>
               </w:rPr>
-              <w:t>2.5</w:t>
+              <w:t>2.</w:t>
+            </w:r>
+            <w:r>
+              <w:rPr>
+                <w:rFonts w:ascii="Times New Roman" w:hAnsi="Times New Roman"/>
+                <w:sz w:val="24"/>
+                <w:szCs w:val="24"/>
+              </w:rPr>
+              <w:t>4</w:t>
             </w:r>
           </w:p>
         </w:tc>
@@ -3457,7 +3314,7 @@
                 <w:szCs w:val="24"/>
               </w:rPr>
             </w:pPr>
-            <w:bookmarkStart w:id="0" w:name="_Hlk216950054"/>
+            <w:bookmarkStart w:id="2" w:name="_Hlk216950054"/>
             <w:r>
               <w:rPr>
                 <w:rFonts w:ascii="Times New Roman" w:hAnsi="Times New Roman"/>
@@ -3466,7 +3323,7 @@
               </w:rPr>
               <w:t>Охрана труда и окружающей среды</w:t>
             </w:r>
-            <w:bookmarkEnd w:id="0"/>
+            <w:bookmarkEnd w:id="2"/>
           </w:p>
         </w:tc>
         <w:tc>
@@ -4348,14 +4205,6 @@
                 <w:szCs w:val="24"/>
               </w:rPr>
             </w:pPr>
-            <w:r>
-              <w:rPr>
-                <w:rFonts w:ascii="Times New Roman" w:hAnsi="Times New Roman"/>
-                <w:sz w:val="24"/>
-                <w:szCs w:val="24"/>
-              </w:rPr>
-              <w:t xml:space="preserve">Нгуен </w:t>
-            </w:r>
             <w:proofErr w:type="spellStart"/>
             <w:r>
               <w:rPr>
@@ -4363,6 +4212,24 @@
                 <w:sz w:val="24"/>
                 <w:szCs w:val="24"/>
               </w:rPr>
+              <w:t>Нгуен</w:t>
+            </w:r>
+            <w:proofErr w:type="spellEnd"/>
+            <w:r>
+              <w:rPr>
+                <w:rFonts w:ascii="Times New Roman" w:hAnsi="Times New Roman"/>
+                <w:sz w:val="24"/>
+                <w:szCs w:val="24"/>
+              </w:rPr>
+              <w:t xml:space="preserve"> </w:t>
+            </w:r>
+            <w:proofErr w:type="spellStart"/>
+            <w:r>
+              <w:rPr>
+                <w:rFonts w:ascii="Times New Roman" w:hAnsi="Times New Roman"/>
+                <w:sz w:val="24"/>
+                <w:szCs w:val="24"/>
+              </w:rPr>
               <w:t>Ныы</w:t>
             </w:r>
             <w:proofErr w:type="spellEnd"/>
@@ -4372,8 +4239,18 @@
                 <w:sz w:val="24"/>
                 <w:szCs w:val="24"/>
               </w:rPr>
-              <w:t xml:space="preserve"> Ман</w:t>
-            </w:r>
+              <w:t xml:space="preserve"> </w:t>
+            </w:r>
+            <w:proofErr w:type="spellStart"/>
+            <w:r>
+              <w:rPr>
+                <w:rFonts w:ascii="Times New Roman" w:hAnsi="Times New Roman"/>
+                <w:sz w:val="24"/>
+                <w:szCs w:val="24"/>
+              </w:rPr>
+              <w:t>Ман</w:t>
+            </w:r>
+            <w:proofErr w:type="spellEnd"/>
           </w:p>
         </w:tc>
         <w:tc>
@@ -4568,7 +4445,25 @@
                 <w:sz w:val="24"/>
                 <w:szCs w:val="24"/>
               </w:rPr>
-              <w:t xml:space="preserve"> Камиль </w:t>
+              <w:t xml:space="preserve"> </w:t>
+            </w:r>
+            <w:proofErr w:type="spellStart"/>
+            <w:r>
+              <w:rPr>
+                <w:rFonts w:ascii="Times New Roman" w:hAnsi="Times New Roman"/>
+                <w:sz w:val="24"/>
+                <w:szCs w:val="24"/>
+              </w:rPr>
+              <w:t>Камиль</w:t>
+            </w:r>
+            <w:proofErr w:type="spellEnd"/>
+            <w:r>
+              <w:rPr>
+                <w:rFonts w:ascii="Times New Roman" w:hAnsi="Times New Roman"/>
+                <w:sz w:val="24"/>
+                <w:szCs w:val="24"/>
+              </w:rPr>
+              <w:t xml:space="preserve"> </w:t>
             </w:r>
             <w:proofErr w:type="spellStart"/>
             <w:r>
@@ -4907,7 +4802,7 @@
 </file>
 
 <file path=word/styles.xml><?xml version="1.0" encoding="utf-8"?>
-<w:styles xmlns:mc="http://schemas.openxmlformats.org/markup-compatibility/2006" xmlns:r="http://schemas.openxmlformats.org/officeDocument/2006/relationships" xmlns:w="http://schemas.openxmlformats.org/wordprocessingml/2006/main" xmlns:w14="http://schemas.microsoft.com/office/word/2010/wordml" xmlns:w15="http://schemas.microsoft.com/office/word/2012/wordml" xmlns:w16cex="http://schemas.microsoft.com/office/word/2018/wordml/cex" xmlns:w16cid="http://schemas.microsoft.com/office/word/2016/wordml/cid" xmlns:w16="http://schemas.microsoft.com/office/word/2018/wordml" xmlns:w16sdtdh="http://schemas.microsoft.com/office/word/2020/wordml/sdtdatahash" xmlns:w16se="http://schemas.microsoft.com/office/word/2015/wordml/symex" mc:Ignorable="w14 w15 w16se w16cid w16 w16cex w16sdtdh">
+<w:styles xmlns:mc="http://schemas.openxmlformats.org/markup-compatibility/2006" xmlns:r="http://schemas.openxmlformats.org/officeDocument/2006/relationships" xmlns:w="http://schemas.openxmlformats.org/wordprocessingml/2006/main" xmlns:w14="http://schemas.microsoft.com/office/word/2010/wordml" mc:Ignorable="w14">
   <w:docDefaults>
     <w:rPrDefault>
       <w:rPr>
@@ -4923,383 +4818,144 @@
       </w:pPr>
     </w:pPrDefault>
   </w:docDefaults>
-  <w:latentStyles w:defLockedState="0" w:defUIPriority="99" w:defSemiHidden="0" w:defUnhideWhenUsed="0" w:defQFormat="0" w:count="376">
-    <w:lsdException w:name="Normal" w:uiPriority="0" w:qFormat="1"/>
-    <w:lsdException w:name="heading 1" w:uiPriority="9" w:qFormat="1"/>
-    <w:lsdException w:name="heading 2" w:semiHidden="1" w:uiPriority="9" w:unhideWhenUsed="1" w:qFormat="1"/>
-    <w:lsdException w:name="heading 3" w:semiHidden="1" w:uiPriority="9" w:unhideWhenUsed="1" w:qFormat="1"/>
-    <w:lsdException w:name="heading 4" w:semiHidden="1" w:uiPriority="9" w:unhideWhenUsed="1" w:qFormat="1"/>
-    <w:lsdException w:name="heading 5" w:semiHidden="1" w:uiPriority="9" w:unhideWhenUsed="1" w:qFormat="1"/>
-    <w:lsdException w:name="heading 6" w:semiHidden="1" w:uiPriority="9" w:unhideWhenUsed="1" w:qFormat="1"/>
-    <w:lsdException w:name="heading 7" w:semiHidden="1" w:uiPriority="9" w:unhideWhenUsed="1" w:qFormat="1"/>
-    <w:lsdException w:name="heading 8" w:semiHidden="1" w:uiPriority="9" w:unhideWhenUsed="1" w:qFormat="1"/>
-    <w:lsdException w:name="heading 9" w:semiHidden="1" w:uiPriority="9" w:unhideWhenUsed="1" w:qFormat="1"/>
-    <w:lsdException w:name="index 1" w:semiHidden="1" w:unhideWhenUsed="1"/>
-    <w:lsdException w:name="index 2" w:semiHidden="1" w:unhideWhenUsed="1"/>
-    <w:lsdException w:name="index 3" w:semiHidden="1" w:unhideWhenUsed="1"/>
-    <w:lsdException w:name="index 4" w:semiHidden="1" w:unhideWhenUsed="1"/>
-    <w:lsdException w:name="index 5" w:semiHidden="1" w:unhideWhenUsed="1"/>
-    <w:lsdException w:name="index 6" w:semiHidden="1" w:unhideWhenUsed="1"/>
-    <w:lsdException w:name="index 7" w:semiHidden="1" w:unhideWhenUsed="1"/>
-    <w:lsdException w:name="index 8" w:semiHidden="1" w:unhideWhenUsed="1"/>
-    <w:lsdException w:name="index 9" w:semiHidden="1" w:unhideWhenUsed="1"/>
-    <w:lsdException w:name="toc 1" w:semiHidden="1" w:uiPriority="39" w:unhideWhenUsed="1"/>
-    <w:lsdException w:name="toc 2" w:semiHidden="1" w:uiPriority="39" w:unhideWhenUsed="1"/>
-    <w:lsdException w:name="toc 3" w:semiHidden="1" w:uiPriority="39" w:unhideWhenUsed="1"/>
-    <w:lsdException w:name="toc 4" w:semiHidden="1" w:uiPriority="39" w:unhideWhenUsed="1"/>
-    <w:lsdException w:name="toc 5" w:semiHidden="1" w:uiPriority="39" w:unhideWhenUsed="1"/>
-    <w:lsdException w:name="toc 6" w:semiHidden="1" w:uiPriority="39" w:unhideWhenUsed="1"/>
-    <w:lsdException w:name="toc 7" w:semiHidden="1" w:uiPriority="39" w:unhideWhenUsed="1"/>
-    <w:lsdException w:name="toc 8" w:semiHidden="1" w:uiPriority="39" w:unhideWhenUsed="1"/>
-    <w:lsdException w:name="toc 9" w:semiHidden="1" w:uiPriority="39" w:unhideWhenUsed="1"/>
-    <w:lsdException w:name="Normal Indent" w:semiHidden="1" w:unhideWhenUsed="1"/>
-    <w:lsdException w:name="footnote text" w:semiHidden="1" w:unhideWhenUsed="1"/>
-    <w:lsdException w:name="annotation text" w:semiHidden="1" w:unhideWhenUsed="1"/>
-    <w:lsdException w:name="header" w:semiHidden="1" w:unhideWhenUsed="1"/>
-    <w:lsdException w:name="footer" w:semiHidden="1" w:unhideWhenUsed="1"/>
-    <w:lsdException w:name="index heading" w:semiHidden="1" w:unhideWhenUsed="1"/>
-    <w:lsdException w:name="caption" w:semiHidden="1" w:uiPriority="35" w:unhideWhenUsed="1" w:qFormat="1"/>
-    <w:lsdException w:name="table of figures" w:semiHidden="1" w:unhideWhenUsed="1"/>
-    <w:lsdException w:name="envelope address" w:semiHidden="1" w:unhideWhenUsed="1"/>
-    <w:lsdException w:name="envelope return" w:semiHidden="1" w:unhideWhenUsed="1"/>
-    <w:lsdException w:name="footnote reference" w:semiHidden="1" w:unhideWhenUsed="1"/>
-    <w:lsdException w:name="annotation reference" w:semiHidden="1" w:unhideWhenUsed="1"/>
-    <w:lsdException w:name="line number" w:semiHidden="1" w:unhideWhenUsed="1"/>
-    <w:lsdException w:name="page number" w:semiHidden="1" w:unhideWhenUsed="1"/>
-    <w:lsdException w:name="endnote reference" w:semiHidden="1" w:unhideWhenUsed="1"/>
-    <w:lsdException w:name="endnote text" w:semiHidden="1" w:unhideWhenUsed="1"/>
-    <w:lsdException w:name="table of authorities" w:semiHidden="1" w:unhideWhenUsed="1"/>
-    <w:lsdException w:name="macro" w:semiHidden="1" w:unhideWhenUsed="1"/>
-    <w:lsdException w:name="toa heading" w:semiHidden="1" w:unhideWhenUsed="1"/>
-    <w:lsdException w:name="List" w:semiHidden="1" w:unhideWhenUsed="1"/>
-    <w:lsdException w:name="List Bullet" w:semiHidden="1" w:unhideWhenUsed="1"/>
-    <w:lsdException w:name="List Number" w:semiHidden="1" w:unhideWhenUsed="1"/>
-    <w:lsdException w:name="List 2" w:semiHidden="1" w:unhideWhenUsed="1"/>
-    <w:lsdException w:name="List 3" w:semiHidden="1" w:unhideWhenUsed="1"/>
-    <w:lsdException w:name="List 4" w:semiHidden="1" w:unhideWhenUsed="1"/>
-    <w:lsdException w:name="List 5" w:semiHidden="1" w:unhideWhenUsed="1"/>
-    <w:lsdException w:name="List Bullet 2" w:semiHidden="1" w:unhideWhenUsed="1"/>
-    <w:lsdException w:name="List Bullet 3" w:semiHidden="1" w:unhideWhenUsed="1"/>
-    <w:lsdException w:name="List Bullet 4" w:semiHidden="1" w:unhideWhenUsed="1"/>
-    <w:lsdException w:name="List Bullet 5" w:semiHidden="1" w:unhideWhenUsed="1"/>
-    <w:lsdException w:name="List Number 2" w:semiHidden="1" w:unhideWhenUsed="1"/>
-    <w:lsdException w:name="List Number 3" w:semiHidden="1" w:unhideWhenUsed="1"/>
-    <w:lsdException w:name="List Number 4" w:semiHidden="1" w:unhideWhenUsed="1"/>
-    <w:lsdException w:name="List Number 5" w:semiHidden="1" w:unhideWhenUsed="1"/>
-    <w:lsdException w:name="Title" w:uiPriority="10" w:qFormat="1"/>
-    <w:lsdException w:name="Closing" w:semiHidden="1" w:unhideWhenUsed="1"/>
-    <w:lsdException w:name="Signature" w:semiHidden="1" w:unhideWhenUsed="1"/>
-    <w:lsdException w:name="Default Paragraph Font" w:semiHidden="1" w:uiPriority="1" w:unhideWhenUsed="1"/>
-    <w:lsdException w:name="Body Text" w:semiHidden="1" w:unhideWhenUsed="1"/>
-    <w:lsdException w:name="Body Text Indent" w:semiHidden="1" w:unhideWhenUsed="1"/>
-    <w:lsdException w:name="List Continue" w:semiHidden="1" w:unhideWhenUsed="1"/>
-    <w:lsdException w:name="List Continue 2" w:semiHidden="1" w:unhideWhenUsed="1"/>
-    <w:lsdException w:name="List Continue 3" w:semiHidden="1" w:unhideWhenUsed="1"/>
-    <w:lsdException w:name="List Continue 4" w:semiHidden="1" w:unhideWhenUsed="1"/>
-    <w:lsdException w:name="List Continue 5" w:semiHidden="1" w:unhideWhenUsed="1"/>
-    <w:lsdException w:name="Message Header" w:semiHidden="1" w:unhideWhenUsed="1"/>
-    <w:lsdException w:name="Subtitle" w:uiPriority="11" w:qFormat="1"/>
-    <w:lsdException w:name="Salutation" w:semiHidden="1" w:unhideWhenUsed="1"/>
-    <w:lsdException w:name="Date" w:semiHidden="1" w:unhideWhenUsed="1"/>
-    <w:lsdException w:name="Body Text First Indent" w:semiHidden="1" w:unhideWhenUsed="1"/>
-    <w:lsdException w:name="Body Text First Indent 2" w:semiHidden="1" w:unhideWhenUsed="1"/>
-    <w:lsdException w:name="Note Heading" w:semiHidden="1" w:unhideWhenUsed="1"/>
-    <w:lsdException w:name="Body Text 2" w:semiHidden="1" w:unhideWhenUsed="1"/>
-    <w:lsdException w:name="Body Text 3" w:semiHidden="1" w:unhideWhenUsed="1"/>
-    <w:lsdException w:name="Body Text Indent 2" w:semiHidden="1" w:unhideWhenUsed="1"/>
-    <w:lsdException w:name="Body Text Indent 3" w:semiHidden="1" w:unhideWhenUsed="1"/>
-    <w:lsdException w:name="Block Text" w:semiHidden="1" w:unhideWhenUsed="1"/>
-    <w:lsdException w:name="Hyperlink" w:semiHidden="1" w:unhideWhenUsed="1"/>
-    <w:lsdException w:name="FollowedHyperlink" w:semiHidden="1" w:unhideWhenUsed="1"/>
-    <w:lsdException w:name="Strong" w:uiPriority="22" w:qFormat="1"/>
-    <w:lsdException w:name="Emphasis" w:uiPriority="20" w:qFormat="1"/>
-    <w:lsdException w:name="Document Map" w:semiHidden="1" w:unhideWhenUsed="1"/>
-    <w:lsdException w:name="Plain Text" w:semiHidden="1" w:unhideWhenUsed="1"/>
-    <w:lsdException w:name="E-mail Signature" w:semiHidden="1" w:unhideWhenUsed="1"/>
-    <w:lsdException w:name="HTML Top of Form" w:semiHidden="1" w:unhideWhenUsed="1"/>
-    <w:lsdException w:name="HTML Bottom of Form" w:semiHidden="1" w:unhideWhenUsed="1"/>
-    <w:lsdException w:name="Normal (Web)" w:semiHidden="1" w:unhideWhenUsed="1"/>
-    <w:lsdException w:name="HTML Acronym" w:semiHidden="1" w:unhideWhenUsed="1"/>
-    <w:lsdException w:name="HTML Address" w:semiHidden="1" w:unhideWhenUsed="1"/>
-    <w:lsdException w:name="HTML Cite" w:semiHidden="1" w:unhideWhenUsed="1"/>
-    <w:lsdException w:name="HTML Code" w:semiHidden="1" w:unhideWhenUsed="1"/>
-    <w:lsdException w:name="HTML Definition" w:semiHidden="1" w:unhideWhenUsed="1"/>
-    <w:lsdException w:name="HTML Keyboard" w:semiHidden="1" w:unhideWhenUsed="1"/>
-    <w:lsdException w:name="HTML Preformatted" w:semiHidden="1" w:unhideWhenUsed="1"/>
-    <w:lsdException w:name="HTML Sample" w:semiHidden="1" w:unhideWhenUsed="1"/>
-    <w:lsdException w:name="HTML Typewriter" w:semiHidden="1" w:unhideWhenUsed="1"/>
-    <w:lsdException w:name="HTML Variable" w:semiHidden="1" w:unhideWhenUsed="1"/>
-    <w:lsdException w:name="Normal Table" w:semiHidden="1" w:unhideWhenUsed="1"/>
-    <w:lsdException w:name="annotation subject" w:semiHidden="1" w:unhideWhenUsed="1"/>
-    <w:lsdException w:name="No List" w:semiHidden="1" w:unhideWhenUsed="1"/>
-    <w:lsdException w:name="Outline List 1" w:semiHidden="1" w:unhideWhenUsed="1"/>
-    <w:lsdException w:name="Outline List 2" w:semiHidden="1" w:unhideWhenUsed="1"/>
-    <w:lsdException w:name="Outline List 3" w:semiHidden="1" w:unhideWhenUsed="1"/>
-    <w:lsdException w:name="Table Simple 1" w:semiHidden="1" w:unhideWhenUsed="1"/>
-    <w:lsdException w:name="Table Simple 2" w:semiHidden="1" w:unhideWhenUsed="1"/>
-    <w:lsdException w:name="Table Simple 3" w:semiHidden="1" w:unhideWhenUsed="1"/>
-    <w:lsdException w:name="Table Classic 1" w:semiHidden="1" w:unhideWhenUsed="1"/>
-    <w:lsdException w:name="Table Classic 2" w:semiHidden="1" w:unhideWhenUsed="1"/>
-    <w:lsdException w:name="Table Classic 3" w:semiHidden="1" w:unhideWhenUsed="1"/>
-    <w:lsdException w:name="Table Classic 4" w:semiHidden="1" w:unhideWhenUsed="1"/>
-    <w:lsdException w:name="Table Colorful 1" w:semiHidden="1" w:unhideWhenUsed="1"/>
-    <w:lsdException w:name="Table Colorful 2" w:semiHidden="1" w:unhideWhenUsed="1"/>
-    <w:lsdException w:name="Table Colorful 3" w:semiHidden="1" w:unhideWhenUsed="1"/>
-    <w:lsdException w:name="Table Columns 1" w:semiHidden="1" w:unhideWhenUsed="1"/>
-    <w:lsdException w:name="Table Columns 2" w:semiHidden="1" w:unhideWhenUsed="1"/>
-    <w:lsdException w:name="Table Columns 3" w:semiHidden="1" w:unhideWhenUsed="1"/>
-    <w:lsdException w:name="Table Columns 4" w:semiHidden="1" w:unhideWhenUsed="1"/>
-    <w:lsdException w:name="Table Columns 5" w:semiHidden="1" w:unhideWhenUsed="1"/>
-    <w:lsdException w:name="Table Grid 1" w:semiHidden="1" w:unhideWhenUsed="1"/>
-    <w:lsdException w:name="Table Grid 2" w:semiHidden="1" w:unhideWhenUsed="1"/>
-    <w:lsdException w:name="Table Grid 3" w:semiHidden="1" w:unhideWhenUsed="1"/>
-    <w:lsdException w:name="Table Grid 4" w:semiHidden="1" w:unhideWhenUsed="1"/>
-    <w:lsdException w:name="Table Grid 5" w:semiHidden="1" w:unhideWhenUsed="1"/>
-    <w:lsdException w:name="Table Grid 6" w:semiHidden="1" w:unhideWhenUsed="1"/>
-    <w:lsdException w:name="Table Grid 7" w:semiHidden="1" w:unhideWhenUsed="1"/>
-    <w:lsdException w:name="Table Grid 8" w:semiHidden="1" w:unhideWhenUsed="1"/>
-    <w:lsdException w:name="Table List 1" w:semiHidden="1" w:unhideWhenUsed="1"/>
-    <w:lsdException w:name="Table List 2" w:semiHidden="1" w:unhideWhenUsed="1"/>
-    <w:lsdException w:name="Table List 3" w:semiHidden="1" w:unhideWhenUsed="1"/>
-    <w:lsdException w:name="Table List 4" w:semiHidden="1" w:unhideWhenUsed="1"/>
-    <w:lsdException w:name="Table List 5" w:semiHidden="1" w:unhideWhenUsed="1"/>
-    <w:lsdException w:name="Table List 6" w:semiHidden="1" w:unhideWhenUsed="1"/>
-    <w:lsdException w:name="Table List 7" w:semiHidden="1" w:unhideWhenUsed="1"/>
-    <w:lsdException w:name="Table List 8" w:semiHidden="1" w:unhideWhenUsed="1"/>
-    <w:lsdException w:name="Table 3D effects 1" w:semiHidden="1" w:unhideWhenUsed="1"/>
-    <w:lsdException w:name="Table 3D effects 2" w:semiHidden="1" w:unhideWhenUsed="1"/>
-    <w:lsdException w:name="Table 3D effects 3" w:semiHidden="1" w:unhideWhenUsed="1"/>
-    <w:lsdException w:name="Table Contemporary" w:semiHidden="1" w:unhideWhenUsed="1"/>
-    <w:lsdException w:name="Table Elegant" w:semiHidden="1" w:unhideWhenUsed="1"/>
-    <w:lsdException w:name="Table Professional" w:semiHidden="1" w:unhideWhenUsed="1"/>
-    <w:lsdException w:name="Table Subtle 1" w:semiHidden="1" w:unhideWhenUsed="1"/>
-    <w:lsdException w:name="Table Subtle 2" w:semiHidden="1" w:unhideWhenUsed="1"/>
-    <w:lsdException w:name="Table Web 1" w:semiHidden="1" w:unhideWhenUsed="1"/>
-    <w:lsdException w:name="Table Web 2" w:semiHidden="1" w:unhideWhenUsed="1"/>
-    <w:lsdException w:name="Table Web 3" w:semiHidden="1" w:unhideWhenUsed="1"/>
-    <w:lsdException w:name="Balloon Text" w:semiHidden="1" w:unhideWhenUsed="1"/>
-    <w:lsdException w:name="Table Grid" w:uiPriority="59"/>
-    <w:lsdException w:name="Table Theme" w:semiHidden="1" w:unhideWhenUsed="1"/>
-    <w:lsdException w:name="Placeholder Text" w:semiHidden="1"/>
-    <w:lsdException w:name="No Spacing" w:uiPriority="1" w:qFormat="1"/>
-    <w:lsdException w:name="Light Shading" w:uiPriority="60"/>
-    <w:lsdException w:name="Light List" w:uiPriority="61"/>
-    <w:lsdException w:name="Light Grid" w:uiPriority="62"/>
-    <w:lsdException w:name="Medium Shading 1" w:uiPriority="63"/>
-    <w:lsdException w:name="Medium Shading 2" w:uiPriority="64"/>
-    <w:lsdException w:name="Medium List 1" w:uiPriority="65"/>
-    <w:lsdException w:name="Medium List 2" w:uiPriority="66"/>
-    <w:lsdException w:name="Medium Grid 1" w:uiPriority="67"/>
-    <w:lsdException w:name="Medium Grid 2" w:uiPriority="68"/>
-    <w:lsdException w:name="Medium Grid 3" w:uiPriority="69"/>
-    <w:lsdException w:name="Dark List" w:uiPriority="70"/>
-    <w:lsdException w:name="Colorful Shading" w:uiPriority="71"/>
-    <w:lsdException w:name="Colorful List" w:uiPriority="72"/>
-    <w:lsdException w:name="Colorful Grid" w:uiPriority="73"/>
-    <w:lsdException w:name="Light Shading Accent 1" w:uiPriority="60"/>
-    <w:lsdException w:name="Light List Accent 1" w:uiPriority="61"/>
-    <w:lsdException w:name="Light Grid Accent 1" w:uiPriority="62"/>
-    <w:lsdException w:name="Medium Shading 1 Accent 1" w:uiPriority="63"/>
-    <w:lsdException w:name="Medium Shading 2 Accent 1" w:uiPriority="64"/>
-    <w:lsdException w:name="Medium List 1 Accent 1" w:uiPriority="65"/>
-    <w:lsdException w:name="Revision" w:semiHidden="1"/>
-    <w:lsdException w:name="List Paragraph" w:uiPriority="34" w:qFormat="1"/>
-    <w:lsdException w:name="Quote" w:uiPriority="29" w:qFormat="1"/>
-    <w:lsdException w:name="Intense Quote" w:uiPriority="30" w:qFormat="1"/>
-    <w:lsdException w:name="Medium List 2 Accent 1" w:uiPriority="66"/>
-    <w:lsdException w:name="Medium Grid 1 Accent 1" w:uiPriority="67"/>
-    <w:lsdException w:name="Medium Grid 2 Accent 1" w:uiPriority="68"/>
-    <w:lsdException w:name="Medium Grid 3 Accent 1" w:uiPriority="69"/>
-    <w:lsdException w:name="Dark List Accent 1" w:uiPriority="70"/>
-    <w:lsdException w:name="Colorful Shading Accent 1" w:uiPriority="71"/>
-    <w:lsdException w:name="Colorful List Accent 1" w:uiPriority="72"/>
-    <w:lsdException w:name="Colorful Grid Accent 1" w:uiPriority="73"/>
-    <w:lsdException w:name="Light Shading Accent 2" w:uiPriority="60"/>
-    <w:lsdException w:name="Light List Accent 2" w:uiPriority="61"/>
-    <w:lsdException w:name="Light Grid Accent 2" w:uiPriority="62"/>
-    <w:lsdException w:name="Medium Shading 1 Accent 2" w:uiPriority="63"/>
-    <w:lsdException w:name="Medium Shading 2 Accent 2" w:uiPriority="64"/>
-    <w:lsdException w:name="Medium List 1 Accent 2" w:uiPriority="65"/>
-    <w:lsdException w:name="Medium List 2 Accent 2" w:uiPriority="66"/>
-    <w:lsdException w:name="Medium Grid 1 Accent 2" w:uiPriority="67"/>
-    <w:lsdException w:name="Medium Grid 2 Accent 2" w:uiPriority="68"/>
-    <w:lsdException w:name="Medium Grid 3 Accent 2" w:uiPriority="69"/>
-    <w:lsdException w:name="Dark List Accent 2" w:uiPriority="70"/>
-    <w:lsdException w:name="Colorful Shading Accent 2" w:uiPriority="71"/>
-    <w:lsdException w:name="Colorful List Accent 2" w:uiPriority="72"/>
-    <w:lsdException w:name="Colorful Grid Accent 2" w:uiPriority="73"/>
-    <w:lsdException w:name="Light Shading Accent 3" w:uiPriority="60"/>
-    <w:lsdException w:name="Light List Accent 3" w:uiPriority="61"/>
-    <w:lsdException w:name="Light Grid Accent 3" w:uiPriority="62"/>
-    <w:lsdException w:name="Medium Shading 1 Accent 3" w:uiPriority="63"/>
-    <w:lsdException w:name="Medium Shading 2 Accent 3" w:uiPriority="64"/>
-    <w:lsdException w:name="Medium List 1 Accent 3" w:uiPriority="65"/>
-    <w:lsdException w:name="Medium List 2 Accent 3" w:uiPriority="66"/>
-    <w:lsdException w:name="Medium Grid 1 Accent 3" w:uiPriority="67"/>
-    <w:lsdException w:name="Medium Grid 2 Accent 3" w:uiPriority="68"/>
-    <w:lsdException w:name="Medium Grid 3 Accent 3" w:uiPriority="69"/>
-    <w:lsdException w:name="Dark List Accent 3" w:uiPriority="70"/>
-    <w:lsdException w:name="Colorful Shading Accent 3" w:uiPriority="71"/>
-    <w:lsdException w:name="Colorful List Accent 3" w:uiPriority="72"/>
-    <w:lsdException w:name="Colorful Grid Accent 3" w:uiPriority="73"/>
-    <w:lsdException w:name="Light Shading Accent 4" w:uiPriority="60"/>
-    <w:lsdException w:name="Light List Accent 4" w:uiPriority="61"/>
-    <w:lsdException w:name="Light Grid Accent 4" w:uiPriority="62"/>
-    <w:lsdException w:name="Medium Shading 1 Accent 4" w:uiPriority="63"/>
-    <w:lsdException w:name="Medium Shading 2 Accent 4" w:uiPriority="64"/>
-    <w:lsdException w:name="Medium List 1 Accent 4" w:uiPriority="65"/>
-    <w:lsdException w:name="Medium List 2 Accent 4" w:uiPriority="66"/>
-    <w:lsdException w:name="Medium Grid 1 Accent 4" w:uiPriority="67"/>
-    <w:lsdException w:name="Medium Grid 2 Accent 4" w:uiPriority="68"/>
-    <w:lsdException w:name="Medium Grid 3 Accent 4" w:uiPriority="69"/>
-    <w:lsdException w:name="Dark List Accent 4" w:uiPriority="70"/>
-    <w:lsdException w:name="Colorful Shading Accent 4" w:uiPriority="71"/>
-    <w:lsdException w:name="Colorful List Accent 4" w:uiPriority="72"/>
-    <w:lsdException w:name="Colorful Grid Accent 4" w:uiPriority="73"/>
-    <w:lsdException w:name="Light Shading Accent 5" w:uiPriority="60"/>
-    <w:lsdException w:name="Light List Accent 5" w:uiPriority="61"/>
-    <w:lsdException w:name="Light Grid Accent 5" w:uiPriority="62"/>
-    <w:lsdException w:name="Medium Shading 1 Accent 5" w:uiPriority="63"/>
-    <w:lsdException w:name="Medium Shading 2 Accent 5" w:uiPriority="64"/>
-    <w:lsdException w:name="Medium List 1 Accent 5" w:uiPriority="65"/>
-    <w:lsdException w:name="Medium List 2 Accent 5" w:uiPriority="66"/>
-    <w:lsdException w:name="Medium Grid 1 Accent 5" w:uiPriority="67"/>
-    <w:lsdException w:name="Medium Grid 2 Accent 5" w:uiPriority="68"/>
-    <w:lsdException w:name="Medium Grid 3 Accent 5" w:uiPriority="69"/>
-    <w:lsdException w:name="Dark List Accent 5" w:uiPriority="70"/>
-    <w:lsdException w:name="Colorful Shading Accent 5" w:uiPriority="71"/>
-    <w:lsdException w:name="Colorful List Accent 5" w:uiPriority="72"/>
-    <w:lsdException w:name="Colorful Grid Accent 5" w:uiPriority="73"/>
-    <w:lsdException w:name="Light Shading Accent 6" w:uiPriority="60"/>
-    <w:lsdException w:name="Light List Accent 6" w:uiPriority="61"/>
-    <w:lsdException w:name="Light Grid Accent 6" w:uiPriority="62"/>
-    <w:lsdException w:name="Medium Shading 1 Accent 6" w:uiPriority="63"/>
-    <w:lsdException w:name="Medium Shading 2 Accent 6" w:uiPriority="64"/>
-    <w:lsdException w:name="Medium List 1 Accent 6" w:uiPriority="65"/>
-    <w:lsdException w:name="Medium List 2 Accent 6" w:uiPriority="66"/>
-    <w:lsdException w:name="Medium Grid 1 Accent 6" w:uiPriority="67"/>
-    <w:lsdException w:name="Medium Grid 2 Accent 6" w:uiPriority="68"/>
-    <w:lsdException w:name="Medium Grid 3 Accent 6" w:uiPriority="69"/>
-    <w:lsdException w:name="Dark List Accent 6" w:uiPriority="70"/>
-    <w:lsdException w:name="Colorful Shading Accent 6" w:uiPriority="71"/>
-    <w:lsdException w:name="Colorful List Accent 6" w:uiPriority="72"/>
-    <w:lsdException w:name="Colorful Grid Accent 6" w:uiPriority="73"/>
-    <w:lsdException w:name="Subtle Emphasis" w:uiPriority="19" w:qFormat="1"/>
-    <w:lsdException w:name="Intense Emphasis" w:uiPriority="21" w:qFormat="1"/>
-    <w:lsdException w:name="Subtle Reference" w:uiPriority="31" w:qFormat="1"/>
-    <w:lsdException w:name="Intense Reference" w:uiPriority="32" w:qFormat="1"/>
-    <w:lsdException w:name="Book Title" w:uiPriority="33" w:qFormat="1"/>
-    <w:lsdException w:name="Bibliography" w:semiHidden="1" w:uiPriority="37" w:unhideWhenUsed="1"/>
-    <w:lsdException w:name="TOC Heading" w:semiHidden="1" w:uiPriority="39" w:unhideWhenUsed="1" w:qFormat="1"/>
-    <w:lsdException w:name="Plain Table 1" w:uiPriority="41"/>
-    <w:lsdException w:name="Plain Table 2" w:uiPriority="42"/>
-    <w:lsdException w:name="Plain Table 3" w:uiPriority="43"/>
-    <w:lsdException w:name="Plain Table 4" w:uiPriority="44"/>
-    <w:lsdException w:name="Plain Table 5" w:uiPriority="45"/>
-    <w:lsdException w:name="Grid Table Light" w:uiPriority="40"/>
-    <w:lsdException w:name="Grid Table 1 Light" w:uiPriority="46"/>
-    <w:lsdException w:name="Grid Table 2" w:uiPriority="47"/>
-    <w:lsdException w:name="Grid Table 3" w:uiPriority="48"/>
-    <w:lsdException w:name="Grid Table 4" w:uiPriority="49"/>
-    <w:lsdException w:name="Grid Table 5 Dark" w:uiPriority="50"/>
-    <w:lsdException w:name="Grid Table 6 Colorful" w:uiPriority="51"/>
-    <w:lsdException w:name="Grid Table 7 Colorful" w:uiPriority="52"/>
-    <w:lsdException w:name="Grid Table 1 Light Accent 1" w:uiPriority="46"/>
-    <w:lsdException w:name="Grid Table 2 Accent 1" w:uiPriority="47"/>
-    <w:lsdException w:name="Grid Table 3 Accent 1" w:uiPriority="48"/>
-    <w:lsdException w:name="Grid Table 4 Accent 1" w:uiPriority="49"/>
-    <w:lsdException w:name="Grid Table 5 Dark Accent 1" w:uiPriority="50"/>
-    <w:lsdException w:name="Grid Table 6 Colorful Accent 1" w:uiPriority="51"/>
-    <w:lsdException w:name="Grid Table 7 Colorful Accent 1" w:uiPriority="52"/>
-    <w:lsdException w:name="Grid Table 1 Light Accent 2" w:uiPriority="46"/>
-    <w:lsdException w:name="Grid Table 2 Accent 2" w:uiPriority="47"/>
-    <w:lsdException w:name="Grid Table 3 Accent 2" w:uiPriority="48"/>
-    <w:lsdException w:name="Grid Table 4 Accent 2" w:uiPriority="49"/>
-    <w:lsdException w:name="Grid Table 5 Dark Accent 2" w:uiPriority="50"/>
-    <w:lsdException w:name="Grid Table 6 Colorful Accent 2" w:uiPriority="51"/>
-    <w:lsdException w:name="Grid Table 7 Colorful Accent 2" w:uiPriority="52"/>
-    <w:lsdException w:name="Grid Table 1 Light Accent 3" w:uiPriority="46"/>
-    <w:lsdException w:name="Grid Table 2 Accent 3" w:uiPriority="47"/>
-    <w:lsdException w:name="Grid Table 3 Accent 3" w:uiPriority="48"/>
-    <w:lsdException w:name="Grid Table 4 Accent 3" w:uiPriority="49"/>
-    <w:lsdException w:name="Grid Table 5 Dark Accent 3" w:uiPriority="50"/>
-    <w:lsdException w:name="Grid Table 6 Colorful Accent 3" w:uiPriority="51"/>
-    <w:lsdException w:name="Grid Table 7 Colorful Accent 3" w:uiPriority="52"/>
-    <w:lsdException w:name="Grid Table 1 Light Accent 4" w:uiPriority="46"/>
-    <w:lsdException w:name="Grid Table 2 Accent 4" w:uiPriority="47"/>
-    <w:lsdException w:name="Grid Table 3 Accent 4" w:uiPriority="48"/>
-    <w:lsdException w:name="Grid Table 4 Accent 4" w:uiPriority="49"/>
-    <w:lsdException w:name="Grid Table 5 Dark Accent 4" w:uiPriority="50"/>
-    <w:lsdException w:name="Grid Table 6 Colorful Accent 4" w:uiPriority="51"/>
-    <w:lsdException w:name="Grid Table 7 Colorful Accent 4" w:uiPriority="52"/>
-    <w:lsdException w:name="Grid Table 1 Light Accent 5" w:uiPriority="46"/>
-    <w:lsdException w:name="Grid Table 2 Accent 5" w:uiPriority="47"/>
-    <w:lsdException w:name="Grid Table 3 Accent 5" w:uiPriority="48"/>
-    <w:lsdException w:name="Grid Table 4 Accent 5" w:uiPriority="49"/>
-    <w:lsdException w:name="Grid Table 5 Dark Accent 5" w:uiPriority="50"/>
-    <w:lsdException w:name="Grid Table 6 Colorful Accent 5" w:uiPriority="51"/>
-    <w:lsdException w:name="Grid Table 7 Colorful Accent 5" w:uiPriority="52"/>
-    <w:lsdException w:name="Grid Table 1 Light Accent 6" w:uiPriority="46"/>
-    <w:lsdException w:name="Grid Table 2 Accent 6" w:uiPriority="47"/>
-    <w:lsdException w:name="Grid Table 3 Accent 6" w:uiPriority="48"/>
-    <w:lsdException w:name="Grid Table 4 Accent 6" w:uiPriority="49"/>
-    <w:lsdException w:name="Grid Table 5 Dark Accent 6" w:uiPriority="50"/>
-    <w:lsdException w:name="Grid Table 6 Colorful Accent 6" w:uiPriority="51"/>
-    <w:lsdException w:name="Grid Table 7 Colorful Accent 6" w:uiPriority="52"/>
-    <w:lsdException w:name="List Table 1 Light" w:uiPriority="46"/>
-    <w:lsdException w:name="List Table 2" w:uiPriority="47"/>
-    <w:lsdException w:name="List Table 3" w:uiPriority="48"/>
-    <w:lsdException w:name="List Table 4" w:uiPriority="49"/>
-    <w:lsdException w:name="List Table 5 Dark" w:uiPriority="50"/>
-    <w:lsdException w:name="List Table 6 Colorful" w:uiPriority="51"/>
-    <w:lsdException w:name="List Table 7 Colorful" w:uiPriority="52"/>
-    <w:lsdException w:name="List Table 1 Light Accent 1" w:uiPriority="46"/>
-    <w:lsdException w:name="List Table 2 Accent 1" w:uiPriority="47"/>
-    <w:lsdException w:name="List Table 3 Accent 1" w:uiPriority="48"/>
-    <w:lsdException w:name="List Table 4 Accent 1" w:uiPriority="49"/>
-    <w:lsdException w:name="List Table 5 Dark Accent 1" w:uiPriority="50"/>
-    <w:lsdException w:name="List Table 6 Colorful Accent 1" w:uiPriority="51"/>
-    <w:lsdException w:name="List Table 7 Colorful Accent 1" w:uiPriority="52"/>
-    <w:lsdException w:name="List Table 1 Light Accent 2" w:uiPriority="46"/>
-    <w:lsdException w:name="List Table 2 Accent 2" w:uiPriority="47"/>
-    <w:lsdException w:name="List Table 3 Accent 2" w:uiPriority="48"/>
-    <w:lsdException w:name="List Table 4 Accent 2" w:uiPriority="49"/>
-    <w:lsdException w:name="List Table 5 Dark Accent 2" w:uiPriority="50"/>
-    <w:lsdException w:name="List Table 6 Colorful Accent 2" w:uiPriority="51"/>
-    <w:lsdException w:name="List Table 7 Colorful Accent 2" w:uiPriority="52"/>
-    <w:lsdException w:name="List Table 1 Light Accent 3" w:uiPriority="46"/>
-    <w:lsdException w:name="List Table 2 Accent 3" w:uiPriority="47"/>
-    <w:lsdException w:name="List Table 3 Accent 3" w:uiPriority="48"/>
-    <w:lsdException w:name="List Table 4 Accent 3" w:uiPriority="49"/>
-    <w:lsdException w:name="List Table 5 Dark Accent 3" w:uiPriority="50"/>
-    <w:lsdException w:name="List Table 6 Colorful Accent 3" w:uiPriority="51"/>
-    <w:lsdException w:name="List Table 7 Colorful Accent 3" w:uiPriority="52"/>
-    <w:lsdException w:name="List Table 1 Light Accent 4" w:uiPriority="46"/>
-    <w:lsdException w:name="List Table 2 Accent 4" w:uiPriority="47"/>
-    <w:lsdException w:name="List Table 3 Accent 4" w:uiPriority="48"/>
-    <w:lsdException w:name="List Table 4 Accent 4" w:uiPriority="49"/>
-    <w:lsdException w:name="List Table 5 Dark Accent 4" w:uiPriority="50"/>
-    <w:lsdException w:name="List Table 6 Colorful Accent 4" w:uiPriority="51"/>
-    <w:lsdException w:name="List Table 7 Colorful Accent 4" w:uiPriority="52"/>
-    <w:lsdException w:name="List Table 1 Light Accent 5" w:uiPriority="46"/>
-    <w:lsdException w:name="List Table 2 Accent 5" w:uiPriority="47"/>
-    <w:lsdException w:name="List Table 3 Accent 5" w:uiPriority="48"/>
-    <w:lsdException w:name="List Table 4 Accent 5" w:uiPriority="49"/>
-    <w:lsdException w:name="List Table 5 Dark Accent 5" w:uiPriority="50"/>
-    <w:lsdException w:name="List Table 6 Colorful Accent 5" w:uiPriority="51"/>
-    <w:lsdException w:name="List Table 7 Colorful Accent 5" w:uiPriority="52"/>
-    <w:lsdException w:name="List Table 1 Light Accent 6" w:uiPriority="46"/>
-    <w:lsdException w:name="List Table 2 Accent 6" w:uiPriority="47"/>
-    <w:lsdException w:name="List Table 3 Accent 6" w:uiPriority="48"/>
-    <w:lsdException w:name="List Table 4 Accent 6" w:uiPriority="49"/>
-    <w:lsdException w:name="List Table 5 Dark Accent 6" w:uiPriority="50"/>
-    <w:lsdException w:name="List Table 6 Colorful Accent 6" w:uiPriority="51"/>
-    <w:lsdException w:name="List Table 7 Colorful Accent 6" w:uiPriority="52"/>
-    <w:lsdException w:name="Mention" w:semiHidden="1" w:unhideWhenUsed="1"/>
-    <w:lsdException w:name="Smart Hyperlink" w:semiHidden="1" w:unhideWhenUsed="1"/>
-    <w:lsdException w:name="Hashtag" w:semiHidden="1" w:unhideWhenUsed="1"/>
-    <w:lsdException w:name="Unresolved Mention" w:semiHidden="1" w:unhideWhenUsed="1"/>
-    <w:lsdException w:name="Smart Link" w:semiHidden="1" w:unhideWhenUsed="1"/>
+  <w:latentStyles w:defLockedState="0" w:defUIPriority="99" w:defSemiHidden="1" w:defUnhideWhenUsed="1" w:defQFormat="0" w:count="267">
+    <w:lsdException w:name="Normal" w:semiHidden="0" w:uiPriority="0" w:unhideWhenUsed="0" w:qFormat="1"/>
+    <w:lsdException w:name="heading 1" w:semiHidden="0" w:uiPriority="9" w:unhideWhenUsed="0" w:qFormat="1"/>
+    <w:lsdException w:name="heading 2" w:uiPriority="9" w:qFormat="1"/>
+    <w:lsdException w:name="heading 3" w:uiPriority="9" w:qFormat="1"/>
+    <w:lsdException w:name="heading 4" w:uiPriority="9" w:qFormat="1"/>
+    <w:lsdException w:name="heading 5" w:uiPriority="9" w:qFormat="1"/>
+    <w:lsdException w:name="heading 6" w:uiPriority="9" w:qFormat="1"/>
+    <w:lsdException w:name="heading 7" w:uiPriority="9" w:qFormat="1"/>
+    <w:lsdException w:name="heading 8" w:uiPriority="9" w:qFormat="1"/>
+    <w:lsdException w:name="heading 9" w:uiPriority="9" w:qFormat="1"/>
+    <w:lsdException w:name="toc 1" w:uiPriority="39"/>
+    <w:lsdException w:name="toc 2" w:uiPriority="39"/>
+    <w:lsdException w:name="toc 3" w:uiPriority="39"/>
+    <w:lsdException w:name="toc 4" w:uiPriority="39"/>
+    <w:lsdException w:name="toc 5" w:uiPriority="39"/>
+    <w:lsdException w:name="toc 6" w:uiPriority="39"/>
+    <w:lsdException w:name="toc 7" w:uiPriority="39"/>
+    <w:lsdException w:name="toc 8" w:uiPriority="39"/>
+    <w:lsdException w:name="toc 9" w:uiPriority="39"/>
+    <w:lsdException w:name="caption" w:uiPriority="35" w:qFormat="1"/>
+    <w:lsdException w:name="Title" w:semiHidden="0" w:uiPriority="10" w:unhideWhenUsed="0" w:qFormat="1"/>
+    <w:lsdException w:name="Default Paragraph Font" w:uiPriority="1"/>
+    <w:lsdException w:name="Subtitle" w:semiHidden="0" w:uiPriority="11" w:unhideWhenUsed="0" w:qFormat="1"/>
+    <w:lsdException w:name="Strong" w:semiHidden="0" w:uiPriority="22" w:unhideWhenUsed="0" w:qFormat="1"/>
+    <w:lsdException w:name="Emphasis" w:semiHidden="0" w:uiPriority="20" w:unhideWhenUsed="0" w:qFormat="1"/>
+    <w:lsdException w:name="Table Grid" w:semiHidden="0" w:uiPriority="59" w:unhideWhenUsed="0"/>
+    <w:lsdException w:name="Placeholder Text" w:unhideWhenUsed="0"/>
+    <w:lsdException w:name="No Spacing" w:semiHidden="0" w:uiPriority="1" w:unhideWhenUsed="0" w:qFormat="1"/>
+    <w:lsdException w:name="Light Shading" w:semiHidden="0" w:uiPriority="60" w:unhideWhenUsed="0"/>
+    <w:lsdException w:name="Light List" w:semiHidden="0" w:uiPriority="61" w:unhideWhenUsed="0"/>
+    <w:lsdException w:name="Light Grid" w:semiHidden="0" w:uiPriority="62" w:unhideWhenUsed="0"/>
+    <w:lsdException w:name="Medium Shading 1" w:semiHidden="0" w:uiPriority="63" w:unhideWhenUsed="0"/>
+    <w:lsdException w:name="Medium Shading 2" w:semiHidden="0" w:uiPriority="64" w:unhideWhenUsed="0"/>
+    <w:lsdException w:name="Medium List 1" w:semiHidden="0" w:uiPriority="65" w:unhideWhenUsed="0"/>
+    <w:lsdException w:name="Medium List 2" w:semiHidden="0" w:uiPriority="66" w:unhideWhenUsed="0"/>
+    <w:lsdException w:name="Medium Grid 1" w:semiHidden="0" w:uiPriority="67" w:unhideWhenUsed="0"/>
+    <w:lsdException w:name="Medium Grid 2" w:semiHidden="0" w:uiPriority="68" w:unhideWhenUsed="0"/>
+    <w:lsdException w:name="Medium Grid 3" w:semiHidden="0" w:uiPriority="69" w:unhideWhenUsed="0"/>
+    <w:lsdException w:name="Dark List" w:semiHidden="0" w:uiPriority="70" w:unhideWhenUsed="0"/>
+    <w:lsdException w:name="Colorful Shading" w:semiHidden="0" w:uiPriority="71" w:unhideWhenUsed="0"/>
+    <w:lsdException w:name="Colorful List" w:semiHidden="0" w:uiPriority="72" w:unhideWhenUsed="0"/>
+    <w:lsdException w:name="Colorful Grid" w:semiHidden="0" w:uiPriority="73" w:unhideWhenUsed="0"/>
+    <w:lsdException w:name="Light Shading Accent 1" w:semiHidden="0" w:uiPriority="60" w:unhideWhenUsed="0"/>
+    <w:lsdException w:name="Light List Accent 1" w:semiHidden="0" w:uiPriority="61" w:unhideWhenUsed="0"/>
+    <w:lsdException w:name="Light Grid Accent 1" w:semiHidden="0" w:uiPriority="62" w:unhideWhenUsed="0"/>
+    <w:lsdException w:name="Medium Shading 1 Accent 1" w:semiHidden="0" w:uiPriority="63" w:unhideWhenUsed="0"/>
+    <w:lsdException w:name="Medium Shading 2 Accent 1" w:semiHidden="0" w:uiPriority="64" w:unhideWhenUsed="0"/>
+    <w:lsdException w:name="Medium List 1 Accent 1" w:semiHidden="0" w:uiPriority="65" w:unhideWhenUsed="0"/>
+    <w:lsdException w:name="Revision" w:unhideWhenUsed="0"/>
+    <w:lsdException w:name="List Paragraph" w:semiHidden="0" w:uiPriority="34" w:unhideWhenUsed="0" w:qFormat="1"/>
+    <w:lsdException w:name="Quote" w:semiHidden="0" w:uiPriority="29" w:unhideWhenUsed="0" w:qFormat="1"/>
+    <w:lsdException w:name="Intense Quote" w:semiHidden="0" w:uiPriority="30" w:unhideWhenUsed="0" w:qFormat="1"/>
+    <w:lsdException w:name="Medium List 2 Accent 1" w:semiHidden="0" w:uiPriority="66" w:unhideWhenUsed="0"/>
+    <w:lsdException w:name="Medium Grid 1 Accent 1" w:semiHidden="0" w:uiPriority="67" w:unhideWhenUsed="0"/>
+    <w:lsdException w:name="Medium Grid 2 Accent 1" w:semiHidden="0" w:uiPriority="68" w:unhideWhenUsed="0"/>
+    <w:lsdException w:name="Medium Grid 3 Accent 1" w:semiHidden="0" w:uiPriority="69" w:unhideWhenUsed="0"/>
+    <w:lsdException w:name="Dark List Accent 1" w:semiHidden="0" w:uiPriority="70" w:unhideWhenUsed="0"/>
+    <w:lsdException w:name="Colorful Shading Accent 1" w:semiHidden="0" w:uiPriority="71" w:unhideWhenUsed="0"/>
+    <w:lsdException w:name="Colorful List Accent 1" w:semiHidden="0" w:uiPriority="72" w:unhideWhenUsed="0"/>
+    <w:lsdException w:name="Colorful Grid Accent 1" w:semiHidden="0" w:uiPriority="73" w:unhideWhenUsed="0"/>
+    <w:lsdException w:name="Light Shading Accent 2" w:semiHidden="0" w:uiPriority="60" w:unhideWhenUsed="0"/>
+    <w:lsdException w:name="Light List Accent 2" w:semiHidden="0" w:uiPriority="61" w:unhideWhenUsed="0"/>
+    <w:lsdException w:name="Light Grid Accent 2" w:semiHidden="0" w:uiPriority="62" w:unhideWhenUsed="0"/>
+    <w:lsdException w:name="Medium Shading 1 Accent 2" w:semiHidden="0" w:uiPriority="63" w:unhideWhenUsed="0"/>
+    <w:lsdException w:name="Medium Shading 2 Accent 2" w:semiHidden="0" w:uiPriority="64" w:unhideWhenUsed="0"/>
+    <w:lsdException w:name="Medium List 1 Accent 2" w:semiHidden="0" w:uiPriority="65" w:unhideWhenUsed="0"/>
+    <w:lsdException w:name="Medium List 2 Accent 2" w:semiHidden="0" w:uiPriority="66" w:unhideWhenUsed="0"/>
+    <w:lsdException w:name="Medium Grid 1 Accent 2" w:semiHidden="0" w:uiPriority="67" w:unhideWhenUsed="0"/>
+    <w:lsdException w:name="Medium Grid 2 Accent 2" w:semiHidden="0" w:uiPriority="68" w:unhideWhenUsed="0"/>
+    <w:lsdException w:name="Medium Grid 3 Accent 2" w:semiHidden="0" w:uiPriority="69" w:unhideWhenUsed="0"/>
+    <w:lsdException w:name="Dark List Accent 2" w:semiHidden="0" w:uiPriority="70" w:unhideWhenUsed="0"/>
+    <w:lsdException w:name="Colorful Shading Accent 2" w:semiHidden="0" w:uiPriority="71" w:unhideWhenUsed="0"/>
+    <w:lsdException w:name="Colorful List Accent 2" w:semiHidden="0" w:uiPriority="72" w:unhideWhenUsed="0"/>
+    <w:lsdException w:name="Colorful Grid Accent 2" w:semiHidden="0" w:uiPriority="73" w:unhideWhenUsed="0"/>
+    <w:lsdException w:name="Light Shading Accent 3" w:semiHidden="0" w:uiPriority="60" w:unhideWhenUsed="0"/>
+    <w:lsdException w:name="Light List Accent 3" w:semiHidden="0" w:uiPriority="61" w:unhideWhenUsed="0"/>
+    <w:lsdException w:name="Light Grid Accent 3" w:semiHidden="0" w:uiPriority="62" w:unhideWhenUsed="0"/>
+    <w:lsdException w:name="Medium Shading 1 Accent 3" w:semiHidden="0" w:uiPriority="63" w:unhideWhenUsed="0"/>
+    <w:lsdException w:name="Medium Shading 2 Accent 3" w:semiHidden="0" w:uiPriority="64" w:unhideWhenUsed="0"/>
+    <w:lsdException w:name="Medium List 1 Accent 3" w:semiHidden="0" w:uiPriority="65" w:unhideWhenUsed="0"/>
+    <w:lsdException w:name="Medium List 2 Accent 3" w:semiHidden="0" w:uiPriority="66" w:unhideWhenUsed="0"/>
+    <w:lsdException w:name="Medium Grid 1 Accent 3" w:semiHidden="0" w:uiPriority="67" w:unhideWhenUsed="0"/>
+    <w:lsdException w:name="Medium Grid 2 Accent 3" w:semiHidden="0" w:uiPriority="68" w:unhideWhenUsed="0"/>
+    <w:lsdException w:name="Medium Grid 3 Accent 3" w:semiHidden="0" w:uiPriority="69" w:unhideWhenUsed="0"/>
+    <w:lsdException w:name="Dark List Accent 3" w:semiHidden="0" w:uiPriority="70" w:unhideWhenUsed="0"/>
+    <w:lsdException w:name="Colorful Shading Accent 3" w:semiHidden="0" w:uiPriority="71" w:unhideWhenUsed="0"/>
+    <w:lsdException w:name="Colorful List Accent 3" w:semiHidden="0" w:uiPriority="72" w:unhideWhenUsed="0"/>
+    <w:lsdException w:name="Colorful Grid Accent 3" w:semiHidden="0" w:uiPriority="73" w:unhideWhenUsed="0"/>
+    <w:lsdException w:name="Light Shading Accent 4" w:semiHidden="0" w:uiPriority="60" w:unhideWhenUsed="0"/>
+    <w:lsdException w:name="Light List Accent 4" w:semiHidden="0" w:uiPriority="61" w:unhideWhenUsed="0"/>
+    <w:lsdException w:name="Light Grid Accent 4" w:semiHidden="0" w:uiPriority="62" w:unhideWhenUsed="0"/>
+    <w:lsdException w:name="Medium Shading 1 Accent 4" w:semiHidden="0" w:uiPriority="63" w:unhideWhenUsed="0"/>
+    <w:lsdException w:name="Medium Shading 2 Accent 4" w:semiHidden="0" w:uiPriority="64" w:unhideWhenUsed="0"/>
+    <w:lsdException w:name="Medium List 1 Accent 4" w:semiHidden="0" w:uiPriority="65" w:unhideWhenUsed="0"/>
+    <w:lsdException w:name="Medium List 2 Accent 4" w:semiHidden="0" w:uiPriority="66" w:unhideWhenUsed="0"/>
+    <w:lsdException w:name="Medium Grid 1 Accent 4" w:semiHidden="0" w:uiPriority="67" w:unhideWhenUsed="0"/>
+    <w:lsdException w:name="Medium Grid 2 Accent 4" w:semiHidden="0" w:uiPriority="68" w:unhideWhenUsed="0"/>
+    <w:lsdException w:name="Medium Grid 3 Accent 4" w:semiHidden="0" w:uiPriority="69" w:unhideWhenUsed="0"/>
+    <w:lsdException w:name="Dark List Accent 4" w:semiHidden="0" w:uiPriority="70" w:unhideWhenUsed="0"/>
+    <w:lsdException w:name="Colorful Shading Accent 4" w:semiHidden="0" w:uiPriority="71" w:unhideWhenUsed="0"/>
+    <w:lsdException w:name="Colorful List Accent 4" w:semiHidden="0" w:uiPriority="72" w:unhideWhenUsed="0"/>
+    <w:lsdException w:name="Colorful Grid Accent 4" w:semiHidden="0" w:uiPriority="73" w:unhideWhenUsed="0"/>
+    <w:lsdException w:name="Light Shading Accent 5" w:semiHidden="0" w:uiPriority="60" w:unhideWhenUsed="0"/>
+    <w:lsdException w:name="Light List Accent 5" w:semiHidden="0" w:uiPriority="61" w:unhideWhenUsed="0"/>
+    <w:lsdException w:name="Light Grid Accent 5" w:semiHidden="0" w:uiPriority="62" w:unhideWhenUsed="0"/>
+    <w:lsdException w:name="Medium Shading 1 Accent 5" w:semiHidden="0" w:uiPriority="63" w:unhideWhenUsed="0"/>
+    <w:lsdException w:name="Medium Shading 2 Accent 5" w:semiHidden="0" w:uiPriority="64" w:unhideWhenUsed="0"/>
+    <w:lsdException w:name="Medium List 1 Accent 5" w:semiHidden="0" w:uiPriority="65" w:unhideWhenUsed="0"/>
+    <w:lsdException w:name="Medium List 2 Accent 5" w:semiHidden="0" w:uiPriority="66" w:unhideWhenUsed="0"/>
+    <w:lsdException w:name="Medium Grid 1 Accent 5" w:semiHidden="0" w:uiPriority="67" w:unhideWhenUsed="0"/>
+    <w:lsdException w:name="Medium Grid 2 Accent 5" w:semiHidden="0" w:uiPriority="68" w:unhideWhenUsed="0"/>
+    <w:lsdException w:name="Medium Grid 3 Accent 5" w:semiHidden="0" w:uiPriority="69" w:unhideWhenUsed="0"/>
+    <w:lsdException w:name="Dark List Accent 5" w:semiHidden="0" w:uiPriority="70" w:unhideWhenUsed="0"/>
+    <w:lsdException w:name="Colorful Shading Accent 5" w:semiHidden="0" w:uiPriority="71" w:unhideWhenUsed="0"/>
+    <w:lsdException w:name="Colorful List Accent 5" w:semiHidden="0" w:uiPriority="72" w:unhideWhenUsed="0"/>
+    <w:lsdException w:name="Colorful Grid Accent 5" w:semiHidden="0" w:uiPriority="73" w:unhideWhenUsed="0"/>
+    <w:lsdException w:name="Light Shading Accent 6" w:semiHidden="0" w:uiPriority="60" w:unhideWhenUsed="0"/>
+    <w:lsdException w:name="Light List Accent 6" w:semiHidden="0" w:uiPriority="61" w:unhideWhenUsed="0"/>
+    <w:lsdException w:name="Light Grid Accent 6" w:semiHidden="0" w:uiPriority="62" w:unhideWhenUsed="0"/>
+    <w:lsdException w:name="Medium Shading 1 Accent 6" w:semiHidden="0" w:uiPriority="63" w:unhideWhenUsed="0"/>
+    <w:lsdException w:name="Medium Shading 2 Accent 6" w:semiHidden="0" w:uiPriority="64" w:unhideWhenUsed="0"/>
+    <w:lsdException w:name="Medium List 1 Accent 6" w:semiHidden="0" w:uiPriority="65" w:unhideWhenUsed="0"/>
+    <w:lsdException w:name="Medium List 2 Accent 6" w:semiHidden="0" w:uiPriority="66" w:unhideWhenUsed="0"/>
+    <w:lsdException w:name="Medium Grid 1 Accent 6" w:semiHidden="0" w:uiPriority="67" w:unhideWhenUsed="0"/>
+    <w:lsdException w:name="Medium Grid 2 Accent 6" w:semiHidden="0" w:uiPriority="68" w:unhideWhenUsed="0"/>
+    <w:lsdException w:name="Medium Grid 3 Accent 6" w:semiHidden="0" w:uiPriority="69" w:unhideWhenUsed="0"/>
+    <w:lsdException w:name="Dark List Accent 6" w:semiHidden="0" w:uiPriority="70" w:unhideWhenUsed="0"/>
+    <w:lsdException w:name="Colorful Shading Accent 6" w:semiHidden="0" w:uiPriority="71" w:unhideWhenUsed="0"/>
+    <w:lsdException w:name="Colorful List Accent 6" w:semiHidden="0" w:uiPriority="72" w:unhideWhenUsed="0"/>
+    <w:lsdException w:name="Colorful Grid Accent 6" w:semiHidden="0" w:uiPriority="73" w:unhideWhenUsed="0"/>
+    <w:lsdException w:name="Subtle Emphasis" w:semiHidden="0" w:uiPriority="19" w:unhideWhenUsed="0" w:qFormat="1"/>
+    <w:lsdException w:name="Intense Emphasis" w:semiHidden="0" w:uiPriority="21" w:unhideWhenUsed="0" w:qFormat="1"/>
+    <w:lsdException w:name="Subtle Reference" w:semiHidden="0" w:uiPriority="31" w:unhideWhenUsed="0" w:qFormat="1"/>
+    <w:lsdException w:name="Intense Reference" w:semiHidden="0" w:uiPriority="32" w:unhideWhenUsed="0" w:qFormat="1"/>
+    <w:lsdException w:name="Book Title" w:semiHidden="0" w:uiPriority="33" w:unhideWhenUsed="0" w:qFormat="1"/>
+    <w:lsdException w:name="Bibliography" w:uiPriority="37"/>
+    <w:lsdException w:name="TOC Heading" w:uiPriority="39" w:qFormat="1"/>
   </w:latentStyles>
   <w:style w:type="paragraph" w:default="1" w:styleId="a">
     <w:name w:val="Normal"/>
@@ -5446,6 +5102,196 @@
       <w:sz w:val="24"/>
       <w:szCs w:val="24"/>
     </w:rPr>
+  </w:style>
+</w:styles>
+</file>
+
+<file path=word/stylesWithEffects.xml><?xml version="1.0" encoding="utf-8"?>
+<w:styles xmlns:wpc="http://schemas.microsoft.com/office/word/2010/wordprocessingCanvas" xmlns:mc="http://schemas.openxmlformats.org/markup-compatibility/2006" xmlns:o="urn:schemas-microsoft-com:office:office" xmlns:r="http://schemas.openxmlformats.org/officeDocument/2006/relationships" xmlns:m="http://schemas.openxmlformats.org/officeDocument/2006/math" xmlns:v="urn:schemas-microsoft-com:vml" xmlns:wp14="http://schemas.microsoft.com/office/word/2010/wordprocessingDrawing" xmlns:wp="http://schemas.openxmlformats.org/drawingml/2006/wordprocessingDrawing" xmlns:w10="urn:schemas-microsoft-com:office:word" xmlns:w="http://schemas.openxmlformats.org/wordprocessingml/2006/main" xmlns:w14="http://schemas.microsoft.com/office/word/2010/wordml" xmlns:wpg="http://schemas.microsoft.com/office/word/2010/wordprocessingGroup" xmlns:wpi="http://schemas.microsoft.com/office/word/2010/wordprocessingInk" xmlns:wne="http://schemas.microsoft.com/office/word/2006/wordml" xmlns:wps="http://schemas.microsoft.com/office/word/2010/wordprocessingShape" mc:Ignorable="w14 wp14">
+  <w:docDefaults>
+    <w:rPrDefault>
+      <w:rPr>
+        <w:rFonts w:asciiTheme="minorHAnsi" w:eastAsiaTheme="minorEastAsia" w:hAnsiTheme="minorHAnsi" w:cstheme="minorBidi"/>
+        <w:sz w:val="22"/>
+        <w:szCs w:val="22"/>
+        <w:lang w:val="ru-RU" w:eastAsia="ru-RU" w:bidi="ar-SA"/>
+      </w:rPr>
+    </w:rPrDefault>
+    <w:pPrDefault>
+      <w:pPr>
+        <w:spacing w:after="200" w:line="276" w:lineRule="auto"/>
+      </w:pPr>
+    </w:pPrDefault>
+  </w:docDefaults>
+  <w:latentStyles w:defLockedState="0" w:defUIPriority="99" w:defSemiHidden="1" w:defUnhideWhenUsed="1" w:defQFormat="0" w:count="267">
+    <w:lsdException w:name="Normal" w:semiHidden="0" w:uiPriority="0" w:unhideWhenUsed="0" w:qFormat="1"/>
+    <w:lsdException w:name="heading 1" w:semiHidden="0" w:uiPriority="9" w:unhideWhenUsed="0" w:qFormat="1"/>
+    <w:lsdException w:name="heading 2" w:uiPriority="9" w:qFormat="1"/>
+    <w:lsdException w:name="heading 3" w:uiPriority="9" w:qFormat="1"/>
+    <w:lsdException w:name="heading 4" w:uiPriority="9" w:qFormat="1"/>
+    <w:lsdException w:name="heading 5" w:uiPriority="9" w:qFormat="1"/>
+    <w:lsdException w:name="heading 6" w:uiPriority="9" w:qFormat="1"/>
+    <w:lsdException w:name="heading 7" w:uiPriority="9" w:qFormat="1"/>
+    <w:lsdException w:name="heading 8" w:uiPriority="9" w:qFormat="1"/>
+    <w:lsdException w:name="heading 9" w:uiPriority="9" w:qFormat="1"/>
+    <w:lsdException w:name="toc 1" w:uiPriority="39"/>
+    <w:lsdException w:name="toc 2" w:uiPriority="39"/>
+    <w:lsdException w:name="toc 3" w:uiPriority="39"/>
+    <w:lsdException w:name="toc 4" w:uiPriority="39"/>
+    <w:lsdException w:name="toc 5" w:uiPriority="39"/>
+    <w:lsdException w:name="toc 6" w:uiPriority="39"/>
+    <w:lsdException w:name="toc 7" w:uiPriority="39"/>
+    <w:lsdException w:name="toc 8" w:uiPriority="39"/>
+    <w:lsdException w:name="toc 9" w:uiPriority="39"/>
+    <w:lsdException w:name="caption" w:uiPriority="35" w:qFormat="1"/>
+    <w:lsdException w:name="Title" w:semiHidden="0" w:uiPriority="10" w:unhideWhenUsed="0" w:qFormat="1"/>
+    <w:lsdException w:name="Default Paragraph Font" w:uiPriority="1"/>
+    <w:lsdException w:name="Subtitle" w:semiHidden="0" w:uiPriority="11" w:unhideWhenUsed="0" w:qFormat="1"/>
+    <w:lsdException w:name="Strong" w:semiHidden="0" w:uiPriority="22" w:unhideWhenUsed="0" w:qFormat="1"/>
+    <w:lsdException w:name="Emphasis" w:semiHidden="0" w:uiPriority="20" w:unhideWhenUsed="0" w:qFormat="1"/>
+    <w:lsdException w:name="Table Grid" w:semiHidden="0" w:uiPriority="59" w:unhideWhenUsed="0"/>
+    <w:lsdException w:name="Placeholder Text" w:unhideWhenUsed="0"/>
+    <w:lsdException w:name="No Spacing" w:semiHidden="0" w:uiPriority="1" w:unhideWhenUsed="0" w:qFormat="1"/>
+    <w:lsdException w:name="Light Shading" w:semiHidden="0" w:uiPriority="60" w:unhideWhenUsed="0"/>
+    <w:lsdException w:name="Light List" w:semiHidden="0" w:uiPriority="61" w:unhideWhenUsed="0"/>
+    <w:lsdException w:name="Light Grid" w:semiHidden="0" w:uiPriority="62" w:unhideWhenUsed="0"/>
+    <w:lsdException w:name="Medium Shading 1" w:semiHidden="0" w:uiPriority="63" w:unhideWhenUsed="0"/>
+    <w:lsdException w:name="Medium Shading 2" w:semiHidden="0" w:uiPriority="64" w:unhideWhenUsed="0"/>
+    <w:lsdException w:name="Medium List 1" w:semiHidden="0" w:uiPriority="65" w:unhideWhenUsed="0"/>
+    <w:lsdException w:name="Medium List 2" w:semiHidden="0" w:uiPriority="66" w:unhideWhenUsed="0"/>
+    <w:lsdException w:name="Medium Grid 1" w:semiHidden="0" w:uiPriority="67" w:unhideWhenUsed="0"/>
+    <w:lsdException w:name="Medium Grid 2" w:semiHidden="0" w:uiPriority="68" w:unhideWhenUsed="0"/>
+    <w:lsdException w:name="Medium Grid 3" w:semiHidden="0" w:uiPriority="69" w:unhideWhenUsed="0"/>
+    <w:lsdException w:name="Dark List" w:semiHidden="0" w:uiPriority="70" w:unhideWhenUsed="0"/>
+    <w:lsdException w:name="Colorful Shading" w:semiHidden="0" w:uiPriority="71" w:unhideWhenUsed="0"/>
+    <w:lsdException w:name="Colorful List" w:semiHidden="0" w:uiPriority="72" w:unhideWhenUsed="0"/>
+    <w:lsdException w:name="Colorful Grid" w:semiHidden="0" w:uiPriority="73" w:unhideWhenUsed="0"/>
+    <w:lsdException w:name="Light Shading Accent 1" w:semiHidden="0" w:uiPriority="60" w:unhideWhenUsed="0"/>
+    <w:lsdException w:name="Light List Accent 1" w:semiHidden="0" w:uiPriority="61" w:unhideWhenUsed="0"/>
+    <w:lsdException w:name="Light Grid Accent 1" w:semiHidden="0" w:uiPriority="62" w:unhideWhenUsed="0"/>
+    <w:lsdException w:name="Medium Shading 1 Accent 1" w:semiHidden="0" w:uiPriority="63" w:unhideWhenUsed="0"/>
+    <w:lsdException w:name="Medium Shading 2 Accent 1" w:semiHidden="0" w:uiPriority="64" w:unhideWhenUsed="0"/>
+    <w:lsdException w:name="Medium List 1 Accent 1" w:semiHidden="0" w:uiPriority="65" w:unhideWhenUsed="0"/>
+    <w:lsdException w:name="Revision" w:unhideWhenUsed="0"/>
+    <w:lsdException w:name="List Paragraph" w:semiHidden="0" w:uiPriority="34" w:unhideWhenUsed="0" w:qFormat="1"/>
+    <w:lsdException w:name="Quote" w:semiHidden="0" w:uiPriority="29" w:unhideWhenUsed="0" w:qFormat="1"/>
+    <w:lsdException w:name="Intense Quote" w:semiHidden="0" w:uiPriority="30" w:unhideWhenUsed="0" w:qFormat="1"/>
+    <w:lsdException w:name="Medium List 2 Accent 1" w:semiHidden="0" w:uiPriority="66" w:unhideWhenUsed="0"/>
+    <w:lsdException w:name="Medium Grid 1 Accent 1" w:semiHidden="0" w:uiPriority="67" w:unhideWhenUsed="0"/>
+    <w:lsdException w:name="Medium Grid 2 Accent 1" w:semiHidden="0" w:uiPriority="68" w:unhideWhenUsed="0"/>
+    <w:lsdException w:name="Medium Grid 3 Accent 1" w:semiHidden="0" w:uiPriority="69" w:unhideWhenUsed="0"/>
+    <w:lsdException w:name="Dark List Accent 1" w:semiHidden="0" w:uiPriority="70" w:unhideWhenUsed="0"/>
+    <w:lsdException w:name="Colorful Shading Accent 1" w:semiHidden="0" w:uiPriority="71" w:unhideWhenUsed="0"/>
+    <w:lsdException w:name="Colorful List Accent 1" w:semiHidden="0" w:uiPriority="72" w:unhideWhenUsed="0"/>
+    <w:lsdException w:name="Colorful Grid Accent 1" w:semiHidden="0" w:uiPriority="73" w:unhideWhenUsed="0"/>
+    <w:lsdException w:name="Light Shading Accent 2" w:semiHidden="0" w:uiPriority="60" w:unhideWhenUsed="0"/>
+    <w:lsdException w:name="Light List Accent 2" w:semiHidden="0" w:uiPriority="61" w:unhideWhenUsed="0"/>
+    <w:lsdException w:name="Light Grid Accent 2" w:semiHidden="0" w:uiPriority="62" w:unhideWhenUsed="0"/>
+    <w:lsdException w:name="Medium Shading 1 Accent 2" w:semiHidden="0" w:uiPriority="63" w:unhideWhenUsed="0"/>
+    <w:lsdException w:name="Medium Shading 2 Accent 2" w:semiHidden="0" w:uiPriority="64" w:unhideWhenUsed="0"/>
+    <w:lsdException w:name="Medium List 1 Accent 2" w:semiHidden="0" w:uiPriority="65" w:unhideWhenUsed="0"/>
+    <w:lsdException w:name="Medium List 2 Accent 2" w:semiHidden="0" w:uiPriority="66" w:unhideWhenUsed="0"/>
+    <w:lsdException w:name="Medium Grid 1 Accent 2" w:semiHidden="0" w:uiPriority="67" w:unhideWhenUsed="0"/>
+    <w:lsdException w:name="Medium Grid 2 Accent 2" w:semiHidden="0" w:uiPriority="68" w:unhideWhenUsed="0"/>
+    <w:lsdException w:name="Medium Grid 3 Accent 2" w:semiHidden="0" w:uiPriority="69" w:unhideWhenUsed="0"/>
+    <w:lsdException w:name="Dark List Accent 2" w:semiHidden="0" w:uiPriority="70" w:unhideWhenUsed="0"/>
+    <w:lsdException w:name="Colorful Shading Accent 2" w:semiHidden="0" w:uiPriority="71" w:unhideWhenUsed="0"/>
+    <w:lsdException w:name="Colorful List Accent 2" w:semiHidden="0" w:uiPriority="72" w:unhideWhenUsed="0"/>
+    <w:lsdException w:name="Colorful Grid Accent 2" w:semiHidden="0" w:uiPriority="73" w:unhideWhenUsed="0"/>
+    <w:lsdException w:name="Light Shading Accent 3" w:semiHidden="0" w:uiPriority="60" w:unhideWhenUsed="0"/>
+    <w:lsdException w:name="Light List Accent 3" w:semiHidden="0" w:uiPriority="61" w:unhideWhenUsed="0"/>
+    <w:lsdException w:name="Light Grid Accent 3" w:semiHidden="0" w:uiPriority="62" w:unhideWhenUsed="0"/>
+    <w:lsdException w:name="Medium Shading 1 Accent 3" w:semiHidden="0" w:uiPriority="63" w:unhideWhenUsed="0"/>
+    <w:lsdException w:name="Medium Shading 2 Accent 3" w:semiHidden="0" w:uiPriority="64" w:unhideWhenUsed="0"/>
+    <w:lsdException w:name="Medium List 1 Accent 3" w:semiHidden="0" w:uiPriority="65" w:unhideWhenUsed="0"/>
+    <w:lsdException w:name="Medium List 2 Accent 3" w:semiHidden="0" w:uiPriority="66" w:unhideWhenUsed="0"/>
+    <w:lsdException w:name="Medium Grid 1 Accent 3" w:semiHidden="0" w:uiPriority="67" w:unhideWhenUsed="0"/>
+    <w:lsdException w:name="Medium Grid 2 Accent 3" w:semiHidden="0" w:uiPriority="68" w:unhideWhenUsed="0"/>
+    <w:lsdException w:name="Medium Grid 3 Accent 3" w:semiHidden="0" w:uiPriority="69" w:unhideWhenUsed="0"/>
+    <w:lsdException w:name="Dark List Accent 3" w:semiHidden="0" w:uiPriority="70" w:unhideWhenUsed="0"/>
+    <w:lsdException w:name="Colorful Shading Accent 3" w:semiHidden="0" w:uiPriority="71" w:unhideWhenUsed="0"/>
+    <w:lsdException w:name="Colorful List Accent 3" w:semiHidden="0" w:uiPriority="72" w:unhideWhenUsed="0"/>
+    <w:lsdException w:name="Colorful Grid Accent 3" w:semiHidden="0" w:uiPriority="73" w:unhideWhenUsed="0"/>
+    <w:lsdException w:name="Light Shading Accent 4" w:semiHidden="0" w:uiPriority="60" w:unhideWhenUsed="0"/>
+    <w:lsdException w:name="Light List Accent 4" w:semiHidden="0" w:uiPriority="61" w:unhideWhenUsed="0"/>
+    <w:lsdException w:name="Light Grid Accent 4" w:semiHidden="0" w:uiPriority="62" w:unhideWhenUsed="0"/>
+    <w:lsdException w:name="Medium Shading 1 Accent 4" w:semiHidden="0" w:uiPriority="63" w:unhideWhenUsed="0"/>
+    <w:lsdException w:name="Medium Shading 2 Accent 4" w:semiHidden="0" w:uiPriority="64" w:unhideWhenUsed="0"/>
+    <w:lsdException w:name="Medium List 1 Accent 4" w:semiHidden="0" w:uiPriority="65" w:unhideWhenUsed="0"/>
+    <w:lsdException w:name="Medium List 2 Accent 4" w:semiHidden="0" w:uiPriority="66" w:unhideWhenUsed="0"/>
+    <w:lsdException w:name="Medium Grid 1 Accent 4" w:semiHidden="0" w:uiPriority="67" w:unhideWhenUsed="0"/>
+    <w:lsdException w:name="Medium Grid 2 Accent 4" w:semiHidden="0" w:uiPriority="68" w:unhideWhenUsed="0"/>
+    <w:lsdException w:name="Medium Grid 3 Accent 4" w:semiHidden="0" w:uiPriority="69" w:unhideWhenUsed="0"/>
+    <w:lsdException w:name="Dark List Accent 4" w:semiHidden="0" w:uiPriority="70" w:unhideWhenUsed="0"/>
+    <w:lsdException w:name="Colorful Shading Accent 4" w:semiHidden="0" w:uiPriority="71" w:unhideWhenUsed="0"/>
+    <w:lsdException w:name="Colorful List Accent 4" w:semiHidden="0" w:uiPriority="72" w:unhideWhenUsed="0"/>
+    <w:lsdException w:name="Colorful Grid Accent 4" w:semiHidden="0" w:uiPriority="73" w:unhideWhenUsed="0"/>
+    <w:lsdException w:name="Light Shading Accent 5" w:semiHidden="0" w:uiPriority="60" w:unhideWhenUsed="0"/>
+    <w:lsdException w:name="Light List Accent 5" w:semiHidden="0" w:uiPriority="61" w:unhideWhenUsed="0"/>
+    <w:lsdException w:name="Light Grid Accent 5" w:semiHidden="0" w:uiPriority="62" w:unhideWhenUsed="0"/>
+    <w:lsdException w:name="Medium Shading 1 Accent 5" w:semiHidden="0" w:uiPriority="63" w:unhideWhenUsed="0"/>
+    <w:lsdException w:name="Medium Shading 2 Accent 5" w:semiHidden="0" w:uiPriority="64" w:unhideWhenUsed="0"/>
+    <w:lsdException w:name="Medium List 1 Accent 5" w:semiHidden="0" w:uiPriority="65" w:unhideWhenUsed="0"/>
+    <w:lsdException w:name="Medium List 2 Accent 5" w:semiHidden="0" w:uiPriority="66" w:unhideWhenUsed="0"/>
+    <w:lsdException w:name="Medium Grid 1 Accent 5" w:semiHidden="0" w:uiPriority="67" w:unhideWhenUsed="0"/>
+    <w:lsdException w:name="Medium Grid 2 Accent 5" w:semiHidden="0" w:uiPriority="68" w:unhideWhenUsed="0"/>
+    <w:lsdException w:name="Medium Grid 3 Accent 5" w:semiHidden="0" w:uiPriority="69" w:unhideWhenUsed="0"/>
+    <w:lsdException w:name="Dark List Accent 5" w:semiHidden="0" w:uiPriority="70" w:unhideWhenUsed="0"/>
+    <w:lsdException w:name="Colorful Shading Accent 5" w:semiHidden="0" w:uiPriority="71" w:unhideWhenUsed="0"/>
+    <w:lsdException w:name="Colorful List Accent 5" w:semiHidden="0" w:uiPriority="72" w:unhideWhenUsed="0"/>
+    <w:lsdException w:name="Colorful Grid Accent 5" w:semiHidden="0" w:uiPriority="73" w:unhideWhenUsed="0"/>
+    <w:lsdException w:name="Light Shading Accent 6" w:semiHidden="0" w:uiPriority="60" w:unhideWhenUsed="0"/>
+    <w:lsdException w:name="Light List Accent 6" w:semiHidden="0" w:uiPriority="61" w:unhideWhenUsed="0"/>
+    <w:lsdException w:name="Light Grid Accent 6" w:semiHidden="0" w:uiPriority="62" w:unhideWhenUsed="0"/>
+    <w:lsdException w:name="Medium Shading 1 Accent 6" w:semiHidden="0" w:uiPriority="63" w:unhideWhenUsed="0"/>
+    <w:lsdException w:name="Medium Shading 2 Accent 6" w:semiHidden="0" w:uiPriority="64" w:unhideWhenUsed="0"/>
+    <w:lsdException w:name="Medium List 1 Accent 6" w:semiHidden="0" w:uiPriority="65" w:unhideWhenUsed="0"/>
+    <w:lsdException w:name="Medium List 2 Accent 6" w:semiHidden="0" w:uiPriority="66" w:unhideWhenUsed="0"/>
+    <w:lsdException w:name="Medium Grid 1 Accent 6" w:semiHidden="0" w:uiPriority="67" w:unhideWhenUsed="0"/>
+    <w:lsdException w:name="Medium Grid 2 Accent 6" w:semiHidden="0" w:uiPriority="68" w:unhideWhenUsed="0"/>
+    <w:lsdException w:name="Medium Grid 3 Accent 6" w:semiHidden="0" w:uiPriority="69" w:unhideWhenUsed="0"/>
+    <w:lsdException w:name="Dark List Accent 6" w:semiHidden="0" w:uiPriority="70" w:unhideWhenUsed="0"/>
+    <w:lsdException w:name="Colorful Shading Accent 6" w:semiHidden="0" w:uiPriority="71" w:unhideWhenUsed="0"/>
+    <w:lsdException w:name="Colorful List Accent 6" w:semiHidden="0" w:uiPriority="72" w:unhideWhenUsed="0"/>
+    <w:lsdException w:name="Colorful Grid Accent 6" w:semiHidden="0" w:uiPriority="73" w:unhideWhenUsed="0"/>
+    <w:lsdException w:name="Subtle Emphasis" w:semiHidden="0" w:uiPriority="19" w:unhideWhenUsed="0" w:qFormat="1"/>
+    <w:lsdException w:name="Intense Emphasis" w:semiHidden="0" w:uiPriority="21" w:unhideWhenUsed="0" w:qFormat="1"/>
+    <w:lsdException w:name="Subtle Reference" w:semiHidden="0" w:uiPriority="31" w:unhideWhenUsed="0" w:qFormat="1"/>
+    <w:lsdException w:name="Intense Reference" w:semiHidden="0" w:uiPriority="32" w:unhideWhenUsed="0" w:qFormat="1"/>
+    <w:lsdException w:name="Book Title" w:semiHidden="0" w:uiPriority="33" w:unhideWhenUsed="0" w:qFormat="1"/>
+    <w:lsdException w:name="Bibliography" w:uiPriority="37"/>
+    <w:lsdException w:name="TOC Heading" w:uiPriority="39" w:qFormat="1"/>
+  </w:latentStyles>
+  <w:style w:type="paragraph" w:default="1" w:styleId="a">
+    <w:name w:val="Normal"/>
+    <w:qFormat/>
+  </w:style>
+  <w:style w:type="character" w:default="1" w:styleId="a0">
+    <w:name w:val="Default Paragraph Font"/>
+    <w:uiPriority w:val="1"/>
+    <w:semiHidden/>
+    <w:unhideWhenUsed/>
+  </w:style>
+  <w:style w:type="table" w:default="1" w:styleId="a1">
+    <w:name w:val="Normal Table"/>
+    <w:uiPriority w:val="99"/>
+    <w:semiHidden/>
+    <w:unhideWhenUsed/>
+    <w:tblPr>
+      <w:tblInd w:w="0" w:type="dxa"/>
+      <w:tblCellMar>
+        <w:top w:w="0" w:type="dxa"/>
+        <w:left w:w="108" w:type="dxa"/>
+        <w:bottom w:w="0" w:type="dxa"/>
+        <w:right w:w="108" w:type="dxa"/>
+      </w:tblCellMar>
+    </w:tblPr>
+  </w:style>
+  <w:style w:type="numbering" w:default="1" w:styleId="a2">
+    <w:name w:val="No List"/>
+    <w:uiPriority w:val="99"/>
+    <w:semiHidden/>
+    <w:unhideWhenUsed/>
   </w:style>
 </w:styles>
 </file>
